--- a/6-过程管理/流程制度规范类文件/060104-事件管理制度.docx
+++ b/6-过程管理/流程制度规范类文件/060104-事件管理制度.docx
@@ -1,7 +1,6 @@
 
 <file path=word/document.xml><?xml version="1.0" encoding="utf-8"?>
-<w:document xmlns:wpc="http://schemas.microsoft.com/office/word/2010/wordprocessingCanvas" xmlns:mc="http://schemas.openxmlformats.org/markup-compatibility/2006" xmlns:o="urn:schemas-microsoft-com:office:office" xmlns:r="http://schemas.openxmlformats.org/officeDocument/2006/relationships" xmlns:m="http://schemas.openxmlformats.org/officeDocument/2006/math" xmlns:v="urn:schemas-microsoft-com:vml" xmlns:wp14="http://schemas.microsoft.com/office/word/2010/wordprocessingDrawing" xmlns:wp="http://schemas.openxmlformats.org/drawingml/2006/wordprocessingDrawing" xmlns:w10="urn:schemas-microsoft-com:office:word" xmlns:w="http://schemas.openxmlformats.org/wordprocessingml/2006/main" xmlns:w14="http://schemas.microsoft.com/office/word/2010/wordml" xmlns:w15="http://schemas.microsoft.com/office/word/2012/wordml" xmlns:wne="http://schemas.microsoft.com/office/word/2006/wordml" xmlns:wpg="http://schemas.microsoft.com/office/word/2010/wordprocessingGroup" xmlns:wpi="http://schemas.microsoft.com/office/word/2010/wordprocessingInk" xmlns:wps="http://schemas.microsoft.com/office/word/2010/wordprocessingShape" mc:Ignorable="w14 w15 wp14">
-  <!-- Generated by Aspose.Words for .NET 13.3.0.1 -->
+<w:document xmlns:wpc="http://schemas.microsoft.com/office/word/2010/wordprocessingCanvas" xmlns:mc="http://schemas.openxmlformats.org/markup-compatibility/2006" xmlns:o="urn:schemas-microsoft-com:office:office" xmlns:r="http://schemas.openxmlformats.org/officeDocument/2006/relationships" xmlns:m="http://schemas.openxmlformats.org/officeDocument/2006/math" xmlns:v="urn:schemas-microsoft-com:vml" xmlns:wp14="http://schemas.microsoft.com/office/word/2010/wordprocessingDrawing" xmlns:wp="http://schemas.openxmlformats.org/drawingml/2006/wordprocessingDrawing" xmlns:w="http://schemas.openxmlformats.org/wordprocessingml/2006/main" xmlns:w14="http://schemas.microsoft.com/office/word/2010/wordml" xmlns:w10="urn:schemas-microsoft-com:office:word" xmlns:w15="http://schemas.microsoft.com/office/word/2012/wordml" xmlns:wpg="http://schemas.microsoft.com/office/word/2010/wordprocessingGroup" xmlns:wpi="http://schemas.microsoft.com/office/word/2010/wordprocessingInk" xmlns:wne="http://schemas.microsoft.com/office/word/2006/wordml" xmlns:wps="http://schemas.microsoft.com/office/word/2010/wordprocessingShape" xmlns:wpsCustomData="http://www.wps.cn/officeDocument/2013/wpsCustomData" mc:Ignorable="w14 w15 wp14">
   <w:body>
     <w:p>
       <w:pPr>
@@ -15,7 +14,7 @@
         <w:spacing w:before="78" w:line="219" w:lineRule="auto"/>
         <w:ind w:left="25"/>
         <w:rPr>
-          <w:rFonts w:ascii="宋体" w:eastAsia="宋体" w:hAnsi="宋体" w:cs="宋体" w:hint="default"/>
+          <w:rFonts w:hint="default" w:ascii="宋体" w:hAnsi="宋体" w:eastAsia="宋体" w:cs="宋体"/>
           <w:sz w:val="24"/>
           <w:szCs w:val="24"/>
           <w:lang w:val="en-US" w:eastAsia="zh-CN"/>
@@ -23,7 +22,7 @@
       </w:pPr>
       <w:r>
         <w:rPr>
-          <w:rFonts w:ascii="宋体" w:eastAsia="宋体" w:hAnsi="宋体" w:cs="宋体"/>
+          <w:rFonts w:ascii="宋体" w:hAnsi="宋体" w:eastAsia="宋体" w:cs="宋体"/>
           <w:b/>
           <w:bCs/>
           <w:spacing w:val="-3"/>
@@ -34,7 +33,7 @@
       </w:r>
       <w:r>
         <w:rPr>
-          <w:rFonts w:ascii="宋体" w:eastAsia="宋体" w:hAnsi="宋体" w:cs="宋体" w:hint="eastAsia"/>
+          <w:rFonts w:hint="eastAsia" w:ascii="宋体" w:hAnsi="宋体" w:eastAsia="宋体" w:cs="宋体"/>
           <w:b/>
           <w:bCs/>
           <w:spacing w:val="-3"/>
@@ -46,7 +45,7 @@
       </w:r>
       <w:r>
         <w:rPr>
-          <w:rFonts w:ascii="宋体" w:eastAsia="宋体" w:hAnsi="宋体" w:cs="宋体"/>
+          <w:rFonts w:ascii="宋体" w:hAnsi="宋体" w:eastAsia="宋体" w:cs="宋体"/>
           <w:b/>
           <w:bCs/>
           <w:spacing w:val="-3"/>
@@ -57,7 +56,7 @@
       </w:r>
       <w:r>
         <w:rPr>
-          <w:rFonts w:ascii="宋体" w:eastAsia="宋体" w:hAnsi="宋体" w:cs="宋体" w:hint="eastAsia"/>
+          <w:rFonts w:hint="eastAsia" w:ascii="宋体" w:hAnsi="宋体" w:eastAsia="宋体" w:cs="宋体"/>
           <w:b/>
           <w:bCs/>
           <w:spacing w:val="-3"/>
@@ -87,14 +86,14 @@
         <w:ind w:left="23"/>
         <w:textAlignment w:val="auto"/>
         <w:rPr>
-          <w:rFonts w:ascii="宋体" w:eastAsia="宋体" w:hAnsi="宋体" w:cs="宋体"/>
+          <w:rFonts w:ascii="宋体" w:hAnsi="宋体" w:eastAsia="宋体" w:cs="宋体"/>
           <w:sz w:val="24"/>
           <w:szCs w:val="24"/>
         </w:rPr>
       </w:pPr>
       <w:r>
         <w:rPr>
-          <w:rFonts w:ascii="宋体" w:eastAsia="宋体" w:hAnsi="宋体" w:cs="宋体"/>
+          <w:rFonts w:ascii="宋体" w:hAnsi="宋体" w:eastAsia="宋体" w:cs="宋体"/>
           <w:b/>
           <w:bCs/>
           <w:spacing w:val="240"/>
@@ -106,7 +105,7 @@
       </w:r>
       <w:r>
         <w:rPr>
-          <w:rFonts w:ascii="宋体" w:eastAsia="宋体" w:hAnsi="宋体" w:cs="宋体"/>
+          <w:rFonts w:ascii="宋体" w:hAnsi="宋体" w:eastAsia="宋体" w:cs="宋体"/>
           <w:b/>
           <w:bCs/>
           <w:spacing w:val="0"/>
@@ -118,7 +117,7 @@
       </w:r>
       <w:r>
         <w:rPr>
-          <w:rFonts w:ascii="宋体" w:eastAsia="宋体" w:hAnsi="宋体" w:cs="宋体"/>
+          <w:rFonts w:ascii="宋体" w:hAnsi="宋体" w:eastAsia="宋体" w:cs="宋体"/>
           <w:b/>
           <w:bCs/>
           <w:spacing w:val="-5"/>
@@ -130,7 +129,7 @@
     </w:p>
     <w:p>
       <w:pPr>
-        <w:pStyle w:val="a"/>
+        <w:pStyle w:val="24"/>
         <w:keepNext w:val="0"/>
         <w:keepLines w:val="0"/>
         <w:pageBreakBefore w:val="0"/>
@@ -151,7 +150,7 @@
     </w:p>
     <w:p>
       <w:pPr>
-        <w:pStyle w:val="a0"/>
+        <w:pStyle w:val="25"/>
         <w:keepNext w:val="0"/>
         <w:keepLines w:val="0"/>
         <w:pageBreakBefore w:val="0"/>
@@ -176,17 +175,18 @@
     </w:p>
     <w:tbl>
       <w:tblPr>
-        <w:tblStyle w:val="TableGrid"/>
+        <w:tblStyle w:val="21"/>
         <w:tblW w:w="0" w:type="auto"/>
         <w:tblInd w:w="2443" w:type="dxa"/>
         <w:tblBorders>
-          <w:top w:val="nil"/>
-          <w:left w:val="nil"/>
-          <w:bottom w:val="nil"/>
-          <w:right w:val="nil"/>
-          <w:insideH w:val="nil"/>
-          <w:insideV w:val="nil"/>
+          <w:top w:val="none" w:color="auto" w:sz="0" w:space="0"/>
+          <w:left w:val="none" w:color="auto" w:sz="0" w:space="0"/>
+          <w:bottom w:val="none" w:color="auto" w:sz="0" w:space="0"/>
+          <w:right w:val="none" w:color="auto" w:sz="0" w:space="0"/>
+          <w:insideH w:val="none" w:color="auto" w:sz="0" w:space="0"/>
+          <w:insideV w:val="none" w:color="auto" w:sz="0" w:space="0"/>
         </w:tblBorders>
+        <w:tblLayout w:type="autofit"/>
         <w:tblCellMar>
           <w:top w:w="0" w:type="dxa"/>
           <w:left w:w="108" w:type="dxa"/>
@@ -200,15 +200,13 @@
       </w:tblGrid>
       <w:tr>
         <w:tblPrEx>
-          <w:tblW w:w="0" w:type="auto"/>
-          <w:tblInd w:w="2443" w:type="dxa"/>
           <w:tblBorders>
-            <w:top w:val="nil"/>
-            <w:left w:val="nil"/>
-            <w:bottom w:val="nil"/>
-            <w:right w:val="nil"/>
-            <w:insideH w:val="nil"/>
-            <w:insideV w:val="nil"/>
+            <w:top w:val="none" w:color="auto" w:sz="0" w:space="0"/>
+            <w:left w:val="none" w:color="auto" w:sz="0" w:space="0"/>
+            <w:bottom w:val="none" w:color="auto" w:sz="0" w:space="0"/>
+            <w:right w:val="none" w:color="auto" w:sz="0" w:space="0"/>
+            <w:insideH w:val="none" w:color="auto" w:sz="0" w:space="0"/>
+            <w:insideV w:val="none" w:color="auto" w:sz="0" w:space="0"/>
           </w:tblBorders>
           <w:tblCellMar>
             <w:top w:w="0" w:type="dxa"/>
@@ -218,7 +216,7 @@
           </w:tblCellMar>
         </w:tblPrEx>
         <w:trPr>
-          <w:trHeight w:val="810"/>
+          <w:trHeight w:val="810" w:hRule="atLeast"/>
         </w:trPr>
         <w:tc>
           <w:tcPr>
@@ -249,7 +247,7 @@
             </w:r>
             <w:r>
               <w:rPr>
-                <w:rFonts w:asciiTheme="minorAscii" w:eastAsiaTheme="minorEastAsia" w:hAnsiTheme="minorAscii" w:hint="default"/>
+                <w:rFonts w:hint="default" w:asciiTheme="minorAscii" w:hAnsiTheme="minorAscii" w:eastAsiaTheme="minorEastAsia"/>
                 <w:spacing w:val="227"/>
                 <w:sz w:val="21"/>
                 <w:vertAlign w:val="baseline"/>
@@ -297,7 +295,7 @@
             </w:r>
             <w:r>
               <w:rPr>
-                <w:rFonts w:asciiTheme="minorAscii" w:eastAsiaTheme="minorEastAsia" w:hAnsiTheme="minorAscii" w:hint="eastAsia"/>
+                <w:rFonts w:hint="eastAsia" w:asciiTheme="minorAscii" w:hAnsiTheme="minorAscii" w:eastAsiaTheme="minorEastAsia"/>
                 <w:spacing w:val="227"/>
                 <w:sz w:val="21"/>
                 <w:vertAlign w:val="baseline"/>
@@ -319,8 +317,14 @@
       </w:tr>
       <w:tr>
         <w:tblPrEx>
-          <w:tblW w:w="0" w:type="auto"/>
-          <w:tblInd w:w="2443" w:type="dxa"/>
+          <w:tblBorders>
+            <w:top w:val="none" w:color="auto" w:sz="0" w:space="0"/>
+            <w:left w:val="none" w:color="auto" w:sz="0" w:space="0"/>
+            <w:bottom w:val="none" w:color="auto" w:sz="0" w:space="0"/>
+            <w:right w:val="none" w:color="auto" w:sz="0" w:space="0"/>
+            <w:insideH w:val="none" w:color="auto" w:sz="0" w:space="0"/>
+            <w:insideV w:val="none" w:color="auto" w:sz="0" w:space="0"/>
+          </w:tblBorders>
           <w:tblCellMar>
             <w:top w:w="0" w:type="dxa"/>
             <w:left w:w="108" w:type="dxa"/>
@@ -329,7 +333,7 @@
           </w:tblCellMar>
         </w:tblPrEx>
         <w:trPr>
-          <w:trHeight w:val="810"/>
+          <w:trHeight w:val="810" w:hRule="atLeast"/>
         </w:trPr>
         <w:tc>
           <w:tcPr>
@@ -346,7 +350,7 @@
               <w:overflowPunct/>
               <w:bidi w:val="0"/>
               <w:rPr>
-                <w:rFonts w:ascii="Arial" w:eastAsia="Arial" w:hAnsi="Arial" w:cs="Arial" w:hint="eastAsia"/>
+                <w:rFonts w:hint="eastAsia" w:ascii="Arial" w:hAnsi="Arial" w:eastAsia="Arial" w:cs="Arial"/>
                 <w:snapToGrid w:val="0"/>
                 <w:color w:val="000000"/>
                 <w:kern w:val="0"/>
@@ -366,7 +370,7 @@
             </w:r>
             <w:r>
               <w:rPr>
-                <w:rFonts w:asciiTheme="minorAscii" w:eastAsiaTheme="minorEastAsia" w:hAnsiTheme="minorAscii" w:hint="default"/>
+                <w:rFonts w:hint="default" w:asciiTheme="minorAscii" w:hAnsiTheme="minorAscii" w:eastAsiaTheme="minorEastAsia"/>
                 <w:spacing w:val="227"/>
                 <w:sz w:val="21"/>
                 <w:vertAlign w:val="baseline"/>
@@ -399,7 +403,7 @@
               <w:overflowPunct/>
               <w:bidi w:val="0"/>
               <w:rPr>
-                <w:rFonts w:ascii="Arial" w:eastAsia="Arial" w:hAnsi="Arial" w:cs="Arial" w:hint="eastAsia"/>
+                <w:rFonts w:hint="eastAsia" w:ascii="Arial" w:hAnsi="Arial" w:eastAsia="Arial" w:cs="Arial"/>
                 <w:snapToGrid w:val="0"/>
                 <w:color w:val="000000"/>
                 <w:kern w:val="0"/>
@@ -415,26 +419,21 @@
                 <w:vertAlign w:val="baseline"/>
                 <w:lang w:val="en-US" w:eastAsia="zh-CN"/>
               </w:rPr>
-              <w:t>编</w:t>
+              <w:t>审核</w:t>
             </w:r>
-            <w:r>
-              <w:rPr>
-                <w:rFonts w:hint="eastAsia"/>
-                <w:lang w:val="en-US" w:eastAsia="zh-CN"/>
-              </w:rPr>
-              <w:t>常海霞</w:t>
-            </w:r>
+            <w:bookmarkStart w:id="38" w:name="_GoBack"/>
+            <w:bookmarkEnd w:id="38"/>
             <w:r>
               <w:rPr>
                 <w:rFonts w:hint="eastAsia"/>
                 <w:vertAlign w:val="baseline"/>
                 <w:lang w:val="en-US" w:eastAsia="zh-CN"/>
               </w:rPr>
-              <w:t>制时间</w:t>
+              <w:t>时间</w:t>
             </w:r>
             <w:r>
               <w:rPr>
-                <w:rFonts w:asciiTheme="minorAscii" w:eastAsiaTheme="minorEastAsia" w:hAnsiTheme="minorAscii" w:hint="eastAsia"/>
+                <w:rFonts w:hint="eastAsia" w:asciiTheme="minorAscii" w:hAnsiTheme="minorAscii" w:eastAsiaTheme="minorEastAsia"/>
                 <w:spacing w:val="227"/>
                 <w:sz w:val="21"/>
                 <w:vertAlign w:val="baseline"/>
@@ -456,8 +455,14 @@
       </w:tr>
       <w:tr>
         <w:tblPrEx>
-          <w:tblW w:w="0" w:type="auto"/>
-          <w:tblInd w:w="2443" w:type="dxa"/>
+          <w:tblBorders>
+            <w:top w:val="none" w:color="auto" w:sz="0" w:space="0"/>
+            <w:left w:val="none" w:color="auto" w:sz="0" w:space="0"/>
+            <w:bottom w:val="none" w:color="auto" w:sz="0" w:space="0"/>
+            <w:right w:val="none" w:color="auto" w:sz="0" w:space="0"/>
+            <w:insideH w:val="none" w:color="auto" w:sz="0" w:space="0"/>
+            <w:insideV w:val="none" w:color="auto" w:sz="0" w:space="0"/>
+          </w:tblBorders>
           <w:tblCellMar>
             <w:top w:w="0" w:type="dxa"/>
             <w:left w:w="108" w:type="dxa"/>
@@ -466,7 +471,7 @@
           </w:tblCellMar>
         </w:tblPrEx>
         <w:trPr>
-          <w:trHeight w:val="635"/>
+          <w:trHeight w:val="635" w:hRule="atLeast"/>
         </w:trPr>
         <w:tc>
           <w:tcPr>
@@ -497,7 +502,7 @@
             </w:r>
             <w:r>
               <w:rPr>
-                <w:rFonts w:asciiTheme="minorAscii" w:eastAsiaTheme="minorEastAsia" w:hAnsiTheme="minorAscii" w:hint="eastAsia"/>
+                <w:rFonts w:hint="eastAsia" w:asciiTheme="minorAscii" w:hAnsiTheme="minorAscii" w:eastAsiaTheme="minorEastAsia"/>
                 <w:spacing w:val="227"/>
                 <w:sz w:val="21"/>
                 <w:vertAlign w:val="baseline"/>
@@ -544,7 +549,7 @@
             </w:r>
             <w:r>
               <w:rPr>
-                <w:rFonts w:asciiTheme="minorAscii" w:eastAsiaTheme="minorEastAsia" w:hAnsiTheme="minorAscii" w:hint="eastAsia"/>
+                <w:rFonts w:hint="eastAsia" w:asciiTheme="minorAscii" w:hAnsiTheme="minorAscii" w:eastAsiaTheme="minorEastAsia"/>
                 <w:spacing w:val="227"/>
                 <w:sz w:val="21"/>
                 <w:vertAlign w:val="baseline"/>
@@ -591,14 +596,14 @@
         <w:spacing w:before="153" w:line="225" w:lineRule="auto"/>
         <w:ind w:left="3634"/>
         <w:rPr>
-          <w:rFonts w:ascii="宋体" w:eastAsia="宋体" w:hAnsi="宋体" w:cs="宋体"/>
+          <w:rFonts w:ascii="宋体" w:hAnsi="宋体" w:eastAsia="宋体" w:cs="宋体"/>
           <w:sz w:val="31"/>
           <w:szCs w:val="31"/>
         </w:rPr>
       </w:pPr>
       <w:r>
         <w:rPr>
-          <w:rFonts w:ascii="宋体" w:eastAsia="宋体" w:hAnsi="宋体" w:cs="宋体"/>
+          <w:rFonts w:ascii="宋体" w:hAnsi="宋体" w:eastAsia="宋体" w:cs="宋体"/>
           <w:b/>
           <w:bCs/>
           <w:spacing w:val="4"/>
@@ -610,16 +615,16 @@
     </w:p>
     <w:tbl>
       <w:tblPr>
-        <w:tblStyle w:val="TableNormal0"/>
+        <w:tblStyle w:val="26"/>
         <w:tblW w:w="8301" w:type="dxa"/>
         <w:tblInd w:w="2" w:type="dxa"/>
         <w:tblBorders>
-          <w:top w:val="single" w:sz="2" w:space="0" w:color="000000"/>
-          <w:left w:val="single" w:sz="2" w:space="0" w:color="000000"/>
-          <w:bottom w:val="single" w:sz="2" w:space="0" w:color="000000"/>
-          <w:right w:val="single" w:sz="2" w:space="0" w:color="000000"/>
-          <w:insideH w:val="single" w:sz="2" w:space="0" w:color="000000"/>
-          <w:insideV w:val="single" w:sz="2" w:space="0" w:color="000000"/>
+          <w:top w:val="single" w:color="000000" w:sz="2" w:space="0"/>
+          <w:left w:val="single" w:color="000000" w:sz="2" w:space="0"/>
+          <w:bottom w:val="single" w:color="000000" w:sz="2" w:space="0"/>
+          <w:right w:val="single" w:color="000000" w:sz="2" w:space="0"/>
+          <w:insideH w:val="single" w:color="000000" w:sz="2" w:space="0"/>
+          <w:insideV w:val="single" w:color="000000" w:sz="2" w:space="0"/>
         </w:tblBorders>
         <w:tblLayout w:type="fixed"/>
         <w:tblCellMar>
@@ -639,17 +644,14 @@
       </w:tblGrid>
       <w:tr>
         <w:tblPrEx>
-          <w:tblW w:w="8301" w:type="dxa"/>
-          <w:tblInd w:w="2" w:type="dxa"/>
           <w:tblBorders>
-            <w:top w:val="single" w:sz="2" w:space="0" w:color="000000"/>
-            <w:left w:val="single" w:sz="2" w:space="0" w:color="000000"/>
-            <w:bottom w:val="single" w:sz="2" w:space="0" w:color="000000"/>
-            <w:right w:val="single" w:sz="2" w:space="0" w:color="000000"/>
-            <w:insideH w:val="single" w:sz="2" w:space="0" w:color="000000"/>
-            <w:insideV w:val="single" w:sz="2" w:space="0" w:color="000000"/>
+            <w:top w:val="single" w:color="000000" w:sz="2" w:space="0"/>
+            <w:left w:val="single" w:color="000000" w:sz="2" w:space="0"/>
+            <w:bottom w:val="single" w:color="000000" w:sz="2" w:space="0"/>
+            <w:right w:val="single" w:color="000000" w:sz="2" w:space="0"/>
+            <w:insideH w:val="single" w:color="000000" w:sz="2" w:space="0"/>
+            <w:insideV w:val="single" w:color="000000" w:sz="2" w:space="0"/>
           </w:tblBorders>
-          <w:tblLayout w:type="fixed"/>
           <w:tblCellMar>
             <w:top w:w="0" w:type="dxa"/>
             <w:left w:w="0" w:type="dxa"/>
@@ -658,7 +660,7 @@
           </w:tblCellMar>
         </w:tblPrEx>
         <w:trPr>
-          <w:trHeight w:val="593"/>
+          <w:trHeight w:val="593" w:hRule="atLeast"/>
         </w:trPr>
         <w:tc>
           <w:tcPr>
@@ -676,14 +678,14 @@
               <w:spacing w:before="176" w:line="228" w:lineRule="auto"/>
               <w:ind w:left="607"/>
               <w:rPr>
-                <w:rFonts w:ascii="宋体" w:eastAsia="宋体" w:hAnsi="宋体" w:cs="宋体"/>
+                <w:rFonts w:ascii="宋体" w:hAnsi="宋体" w:eastAsia="宋体" w:cs="宋体"/>
                 <w:sz w:val="20"/>
                 <w:szCs w:val="20"/>
               </w:rPr>
             </w:pPr>
             <w:r>
               <w:rPr>
-                <w:rFonts w:ascii="宋体" w:eastAsia="宋体" w:hAnsi="宋体" w:cs="宋体"/>
+                <w:rFonts w:ascii="宋体" w:hAnsi="宋体" w:eastAsia="宋体" w:cs="宋体"/>
                 <w:spacing w:val="-14"/>
                 <w:sz w:val="20"/>
                 <w:szCs w:val="20"/>
@@ -708,14 +710,14 @@
               <w:spacing w:before="175" w:line="227" w:lineRule="auto"/>
               <w:ind w:left="253"/>
               <w:rPr>
-                <w:rFonts w:ascii="宋体" w:eastAsia="宋体" w:hAnsi="宋体" w:cs="宋体"/>
+                <w:rFonts w:ascii="宋体" w:hAnsi="宋体" w:eastAsia="宋体" w:cs="宋体"/>
                 <w:sz w:val="20"/>
                 <w:szCs w:val="20"/>
               </w:rPr>
             </w:pPr>
             <w:r>
               <w:rPr>
-                <w:rFonts w:ascii="宋体" w:eastAsia="宋体" w:hAnsi="宋体" w:cs="宋体"/>
+                <w:rFonts w:ascii="宋体" w:hAnsi="宋体" w:eastAsia="宋体" w:cs="宋体"/>
                 <w:spacing w:val="4"/>
                 <w:sz w:val="20"/>
                 <w:szCs w:val="20"/>
@@ -740,14 +742,14 @@
               <w:spacing w:before="175" w:line="228" w:lineRule="auto"/>
               <w:ind w:left="730"/>
               <w:rPr>
-                <w:rFonts w:ascii="宋体" w:eastAsia="宋体" w:hAnsi="宋体" w:cs="宋体"/>
+                <w:rFonts w:ascii="宋体" w:hAnsi="宋体" w:eastAsia="宋体" w:cs="宋体"/>
                 <w:sz w:val="20"/>
                 <w:szCs w:val="20"/>
               </w:rPr>
             </w:pPr>
             <w:r>
               <w:rPr>
-                <w:rFonts w:ascii="宋体" w:eastAsia="宋体" w:hAnsi="宋体" w:cs="宋体"/>
+                <w:rFonts w:ascii="宋体" w:hAnsi="宋体" w:eastAsia="宋体" w:cs="宋体"/>
                 <w:spacing w:val="7"/>
                 <w:sz w:val="20"/>
                 <w:szCs w:val="20"/>
@@ -772,14 +774,14 @@
               <w:spacing w:before="175" w:line="228" w:lineRule="auto"/>
               <w:ind w:left="310"/>
               <w:rPr>
-                <w:rFonts w:ascii="宋体" w:eastAsia="宋体" w:hAnsi="宋体" w:cs="宋体"/>
+                <w:rFonts w:ascii="宋体" w:hAnsi="宋体" w:eastAsia="宋体" w:cs="宋体"/>
                 <w:sz w:val="20"/>
                 <w:szCs w:val="20"/>
               </w:rPr>
             </w:pPr>
             <w:r>
               <w:rPr>
-                <w:rFonts w:ascii="宋体" w:eastAsia="宋体" w:hAnsi="宋体" w:cs="宋体"/>
+                <w:rFonts w:ascii="宋体" w:hAnsi="宋体" w:eastAsia="宋体" w:cs="宋体"/>
                 <w:spacing w:val="6"/>
                 <w:sz w:val="20"/>
                 <w:szCs w:val="20"/>
@@ -804,7 +806,7 @@
               <w:spacing w:before="175" w:line="228" w:lineRule="auto"/>
               <w:ind w:left="310"/>
               <w:rPr>
-                <w:rFonts w:ascii="宋体" w:eastAsia="宋体" w:hAnsi="宋体" w:cs="宋体" w:hint="eastAsia"/>
+                <w:rFonts w:hint="eastAsia" w:ascii="宋体" w:hAnsi="宋体" w:eastAsia="宋体" w:cs="宋体"/>
                 <w:spacing w:val="6"/>
                 <w:sz w:val="20"/>
                 <w:szCs w:val="20"/>
@@ -813,7 +815,7 @@
             </w:pPr>
             <w:r>
               <w:rPr>
-                <w:rFonts w:ascii="宋体" w:eastAsia="宋体" w:hAnsi="宋体" w:cs="宋体" w:hint="eastAsia"/>
+                <w:rFonts w:hint="eastAsia" w:ascii="宋体" w:hAnsi="宋体" w:eastAsia="宋体" w:cs="宋体"/>
                 <w:spacing w:val="6"/>
                 <w:sz w:val="20"/>
                 <w:szCs w:val="20"/>
@@ -839,14 +841,14 @@
               <w:spacing w:before="176" w:line="229" w:lineRule="auto"/>
               <w:ind w:left="311"/>
               <w:rPr>
-                <w:rFonts w:ascii="宋体" w:eastAsia="宋体" w:hAnsi="宋体" w:cs="宋体"/>
+                <w:rFonts w:ascii="宋体" w:hAnsi="宋体" w:eastAsia="宋体" w:cs="宋体"/>
                 <w:sz w:val="20"/>
                 <w:szCs w:val="20"/>
               </w:rPr>
             </w:pPr>
             <w:r>
               <w:rPr>
-                <w:rFonts w:ascii="宋体" w:eastAsia="宋体" w:hAnsi="宋体" w:cs="宋体"/>
+                <w:rFonts w:ascii="宋体" w:hAnsi="宋体" w:eastAsia="宋体" w:cs="宋体"/>
                 <w:spacing w:val="7"/>
                 <w:sz w:val="20"/>
                 <w:szCs w:val="20"/>
@@ -858,9 +860,14 @@
       </w:tr>
       <w:tr>
         <w:tblPrEx>
-          <w:tblW w:w="8301" w:type="dxa"/>
-          <w:tblInd w:w="2" w:type="dxa"/>
-          <w:tblLayout w:type="fixed"/>
+          <w:tblBorders>
+            <w:top w:val="single" w:color="000000" w:sz="2" w:space="0"/>
+            <w:left w:val="single" w:color="000000" w:sz="2" w:space="0"/>
+            <w:bottom w:val="single" w:color="000000" w:sz="2" w:space="0"/>
+            <w:right w:val="single" w:color="000000" w:sz="2" w:space="0"/>
+            <w:insideH w:val="single" w:color="000000" w:sz="2" w:space="0"/>
+            <w:insideV w:val="single" w:color="000000" w:sz="2" w:space="0"/>
+          </w:tblBorders>
           <w:tblCellMar>
             <w:top w:w="0" w:type="dxa"/>
             <w:left w:w="0" w:type="dxa"/>
@@ -869,7 +876,7 @@
           </w:tblCellMar>
         </w:tblPrEx>
         <w:trPr>
-          <w:trHeight w:val="556"/>
+          <w:trHeight w:val="556" w:hRule="atLeast"/>
         </w:trPr>
         <w:tc>
           <w:tcPr>
@@ -887,14 +894,14 @@
               <w:spacing w:before="173" w:line="267" w:lineRule="exact"/>
               <w:ind w:left="260"/>
               <w:rPr>
-                <w:rFonts w:ascii="宋体" w:eastAsia="宋体" w:hAnsi="宋体" w:cs="宋体"/>
+                <w:rFonts w:ascii="宋体" w:hAnsi="宋体" w:eastAsia="宋体" w:cs="宋体"/>
                 <w:sz w:val="20"/>
                 <w:szCs w:val="20"/>
               </w:rPr>
             </w:pPr>
             <w:r>
               <w:rPr>
-                <w:rFonts w:ascii="宋体" w:eastAsia="宋体" w:hAnsi="宋体" w:cs="宋体"/>
+                <w:rFonts w:ascii="宋体" w:hAnsi="宋体" w:eastAsia="宋体" w:cs="宋体"/>
                 <w:spacing w:val="3"/>
                 <w:position w:val="1"/>
                 <w:sz w:val="20"/>
@@ -920,14 +927,14 @@
               <w:spacing w:before="173" w:line="267" w:lineRule="exact"/>
               <w:ind w:left="248"/>
               <w:rPr>
-                <w:rFonts w:ascii="宋体" w:eastAsia="宋体" w:hAnsi="宋体" w:cs="宋体"/>
+                <w:rFonts w:ascii="宋体" w:hAnsi="宋体" w:eastAsia="宋体" w:cs="宋体"/>
                 <w:sz w:val="20"/>
                 <w:szCs w:val="20"/>
               </w:rPr>
             </w:pPr>
             <w:r>
               <w:rPr>
-                <w:rFonts w:ascii="宋体" w:eastAsia="宋体" w:hAnsi="宋体" w:cs="宋体"/>
+                <w:rFonts w:ascii="宋体" w:hAnsi="宋体" w:eastAsia="宋体" w:cs="宋体"/>
                 <w:spacing w:val="4"/>
                 <w:position w:val="1"/>
                 <w:sz w:val="20"/>
@@ -954,14 +961,14 @@
               <w:ind w:left="114"/>
               <w:jc w:val="center"/>
               <w:rPr>
-                <w:rFonts w:ascii="宋体" w:eastAsia="宋体" w:hAnsi="宋体" w:cs="宋体"/>
+                <w:rFonts w:ascii="宋体" w:hAnsi="宋体" w:eastAsia="宋体" w:cs="宋体"/>
                 <w:sz w:val="20"/>
                 <w:szCs w:val="20"/>
               </w:rPr>
             </w:pPr>
             <w:r>
               <w:rPr>
-                <w:rFonts w:ascii="宋体" w:eastAsia="宋体" w:hAnsi="宋体" w:cs="宋体"/>
+                <w:rFonts w:ascii="宋体" w:hAnsi="宋体" w:eastAsia="宋体" w:cs="宋体"/>
                 <w:spacing w:val="7"/>
                 <w:sz w:val="20"/>
                 <w:szCs w:val="20"/>
@@ -986,7 +993,7 @@
               <w:spacing w:before="172" w:line="228" w:lineRule="auto"/>
               <w:ind w:left="313"/>
               <w:rPr>
-                <w:rFonts w:ascii="宋体" w:eastAsia="宋体" w:hAnsi="宋体" w:cs="宋体" w:hint="eastAsia"/>
+                <w:rFonts w:hint="eastAsia" w:ascii="宋体" w:hAnsi="宋体" w:eastAsia="宋体" w:cs="宋体"/>
                 <w:sz w:val="20"/>
                 <w:szCs w:val="20"/>
                 <w:lang w:val="en-US" w:eastAsia="zh-CN"/>
@@ -994,7 +1001,7 @@
             </w:pPr>
             <w:r>
               <w:rPr>
-                <w:rFonts w:ascii="宋体" w:hAnsi="宋体" w:cs="宋体" w:hint="eastAsia"/>
+                <w:rFonts w:hint="eastAsia" w:ascii="宋体" w:hAnsi="宋体" w:cs="宋体"/>
                 <w:sz w:val="20"/>
                 <w:szCs w:val="20"/>
                 <w:lang w:val="en-US" w:eastAsia="zh-CN"/>
@@ -1019,7 +1026,7 @@
               <w:spacing w:before="172" w:line="228" w:lineRule="auto"/>
               <w:ind w:left="313"/>
               <w:rPr>
-                <w:rFonts w:ascii="宋体" w:eastAsia="宋体" w:hAnsi="宋体" w:cs="宋体" w:hint="eastAsia"/>
+                <w:rFonts w:hint="eastAsia" w:ascii="宋体" w:hAnsi="宋体" w:eastAsia="宋体" w:cs="宋体"/>
                 <w:spacing w:val="5"/>
                 <w:sz w:val="20"/>
                 <w:szCs w:val="20"/>
@@ -1050,14 +1057,14 @@
               <w:spacing w:before="173" w:line="229" w:lineRule="auto"/>
               <w:ind w:left="314"/>
               <w:rPr>
-                <w:rFonts w:ascii="宋体" w:eastAsia="宋体" w:hAnsi="宋体" w:cs="宋体"/>
+                <w:rFonts w:ascii="宋体" w:hAnsi="宋体" w:eastAsia="宋体" w:cs="宋体"/>
                 <w:sz w:val="20"/>
                 <w:szCs w:val="20"/>
               </w:rPr>
             </w:pPr>
             <w:r>
               <w:rPr>
-                <w:rFonts w:ascii="宋体" w:eastAsia="宋体" w:hAnsi="宋体" w:cs="宋体" w:hint="eastAsia"/>
+                <w:rFonts w:hint="eastAsia" w:ascii="宋体" w:hAnsi="宋体" w:eastAsia="宋体" w:cs="宋体"/>
                 <w:spacing w:val="6"/>
                 <w:sz w:val="20"/>
                 <w:szCs w:val="20"/>
@@ -1070,9 +1077,14 @@
       </w:tr>
       <w:tr>
         <w:tblPrEx>
-          <w:tblW w:w="8301" w:type="dxa"/>
-          <w:tblInd w:w="2" w:type="dxa"/>
-          <w:tblLayout w:type="fixed"/>
+          <w:tblBorders>
+            <w:top w:val="single" w:color="000000" w:sz="2" w:space="0"/>
+            <w:left w:val="single" w:color="000000" w:sz="2" w:space="0"/>
+            <w:bottom w:val="single" w:color="000000" w:sz="2" w:space="0"/>
+            <w:right w:val="single" w:color="000000" w:sz="2" w:space="0"/>
+            <w:insideH w:val="single" w:color="000000" w:sz="2" w:space="0"/>
+            <w:insideV w:val="single" w:color="000000" w:sz="2" w:space="0"/>
+          </w:tblBorders>
           <w:tblCellMar>
             <w:top w:w="0" w:type="dxa"/>
             <w:left w:w="0" w:type="dxa"/>
@@ -1081,7 +1093,7 @@
           </w:tblCellMar>
         </w:tblPrEx>
         <w:trPr>
-          <w:trHeight w:val="556"/>
+          <w:trHeight w:val="556" w:hRule="atLeast"/>
         </w:trPr>
         <w:tc>
           <w:tcPr>
@@ -1089,7 +1101,7 @@
           </w:tcPr>
           <w:p>
             <w:pPr>
-              <w:pStyle w:val="TableText"/>
+              <w:pStyle w:val="27"/>
               <w:keepNext w:val="0"/>
               <w:keepLines w:val="0"/>
               <w:pageBreakBefore w:val="0"/>
@@ -1106,7 +1118,7 @@
           </w:tcPr>
           <w:p>
             <w:pPr>
-              <w:pStyle w:val="TableText"/>
+              <w:pStyle w:val="27"/>
               <w:keepNext w:val="0"/>
               <w:keepLines w:val="0"/>
               <w:pageBreakBefore w:val="0"/>
@@ -1123,7 +1135,7 @@
           </w:tcPr>
           <w:p>
             <w:pPr>
-              <w:pStyle w:val="TableText"/>
+              <w:pStyle w:val="27"/>
               <w:keepNext w:val="0"/>
               <w:keepLines w:val="0"/>
               <w:pageBreakBefore w:val="0"/>
@@ -1176,7 +1188,7 @@
           </w:tcPr>
           <w:p>
             <w:pPr>
-              <w:pStyle w:val="TableText"/>
+              <w:pStyle w:val="27"/>
               <w:keepNext w:val="0"/>
               <w:keepLines w:val="0"/>
               <w:pageBreakBefore w:val="0"/>
@@ -1190,9 +1202,14 @@
       </w:tr>
       <w:tr>
         <w:tblPrEx>
-          <w:tblW w:w="8301" w:type="dxa"/>
-          <w:tblInd w:w="2" w:type="dxa"/>
-          <w:tblLayout w:type="fixed"/>
+          <w:tblBorders>
+            <w:top w:val="single" w:color="000000" w:sz="2" w:space="0"/>
+            <w:left w:val="single" w:color="000000" w:sz="2" w:space="0"/>
+            <w:bottom w:val="single" w:color="000000" w:sz="2" w:space="0"/>
+            <w:right w:val="single" w:color="000000" w:sz="2" w:space="0"/>
+            <w:insideH w:val="single" w:color="000000" w:sz="2" w:space="0"/>
+            <w:insideV w:val="single" w:color="000000" w:sz="2" w:space="0"/>
+          </w:tblBorders>
           <w:tblCellMar>
             <w:top w:w="0" w:type="dxa"/>
             <w:left w:w="0" w:type="dxa"/>
@@ -1201,7 +1218,7 @@
           </w:tblCellMar>
         </w:tblPrEx>
         <w:trPr>
-          <w:trHeight w:val="556"/>
+          <w:trHeight w:val="556" w:hRule="atLeast"/>
         </w:trPr>
         <w:tc>
           <w:tcPr>
@@ -1209,7 +1226,7 @@
           </w:tcPr>
           <w:p>
             <w:pPr>
-              <w:pStyle w:val="TableText"/>
+              <w:pStyle w:val="27"/>
               <w:keepNext w:val="0"/>
               <w:keepLines w:val="0"/>
               <w:pageBreakBefore w:val="0"/>
@@ -1226,7 +1243,7 @@
           </w:tcPr>
           <w:p>
             <w:pPr>
-              <w:pStyle w:val="TableText"/>
+              <w:pStyle w:val="27"/>
               <w:keepNext w:val="0"/>
               <w:keepLines w:val="0"/>
               <w:pageBreakBefore w:val="0"/>
@@ -1243,7 +1260,7 @@
           </w:tcPr>
           <w:p>
             <w:pPr>
-              <w:pStyle w:val="TableText"/>
+              <w:pStyle w:val="27"/>
               <w:keepNext w:val="0"/>
               <w:keepLines w:val="0"/>
               <w:pageBreakBefore w:val="0"/>
@@ -1296,7 +1313,7 @@
           </w:tcPr>
           <w:p>
             <w:pPr>
-              <w:pStyle w:val="TableText"/>
+              <w:pStyle w:val="27"/>
               <w:keepNext w:val="0"/>
               <w:keepLines w:val="0"/>
               <w:pageBreakBefore w:val="0"/>
@@ -1310,9 +1327,14 @@
       </w:tr>
       <w:tr>
         <w:tblPrEx>
-          <w:tblW w:w="8301" w:type="dxa"/>
-          <w:tblInd w:w="2" w:type="dxa"/>
-          <w:tblLayout w:type="fixed"/>
+          <w:tblBorders>
+            <w:top w:val="single" w:color="000000" w:sz="2" w:space="0"/>
+            <w:left w:val="single" w:color="000000" w:sz="2" w:space="0"/>
+            <w:bottom w:val="single" w:color="000000" w:sz="2" w:space="0"/>
+            <w:right w:val="single" w:color="000000" w:sz="2" w:space="0"/>
+            <w:insideH w:val="single" w:color="000000" w:sz="2" w:space="0"/>
+            <w:insideV w:val="single" w:color="000000" w:sz="2" w:space="0"/>
+          </w:tblBorders>
           <w:tblCellMar>
             <w:top w:w="0" w:type="dxa"/>
             <w:left w:w="0" w:type="dxa"/>
@@ -1321,7 +1343,7 @@
           </w:tblCellMar>
         </w:tblPrEx>
         <w:trPr>
-          <w:trHeight w:val="557"/>
+          <w:trHeight w:val="557" w:hRule="atLeast"/>
         </w:trPr>
         <w:tc>
           <w:tcPr>
@@ -1329,7 +1351,7 @@
           </w:tcPr>
           <w:p>
             <w:pPr>
-              <w:pStyle w:val="TableText"/>
+              <w:pStyle w:val="27"/>
               <w:keepNext w:val="0"/>
               <w:keepLines w:val="0"/>
               <w:pageBreakBefore w:val="0"/>
@@ -1346,7 +1368,7 @@
           </w:tcPr>
           <w:p>
             <w:pPr>
-              <w:pStyle w:val="TableText"/>
+              <w:pStyle w:val="27"/>
               <w:keepNext w:val="0"/>
               <w:keepLines w:val="0"/>
               <w:pageBreakBefore w:val="0"/>
@@ -1363,7 +1385,7 @@
           </w:tcPr>
           <w:p>
             <w:pPr>
-              <w:pStyle w:val="TableText"/>
+              <w:pStyle w:val="27"/>
               <w:keepNext w:val="0"/>
               <w:keepLines w:val="0"/>
               <w:pageBreakBefore w:val="0"/>
@@ -1380,7 +1402,7 @@
           </w:tcPr>
           <w:p>
             <w:pPr>
-              <w:pStyle w:val="TableText"/>
+              <w:pStyle w:val="27"/>
               <w:keepNext w:val="0"/>
               <w:keepLines w:val="0"/>
               <w:pageBreakBefore w:val="0"/>
@@ -1397,7 +1419,7 @@
           </w:tcPr>
           <w:p>
             <w:pPr>
-              <w:pStyle w:val="TableText"/>
+              <w:pStyle w:val="27"/>
               <w:keepNext w:val="0"/>
               <w:keepLines w:val="0"/>
               <w:pageBreakBefore w:val="0"/>
@@ -1414,7 +1436,7 @@
           </w:tcPr>
           <w:p>
             <w:pPr>
-              <w:pStyle w:val="TableText"/>
+              <w:pStyle w:val="27"/>
               <w:keepNext w:val="0"/>
               <w:keepLines w:val="0"/>
               <w:pageBreakBefore w:val="0"/>
@@ -1428,9 +1450,14 @@
       </w:tr>
       <w:tr>
         <w:tblPrEx>
-          <w:tblW w:w="8301" w:type="dxa"/>
-          <w:tblInd w:w="2" w:type="dxa"/>
-          <w:tblLayout w:type="fixed"/>
+          <w:tblBorders>
+            <w:top w:val="single" w:color="000000" w:sz="2" w:space="0"/>
+            <w:left w:val="single" w:color="000000" w:sz="2" w:space="0"/>
+            <w:bottom w:val="single" w:color="000000" w:sz="2" w:space="0"/>
+            <w:right w:val="single" w:color="000000" w:sz="2" w:space="0"/>
+            <w:insideH w:val="single" w:color="000000" w:sz="2" w:space="0"/>
+            <w:insideV w:val="single" w:color="000000" w:sz="2" w:space="0"/>
+          </w:tblBorders>
           <w:tblCellMar>
             <w:top w:w="0" w:type="dxa"/>
             <w:left w:w="0" w:type="dxa"/>
@@ -1439,7 +1466,7 @@
           </w:tblCellMar>
         </w:tblPrEx>
         <w:trPr>
-          <w:trHeight w:val="556"/>
+          <w:trHeight w:val="556" w:hRule="atLeast"/>
         </w:trPr>
         <w:tc>
           <w:tcPr>
@@ -1447,7 +1474,7 @@
           </w:tcPr>
           <w:p>
             <w:pPr>
-              <w:pStyle w:val="TableText"/>
+              <w:pStyle w:val="27"/>
               <w:keepNext w:val="0"/>
               <w:keepLines w:val="0"/>
               <w:pageBreakBefore w:val="0"/>
@@ -1464,7 +1491,7 @@
           </w:tcPr>
           <w:p>
             <w:pPr>
-              <w:pStyle w:val="TableText"/>
+              <w:pStyle w:val="27"/>
               <w:keepNext w:val="0"/>
               <w:keepLines w:val="0"/>
               <w:pageBreakBefore w:val="0"/>
@@ -1481,7 +1508,7 @@
           </w:tcPr>
           <w:p>
             <w:pPr>
-              <w:pStyle w:val="TableText"/>
+              <w:pStyle w:val="27"/>
               <w:keepNext w:val="0"/>
               <w:keepLines w:val="0"/>
               <w:pageBreakBefore w:val="0"/>
@@ -1498,7 +1525,7 @@
           </w:tcPr>
           <w:p>
             <w:pPr>
-              <w:pStyle w:val="TableText"/>
+              <w:pStyle w:val="27"/>
               <w:keepNext w:val="0"/>
               <w:keepLines w:val="0"/>
               <w:pageBreakBefore w:val="0"/>
@@ -1515,7 +1542,7 @@
           </w:tcPr>
           <w:p>
             <w:pPr>
-              <w:pStyle w:val="TableText"/>
+              <w:pStyle w:val="27"/>
               <w:keepNext w:val="0"/>
               <w:keepLines w:val="0"/>
               <w:pageBreakBefore w:val="0"/>
@@ -1532,7 +1559,7 @@
           </w:tcPr>
           <w:p>
             <w:pPr>
-              <w:pStyle w:val="TableText"/>
+              <w:pStyle w:val="27"/>
               <w:keepNext w:val="0"/>
               <w:keepLines w:val="0"/>
               <w:pageBreakBefore w:val="0"/>
@@ -1546,9 +1573,14 @@
       </w:tr>
       <w:tr>
         <w:tblPrEx>
-          <w:tblW w:w="8301" w:type="dxa"/>
-          <w:tblInd w:w="2" w:type="dxa"/>
-          <w:tblLayout w:type="fixed"/>
+          <w:tblBorders>
+            <w:top w:val="single" w:color="000000" w:sz="2" w:space="0"/>
+            <w:left w:val="single" w:color="000000" w:sz="2" w:space="0"/>
+            <w:bottom w:val="single" w:color="000000" w:sz="2" w:space="0"/>
+            <w:right w:val="single" w:color="000000" w:sz="2" w:space="0"/>
+            <w:insideH w:val="single" w:color="000000" w:sz="2" w:space="0"/>
+            <w:insideV w:val="single" w:color="000000" w:sz="2" w:space="0"/>
+          </w:tblBorders>
           <w:tblCellMar>
             <w:top w:w="0" w:type="dxa"/>
             <w:left w:w="0" w:type="dxa"/>
@@ -1557,7 +1589,7 @@
           </w:tblCellMar>
         </w:tblPrEx>
         <w:trPr>
-          <w:trHeight w:val="561"/>
+          <w:trHeight w:val="561" w:hRule="atLeast"/>
         </w:trPr>
         <w:tc>
           <w:tcPr>
@@ -1565,7 +1597,7 @@
           </w:tcPr>
           <w:p>
             <w:pPr>
-              <w:pStyle w:val="TableText"/>
+              <w:pStyle w:val="27"/>
               <w:keepNext w:val="0"/>
               <w:keepLines w:val="0"/>
               <w:pageBreakBefore w:val="0"/>
@@ -1582,7 +1614,7 @@
           </w:tcPr>
           <w:p>
             <w:pPr>
-              <w:pStyle w:val="TableText"/>
+              <w:pStyle w:val="27"/>
               <w:keepNext w:val="0"/>
               <w:keepLines w:val="0"/>
               <w:pageBreakBefore w:val="0"/>
@@ -1599,7 +1631,7 @@
           </w:tcPr>
           <w:p>
             <w:pPr>
-              <w:pStyle w:val="TableText"/>
+              <w:pStyle w:val="27"/>
               <w:keepNext w:val="0"/>
               <w:keepLines w:val="0"/>
               <w:pageBreakBefore w:val="0"/>
@@ -1616,7 +1648,7 @@
           </w:tcPr>
           <w:p>
             <w:pPr>
-              <w:pStyle w:val="TableText"/>
+              <w:pStyle w:val="27"/>
               <w:keepNext w:val="0"/>
               <w:keepLines w:val="0"/>
               <w:pageBreakBefore w:val="0"/>
@@ -1633,7 +1665,7 @@
           </w:tcPr>
           <w:p>
             <w:pPr>
-              <w:pStyle w:val="TableText"/>
+              <w:pStyle w:val="27"/>
               <w:keepNext w:val="0"/>
               <w:keepLines w:val="0"/>
               <w:pageBreakBefore w:val="0"/>
@@ -1650,7 +1682,7 @@
           </w:tcPr>
           <w:p>
             <w:pPr>
-              <w:pStyle w:val="TableText"/>
+              <w:pStyle w:val="27"/>
               <w:keepNext w:val="0"/>
               <w:keepLines w:val="0"/>
               <w:pageBreakBefore w:val="0"/>
@@ -1680,7 +1712,7 @@
     <w:sdt>
       <w:sdtPr>
         <w:rPr>
-          <w:rFonts w:ascii="宋体" w:eastAsia="宋体" w:hAnsi="宋体" w:cs="Arial"/>
+          <w:rFonts w:ascii="宋体" w:hAnsi="宋体" w:eastAsia="宋体" w:cs="Arial"/>
           <w:snapToGrid w:val="0"/>
           <w:color w:val="000000"/>
           <w:kern w:val="0"/>
@@ -1696,7 +1728,7 @@
       </w:sdtPr>
       <w:sdtEndPr>
         <w:rPr>
-          <w:rFonts w:ascii="宋体" w:eastAsia="宋体" w:hAnsi="宋体" w:cs="宋体" w:hint="eastAsia"/>
+          <w:rFonts w:hint="eastAsia" w:ascii="宋体" w:hAnsi="宋体" w:eastAsia="宋体" w:cs="宋体"/>
           <w:snapToGrid w:val="0"/>
           <w:color w:val="000000"/>
           <w:kern w:val="0"/>
@@ -1716,17 +1748,17 @@
             <w:overflowPunct/>
             <w:bidi w:val="0"/>
             <w:spacing w:before="0" w:beforeLines="0" w:after="0" w:afterLines="0" w:line="240" w:lineRule="auto"/>
-            <w:ind w:left="0" w:right="0" w:firstLine="0" w:leftChars="0" w:rightChars="0" w:firstLineChars="0"/>
+            <w:ind w:left="0" w:leftChars="0" w:right="0" w:rightChars="0" w:firstLine="0" w:firstLineChars="0"/>
             <w:jc w:val="center"/>
             <w:rPr>
-              <w:rFonts w:ascii="宋体" w:eastAsia="宋体" w:hAnsi="宋体" w:cs="宋体" w:hint="eastAsia"/>
+              <w:rFonts w:hint="eastAsia" w:ascii="宋体" w:hAnsi="宋体" w:eastAsia="宋体" w:cs="宋体"/>
               <w:sz w:val="24"/>
               <w:szCs w:val="24"/>
             </w:rPr>
           </w:pPr>
           <w:r>
             <w:rPr>
-              <w:rFonts w:ascii="宋体" w:eastAsia="宋体" w:hAnsi="宋体" w:cs="宋体" w:hint="eastAsia"/>
+              <w:rFonts w:hint="eastAsia" w:ascii="宋体" w:hAnsi="宋体" w:eastAsia="宋体" w:cs="宋体"/>
               <w:sz w:val="24"/>
               <w:szCs w:val="24"/>
             </w:rPr>
@@ -1735,14 +1767,14 @@
         </w:p>
         <w:p>
           <w:pPr>
-            <w:pStyle w:val="TOC1"/>
+            <w:pStyle w:val="16"/>
             <w:tabs>
               <w:tab w:val="right" w:leader="dot" w:pos="8306"/>
             </w:tabs>
           </w:pPr>
           <w:r>
             <w:rPr>
-              <w:rFonts w:ascii="宋体" w:eastAsia="宋体" w:hAnsi="宋体" w:cs="宋体" w:hint="eastAsia"/>
+              <w:rFonts w:hint="eastAsia" w:ascii="宋体" w:hAnsi="宋体" w:eastAsia="宋体" w:cs="宋体"/>
               <w:sz w:val="24"/>
               <w:szCs w:val="24"/>
             </w:rPr>
@@ -1750,7 +1782,7 @@
           </w:r>
           <w:r>
             <w:rPr>
-              <w:rFonts w:ascii="宋体" w:eastAsia="宋体" w:hAnsi="宋体" w:cs="宋体" w:hint="eastAsia"/>
+              <w:rFonts w:hint="eastAsia" w:ascii="宋体" w:hAnsi="宋体" w:eastAsia="宋体" w:cs="宋体"/>
               <w:sz w:val="24"/>
               <w:szCs w:val="24"/>
             </w:rPr>
@@ -1758,7 +1790,7 @@
           </w:r>
           <w:r>
             <w:rPr>
-              <w:rFonts w:ascii="宋体" w:eastAsia="宋体" w:hAnsi="宋体" w:cs="宋体" w:hint="eastAsia"/>
+              <w:rFonts w:hint="eastAsia" w:ascii="宋体" w:hAnsi="宋体" w:eastAsia="宋体" w:cs="宋体"/>
               <w:sz w:val="24"/>
               <w:szCs w:val="24"/>
             </w:rPr>
@@ -1766,21 +1798,21 @@
           </w:r>
           <w:r>
             <w:rPr>
-              <w:rFonts w:ascii="宋体" w:eastAsia="宋体" w:hAnsi="宋体" w:cs="宋体" w:hint="eastAsia"/>
+              <w:rFonts w:hint="eastAsia" w:ascii="宋体" w:hAnsi="宋体" w:eastAsia="宋体" w:cs="宋体"/>
               <w:szCs w:val="24"/>
             </w:rPr>
             <w:fldChar w:fldCharType="begin"/>
           </w:r>
           <w:r>
             <w:rPr>
-              <w:rFonts w:ascii="宋体" w:eastAsia="宋体" w:hAnsi="宋体" w:cs="宋体" w:hint="eastAsia"/>
+              <w:rFonts w:hint="eastAsia" w:ascii="宋体" w:hAnsi="宋体" w:eastAsia="宋体" w:cs="宋体"/>
               <w:szCs w:val="24"/>
             </w:rPr>
             <w:instrText xml:space="preserve"> HYPERLINK \l _Toc29592 </w:instrText>
           </w:r>
           <w:r>
             <w:rPr>
-              <w:rFonts w:ascii="宋体" w:eastAsia="宋体" w:hAnsi="宋体" w:cs="宋体" w:hint="eastAsia"/>
+              <w:rFonts w:hint="eastAsia" w:ascii="宋体" w:hAnsi="宋体" w:eastAsia="宋体" w:cs="宋体"/>
               <w:szCs w:val="24"/>
             </w:rPr>
             <w:fldChar w:fldCharType="separate"/>
@@ -1812,7 +1844,7 @@
           </w:r>
           <w:r>
             <w:rPr>
-              <w:rFonts w:ascii="宋体" w:eastAsia="宋体" w:hAnsi="宋体" w:cs="宋体" w:hint="eastAsia"/>
+              <w:rFonts w:hint="eastAsia" w:ascii="宋体" w:hAnsi="宋体" w:eastAsia="宋体" w:cs="宋体"/>
               <w:szCs w:val="24"/>
             </w:rPr>
             <w:fldChar w:fldCharType="end"/>
@@ -1820,28 +1852,28 @@
         </w:p>
         <w:p>
           <w:pPr>
-            <w:pStyle w:val="TOC1"/>
+            <w:pStyle w:val="16"/>
             <w:tabs>
               <w:tab w:val="right" w:leader="dot" w:pos="8306"/>
             </w:tabs>
           </w:pPr>
           <w:r>
             <w:rPr>
-              <w:rFonts w:ascii="宋体" w:eastAsia="宋体" w:hAnsi="宋体" w:cs="宋体" w:hint="eastAsia"/>
+              <w:rFonts w:hint="eastAsia" w:ascii="宋体" w:hAnsi="宋体" w:eastAsia="宋体" w:cs="宋体"/>
               <w:szCs w:val="24"/>
             </w:rPr>
             <w:fldChar w:fldCharType="begin"/>
           </w:r>
           <w:r>
             <w:rPr>
-              <w:rFonts w:ascii="宋体" w:eastAsia="宋体" w:hAnsi="宋体" w:cs="宋体" w:hint="eastAsia"/>
+              <w:rFonts w:hint="eastAsia" w:ascii="宋体" w:hAnsi="宋体" w:eastAsia="宋体" w:cs="宋体"/>
               <w:szCs w:val="24"/>
             </w:rPr>
             <w:instrText xml:space="preserve"> HYPERLINK \l _Toc28931 </w:instrText>
           </w:r>
           <w:r>
             <w:rPr>
-              <w:rFonts w:ascii="宋体" w:eastAsia="宋体" w:hAnsi="宋体" w:cs="宋体" w:hint="eastAsia"/>
+              <w:rFonts w:hint="eastAsia" w:ascii="宋体" w:hAnsi="宋体" w:eastAsia="宋体" w:cs="宋体"/>
               <w:szCs w:val="24"/>
             </w:rPr>
             <w:fldChar w:fldCharType="separate"/>
@@ -1873,7 +1905,7 @@
           </w:r>
           <w:r>
             <w:rPr>
-              <w:rFonts w:ascii="宋体" w:eastAsia="宋体" w:hAnsi="宋体" w:cs="宋体" w:hint="eastAsia"/>
+              <w:rFonts w:hint="eastAsia" w:ascii="宋体" w:hAnsi="宋体" w:eastAsia="宋体" w:cs="宋体"/>
               <w:szCs w:val="24"/>
             </w:rPr>
             <w:fldChar w:fldCharType="end"/>
@@ -1881,28 +1913,28 @@
         </w:p>
         <w:p>
           <w:pPr>
-            <w:pStyle w:val="TOC1"/>
+            <w:pStyle w:val="16"/>
             <w:tabs>
               <w:tab w:val="right" w:leader="dot" w:pos="8306"/>
             </w:tabs>
           </w:pPr>
           <w:r>
             <w:rPr>
-              <w:rFonts w:ascii="宋体" w:eastAsia="宋体" w:hAnsi="宋体" w:cs="宋体" w:hint="eastAsia"/>
+              <w:rFonts w:hint="eastAsia" w:ascii="宋体" w:hAnsi="宋体" w:eastAsia="宋体" w:cs="宋体"/>
               <w:szCs w:val="24"/>
             </w:rPr>
             <w:fldChar w:fldCharType="begin"/>
           </w:r>
           <w:r>
             <w:rPr>
-              <w:rFonts w:ascii="宋体" w:eastAsia="宋体" w:hAnsi="宋体" w:cs="宋体" w:hint="eastAsia"/>
+              <w:rFonts w:hint="eastAsia" w:ascii="宋体" w:hAnsi="宋体" w:eastAsia="宋体" w:cs="宋体"/>
               <w:szCs w:val="24"/>
             </w:rPr>
             <w:instrText xml:space="preserve"> HYPERLINK \l _Toc9518 </w:instrText>
           </w:r>
           <w:r>
             <w:rPr>
-              <w:rFonts w:ascii="宋体" w:eastAsia="宋体" w:hAnsi="宋体" w:cs="宋体" w:hint="eastAsia"/>
+              <w:rFonts w:hint="eastAsia" w:ascii="宋体" w:hAnsi="宋体" w:eastAsia="宋体" w:cs="宋体"/>
               <w:szCs w:val="24"/>
             </w:rPr>
             <w:fldChar w:fldCharType="separate"/>
@@ -1936,7 +1968,7 @@
           </w:r>
           <w:r>
             <w:rPr>
-              <w:rFonts w:ascii="宋体" w:eastAsia="宋体" w:hAnsi="宋体" w:cs="宋体" w:hint="eastAsia"/>
+              <w:rFonts w:hint="eastAsia" w:ascii="宋体" w:hAnsi="宋体" w:eastAsia="宋体" w:cs="宋体"/>
               <w:szCs w:val="24"/>
             </w:rPr>
             <w:fldChar w:fldCharType="end"/>
@@ -1944,28 +1976,28 @@
         </w:p>
         <w:p>
           <w:pPr>
-            <w:pStyle w:val="TOC1"/>
+            <w:pStyle w:val="16"/>
             <w:tabs>
               <w:tab w:val="right" w:leader="dot" w:pos="8306"/>
             </w:tabs>
           </w:pPr>
           <w:r>
             <w:rPr>
-              <w:rFonts w:ascii="宋体" w:eastAsia="宋体" w:hAnsi="宋体" w:cs="宋体" w:hint="eastAsia"/>
+              <w:rFonts w:hint="eastAsia" w:ascii="宋体" w:hAnsi="宋体" w:eastAsia="宋体" w:cs="宋体"/>
               <w:szCs w:val="24"/>
             </w:rPr>
             <w:fldChar w:fldCharType="begin"/>
           </w:r>
           <w:r>
             <w:rPr>
-              <w:rFonts w:ascii="宋体" w:eastAsia="宋体" w:hAnsi="宋体" w:cs="宋体" w:hint="eastAsia"/>
+              <w:rFonts w:hint="eastAsia" w:ascii="宋体" w:hAnsi="宋体" w:eastAsia="宋体" w:cs="宋体"/>
               <w:szCs w:val="24"/>
             </w:rPr>
             <w:instrText xml:space="preserve"> HYPERLINK \l _Toc15189 </w:instrText>
           </w:r>
           <w:r>
             <w:rPr>
-              <w:rFonts w:ascii="宋体" w:eastAsia="宋体" w:hAnsi="宋体" w:cs="宋体" w:hint="eastAsia"/>
+              <w:rFonts w:hint="eastAsia" w:ascii="宋体" w:hAnsi="宋体" w:eastAsia="宋体" w:cs="宋体"/>
               <w:szCs w:val="24"/>
             </w:rPr>
             <w:fldChar w:fldCharType="separate"/>
@@ -2004,7 +2036,7 @@
           </w:r>
           <w:r>
             <w:rPr>
-              <w:rFonts w:ascii="宋体" w:eastAsia="宋体" w:hAnsi="宋体" w:cs="宋体" w:hint="eastAsia"/>
+              <w:rFonts w:hint="eastAsia" w:ascii="宋体" w:hAnsi="宋体" w:eastAsia="宋体" w:cs="宋体"/>
               <w:szCs w:val="24"/>
             </w:rPr>
             <w:fldChar w:fldCharType="end"/>
@@ -2012,28 +2044,28 @@
         </w:p>
         <w:p>
           <w:pPr>
-            <w:pStyle w:val="TOC2"/>
+            <w:pStyle w:val="17"/>
             <w:tabs>
               <w:tab w:val="right" w:leader="dot" w:pos="8306"/>
             </w:tabs>
           </w:pPr>
           <w:r>
             <w:rPr>
-              <w:rFonts w:ascii="宋体" w:eastAsia="宋体" w:hAnsi="宋体" w:cs="宋体" w:hint="eastAsia"/>
+              <w:rFonts w:hint="eastAsia" w:ascii="宋体" w:hAnsi="宋体" w:eastAsia="宋体" w:cs="宋体"/>
               <w:szCs w:val="24"/>
             </w:rPr>
             <w:fldChar w:fldCharType="begin"/>
           </w:r>
           <w:r>
             <w:rPr>
-              <w:rFonts w:ascii="宋体" w:eastAsia="宋体" w:hAnsi="宋体" w:cs="宋体" w:hint="eastAsia"/>
+              <w:rFonts w:hint="eastAsia" w:ascii="宋体" w:hAnsi="宋体" w:eastAsia="宋体" w:cs="宋体"/>
               <w:szCs w:val="24"/>
             </w:rPr>
             <w:instrText xml:space="preserve"> HYPERLINK \l _Toc30999 </w:instrText>
           </w:r>
           <w:r>
             <w:rPr>
-              <w:rFonts w:ascii="宋体" w:eastAsia="宋体" w:hAnsi="宋体" w:cs="宋体" w:hint="eastAsia"/>
+              <w:rFonts w:hint="eastAsia" w:ascii="宋体" w:hAnsi="宋体" w:eastAsia="宋体" w:cs="宋体"/>
               <w:szCs w:val="24"/>
             </w:rPr>
             <w:fldChar w:fldCharType="separate"/>
@@ -2072,7 +2104,7 @@
           </w:r>
           <w:r>
             <w:rPr>
-              <w:rFonts w:ascii="宋体" w:eastAsia="宋体" w:hAnsi="宋体" w:cs="宋体" w:hint="eastAsia"/>
+              <w:rFonts w:hint="eastAsia" w:ascii="宋体" w:hAnsi="宋体" w:eastAsia="宋体" w:cs="宋体"/>
               <w:szCs w:val="24"/>
             </w:rPr>
             <w:fldChar w:fldCharType="end"/>
@@ -2080,28 +2112,28 @@
         </w:p>
         <w:p>
           <w:pPr>
-            <w:pStyle w:val="TOC1"/>
+            <w:pStyle w:val="16"/>
             <w:tabs>
               <w:tab w:val="right" w:leader="dot" w:pos="8306"/>
             </w:tabs>
           </w:pPr>
           <w:r>
             <w:rPr>
-              <w:rFonts w:ascii="宋体" w:eastAsia="宋体" w:hAnsi="宋体" w:cs="宋体" w:hint="eastAsia"/>
+              <w:rFonts w:hint="eastAsia" w:ascii="宋体" w:hAnsi="宋体" w:eastAsia="宋体" w:cs="宋体"/>
               <w:szCs w:val="24"/>
             </w:rPr>
             <w:fldChar w:fldCharType="begin"/>
           </w:r>
           <w:r>
             <w:rPr>
-              <w:rFonts w:ascii="宋体" w:eastAsia="宋体" w:hAnsi="宋体" w:cs="宋体" w:hint="eastAsia"/>
+              <w:rFonts w:hint="eastAsia" w:ascii="宋体" w:hAnsi="宋体" w:eastAsia="宋体" w:cs="宋体"/>
               <w:szCs w:val="24"/>
             </w:rPr>
             <w:instrText xml:space="preserve"> HYPERLINK \l _Toc13980 </w:instrText>
           </w:r>
           <w:r>
             <w:rPr>
-              <w:rFonts w:ascii="宋体" w:eastAsia="宋体" w:hAnsi="宋体" w:cs="宋体" w:hint="eastAsia"/>
+              <w:rFonts w:hint="eastAsia" w:ascii="宋体" w:hAnsi="宋体" w:eastAsia="宋体" w:cs="宋体"/>
               <w:szCs w:val="24"/>
             </w:rPr>
             <w:fldChar w:fldCharType="separate"/>
@@ -2142,7 +2174,7 @@
           </w:r>
           <w:r>
             <w:rPr>
-              <w:rFonts w:ascii="宋体" w:eastAsia="宋体" w:hAnsi="宋体" w:cs="宋体" w:hint="eastAsia"/>
+              <w:rFonts w:hint="eastAsia" w:ascii="宋体" w:hAnsi="宋体" w:eastAsia="宋体" w:cs="宋体"/>
               <w:szCs w:val="24"/>
             </w:rPr>
             <w:fldChar w:fldCharType="end"/>
@@ -2150,28 +2182,28 @@
         </w:p>
         <w:p>
           <w:pPr>
-            <w:pStyle w:val="TOC1"/>
+            <w:pStyle w:val="16"/>
             <w:tabs>
               <w:tab w:val="right" w:leader="dot" w:pos="8306"/>
             </w:tabs>
           </w:pPr>
           <w:r>
             <w:rPr>
-              <w:rFonts w:ascii="宋体" w:eastAsia="宋体" w:hAnsi="宋体" w:cs="宋体" w:hint="eastAsia"/>
+              <w:rFonts w:hint="eastAsia" w:ascii="宋体" w:hAnsi="宋体" w:eastAsia="宋体" w:cs="宋体"/>
               <w:szCs w:val="24"/>
             </w:rPr>
             <w:fldChar w:fldCharType="begin"/>
           </w:r>
           <w:r>
             <w:rPr>
-              <w:rFonts w:ascii="宋体" w:eastAsia="宋体" w:hAnsi="宋体" w:cs="宋体" w:hint="eastAsia"/>
+              <w:rFonts w:hint="eastAsia" w:ascii="宋体" w:hAnsi="宋体" w:eastAsia="宋体" w:cs="宋体"/>
               <w:szCs w:val="24"/>
             </w:rPr>
             <w:instrText xml:space="preserve"> HYPERLINK \l _Toc29534 </w:instrText>
           </w:r>
           <w:r>
             <w:rPr>
-              <w:rFonts w:ascii="宋体" w:eastAsia="宋体" w:hAnsi="宋体" w:cs="宋体" w:hint="eastAsia"/>
+              <w:rFonts w:hint="eastAsia" w:ascii="宋体" w:hAnsi="宋体" w:eastAsia="宋体" w:cs="宋体"/>
               <w:szCs w:val="24"/>
             </w:rPr>
             <w:fldChar w:fldCharType="separate"/>
@@ -2210,7 +2242,7 @@
           </w:r>
           <w:r>
             <w:rPr>
-              <w:rFonts w:ascii="宋体" w:eastAsia="宋体" w:hAnsi="宋体" w:cs="宋体" w:hint="eastAsia"/>
+              <w:rFonts w:hint="eastAsia" w:ascii="宋体" w:hAnsi="宋体" w:eastAsia="宋体" w:cs="宋体"/>
               <w:szCs w:val="24"/>
             </w:rPr>
             <w:fldChar w:fldCharType="end"/>
@@ -2218,28 +2250,28 @@
         </w:p>
         <w:p>
           <w:pPr>
-            <w:pStyle w:val="TOC2"/>
+            <w:pStyle w:val="17"/>
             <w:tabs>
               <w:tab w:val="right" w:leader="dot" w:pos="8306"/>
             </w:tabs>
           </w:pPr>
           <w:r>
             <w:rPr>
-              <w:rFonts w:ascii="宋体" w:eastAsia="宋体" w:hAnsi="宋体" w:cs="宋体" w:hint="eastAsia"/>
+              <w:rFonts w:hint="eastAsia" w:ascii="宋体" w:hAnsi="宋体" w:eastAsia="宋体" w:cs="宋体"/>
               <w:szCs w:val="24"/>
             </w:rPr>
             <w:fldChar w:fldCharType="begin"/>
           </w:r>
           <w:r>
             <w:rPr>
-              <w:rFonts w:ascii="宋体" w:eastAsia="宋体" w:hAnsi="宋体" w:cs="宋体" w:hint="eastAsia"/>
+              <w:rFonts w:hint="eastAsia" w:ascii="宋体" w:hAnsi="宋体" w:eastAsia="宋体" w:cs="宋体"/>
               <w:szCs w:val="24"/>
             </w:rPr>
             <w:instrText xml:space="preserve"> HYPERLINK \l _Toc4120 </w:instrText>
           </w:r>
           <w:r>
             <w:rPr>
-              <w:rFonts w:ascii="宋体" w:eastAsia="宋体" w:hAnsi="宋体" w:cs="宋体" w:hint="eastAsia"/>
+              <w:rFonts w:hint="eastAsia" w:ascii="宋体" w:hAnsi="宋体" w:eastAsia="宋体" w:cs="宋体"/>
               <w:szCs w:val="24"/>
             </w:rPr>
             <w:fldChar w:fldCharType="separate"/>
@@ -2278,7 +2310,7 @@
           </w:r>
           <w:r>
             <w:rPr>
-              <w:rFonts w:ascii="宋体" w:eastAsia="宋体" w:hAnsi="宋体" w:cs="宋体" w:hint="eastAsia"/>
+              <w:rFonts w:hint="eastAsia" w:ascii="宋体" w:hAnsi="宋体" w:eastAsia="宋体" w:cs="宋体"/>
               <w:szCs w:val="24"/>
             </w:rPr>
             <w:fldChar w:fldCharType="end"/>
@@ -2286,28 +2318,28 @@
         </w:p>
         <w:p>
           <w:pPr>
-            <w:pStyle w:val="TOC1"/>
+            <w:pStyle w:val="16"/>
             <w:tabs>
               <w:tab w:val="right" w:leader="dot" w:pos="8306"/>
             </w:tabs>
           </w:pPr>
           <w:r>
             <w:rPr>
-              <w:rFonts w:ascii="宋体" w:eastAsia="宋体" w:hAnsi="宋体" w:cs="宋体" w:hint="eastAsia"/>
+              <w:rFonts w:hint="eastAsia" w:ascii="宋体" w:hAnsi="宋体" w:eastAsia="宋体" w:cs="宋体"/>
               <w:szCs w:val="24"/>
             </w:rPr>
             <w:fldChar w:fldCharType="begin"/>
           </w:r>
           <w:r>
             <w:rPr>
-              <w:rFonts w:ascii="宋体" w:eastAsia="宋体" w:hAnsi="宋体" w:cs="宋体" w:hint="eastAsia"/>
+              <w:rFonts w:hint="eastAsia" w:ascii="宋体" w:hAnsi="宋体" w:eastAsia="宋体" w:cs="宋体"/>
               <w:szCs w:val="24"/>
             </w:rPr>
             <w:instrText xml:space="preserve"> HYPERLINK \l _Toc26648 </w:instrText>
           </w:r>
           <w:r>
             <w:rPr>
-              <w:rFonts w:ascii="宋体" w:eastAsia="宋体" w:hAnsi="宋体" w:cs="宋体" w:hint="eastAsia"/>
+              <w:rFonts w:hint="eastAsia" w:ascii="宋体" w:hAnsi="宋体" w:eastAsia="宋体" w:cs="宋体"/>
               <w:szCs w:val="24"/>
             </w:rPr>
             <w:fldChar w:fldCharType="separate"/>
@@ -2346,7 +2378,7 @@
           </w:r>
           <w:r>
             <w:rPr>
-              <w:rFonts w:ascii="宋体" w:eastAsia="宋体" w:hAnsi="宋体" w:cs="宋体" w:hint="eastAsia"/>
+              <w:rFonts w:hint="eastAsia" w:ascii="宋体" w:hAnsi="宋体" w:eastAsia="宋体" w:cs="宋体"/>
               <w:szCs w:val="24"/>
             </w:rPr>
             <w:fldChar w:fldCharType="end"/>
@@ -2354,28 +2386,28 @@
         </w:p>
         <w:p>
           <w:pPr>
-            <w:pStyle w:val="TOC2"/>
+            <w:pStyle w:val="17"/>
             <w:tabs>
               <w:tab w:val="right" w:leader="dot" w:pos="8306"/>
             </w:tabs>
           </w:pPr>
           <w:r>
             <w:rPr>
-              <w:rFonts w:ascii="宋体" w:eastAsia="宋体" w:hAnsi="宋体" w:cs="宋体" w:hint="eastAsia"/>
+              <w:rFonts w:hint="eastAsia" w:ascii="宋体" w:hAnsi="宋体" w:eastAsia="宋体" w:cs="宋体"/>
               <w:szCs w:val="24"/>
             </w:rPr>
             <w:fldChar w:fldCharType="begin"/>
           </w:r>
           <w:r>
             <w:rPr>
-              <w:rFonts w:ascii="宋体" w:eastAsia="宋体" w:hAnsi="宋体" w:cs="宋体" w:hint="eastAsia"/>
+              <w:rFonts w:hint="eastAsia" w:ascii="宋体" w:hAnsi="宋体" w:eastAsia="宋体" w:cs="宋体"/>
               <w:szCs w:val="24"/>
             </w:rPr>
             <w:instrText xml:space="preserve"> HYPERLINK \l _Toc8185 </w:instrText>
           </w:r>
           <w:r>
             <w:rPr>
-              <w:rFonts w:ascii="宋体" w:eastAsia="宋体" w:hAnsi="宋体" w:cs="宋体" w:hint="eastAsia"/>
+              <w:rFonts w:hint="eastAsia" w:ascii="宋体" w:hAnsi="宋体" w:eastAsia="宋体" w:cs="宋体"/>
               <w:szCs w:val="24"/>
             </w:rPr>
             <w:fldChar w:fldCharType="separate"/>
@@ -2414,7 +2446,7 @@
           </w:r>
           <w:r>
             <w:rPr>
-              <w:rFonts w:ascii="宋体" w:eastAsia="宋体" w:hAnsi="宋体" w:cs="宋体" w:hint="eastAsia"/>
+              <w:rFonts w:hint="eastAsia" w:ascii="宋体" w:hAnsi="宋体" w:eastAsia="宋体" w:cs="宋体"/>
               <w:szCs w:val="24"/>
             </w:rPr>
             <w:fldChar w:fldCharType="end"/>
@@ -2422,28 +2454,28 @@
         </w:p>
         <w:p>
           <w:pPr>
-            <w:pStyle w:val="TOC3"/>
+            <w:pStyle w:val="13"/>
             <w:tabs>
               <w:tab w:val="right" w:leader="dot" w:pos="8306"/>
             </w:tabs>
           </w:pPr>
           <w:r>
             <w:rPr>
-              <w:rFonts w:ascii="宋体" w:eastAsia="宋体" w:hAnsi="宋体" w:cs="宋体" w:hint="eastAsia"/>
+              <w:rFonts w:hint="eastAsia" w:ascii="宋体" w:hAnsi="宋体" w:eastAsia="宋体" w:cs="宋体"/>
               <w:szCs w:val="24"/>
             </w:rPr>
             <w:fldChar w:fldCharType="begin"/>
           </w:r>
           <w:r>
             <w:rPr>
-              <w:rFonts w:ascii="宋体" w:eastAsia="宋体" w:hAnsi="宋体" w:cs="宋体" w:hint="eastAsia"/>
+              <w:rFonts w:hint="eastAsia" w:ascii="宋体" w:hAnsi="宋体" w:eastAsia="宋体" w:cs="宋体"/>
               <w:szCs w:val="24"/>
             </w:rPr>
             <w:instrText xml:space="preserve"> HYPERLINK \l _Toc6501 </w:instrText>
           </w:r>
           <w:r>
             <w:rPr>
-              <w:rFonts w:ascii="宋体" w:eastAsia="宋体" w:hAnsi="宋体" w:cs="宋体" w:hint="eastAsia"/>
+              <w:rFonts w:hint="eastAsia" w:ascii="宋体" w:hAnsi="宋体" w:eastAsia="宋体" w:cs="宋体"/>
               <w:szCs w:val="24"/>
             </w:rPr>
             <w:fldChar w:fldCharType="separate"/>
@@ -2475,7 +2507,7 @@
           </w:r>
           <w:r>
             <w:rPr>
-              <w:rFonts w:ascii="宋体" w:eastAsia="宋体" w:hAnsi="宋体" w:cs="宋体" w:hint="eastAsia"/>
+              <w:rFonts w:hint="eastAsia" w:ascii="宋体" w:hAnsi="宋体" w:eastAsia="宋体" w:cs="宋体"/>
               <w:szCs w:val="24"/>
             </w:rPr>
             <w:fldChar w:fldCharType="end"/>
@@ -2483,28 +2515,28 @@
         </w:p>
         <w:p>
           <w:pPr>
-            <w:pStyle w:val="TOC3"/>
+            <w:pStyle w:val="13"/>
             <w:tabs>
               <w:tab w:val="right" w:leader="dot" w:pos="8306"/>
             </w:tabs>
           </w:pPr>
           <w:r>
             <w:rPr>
-              <w:rFonts w:ascii="宋体" w:eastAsia="宋体" w:hAnsi="宋体" w:cs="宋体" w:hint="eastAsia"/>
+              <w:rFonts w:hint="eastAsia" w:ascii="宋体" w:hAnsi="宋体" w:eastAsia="宋体" w:cs="宋体"/>
               <w:szCs w:val="24"/>
             </w:rPr>
             <w:fldChar w:fldCharType="begin"/>
           </w:r>
           <w:r>
             <w:rPr>
-              <w:rFonts w:ascii="宋体" w:eastAsia="宋体" w:hAnsi="宋体" w:cs="宋体" w:hint="eastAsia"/>
+              <w:rFonts w:hint="eastAsia" w:ascii="宋体" w:hAnsi="宋体" w:eastAsia="宋体" w:cs="宋体"/>
               <w:szCs w:val="24"/>
             </w:rPr>
             <w:instrText xml:space="preserve"> HYPERLINK \l _Toc26598 </w:instrText>
           </w:r>
           <w:r>
             <w:rPr>
-              <w:rFonts w:ascii="宋体" w:eastAsia="宋体" w:hAnsi="宋体" w:cs="宋体" w:hint="eastAsia"/>
+              <w:rFonts w:hint="eastAsia" w:ascii="宋体" w:hAnsi="宋体" w:eastAsia="宋体" w:cs="宋体"/>
               <w:szCs w:val="24"/>
             </w:rPr>
             <w:fldChar w:fldCharType="separate"/>
@@ -2550,7 +2582,7 @@
           </w:r>
           <w:r>
             <w:rPr>
-              <w:rFonts w:ascii="宋体" w:eastAsia="宋体" w:hAnsi="宋体" w:cs="宋体" w:hint="eastAsia"/>
+              <w:rFonts w:hint="eastAsia" w:ascii="宋体" w:hAnsi="宋体" w:eastAsia="宋体" w:cs="宋体"/>
               <w:szCs w:val="24"/>
             </w:rPr>
             <w:fldChar w:fldCharType="end"/>
@@ -2558,28 +2590,28 @@
         </w:p>
         <w:p>
           <w:pPr>
-            <w:pStyle w:val="TOC3"/>
+            <w:pStyle w:val="13"/>
             <w:tabs>
               <w:tab w:val="right" w:leader="dot" w:pos="8306"/>
             </w:tabs>
           </w:pPr>
           <w:r>
             <w:rPr>
-              <w:rFonts w:ascii="宋体" w:eastAsia="宋体" w:hAnsi="宋体" w:cs="宋体" w:hint="eastAsia"/>
+              <w:rFonts w:hint="eastAsia" w:ascii="宋体" w:hAnsi="宋体" w:eastAsia="宋体" w:cs="宋体"/>
               <w:szCs w:val="24"/>
             </w:rPr>
             <w:fldChar w:fldCharType="begin"/>
           </w:r>
           <w:r>
             <w:rPr>
-              <w:rFonts w:ascii="宋体" w:eastAsia="宋体" w:hAnsi="宋体" w:cs="宋体" w:hint="eastAsia"/>
+              <w:rFonts w:hint="eastAsia" w:ascii="宋体" w:hAnsi="宋体" w:eastAsia="宋体" w:cs="宋体"/>
               <w:szCs w:val="24"/>
             </w:rPr>
             <w:instrText xml:space="preserve"> HYPERLINK \l _Toc12870 </w:instrText>
           </w:r>
           <w:r>
             <w:rPr>
-              <w:rFonts w:ascii="宋体" w:eastAsia="宋体" w:hAnsi="宋体" w:cs="宋体" w:hint="eastAsia"/>
+              <w:rFonts w:hint="eastAsia" w:ascii="宋体" w:hAnsi="宋体" w:eastAsia="宋体" w:cs="宋体"/>
               <w:szCs w:val="24"/>
             </w:rPr>
             <w:fldChar w:fldCharType="separate"/>
@@ -2618,7 +2650,7 @@
           </w:r>
           <w:r>
             <w:rPr>
-              <w:rFonts w:ascii="宋体" w:eastAsia="宋体" w:hAnsi="宋体" w:cs="宋体" w:hint="eastAsia"/>
+              <w:rFonts w:hint="eastAsia" w:ascii="宋体" w:hAnsi="宋体" w:eastAsia="宋体" w:cs="宋体"/>
               <w:szCs w:val="24"/>
             </w:rPr>
             <w:fldChar w:fldCharType="end"/>
@@ -2626,28 +2658,28 @@
         </w:p>
         <w:p>
           <w:pPr>
-            <w:pStyle w:val="TOC3"/>
+            <w:pStyle w:val="13"/>
             <w:tabs>
               <w:tab w:val="right" w:leader="dot" w:pos="8306"/>
             </w:tabs>
           </w:pPr>
           <w:r>
             <w:rPr>
-              <w:rFonts w:ascii="宋体" w:eastAsia="宋体" w:hAnsi="宋体" w:cs="宋体" w:hint="eastAsia"/>
+              <w:rFonts w:hint="eastAsia" w:ascii="宋体" w:hAnsi="宋体" w:eastAsia="宋体" w:cs="宋体"/>
               <w:szCs w:val="24"/>
             </w:rPr>
             <w:fldChar w:fldCharType="begin"/>
           </w:r>
           <w:r>
             <w:rPr>
-              <w:rFonts w:ascii="宋体" w:eastAsia="宋体" w:hAnsi="宋体" w:cs="宋体" w:hint="eastAsia"/>
+              <w:rFonts w:hint="eastAsia" w:ascii="宋体" w:hAnsi="宋体" w:eastAsia="宋体" w:cs="宋体"/>
               <w:szCs w:val="24"/>
             </w:rPr>
             <w:instrText xml:space="preserve"> HYPERLINK \l _Toc16105 </w:instrText>
           </w:r>
           <w:r>
             <w:rPr>
-              <w:rFonts w:ascii="宋体" w:eastAsia="宋体" w:hAnsi="宋体" w:cs="宋体" w:hint="eastAsia"/>
+              <w:rFonts w:hint="eastAsia" w:ascii="宋体" w:hAnsi="宋体" w:eastAsia="宋体" w:cs="宋体"/>
               <w:szCs w:val="24"/>
             </w:rPr>
             <w:fldChar w:fldCharType="separate"/>
@@ -2679,7 +2711,7 @@
           </w:r>
           <w:r>
             <w:rPr>
-              <w:rFonts w:ascii="宋体" w:eastAsia="宋体" w:hAnsi="宋体" w:cs="宋体" w:hint="eastAsia"/>
+              <w:rFonts w:hint="eastAsia" w:ascii="宋体" w:hAnsi="宋体" w:eastAsia="宋体" w:cs="宋体"/>
               <w:szCs w:val="24"/>
             </w:rPr>
             <w:fldChar w:fldCharType="end"/>
@@ -2687,28 +2719,28 @@
         </w:p>
         <w:p>
           <w:pPr>
-            <w:pStyle w:val="TOC3"/>
+            <w:pStyle w:val="13"/>
             <w:tabs>
               <w:tab w:val="right" w:leader="dot" w:pos="8306"/>
             </w:tabs>
           </w:pPr>
           <w:r>
             <w:rPr>
-              <w:rFonts w:ascii="宋体" w:eastAsia="宋体" w:hAnsi="宋体" w:cs="宋体" w:hint="eastAsia"/>
+              <w:rFonts w:hint="eastAsia" w:ascii="宋体" w:hAnsi="宋体" w:eastAsia="宋体" w:cs="宋体"/>
               <w:szCs w:val="24"/>
             </w:rPr>
             <w:fldChar w:fldCharType="begin"/>
           </w:r>
           <w:r>
             <w:rPr>
-              <w:rFonts w:ascii="宋体" w:eastAsia="宋体" w:hAnsi="宋体" w:cs="宋体" w:hint="eastAsia"/>
+              <w:rFonts w:hint="eastAsia" w:ascii="宋体" w:hAnsi="宋体" w:eastAsia="宋体" w:cs="宋体"/>
               <w:szCs w:val="24"/>
             </w:rPr>
             <w:instrText xml:space="preserve"> HYPERLINK \l _Toc28010 </w:instrText>
           </w:r>
           <w:r>
             <w:rPr>
-              <w:rFonts w:ascii="宋体" w:eastAsia="宋体" w:hAnsi="宋体" w:cs="宋体" w:hint="eastAsia"/>
+              <w:rFonts w:hint="eastAsia" w:ascii="宋体" w:hAnsi="宋体" w:eastAsia="宋体" w:cs="宋体"/>
               <w:szCs w:val="24"/>
             </w:rPr>
             <w:fldChar w:fldCharType="separate"/>
@@ -2740,7 +2772,7 @@
           </w:r>
           <w:r>
             <w:rPr>
-              <w:rFonts w:ascii="宋体" w:eastAsia="宋体" w:hAnsi="宋体" w:cs="宋体" w:hint="eastAsia"/>
+              <w:rFonts w:hint="eastAsia" w:ascii="宋体" w:hAnsi="宋体" w:eastAsia="宋体" w:cs="宋体"/>
               <w:szCs w:val="24"/>
             </w:rPr>
             <w:fldChar w:fldCharType="end"/>
@@ -2748,28 +2780,28 @@
         </w:p>
         <w:p>
           <w:pPr>
-            <w:pStyle w:val="TOC3"/>
+            <w:pStyle w:val="13"/>
             <w:tabs>
               <w:tab w:val="right" w:leader="dot" w:pos="8306"/>
             </w:tabs>
           </w:pPr>
           <w:r>
             <w:rPr>
-              <w:rFonts w:ascii="宋体" w:eastAsia="宋体" w:hAnsi="宋体" w:cs="宋体" w:hint="eastAsia"/>
+              <w:rFonts w:hint="eastAsia" w:ascii="宋体" w:hAnsi="宋体" w:eastAsia="宋体" w:cs="宋体"/>
               <w:szCs w:val="24"/>
             </w:rPr>
             <w:fldChar w:fldCharType="begin"/>
           </w:r>
           <w:r>
             <w:rPr>
-              <w:rFonts w:ascii="宋体" w:eastAsia="宋体" w:hAnsi="宋体" w:cs="宋体" w:hint="eastAsia"/>
+              <w:rFonts w:hint="eastAsia" w:ascii="宋体" w:hAnsi="宋体" w:eastAsia="宋体" w:cs="宋体"/>
               <w:szCs w:val="24"/>
             </w:rPr>
             <w:instrText xml:space="preserve"> HYPERLINK \l _Toc23962 </w:instrText>
           </w:r>
           <w:r>
             <w:rPr>
-              <w:rFonts w:ascii="宋体" w:eastAsia="宋体" w:hAnsi="宋体" w:cs="宋体" w:hint="eastAsia"/>
+              <w:rFonts w:hint="eastAsia" w:ascii="宋体" w:hAnsi="宋体" w:eastAsia="宋体" w:cs="宋体"/>
               <w:szCs w:val="24"/>
             </w:rPr>
             <w:fldChar w:fldCharType="separate"/>
@@ -2801,7 +2833,7 @@
           </w:r>
           <w:r>
             <w:rPr>
-              <w:rFonts w:ascii="宋体" w:eastAsia="宋体" w:hAnsi="宋体" w:cs="宋体" w:hint="eastAsia"/>
+              <w:rFonts w:hint="eastAsia" w:ascii="宋体" w:hAnsi="宋体" w:eastAsia="宋体" w:cs="宋体"/>
               <w:szCs w:val="24"/>
             </w:rPr>
             <w:fldChar w:fldCharType="end"/>
@@ -2809,28 +2841,28 @@
         </w:p>
         <w:p>
           <w:pPr>
-            <w:pStyle w:val="TOC3"/>
+            <w:pStyle w:val="13"/>
             <w:tabs>
               <w:tab w:val="right" w:leader="dot" w:pos="8306"/>
             </w:tabs>
           </w:pPr>
           <w:r>
             <w:rPr>
-              <w:rFonts w:ascii="宋体" w:eastAsia="宋体" w:hAnsi="宋体" w:cs="宋体" w:hint="eastAsia"/>
+              <w:rFonts w:hint="eastAsia" w:ascii="宋体" w:hAnsi="宋体" w:eastAsia="宋体" w:cs="宋体"/>
               <w:szCs w:val="24"/>
             </w:rPr>
             <w:fldChar w:fldCharType="begin"/>
           </w:r>
           <w:r>
             <w:rPr>
-              <w:rFonts w:ascii="宋体" w:eastAsia="宋体" w:hAnsi="宋体" w:cs="宋体" w:hint="eastAsia"/>
+              <w:rFonts w:hint="eastAsia" w:ascii="宋体" w:hAnsi="宋体" w:eastAsia="宋体" w:cs="宋体"/>
               <w:szCs w:val="24"/>
             </w:rPr>
             <w:instrText xml:space="preserve"> HYPERLINK \l _Toc28449 </w:instrText>
           </w:r>
           <w:r>
             <w:rPr>
-              <w:rFonts w:ascii="宋体" w:eastAsia="宋体" w:hAnsi="宋体" w:cs="宋体" w:hint="eastAsia"/>
+              <w:rFonts w:hint="eastAsia" w:ascii="宋体" w:hAnsi="宋体" w:eastAsia="宋体" w:cs="宋体"/>
               <w:szCs w:val="24"/>
             </w:rPr>
             <w:fldChar w:fldCharType="separate"/>
@@ -2862,7 +2894,7 @@
           </w:r>
           <w:r>
             <w:rPr>
-              <w:rFonts w:ascii="宋体" w:eastAsia="宋体" w:hAnsi="宋体" w:cs="宋体" w:hint="eastAsia"/>
+              <w:rFonts w:hint="eastAsia" w:ascii="宋体" w:hAnsi="宋体" w:eastAsia="宋体" w:cs="宋体"/>
               <w:szCs w:val="24"/>
             </w:rPr>
             <w:fldChar w:fldCharType="end"/>
@@ -2870,28 +2902,28 @@
         </w:p>
         <w:p>
           <w:pPr>
-            <w:pStyle w:val="TOC3"/>
+            <w:pStyle w:val="13"/>
             <w:tabs>
               <w:tab w:val="right" w:leader="dot" w:pos="8306"/>
             </w:tabs>
           </w:pPr>
           <w:r>
             <w:rPr>
-              <w:rFonts w:ascii="宋体" w:eastAsia="宋体" w:hAnsi="宋体" w:cs="宋体" w:hint="eastAsia"/>
+              <w:rFonts w:hint="eastAsia" w:ascii="宋体" w:hAnsi="宋体" w:eastAsia="宋体" w:cs="宋体"/>
               <w:szCs w:val="24"/>
             </w:rPr>
             <w:fldChar w:fldCharType="begin"/>
           </w:r>
           <w:r>
             <w:rPr>
-              <w:rFonts w:ascii="宋体" w:eastAsia="宋体" w:hAnsi="宋体" w:cs="宋体" w:hint="eastAsia"/>
+              <w:rFonts w:hint="eastAsia" w:ascii="宋体" w:hAnsi="宋体" w:eastAsia="宋体" w:cs="宋体"/>
               <w:szCs w:val="24"/>
             </w:rPr>
             <w:instrText xml:space="preserve"> HYPERLINK \l _Toc21691 </w:instrText>
           </w:r>
           <w:r>
             <w:rPr>
-              <w:rFonts w:ascii="宋体" w:eastAsia="宋体" w:hAnsi="宋体" w:cs="宋体" w:hint="eastAsia"/>
+              <w:rFonts w:hint="eastAsia" w:ascii="宋体" w:hAnsi="宋体" w:eastAsia="宋体" w:cs="宋体"/>
               <w:szCs w:val="24"/>
             </w:rPr>
             <w:fldChar w:fldCharType="separate"/>
@@ -2923,7 +2955,7 @@
           </w:r>
           <w:r>
             <w:rPr>
-              <w:rFonts w:ascii="宋体" w:eastAsia="宋体" w:hAnsi="宋体" w:cs="宋体" w:hint="eastAsia"/>
+              <w:rFonts w:hint="eastAsia" w:ascii="宋体" w:hAnsi="宋体" w:eastAsia="宋体" w:cs="宋体"/>
               <w:szCs w:val="24"/>
             </w:rPr>
             <w:fldChar w:fldCharType="end"/>
@@ -2931,28 +2963,28 @@
         </w:p>
         <w:p>
           <w:pPr>
-            <w:pStyle w:val="TOC3"/>
+            <w:pStyle w:val="13"/>
             <w:tabs>
               <w:tab w:val="right" w:leader="dot" w:pos="8306"/>
             </w:tabs>
           </w:pPr>
           <w:r>
             <w:rPr>
-              <w:rFonts w:ascii="宋体" w:eastAsia="宋体" w:hAnsi="宋体" w:cs="宋体" w:hint="eastAsia"/>
+              <w:rFonts w:hint="eastAsia" w:ascii="宋体" w:hAnsi="宋体" w:eastAsia="宋体" w:cs="宋体"/>
               <w:szCs w:val="24"/>
             </w:rPr>
             <w:fldChar w:fldCharType="begin"/>
           </w:r>
           <w:r>
             <w:rPr>
-              <w:rFonts w:ascii="宋体" w:eastAsia="宋体" w:hAnsi="宋体" w:cs="宋体" w:hint="eastAsia"/>
+              <w:rFonts w:hint="eastAsia" w:ascii="宋体" w:hAnsi="宋体" w:eastAsia="宋体" w:cs="宋体"/>
               <w:szCs w:val="24"/>
             </w:rPr>
             <w:instrText xml:space="preserve"> HYPERLINK \l _Toc21516 </w:instrText>
           </w:r>
           <w:r>
             <w:rPr>
-              <w:rFonts w:ascii="宋体" w:eastAsia="宋体" w:hAnsi="宋体" w:cs="宋体" w:hint="eastAsia"/>
+              <w:rFonts w:hint="eastAsia" w:ascii="宋体" w:hAnsi="宋体" w:eastAsia="宋体" w:cs="宋体"/>
               <w:szCs w:val="24"/>
             </w:rPr>
             <w:fldChar w:fldCharType="separate"/>
@@ -2984,7 +3016,7 @@
           </w:r>
           <w:r>
             <w:rPr>
-              <w:rFonts w:ascii="宋体" w:eastAsia="宋体" w:hAnsi="宋体" w:cs="宋体" w:hint="eastAsia"/>
+              <w:rFonts w:hint="eastAsia" w:ascii="宋体" w:hAnsi="宋体" w:eastAsia="宋体" w:cs="宋体"/>
               <w:szCs w:val="24"/>
             </w:rPr>
             <w:fldChar w:fldCharType="end"/>
@@ -2992,28 +3024,28 @@
         </w:p>
         <w:p>
           <w:pPr>
-            <w:pStyle w:val="TOC3"/>
+            <w:pStyle w:val="13"/>
             <w:tabs>
               <w:tab w:val="right" w:leader="dot" w:pos="8306"/>
             </w:tabs>
           </w:pPr>
           <w:r>
             <w:rPr>
-              <w:rFonts w:ascii="宋体" w:eastAsia="宋体" w:hAnsi="宋体" w:cs="宋体" w:hint="eastAsia"/>
+              <w:rFonts w:hint="eastAsia" w:ascii="宋体" w:hAnsi="宋体" w:eastAsia="宋体" w:cs="宋体"/>
               <w:szCs w:val="24"/>
             </w:rPr>
             <w:fldChar w:fldCharType="begin"/>
           </w:r>
           <w:r>
             <w:rPr>
-              <w:rFonts w:ascii="宋体" w:eastAsia="宋体" w:hAnsi="宋体" w:cs="宋体" w:hint="eastAsia"/>
+              <w:rFonts w:hint="eastAsia" w:ascii="宋体" w:hAnsi="宋体" w:eastAsia="宋体" w:cs="宋体"/>
               <w:szCs w:val="24"/>
             </w:rPr>
             <w:instrText xml:space="preserve"> HYPERLINK \l _Toc2474 </w:instrText>
           </w:r>
           <w:r>
             <w:rPr>
-              <w:rFonts w:ascii="宋体" w:eastAsia="宋体" w:hAnsi="宋体" w:cs="宋体" w:hint="eastAsia"/>
+              <w:rFonts w:hint="eastAsia" w:ascii="宋体" w:hAnsi="宋体" w:eastAsia="宋体" w:cs="宋体"/>
               <w:szCs w:val="24"/>
             </w:rPr>
             <w:fldChar w:fldCharType="separate"/>
@@ -3045,7 +3077,7 @@
           </w:r>
           <w:r>
             <w:rPr>
-              <w:rFonts w:ascii="宋体" w:eastAsia="宋体" w:hAnsi="宋体" w:cs="宋体" w:hint="eastAsia"/>
+              <w:rFonts w:hint="eastAsia" w:ascii="宋体" w:hAnsi="宋体" w:eastAsia="宋体" w:cs="宋体"/>
               <w:szCs w:val="24"/>
             </w:rPr>
             <w:fldChar w:fldCharType="end"/>
@@ -3053,28 +3085,28 @@
         </w:p>
         <w:p>
           <w:pPr>
-            <w:pStyle w:val="TOC3"/>
+            <w:pStyle w:val="13"/>
             <w:tabs>
               <w:tab w:val="right" w:leader="dot" w:pos="8306"/>
             </w:tabs>
           </w:pPr>
           <w:r>
             <w:rPr>
-              <w:rFonts w:ascii="宋体" w:eastAsia="宋体" w:hAnsi="宋体" w:cs="宋体" w:hint="eastAsia"/>
+              <w:rFonts w:hint="eastAsia" w:ascii="宋体" w:hAnsi="宋体" w:eastAsia="宋体" w:cs="宋体"/>
               <w:szCs w:val="24"/>
             </w:rPr>
             <w:fldChar w:fldCharType="begin"/>
           </w:r>
           <w:r>
             <w:rPr>
-              <w:rFonts w:ascii="宋体" w:eastAsia="宋体" w:hAnsi="宋体" w:cs="宋体" w:hint="eastAsia"/>
+              <w:rFonts w:hint="eastAsia" w:ascii="宋体" w:hAnsi="宋体" w:eastAsia="宋体" w:cs="宋体"/>
               <w:szCs w:val="24"/>
             </w:rPr>
             <w:instrText xml:space="preserve"> HYPERLINK \l _Toc16976 </w:instrText>
           </w:r>
           <w:r>
             <w:rPr>
-              <w:rFonts w:ascii="宋体" w:eastAsia="宋体" w:hAnsi="宋体" w:cs="宋体" w:hint="eastAsia"/>
+              <w:rFonts w:hint="eastAsia" w:ascii="宋体" w:hAnsi="宋体" w:eastAsia="宋体" w:cs="宋体"/>
               <w:szCs w:val="24"/>
             </w:rPr>
             <w:fldChar w:fldCharType="separate"/>
@@ -3106,7 +3138,7 @@
           </w:r>
           <w:r>
             <w:rPr>
-              <w:rFonts w:ascii="宋体" w:eastAsia="宋体" w:hAnsi="宋体" w:cs="宋体" w:hint="eastAsia"/>
+              <w:rFonts w:hint="eastAsia" w:ascii="宋体" w:hAnsi="宋体" w:eastAsia="宋体" w:cs="宋体"/>
               <w:szCs w:val="24"/>
             </w:rPr>
             <w:fldChar w:fldCharType="end"/>
@@ -3114,28 +3146,28 @@
         </w:p>
         <w:p>
           <w:pPr>
-            <w:pStyle w:val="TOC3"/>
+            <w:pStyle w:val="13"/>
             <w:tabs>
               <w:tab w:val="right" w:leader="dot" w:pos="8306"/>
             </w:tabs>
           </w:pPr>
           <w:r>
             <w:rPr>
-              <w:rFonts w:ascii="宋体" w:eastAsia="宋体" w:hAnsi="宋体" w:cs="宋体" w:hint="eastAsia"/>
+              <w:rFonts w:hint="eastAsia" w:ascii="宋体" w:hAnsi="宋体" w:eastAsia="宋体" w:cs="宋体"/>
               <w:szCs w:val="24"/>
             </w:rPr>
             <w:fldChar w:fldCharType="begin"/>
           </w:r>
           <w:r>
             <w:rPr>
-              <w:rFonts w:ascii="宋体" w:eastAsia="宋体" w:hAnsi="宋体" w:cs="宋体" w:hint="eastAsia"/>
+              <w:rFonts w:hint="eastAsia" w:ascii="宋体" w:hAnsi="宋体" w:eastAsia="宋体" w:cs="宋体"/>
               <w:szCs w:val="24"/>
             </w:rPr>
             <w:instrText xml:space="preserve"> HYPERLINK \l _Toc28489 </w:instrText>
           </w:r>
           <w:r>
             <w:rPr>
-              <w:rFonts w:ascii="宋体" w:eastAsia="宋体" w:hAnsi="宋体" w:cs="宋体" w:hint="eastAsia"/>
+              <w:rFonts w:hint="eastAsia" w:ascii="宋体" w:hAnsi="宋体" w:eastAsia="宋体" w:cs="宋体"/>
               <w:szCs w:val="24"/>
             </w:rPr>
             <w:fldChar w:fldCharType="separate"/>
@@ -3167,7 +3199,7 @@
           </w:r>
           <w:r>
             <w:rPr>
-              <w:rFonts w:ascii="宋体" w:eastAsia="宋体" w:hAnsi="宋体" w:cs="宋体" w:hint="eastAsia"/>
+              <w:rFonts w:hint="eastAsia" w:ascii="宋体" w:hAnsi="宋体" w:eastAsia="宋体" w:cs="宋体"/>
               <w:szCs w:val="24"/>
             </w:rPr>
             <w:fldChar w:fldCharType="end"/>
@@ -3175,28 +3207,28 @@
         </w:p>
         <w:p>
           <w:pPr>
-            <w:pStyle w:val="TOC3"/>
+            <w:pStyle w:val="13"/>
             <w:tabs>
               <w:tab w:val="right" w:leader="dot" w:pos="8306"/>
             </w:tabs>
           </w:pPr>
           <w:r>
             <w:rPr>
-              <w:rFonts w:ascii="宋体" w:eastAsia="宋体" w:hAnsi="宋体" w:cs="宋体" w:hint="eastAsia"/>
+              <w:rFonts w:hint="eastAsia" w:ascii="宋体" w:hAnsi="宋体" w:eastAsia="宋体" w:cs="宋体"/>
               <w:szCs w:val="24"/>
             </w:rPr>
             <w:fldChar w:fldCharType="begin"/>
           </w:r>
           <w:r>
             <w:rPr>
-              <w:rFonts w:ascii="宋体" w:eastAsia="宋体" w:hAnsi="宋体" w:cs="宋体" w:hint="eastAsia"/>
+              <w:rFonts w:hint="eastAsia" w:ascii="宋体" w:hAnsi="宋体" w:eastAsia="宋体" w:cs="宋体"/>
               <w:szCs w:val="24"/>
             </w:rPr>
             <w:instrText xml:space="preserve"> HYPERLINK \l _Toc31056 </w:instrText>
           </w:r>
           <w:r>
             <w:rPr>
-              <w:rFonts w:ascii="宋体" w:eastAsia="宋体" w:hAnsi="宋体" w:cs="宋体" w:hint="eastAsia"/>
+              <w:rFonts w:hint="eastAsia" w:ascii="宋体" w:hAnsi="宋体" w:eastAsia="宋体" w:cs="宋体"/>
               <w:szCs w:val="24"/>
             </w:rPr>
             <w:fldChar w:fldCharType="separate"/>
@@ -3228,7 +3260,7 @@
           </w:r>
           <w:r>
             <w:rPr>
-              <w:rFonts w:ascii="宋体" w:eastAsia="宋体" w:hAnsi="宋体" w:cs="宋体" w:hint="eastAsia"/>
+              <w:rFonts w:hint="eastAsia" w:ascii="宋体" w:hAnsi="宋体" w:eastAsia="宋体" w:cs="宋体"/>
               <w:szCs w:val="24"/>
             </w:rPr>
             <w:fldChar w:fldCharType="end"/>
@@ -3236,28 +3268,28 @@
         </w:p>
         <w:p>
           <w:pPr>
-            <w:pStyle w:val="TOC2"/>
+            <w:pStyle w:val="17"/>
             <w:tabs>
               <w:tab w:val="right" w:leader="dot" w:pos="8306"/>
             </w:tabs>
           </w:pPr>
           <w:r>
             <w:rPr>
-              <w:rFonts w:ascii="宋体" w:eastAsia="宋体" w:hAnsi="宋体" w:cs="宋体" w:hint="eastAsia"/>
+              <w:rFonts w:hint="eastAsia" w:ascii="宋体" w:hAnsi="宋体" w:eastAsia="宋体" w:cs="宋体"/>
               <w:szCs w:val="24"/>
             </w:rPr>
             <w:fldChar w:fldCharType="begin"/>
           </w:r>
           <w:r>
             <w:rPr>
-              <w:rFonts w:ascii="宋体" w:eastAsia="宋体" w:hAnsi="宋体" w:cs="宋体" w:hint="eastAsia"/>
+              <w:rFonts w:hint="eastAsia" w:ascii="宋体" w:hAnsi="宋体" w:eastAsia="宋体" w:cs="宋体"/>
               <w:szCs w:val="24"/>
             </w:rPr>
             <w:instrText xml:space="preserve"> HYPERLINK \l _Toc10066 </w:instrText>
           </w:r>
           <w:r>
             <w:rPr>
-              <w:rFonts w:ascii="宋体" w:eastAsia="宋体" w:hAnsi="宋体" w:cs="宋体" w:hint="eastAsia"/>
+              <w:rFonts w:hint="eastAsia" w:ascii="宋体" w:hAnsi="宋体" w:eastAsia="宋体" w:cs="宋体"/>
               <w:szCs w:val="24"/>
             </w:rPr>
             <w:fldChar w:fldCharType="separate"/>
@@ -3289,7 +3321,7 @@
           </w:r>
           <w:r>
             <w:rPr>
-              <w:rFonts w:ascii="宋体" w:eastAsia="宋体" w:hAnsi="宋体" w:cs="宋体" w:hint="eastAsia"/>
+              <w:rFonts w:hint="eastAsia" w:ascii="宋体" w:hAnsi="宋体" w:eastAsia="宋体" w:cs="宋体"/>
               <w:szCs w:val="24"/>
             </w:rPr>
             <w:fldChar w:fldCharType="end"/>
@@ -3297,28 +3329,28 @@
         </w:p>
         <w:p>
           <w:pPr>
-            <w:pStyle w:val="TOC3"/>
+            <w:pStyle w:val="13"/>
             <w:tabs>
               <w:tab w:val="right" w:leader="dot" w:pos="8306"/>
             </w:tabs>
           </w:pPr>
           <w:r>
             <w:rPr>
-              <w:rFonts w:ascii="宋体" w:eastAsia="宋体" w:hAnsi="宋体" w:cs="宋体" w:hint="eastAsia"/>
+              <w:rFonts w:hint="eastAsia" w:ascii="宋体" w:hAnsi="宋体" w:eastAsia="宋体" w:cs="宋体"/>
               <w:szCs w:val="24"/>
             </w:rPr>
             <w:fldChar w:fldCharType="begin"/>
           </w:r>
           <w:r>
             <w:rPr>
-              <w:rFonts w:ascii="宋体" w:eastAsia="宋体" w:hAnsi="宋体" w:cs="宋体" w:hint="eastAsia"/>
+              <w:rFonts w:hint="eastAsia" w:ascii="宋体" w:hAnsi="宋体" w:eastAsia="宋体" w:cs="宋体"/>
               <w:szCs w:val="24"/>
             </w:rPr>
             <w:instrText xml:space="preserve"> HYPERLINK \l _Toc31800 </w:instrText>
           </w:r>
           <w:r>
             <w:rPr>
-              <w:rFonts w:ascii="宋体" w:eastAsia="宋体" w:hAnsi="宋体" w:cs="宋体" w:hint="eastAsia"/>
+              <w:rFonts w:hint="eastAsia" w:ascii="宋体" w:hAnsi="宋体" w:eastAsia="宋体" w:cs="宋体"/>
               <w:szCs w:val="24"/>
             </w:rPr>
             <w:fldChar w:fldCharType="separate"/>
@@ -3350,7 +3382,7 @@
           </w:r>
           <w:r>
             <w:rPr>
-              <w:rFonts w:ascii="宋体" w:eastAsia="宋体" w:hAnsi="宋体" w:cs="宋体" w:hint="eastAsia"/>
+              <w:rFonts w:hint="eastAsia" w:ascii="宋体" w:hAnsi="宋体" w:eastAsia="宋体" w:cs="宋体"/>
               <w:szCs w:val="24"/>
             </w:rPr>
             <w:fldChar w:fldCharType="end"/>
@@ -3358,28 +3390,28 @@
         </w:p>
         <w:p>
           <w:pPr>
-            <w:pStyle w:val="TOC3"/>
+            <w:pStyle w:val="13"/>
             <w:tabs>
               <w:tab w:val="right" w:leader="dot" w:pos="8306"/>
             </w:tabs>
           </w:pPr>
           <w:r>
             <w:rPr>
-              <w:rFonts w:ascii="宋体" w:eastAsia="宋体" w:hAnsi="宋体" w:cs="宋体" w:hint="eastAsia"/>
+              <w:rFonts w:hint="eastAsia" w:ascii="宋体" w:hAnsi="宋体" w:eastAsia="宋体" w:cs="宋体"/>
               <w:szCs w:val="24"/>
             </w:rPr>
             <w:fldChar w:fldCharType="begin"/>
           </w:r>
           <w:r>
             <w:rPr>
-              <w:rFonts w:ascii="宋体" w:eastAsia="宋体" w:hAnsi="宋体" w:cs="宋体" w:hint="eastAsia"/>
+              <w:rFonts w:hint="eastAsia" w:ascii="宋体" w:hAnsi="宋体" w:eastAsia="宋体" w:cs="宋体"/>
               <w:szCs w:val="24"/>
             </w:rPr>
             <w:instrText xml:space="preserve"> HYPERLINK \l _Toc22326 </w:instrText>
           </w:r>
           <w:r>
             <w:rPr>
-              <w:rFonts w:ascii="宋体" w:eastAsia="宋体" w:hAnsi="宋体" w:cs="宋体" w:hint="eastAsia"/>
+              <w:rFonts w:hint="eastAsia" w:ascii="宋体" w:hAnsi="宋体" w:eastAsia="宋体" w:cs="宋体"/>
               <w:szCs w:val="24"/>
             </w:rPr>
             <w:fldChar w:fldCharType="separate"/>
@@ -3411,7 +3443,7 @@
           </w:r>
           <w:r>
             <w:rPr>
-              <w:rFonts w:ascii="宋体" w:eastAsia="宋体" w:hAnsi="宋体" w:cs="宋体" w:hint="eastAsia"/>
+              <w:rFonts w:hint="eastAsia" w:ascii="宋体" w:hAnsi="宋体" w:eastAsia="宋体" w:cs="宋体"/>
               <w:szCs w:val="24"/>
             </w:rPr>
             <w:fldChar w:fldCharType="end"/>
@@ -3419,28 +3451,28 @@
         </w:p>
         <w:p>
           <w:pPr>
-            <w:pStyle w:val="TOC3"/>
+            <w:pStyle w:val="13"/>
             <w:tabs>
               <w:tab w:val="right" w:leader="dot" w:pos="8306"/>
             </w:tabs>
           </w:pPr>
           <w:r>
             <w:rPr>
-              <w:rFonts w:ascii="宋体" w:eastAsia="宋体" w:hAnsi="宋体" w:cs="宋体" w:hint="eastAsia"/>
+              <w:rFonts w:hint="eastAsia" w:ascii="宋体" w:hAnsi="宋体" w:eastAsia="宋体" w:cs="宋体"/>
               <w:szCs w:val="24"/>
             </w:rPr>
             <w:fldChar w:fldCharType="begin"/>
           </w:r>
           <w:r>
             <w:rPr>
-              <w:rFonts w:ascii="宋体" w:eastAsia="宋体" w:hAnsi="宋体" w:cs="宋体" w:hint="eastAsia"/>
+              <w:rFonts w:hint="eastAsia" w:ascii="宋体" w:hAnsi="宋体" w:eastAsia="宋体" w:cs="宋体"/>
               <w:szCs w:val="24"/>
             </w:rPr>
             <w:instrText xml:space="preserve"> HYPERLINK \l _Toc5598 </w:instrText>
           </w:r>
           <w:r>
             <w:rPr>
-              <w:rFonts w:ascii="宋体" w:eastAsia="宋体" w:hAnsi="宋体" w:cs="宋体" w:hint="eastAsia"/>
+              <w:rFonts w:hint="eastAsia" w:ascii="宋体" w:hAnsi="宋体" w:eastAsia="宋体" w:cs="宋体"/>
               <w:szCs w:val="24"/>
             </w:rPr>
             <w:fldChar w:fldCharType="separate"/>
@@ -3472,7 +3504,7 @@
           </w:r>
           <w:r>
             <w:rPr>
-              <w:rFonts w:ascii="宋体" w:eastAsia="宋体" w:hAnsi="宋体" w:cs="宋体" w:hint="eastAsia"/>
+              <w:rFonts w:hint="eastAsia" w:ascii="宋体" w:hAnsi="宋体" w:eastAsia="宋体" w:cs="宋体"/>
               <w:szCs w:val="24"/>
             </w:rPr>
             <w:fldChar w:fldCharType="end"/>
@@ -3480,28 +3512,28 @@
         </w:p>
         <w:p>
           <w:pPr>
-            <w:pStyle w:val="TOC3"/>
+            <w:pStyle w:val="13"/>
             <w:tabs>
               <w:tab w:val="right" w:leader="dot" w:pos="8306"/>
             </w:tabs>
           </w:pPr>
           <w:r>
             <w:rPr>
-              <w:rFonts w:ascii="宋体" w:eastAsia="宋体" w:hAnsi="宋体" w:cs="宋体" w:hint="eastAsia"/>
+              <w:rFonts w:hint="eastAsia" w:ascii="宋体" w:hAnsi="宋体" w:eastAsia="宋体" w:cs="宋体"/>
               <w:szCs w:val="24"/>
             </w:rPr>
             <w:fldChar w:fldCharType="begin"/>
           </w:r>
           <w:r>
             <w:rPr>
-              <w:rFonts w:ascii="宋体" w:eastAsia="宋体" w:hAnsi="宋体" w:cs="宋体" w:hint="eastAsia"/>
+              <w:rFonts w:hint="eastAsia" w:ascii="宋体" w:hAnsi="宋体" w:eastAsia="宋体" w:cs="宋体"/>
               <w:szCs w:val="24"/>
             </w:rPr>
             <w:instrText xml:space="preserve"> HYPERLINK \l _Toc5359 </w:instrText>
           </w:r>
           <w:r>
             <w:rPr>
-              <w:rFonts w:ascii="宋体" w:eastAsia="宋体" w:hAnsi="宋体" w:cs="宋体" w:hint="eastAsia"/>
+              <w:rFonts w:hint="eastAsia" w:ascii="宋体" w:hAnsi="宋体" w:eastAsia="宋体" w:cs="宋体"/>
               <w:szCs w:val="24"/>
             </w:rPr>
             <w:fldChar w:fldCharType="separate"/>
@@ -3533,7 +3565,7 @@
           </w:r>
           <w:r>
             <w:rPr>
-              <w:rFonts w:ascii="宋体" w:eastAsia="宋体" w:hAnsi="宋体" w:cs="宋体" w:hint="eastAsia"/>
+              <w:rFonts w:hint="eastAsia" w:ascii="宋体" w:hAnsi="宋体" w:eastAsia="宋体" w:cs="宋体"/>
               <w:szCs w:val="24"/>
             </w:rPr>
             <w:fldChar w:fldCharType="end"/>
@@ -3541,28 +3573,28 @@
         </w:p>
         <w:p>
           <w:pPr>
-            <w:pStyle w:val="TOC3"/>
+            <w:pStyle w:val="13"/>
             <w:tabs>
               <w:tab w:val="right" w:leader="dot" w:pos="8306"/>
             </w:tabs>
           </w:pPr>
           <w:r>
             <w:rPr>
-              <w:rFonts w:ascii="宋体" w:eastAsia="宋体" w:hAnsi="宋体" w:cs="宋体" w:hint="eastAsia"/>
+              <w:rFonts w:hint="eastAsia" w:ascii="宋体" w:hAnsi="宋体" w:eastAsia="宋体" w:cs="宋体"/>
               <w:szCs w:val="24"/>
             </w:rPr>
             <w:fldChar w:fldCharType="begin"/>
           </w:r>
           <w:r>
             <w:rPr>
-              <w:rFonts w:ascii="宋体" w:eastAsia="宋体" w:hAnsi="宋体" w:cs="宋体" w:hint="eastAsia"/>
+              <w:rFonts w:hint="eastAsia" w:ascii="宋体" w:hAnsi="宋体" w:eastAsia="宋体" w:cs="宋体"/>
               <w:szCs w:val="24"/>
             </w:rPr>
             <w:instrText xml:space="preserve"> HYPERLINK \l _Toc10445 </w:instrText>
           </w:r>
           <w:r>
             <w:rPr>
-              <w:rFonts w:ascii="宋体" w:eastAsia="宋体" w:hAnsi="宋体" w:cs="宋体" w:hint="eastAsia"/>
+              <w:rFonts w:hint="eastAsia" w:ascii="宋体" w:hAnsi="宋体" w:eastAsia="宋体" w:cs="宋体"/>
               <w:szCs w:val="24"/>
             </w:rPr>
             <w:fldChar w:fldCharType="separate"/>
@@ -3594,7 +3626,7 @@
           </w:r>
           <w:r>
             <w:rPr>
-              <w:rFonts w:ascii="宋体" w:eastAsia="宋体" w:hAnsi="宋体" w:cs="宋体" w:hint="eastAsia"/>
+              <w:rFonts w:hint="eastAsia" w:ascii="宋体" w:hAnsi="宋体" w:eastAsia="宋体" w:cs="宋体"/>
               <w:szCs w:val="24"/>
             </w:rPr>
             <w:fldChar w:fldCharType="end"/>
@@ -3602,28 +3634,28 @@
         </w:p>
         <w:p>
           <w:pPr>
-            <w:pStyle w:val="TOC2"/>
+            <w:pStyle w:val="17"/>
             <w:tabs>
               <w:tab w:val="right" w:leader="dot" w:pos="8306"/>
             </w:tabs>
           </w:pPr>
           <w:r>
             <w:rPr>
-              <w:rFonts w:ascii="宋体" w:eastAsia="宋体" w:hAnsi="宋体" w:cs="宋体" w:hint="eastAsia"/>
+              <w:rFonts w:hint="eastAsia" w:ascii="宋体" w:hAnsi="宋体" w:eastAsia="宋体" w:cs="宋体"/>
               <w:szCs w:val="24"/>
             </w:rPr>
             <w:fldChar w:fldCharType="begin"/>
           </w:r>
           <w:r>
             <w:rPr>
-              <w:rFonts w:ascii="宋体" w:eastAsia="宋体" w:hAnsi="宋体" w:cs="宋体" w:hint="eastAsia"/>
+              <w:rFonts w:hint="eastAsia" w:ascii="宋体" w:hAnsi="宋体" w:eastAsia="宋体" w:cs="宋体"/>
               <w:szCs w:val="24"/>
             </w:rPr>
             <w:instrText xml:space="preserve"> HYPERLINK \l _Toc13171 </w:instrText>
           </w:r>
           <w:r>
             <w:rPr>
-              <w:rFonts w:ascii="宋体" w:eastAsia="宋体" w:hAnsi="宋体" w:cs="宋体" w:hint="eastAsia"/>
+              <w:rFonts w:hint="eastAsia" w:ascii="宋体" w:hAnsi="宋体" w:eastAsia="宋体" w:cs="宋体"/>
               <w:szCs w:val="24"/>
             </w:rPr>
             <w:fldChar w:fldCharType="separate"/>
@@ -3662,7 +3694,7 @@
           </w:r>
           <w:r>
             <w:rPr>
-              <w:rFonts w:ascii="宋体" w:eastAsia="宋体" w:hAnsi="宋体" w:cs="宋体" w:hint="eastAsia"/>
+              <w:rFonts w:hint="eastAsia" w:ascii="宋体" w:hAnsi="宋体" w:eastAsia="宋体" w:cs="宋体"/>
               <w:szCs w:val="24"/>
             </w:rPr>
             <w:fldChar w:fldCharType="end"/>
@@ -3670,42 +3702,42 @@
         </w:p>
         <w:p>
           <w:pPr>
-            <w:pStyle w:val="TOC1"/>
+            <w:pStyle w:val="16"/>
             <w:tabs>
               <w:tab w:val="right" w:leader="dot" w:pos="8306"/>
             </w:tabs>
           </w:pPr>
           <w:r>
             <w:rPr>
-              <w:rFonts w:ascii="宋体" w:eastAsia="宋体" w:hAnsi="宋体" w:cs="宋体" w:hint="eastAsia"/>
+              <w:rFonts w:hint="eastAsia" w:ascii="宋体" w:hAnsi="宋体" w:eastAsia="宋体" w:cs="宋体"/>
               <w:szCs w:val="24"/>
             </w:rPr>
             <w:fldChar w:fldCharType="begin"/>
           </w:r>
           <w:r>
             <w:rPr>
-              <w:rFonts w:ascii="宋体" w:eastAsia="宋体" w:hAnsi="宋体" w:cs="宋体" w:hint="eastAsia"/>
+              <w:rFonts w:hint="eastAsia" w:ascii="宋体" w:hAnsi="宋体" w:eastAsia="宋体" w:cs="宋体"/>
               <w:szCs w:val="24"/>
             </w:rPr>
             <w:instrText xml:space="preserve"> HYPERLINK \l _Toc5230 </w:instrText>
           </w:r>
           <w:r>
             <w:rPr>
-              <w:rFonts w:ascii="宋体" w:eastAsia="宋体" w:hAnsi="宋体" w:cs="宋体" w:hint="eastAsia"/>
+              <w:rFonts w:hint="eastAsia" w:ascii="宋体" w:hAnsi="宋体" w:eastAsia="宋体" w:cs="宋体"/>
               <w:szCs w:val="24"/>
             </w:rPr>
             <w:fldChar w:fldCharType="separate"/>
           </w:r>
           <w:r>
             <w:rPr>
-              <w:rFonts w:eastAsia="宋体" w:hint="default"/>
+              <w:rFonts w:hint="default" w:eastAsia="宋体"/>
               <w:lang w:val="en-US" w:eastAsia="zh-CN"/>
             </w:rPr>
             <w:t xml:space="preserve">6. </w:t>
           </w:r>
           <w:r>
             <w:rPr>
-              <w:rFonts w:eastAsia="宋体" w:hint="eastAsia"/>
+              <w:rFonts w:hint="eastAsia" w:eastAsia="宋体"/>
               <w:lang w:val="en-US" w:eastAsia="zh-CN"/>
             </w:rPr>
             <w:t>附则</w:t>
@@ -3730,7 +3762,7 @@
           </w:r>
           <w:r>
             <w:rPr>
-              <w:rFonts w:ascii="宋体" w:eastAsia="宋体" w:hAnsi="宋体" w:cs="宋体" w:hint="eastAsia"/>
+              <w:rFonts w:hint="eastAsia" w:ascii="宋体" w:hAnsi="宋体" w:eastAsia="宋体" w:cs="宋体"/>
               <w:szCs w:val="24"/>
             </w:rPr>
             <w:fldChar w:fldCharType="end"/>
@@ -3738,28 +3770,28 @@
         </w:p>
         <w:p>
           <w:pPr>
-            <w:pStyle w:val="TOC1"/>
+            <w:pStyle w:val="16"/>
             <w:tabs>
               <w:tab w:val="right" w:leader="dot" w:pos="8306"/>
             </w:tabs>
           </w:pPr>
           <w:r>
             <w:rPr>
-              <w:rFonts w:ascii="宋体" w:eastAsia="宋体" w:hAnsi="宋体" w:cs="宋体" w:hint="eastAsia"/>
+              <w:rFonts w:hint="eastAsia" w:ascii="宋体" w:hAnsi="宋体" w:eastAsia="宋体" w:cs="宋体"/>
               <w:szCs w:val="24"/>
             </w:rPr>
             <w:fldChar w:fldCharType="begin"/>
           </w:r>
           <w:r>
             <w:rPr>
-              <w:rFonts w:ascii="宋体" w:eastAsia="宋体" w:hAnsi="宋体" w:cs="宋体" w:hint="eastAsia"/>
+              <w:rFonts w:hint="eastAsia" w:ascii="宋体" w:hAnsi="宋体" w:eastAsia="宋体" w:cs="宋体"/>
               <w:szCs w:val="24"/>
             </w:rPr>
             <w:instrText xml:space="preserve"> HYPERLINK \l _Toc13225 </w:instrText>
           </w:r>
           <w:r>
             <w:rPr>
-              <w:rFonts w:ascii="宋体" w:eastAsia="宋体" w:hAnsi="宋体" w:cs="宋体" w:hint="eastAsia"/>
+              <w:rFonts w:hint="eastAsia" w:ascii="宋体" w:hAnsi="宋体" w:eastAsia="宋体" w:cs="宋体"/>
               <w:szCs w:val="24"/>
             </w:rPr>
             <w:fldChar w:fldCharType="separate"/>
@@ -3798,7 +3830,7 @@
           </w:r>
           <w:r>
             <w:rPr>
-              <w:rFonts w:ascii="宋体" w:eastAsia="宋体" w:hAnsi="宋体" w:cs="宋体" w:hint="eastAsia"/>
+              <w:rFonts w:hint="eastAsia" w:ascii="宋体" w:hAnsi="宋体" w:eastAsia="宋体" w:cs="宋体"/>
               <w:szCs w:val="24"/>
             </w:rPr>
             <w:fldChar w:fldCharType="end"/>
@@ -3806,28 +3838,28 @@
         </w:p>
         <w:p>
           <w:pPr>
-            <w:pStyle w:val="TOC1"/>
+            <w:pStyle w:val="16"/>
             <w:tabs>
               <w:tab w:val="right" w:leader="dot" w:pos="8306"/>
             </w:tabs>
           </w:pPr>
           <w:r>
             <w:rPr>
-              <w:rFonts w:ascii="宋体" w:eastAsia="宋体" w:hAnsi="宋体" w:cs="宋体" w:hint="eastAsia"/>
+              <w:rFonts w:hint="eastAsia" w:ascii="宋体" w:hAnsi="宋体" w:eastAsia="宋体" w:cs="宋体"/>
               <w:szCs w:val="24"/>
             </w:rPr>
             <w:fldChar w:fldCharType="begin"/>
           </w:r>
           <w:r>
             <w:rPr>
-              <w:rFonts w:ascii="宋体" w:eastAsia="宋体" w:hAnsi="宋体" w:cs="宋体" w:hint="eastAsia"/>
+              <w:rFonts w:hint="eastAsia" w:ascii="宋体" w:hAnsi="宋体" w:eastAsia="宋体" w:cs="宋体"/>
               <w:szCs w:val="24"/>
             </w:rPr>
             <w:instrText xml:space="preserve"> HYPERLINK \l _Toc168 </w:instrText>
           </w:r>
           <w:r>
             <w:rPr>
-              <w:rFonts w:ascii="宋体" w:eastAsia="宋体" w:hAnsi="宋体" w:cs="宋体" w:hint="eastAsia"/>
+              <w:rFonts w:hint="eastAsia" w:ascii="宋体" w:hAnsi="宋体" w:eastAsia="宋体" w:cs="宋体"/>
               <w:szCs w:val="24"/>
             </w:rPr>
             <w:fldChar w:fldCharType="separate"/>
@@ -3866,7 +3898,7 @@
           </w:r>
           <w:r>
             <w:rPr>
-              <w:rFonts w:ascii="宋体" w:eastAsia="宋体" w:hAnsi="宋体" w:cs="宋体" w:hint="eastAsia"/>
+              <w:rFonts w:hint="eastAsia" w:ascii="宋体" w:hAnsi="宋体" w:eastAsia="宋体" w:cs="宋体"/>
               <w:szCs w:val="24"/>
             </w:rPr>
             <w:fldChar w:fldCharType="end"/>
@@ -3882,7 +3914,7 @@
             <w:overflowPunct/>
             <w:bidi w:val="0"/>
             <w:rPr>
-              <w:rFonts w:ascii="宋体" w:eastAsia="宋体" w:hAnsi="宋体" w:cs="宋体" w:hint="eastAsia"/>
+              <w:rFonts w:hint="eastAsia" w:ascii="宋体" w:hAnsi="宋体" w:eastAsia="宋体" w:cs="宋体"/>
               <w:snapToGrid w:val="0"/>
               <w:color w:val="000000"/>
               <w:kern w:val="0"/>
@@ -3893,7 +3925,7 @@
           </w:pPr>
           <w:r>
             <w:rPr>
-              <w:rFonts w:ascii="宋体" w:eastAsia="宋体" w:hAnsi="宋体" w:cs="宋体" w:hint="eastAsia"/>
+              <w:rFonts w:hint="eastAsia" w:ascii="宋体" w:hAnsi="宋体" w:eastAsia="宋体" w:cs="宋体"/>
               <w:szCs w:val="24"/>
             </w:rPr>
             <w:fldChar w:fldCharType="end"/>
@@ -3911,7 +3943,7 @@
         <w:overflowPunct/>
         <w:bidi w:val="0"/>
         <w:rPr>
-          <w:rFonts w:ascii="Arial" w:eastAsia="Arial" w:hAnsi="Arial" w:cs="Arial"/>
+          <w:rFonts w:ascii="Arial" w:hAnsi="Arial" w:eastAsia="Arial" w:cs="Arial"/>
           <w:snapToGrid w:val="0"/>
           <w:color w:val="000000"/>
           <w:kern w:val="0"/>
@@ -3922,7 +3954,7 @@
       </w:pPr>
       <w:r>
         <w:rPr>
-          <w:rFonts w:ascii="Arial" w:eastAsia="Arial" w:hAnsi="Arial" w:cs="Arial"/>
+          <w:rFonts w:ascii="Arial" w:hAnsi="Arial" w:eastAsia="Arial" w:cs="Arial"/>
           <w:snapToGrid w:val="0"/>
           <w:color w:val="000000"/>
           <w:kern w:val="0"/>
@@ -3935,7 +3967,7 @@
     </w:p>
     <w:p>
       <w:pPr>
-        <w:pStyle w:val="1"/>
+        <w:pStyle w:val="28"/>
         <w:keepNext w:val="0"/>
         <w:keepLines w:val="0"/>
         <w:pageBreakBefore w:val="0"/>
@@ -3952,7 +3984,7 @@
     </w:p>
     <w:p>
       <w:pPr>
-        <w:pStyle w:val="a1"/>
+        <w:pStyle w:val="29"/>
         <w:keepNext w:val="0"/>
         <w:keepLines w:val="0"/>
         <w:pageBreakBefore w:val="0"/>
@@ -3978,7 +4010,7 @@
     </w:p>
     <w:p>
       <w:pPr>
-        <w:pStyle w:val="1"/>
+        <w:pStyle w:val="28"/>
         <w:keepNext w:val="0"/>
         <w:keepLines w:val="0"/>
         <w:pageBreakBefore w:val="0"/>
@@ -4003,7 +4035,7 @@
     </w:p>
     <w:p>
       <w:pPr>
-        <w:pStyle w:val="a1"/>
+        <w:pStyle w:val="29"/>
         <w:keepNext w:val="0"/>
         <w:keepLines w:val="0"/>
         <w:pageBreakBefore w:val="0"/>
@@ -4015,7 +4047,7 @@
         <w:wordWrap/>
         <w:overflowPunct/>
         <w:bidi w:val="0"/>
-        <w:ind w:left="425" w:hanging="425" w:leftChars="0" w:firstLineChars="0"/>
+        <w:ind w:left="425" w:leftChars="0" w:hanging="425" w:firstLineChars="0"/>
         <w:rPr>
           <w:rFonts w:hint="eastAsia"/>
           <w:lang w:val="en-US" w:eastAsia="zh-CN"/>
@@ -4031,7 +4063,7 @@
     </w:p>
     <w:p>
       <w:pPr>
-        <w:pStyle w:val="a1"/>
+        <w:pStyle w:val="29"/>
         <w:keepNext w:val="0"/>
         <w:keepLines w:val="0"/>
         <w:pageBreakBefore w:val="0"/>
@@ -4054,7 +4086,7 @@
     </w:p>
     <w:p>
       <w:pPr>
-        <w:pStyle w:val="a1"/>
+        <w:pStyle w:val="29"/>
         <w:keepNext w:val="0"/>
         <w:keepLines w:val="0"/>
         <w:pageBreakBefore w:val="0"/>
@@ -4066,7 +4098,7 @@
         <w:wordWrap/>
         <w:overflowPunct/>
         <w:bidi w:val="0"/>
-        <w:ind w:left="425" w:hanging="425" w:leftChars="0" w:firstLineChars="0"/>
+        <w:ind w:left="425" w:leftChars="0" w:hanging="425" w:firstLineChars="0"/>
         <w:rPr>
           <w:rFonts w:hint="eastAsia"/>
           <w:lang w:val="en-US" w:eastAsia="zh-CN"/>
@@ -4082,7 +4114,7 @@
     </w:p>
     <w:p>
       <w:pPr>
-        <w:pStyle w:val="a1"/>
+        <w:pStyle w:val="29"/>
         <w:keepNext w:val="0"/>
         <w:keepLines w:val="0"/>
         <w:pageBreakBefore w:val="0"/>
@@ -4105,7 +4137,7 @@
     </w:p>
     <w:p>
       <w:pPr>
-        <w:pStyle w:val="a1"/>
+        <w:pStyle w:val="29"/>
         <w:keepNext w:val="0"/>
         <w:keepLines w:val="0"/>
         <w:pageBreakBefore w:val="0"/>
@@ -4117,7 +4149,7 @@
         <w:wordWrap/>
         <w:overflowPunct/>
         <w:bidi w:val="0"/>
-        <w:ind w:left="425" w:hanging="425" w:leftChars="0" w:firstLineChars="0"/>
+        <w:ind w:left="425" w:leftChars="0" w:hanging="425" w:firstLineChars="0"/>
         <w:rPr>
           <w:rFonts w:hint="eastAsia"/>
           <w:lang w:val="en-US" w:eastAsia="zh-CN"/>
@@ -4133,7 +4165,7 @@
     </w:p>
     <w:p>
       <w:pPr>
-        <w:pStyle w:val="a1"/>
+        <w:pStyle w:val="29"/>
         <w:keepNext w:val="0"/>
         <w:keepLines w:val="0"/>
         <w:pageBreakBefore w:val="0"/>
@@ -4156,7 +4188,7 @@
     </w:p>
     <w:p>
       <w:pPr>
-        <w:pStyle w:val="a1"/>
+        <w:pStyle w:val="29"/>
         <w:keepNext w:val="0"/>
         <w:keepLines w:val="0"/>
         <w:pageBreakBefore w:val="0"/>
@@ -4168,7 +4200,7 @@
         <w:wordWrap/>
         <w:overflowPunct/>
         <w:bidi w:val="0"/>
-        <w:ind w:left="425" w:hanging="425" w:leftChars="0" w:firstLineChars="0"/>
+        <w:ind w:left="425" w:leftChars="0" w:hanging="425" w:firstLineChars="0"/>
         <w:rPr>
           <w:rFonts w:hint="eastAsia"/>
           <w:lang w:val="en-US" w:eastAsia="zh-CN"/>
@@ -4184,7 +4216,7 @@
     </w:p>
     <w:p>
       <w:pPr>
-        <w:pStyle w:val="a1"/>
+        <w:pStyle w:val="29"/>
         <w:keepNext w:val="0"/>
         <w:keepLines w:val="0"/>
         <w:pageBreakBefore w:val="0"/>
@@ -4207,7 +4239,7 @@
     </w:p>
     <w:p>
       <w:pPr>
-        <w:pStyle w:val="a1"/>
+        <w:pStyle w:val="29"/>
         <w:keepNext w:val="0"/>
         <w:keepLines w:val="0"/>
         <w:pageBreakBefore w:val="0"/>
@@ -4219,7 +4251,7 @@
         <w:wordWrap/>
         <w:overflowPunct/>
         <w:bidi w:val="0"/>
-        <w:ind w:left="425" w:hanging="425" w:leftChars="0" w:firstLineChars="0"/>
+        <w:ind w:left="425" w:leftChars="0" w:hanging="425" w:firstLineChars="0"/>
         <w:rPr>
           <w:rFonts w:hint="eastAsia"/>
           <w:lang w:val="en-US" w:eastAsia="zh-CN"/>
@@ -4235,7 +4267,7 @@
     </w:p>
     <w:p>
       <w:pPr>
-        <w:pStyle w:val="a1"/>
+        <w:pStyle w:val="29"/>
         <w:keepNext w:val="0"/>
         <w:keepLines w:val="0"/>
         <w:pageBreakBefore w:val="0"/>
@@ -4258,7 +4290,7 @@
     </w:p>
     <w:p>
       <w:pPr>
-        <w:pStyle w:val="a1"/>
+        <w:pStyle w:val="29"/>
         <w:keepNext w:val="0"/>
         <w:keepLines w:val="0"/>
         <w:pageBreakBefore w:val="0"/>
@@ -4270,7 +4302,7 @@
         <w:wordWrap/>
         <w:overflowPunct/>
         <w:bidi w:val="0"/>
-        <w:ind w:left="425" w:hanging="425" w:leftChars="0" w:firstLineChars="0"/>
+        <w:ind w:left="425" w:leftChars="0" w:hanging="425" w:firstLineChars="0"/>
         <w:rPr>
           <w:rFonts w:hint="eastAsia"/>
           <w:lang w:val="en-US" w:eastAsia="zh-CN"/>
@@ -4286,7 +4318,7 @@
     </w:p>
     <w:p>
       <w:pPr>
-        <w:pStyle w:val="a1"/>
+        <w:pStyle w:val="29"/>
         <w:keepNext w:val="0"/>
         <w:keepLines w:val="0"/>
         <w:pageBreakBefore w:val="0"/>
@@ -4309,7 +4341,7 @@
     </w:p>
     <w:p>
       <w:pPr>
-        <w:pStyle w:val="2"/>
+        <w:pStyle w:val="30"/>
         <w:keepNext w:val="0"/>
         <w:keepLines w:val="0"/>
         <w:pageBreakBefore w:val="0"/>
@@ -4334,7 +4366,7 @@
     </w:p>
     <w:p>
       <w:pPr>
-        <w:pStyle w:val="a1"/>
+        <w:pStyle w:val="29"/>
         <w:keepNext w:val="0"/>
         <w:keepLines w:val="0"/>
         <w:pageBreakBefore w:val="0"/>
@@ -4346,7 +4378,7 @@
         <w:wordWrap/>
         <w:overflowPunct/>
         <w:bidi w:val="0"/>
-        <w:ind w:left="425" w:hanging="425" w:leftChars="0" w:firstLineChars="0"/>
+        <w:ind w:left="425" w:leftChars="0" w:hanging="425" w:firstLineChars="0"/>
         <w:rPr>
           <w:rFonts w:hint="eastAsia"/>
           <w:lang w:val="en-US" w:eastAsia="zh-CN"/>
@@ -4362,7 +4394,7 @@
     </w:p>
     <w:p>
       <w:pPr>
-        <w:pStyle w:val="a1"/>
+        <w:pStyle w:val="29"/>
         <w:keepNext w:val="0"/>
         <w:keepLines w:val="0"/>
         <w:pageBreakBefore w:val="0"/>
@@ -4385,7 +4417,7 @@
     </w:p>
     <w:p>
       <w:pPr>
-        <w:pStyle w:val="a1"/>
+        <w:pStyle w:val="29"/>
         <w:keepNext w:val="0"/>
         <w:keepLines w:val="0"/>
         <w:pageBreakBefore w:val="0"/>
@@ -4397,7 +4429,7 @@
         <w:wordWrap/>
         <w:overflowPunct/>
         <w:bidi w:val="0"/>
-        <w:ind w:left="425" w:hanging="425" w:leftChars="0" w:firstLineChars="0"/>
+        <w:ind w:left="425" w:leftChars="0" w:hanging="425" w:firstLineChars="0"/>
         <w:rPr>
           <w:rFonts w:hint="eastAsia"/>
           <w:lang w:val="en-US" w:eastAsia="zh-CN"/>
@@ -4413,16 +4445,16 @@
     </w:p>
     <w:p>
       <w:pPr>
-        <w:pStyle w:val="a1"/>
-        <w:keepNext w:val="0"/>
-        <w:keepLines w:val="0"/>
-        <w:pageBreakBefore w:val="0"/>
-        <w:widowControl w:val="0"/>
-        <w:wordWrap/>
-        <w:overflowPunct/>
-        <w:bidi w:val="0"/>
-        <w:rPr>
-          <w:rFonts w:eastAsia="宋体" w:hint="default"/>
+        <w:pStyle w:val="29"/>
+        <w:keepNext w:val="0"/>
+        <w:keepLines w:val="0"/>
+        <w:pageBreakBefore w:val="0"/>
+        <w:widowControl w:val="0"/>
+        <w:wordWrap/>
+        <w:overflowPunct/>
+        <w:bidi w:val="0"/>
+        <w:rPr>
+          <w:rFonts w:hint="default" w:eastAsia="宋体"/>
           <w:lang w:val="en-US" w:eastAsia="zh-CN"/>
         </w:rPr>
       </w:pPr>
@@ -4446,7 +4478,7 @@
     </w:p>
     <w:p>
       <w:pPr>
-        <w:pStyle w:val="1"/>
+        <w:pStyle w:val="28"/>
         <w:keepNext w:val="0"/>
         <w:keepLines w:val="0"/>
         <w:pageBreakBefore w:val="0"/>
@@ -4472,7 +4504,7 @@
     </w:p>
     <w:p>
       <w:pPr>
-        <w:pStyle w:val="a1"/>
+        <w:pStyle w:val="29"/>
         <w:keepNext w:val="0"/>
         <w:keepLines w:val="0"/>
         <w:pageBreakBefore w:val="0"/>
@@ -4495,7 +4527,7 @@
     </w:p>
     <w:p>
       <w:pPr>
-        <w:pStyle w:val="a1"/>
+        <w:pStyle w:val="29"/>
         <w:keepNext w:val="0"/>
         <w:keepLines w:val="0"/>
         <w:pageBreakBefore w:val="0"/>
@@ -4507,7 +4539,7 @@
         <w:wordWrap/>
         <w:overflowPunct/>
         <w:bidi w:val="0"/>
-        <w:ind w:left="425" w:hanging="425" w:leftChars="0" w:firstLineChars="0"/>
+        <w:ind w:left="425" w:leftChars="0" w:hanging="425" w:firstLineChars="0"/>
       </w:pPr>
       <w:r>
         <w:t>操作系统损坏，需要重新安排软件</w:t>
@@ -4515,7 +4547,7 @@
     </w:p>
     <w:p>
       <w:pPr>
-        <w:pStyle w:val="a1"/>
+        <w:pStyle w:val="29"/>
         <w:keepNext w:val="0"/>
         <w:keepLines w:val="0"/>
         <w:pageBreakBefore w:val="0"/>
@@ -4527,7 +4559,7 @@
         <w:wordWrap/>
         <w:overflowPunct/>
         <w:bidi w:val="0"/>
-        <w:ind w:left="425" w:hanging="425" w:leftChars="0" w:firstLineChars="0"/>
+        <w:ind w:left="425" w:leftChars="0" w:hanging="425" w:firstLineChars="0"/>
       </w:pPr>
       <w:r>
         <w:t>软件服务到期</w:t>
@@ -4535,7 +4567,7 @@
     </w:p>
     <w:p>
       <w:pPr>
-        <w:pStyle w:val="a1"/>
+        <w:pStyle w:val="29"/>
         <w:keepNext w:val="0"/>
         <w:keepLines w:val="0"/>
         <w:pageBreakBefore w:val="0"/>
@@ -4547,7 +4579,7 @@
         <w:wordWrap/>
         <w:overflowPunct/>
         <w:bidi w:val="0"/>
-        <w:ind w:left="425" w:hanging="425" w:leftChars="0" w:firstLineChars="0"/>
+        <w:ind w:left="425" w:leftChars="0" w:hanging="425" w:firstLineChars="0"/>
       </w:pPr>
       <w:r>
         <w:t>由于本机硬件问题导致系统无法正常工作</w:t>
@@ -4555,7 +4587,7 @@
     </w:p>
     <w:p>
       <w:pPr>
-        <w:pStyle w:val="a1"/>
+        <w:pStyle w:val="29"/>
         <w:keepNext w:val="0"/>
         <w:keepLines w:val="0"/>
         <w:pageBreakBefore w:val="0"/>
@@ -4567,7 +4599,7 @@
         <w:wordWrap/>
         <w:overflowPunct/>
         <w:bidi w:val="0"/>
-        <w:ind w:left="425" w:hanging="425" w:leftChars="0" w:firstLineChars="0"/>
+        <w:ind w:left="425" w:leftChars="0" w:hanging="425" w:firstLineChars="0"/>
       </w:pPr>
       <w:r>
         <w:t>需要把原来的数据库导入新系统中</w:t>
@@ -4575,7 +4607,7 @@
     </w:p>
     <w:p>
       <w:pPr>
-        <w:pStyle w:val="a1"/>
+        <w:pStyle w:val="29"/>
         <w:keepNext w:val="0"/>
         <w:keepLines w:val="0"/>
         <w:pageBreakBefore w:val="0"/>
@@ -4587,7 +4619,7 @@
         <w:wordWrap/>
         <w:overflowPunct/>
         <w:bidi w:val="0"/>
-        <w:ind w:left="425" w:hanging="425" w:leftChars="0" w:firstLineChars="0"/>
+        <w:ind w:left="425" w:leftChars="0" w:hanging="425" w:firstLineChars="0"/>
       </w:pPr>
       <w:r>
         <w:t>不会使用软件，需要上门指导学习使用</w:t>
@@ -4595,7 +4627,7 @@
     </w:p>
     <w:p>
       <w:pPr>
-        <w:pStyle w:val="a1"/>
+        <w:pStyle w:val="29"/>
         <w:keepNext w:val="0"/>
         <w:keepLines w:val="0"/>
         <w:pageBreakBefore w:val="0"/>
@@ -4607,7 +4639,7 @@
         <w:wordWrap/>
         <w:overflowPunct/>
         <w:bidi w:val="0"/>
-        <w:ind w:left="425" w:hanging="425" w:leftChars="0" w:firstLineChars="0"/>
+        <w:ind w:left="425" w:leftChars="0" w:hanging="425" w:firstLineChars="0"/>
       </w:pPr>
       <w:r>
         <w:t>操作使用软件不当，软件文件损坏导致软件系统无法正常工作</w:t>
@@ -4615,7 +4647,7 @@
     </w:p>
     <w:p>
       <w:pPr>
-        <w:pStyle w:val="a1"/>
+        <w:pStyle w:val="29"/>
         <w:keepNext w:val="0"/>
         <w:keepLines w:val="0"/>
         <w:pageBreakBefore w:val="0"/>
@@ -4627,7 +4659,7 @@
         <w:wordWrap/>
         <w:overflowPunct/>
         <w:bidi w:val="0"/>
-        <w:ind w:left="425" w:hanging="425" w:leftChars="0" w:firstLineChars="0"/>
+        <w:ind w:left="425" w:leftChars="0" w:hanging="425" w:firstLineChars="0"/>
       </w:pPr>
       <w:r>
         <w:t>本身电脑因为中病毒、误操作、重新安装操作系统，软件无法启动</w:t>
@@ -4635,7 +4667,7 @@
     </w:p>
     <w:p>
       <w:pPr>
-        <w:pStyle w:val="1"/>
+        <w:pStyle w:val="28"/>
         <w:keepNext w:val="0"/>
         <w:keepLines w:val="0"/>
         <w:pageBreakBefore w:val="0"/>
@@ -4660,7 +4692,7 @@
     </w:p>
     <w:p>
       <w:pPr>
-        <w:pStyle w:val="2"/>
+        <w:pStyle w:val="30"/>
         <w:keepNext w:val="0"/>
         <w:keepLines w:val="0"/>
         <w:pageBreakBefore w:val="0"/>
@@ -4685,7 +4717,7 @@
     </w:p>
     <w:p>
       <w:pPr>
-        <w:pStyle w:val="a1"/>
+        <w:pStyle w:val="29"/>
         <w:keepNext w:val="0"/>
         <w:keepLines w:val="0"/>
         <w:pageBreakBefore w:val="0"/>
@@ -4697,7 +4729,7 @@
         <w:wordWrap/>
         <w:overflowPunct/>
         <w:bidi w:val="0"/>
-        <w:ind w:left="425" w:hanging="425" w:leftChars="0" w:firstLineChars="0"/>
+        <w:ind w:left="425" w:leftChars="0" w:hanging="425" w:firstLineChars="0"/>
       </w:pPr>
       <w:r>
         <w:t>定义并维护事件管理流程文件及所需要的记录模板；</w:t>
@@ -4705,7 +4737,7 @@
     </w:p>
     <w:p>
       <w:pPr>
-        <w:pStyle w:val="a1"/>
+        <w:pStyle w:val="29"/>
         <w:keepNext w:val="0"/>
         <w:keepLines w:val="0"/>
         <w:pageBreakBefore w:val="0"/>
@@ -4717,7 +4749,7 @@
         <w:wordWrap/>
         <w:overflowPunct/>
         <w:bidi w:val="0"/>
-        <w:ind w:left="425" w:hanging="425" w:leftChars="0" w:firstLineChars="0"/>
+        <w:ind w:left="425" w:leftChars="0" w:hanging="425" w:firstLineChars="0"/>
       </w:pPr>
       <w:r>
         <w:t>管理事件管理流程的实施，包括一线、二线的执行情况；</w:t>
@@ -4725,7 +4757,7 @@
     </w:p>
     <w:p>
       <w:pPr>
-        <w:pStyle w:val="a1"/>
+        <w:pStyle w:val="29"/>
         <w:keepNext w:val="0"/>
         <w:keepLines w:val="0"/>
         <w:pageBreakBefore w:val="0"/>
@@ -4737,7 +4769,7 @@
         <w:wordWrap/>
         <w:overflowPunct/>
         <w:bidi w:val="0"/>
-        <w:ind w:left="425" w:hanging="425" w:leftChars="0" w:firstLineChars="0"/>
+        <w:ind w:left="425" w:leftChars="0" w:hanging="425" w:firstLineChars="0"/>
       </w:pPr>
       <w:r>
         <w:t>确保事件管理流程目标的实现；</w:t>
@@ -4745,7 +4777,7 @@
     </w:p>
     <w:p>
       <w:pPr>
-        <w:pStyle w:val="a1"/>
+        <w:pStyle w:val="29"/>
         <w:keepNext w:val="0"/>
         <w:keepLines w:val="0"/>
         <w:pageBreakBefore w:val="0"/>
@@ -4757,7 +4789,7 @@
         <w:wordWrap/>
         <w:overflowPunct/>
         <w:bidi w:val="0"/>
-        <w:ind w:left="425" w:hanging="425" w:leftChars="0" w:firstLineChars="0"/>
+        <w:ind w:left="425" w:leftChars="0" w:hanging="425" w:firstLineChars="0"/>
       </w:pPr>
       <w:r>
         <w:t>识别事件管理过程中存在的问题并及时向部门经理提出；</w:t>
@@ -4765,7 +4797,7 @@
     </w:p>
     <w:p>
       <w:pPr>
-        <w:pStyle w:val="a1"/>
+        <w:pStyle w:val="29"/>
         <w:keepNext w:val="0"/>
         <w:keepLines w:val="0"/>
         <w:pageBreakBefore w:val="0"/>
@@ -4777,7 +4809,7 @@
         <w:wordWrap/>
         <w:overflowPunct/>
         <w:bidi w:val="0"/>
-        <w:ind w:left="425" w:hanging="425" w:leftChars="0" w:firstLineChars="0"/>
+        <w:ind w:left="425" w:leftChars="0" w:hanging="425" w:firstLineChars="0"/>
       </w:pPr>
       <w:r>
         <w:t>定期向部门经理汇报实施过程中存在的问题；定义并维护发布管理流程文件及所需要的记录模板；</w:t>
@@ -4785,7 +4817,7 @@
     </w:p>
     <w:p>
       <w:pPr>
-        <w:pStyle w:val="1"/>
+        <w:pStyle w:val="28"/>
         <w:keepNext w:val="0"/>
         <w:keepLines w:val="0"/>
         <w:pageBreakBefore w:val="0"/>
@@ -4810,7 +4842,7 @@
     </w:p>
     <w:p>
       <w:pPr>
-        <w:pStyle w:val="a1"/>
+        <w:pStyle w:val="29"/>
         <w:keepNext w:val="0"/>
         <w:keepLines w:val="0"/>
         <w:pageBreakBefore w:val="0"/>
@@ -4855,7 +4887,7 @@
     </w:p>
     <w:p>
       <w:pPr>
-        <w:pStyle w:val="a1"/>
+        <w:pStyle w:val="29"/>
         <w:keepNext w:val="0"/>
         <w:keepLines w:val="0"/>
         <w:pageBreakBefore w:val="0"/>
@@ -4963,7 +4995,7 @@
     </w:p>
     <w:p>
       <w:pPr>
-        <w:pStyle w:val="a1"/>
+        <w:pStyle w:val="29"/>
         <w:keepNext w:val="0"/>
         <w:keepLines w:val="0"/>
         <w:pageBreakBefore w:val="0"/>
@@ -4977,95 +5009,80 @@
           <w:lang w:val="en-US" w:eastAsia="zh-CN"/>
         </w:rPr>
       </w:pPr>
-      <w:bookmarkStart w:id="10" w:name="_GoBack"/>
       <w:r>
         <w:rPr>
           <w:rFonts w:hint="default"/>
           <w:lang w:val="en-US" w:eastAsia="zh-CN"/>
         </w:rPr>
         <w:object>
-          <v:shapetype id="_x0000_t75" coordsize="21600,21600" o:spt="75" o:preferrelative="t" path="m@4@5l@4@11@9@11@9@5xe" filled="f" stroked="f">
-            <v:stroke joinstyle="miter"/>
-            <v:formulas>
-              <v:f eqn="if lineDrawn pixelLineWidth 0"/>
-              <v:f eqn="sum @0 1 0"/>
-              <v:f eqn="sum 0 0 @1"/>
-              <v:f eqn="prod @2 1 2"/>
-              <v:f eqn="prod @3 21600 pixelWidth"/>
-              <v:f eqn="prod @3 21600 pixelHeight"/>
-              <v:f eqn="sum @0 0 1"/>
-              <v:f eqn="prod @6 1 2"/>
-              <v:f eqn="prod @7 21600 pixelWidth"/>
-              <v:f eqn="sum @8 21600 0"/>
-              <v:f eqn="prod @7 21600 pixelHeight"/>
-              <v:f eqn="sum @10 21600 0"/>
-            </v:formulas>
-            <v:path o:extrusionok="f" gradientshapeok="t" o:connecttype="rect"/>
+          <v:shape id="_x0000_i1025" o:spt="75" type="#_x0000_t75" style="height:459pt;width:368.6pt;" o:ole="t" filled="f" o:preferrelative="t" stroked="f" coordsize="21600,21600">
+            <v:path/>
+            <v:fill on="f" focussize="0,0"/>
+            <v:stroke on="f" joinstyle="miter"/>
+            <v:imagedata r:id="rId9" o:title=""/>
             <o:lock v:ext="edit" aspectratio="t"/>
-          </v:shapetype>
-          <v:shape id="_x0000_i1025" type="#_x0000_t75" style="height:459pt;width:368.6pt" o:oleicon="f" o:ole="" coordsize="21600,21600" o:preferrelative="t" filled="f" stroked="f">
-            <v:imagedata r:id="rId4" o:title=""/>
-            <o:lock v:ext="edit" aspectratio="t"/>
+            <w10:wrap type="none"/>
             <w10:anchorlock/>
           </v:shape>
-          <o:OLEObject Type="Embed" ProgID="Visio.Drawing.15" ShapeID="_x0000_i1025" DrawAspect="Content" ObjectID="_1468075725" r:id="rId5"/>
+          <o:OLEObject Type="Embed" ProgID="Visio.Drawing.15" ShapeID="_x0000_i1025" DrawAspect="Content" ObjectID="_1468075725" r:id="rId8">
+            <o:LockedField>false</o:LockedField>
+          </o:OLEObject>
         </w:object>
       </w:r>
+    </w:p>
+    <w:p>
+      <w:pPr>
+        <w:pStyle w:val="30"/>
+        <w:keepNext w:val="0"/>
+        <w:keepLines w:val="0"/>
+        <w:pageBreakBefore w:val="0"/>
+        <w:widowControl w:val="0"/>
+        <w:wordWrap/>
+        <w:overflowPunct/>
+        <w:bidi w:val="0"/>
+        <w:rPr>
+          <w:rFonts w:hint="default"/>
+          <w:lang w:val="en-US" w:eastAsia="zh-CN"/>
+        </w:rPr>
+      </w:pPr>
+      <w:bookmarkStart w:id="10" w:name="_Toc8185"/>
+      <w:r>
+        <w:rPr>
+          <w:rFonts w:hint="eastAsia"/>
+          <w:lang w:val="en-US" w:eastAsia="zh-CN"/>
+        </w:rPr>
+        <w:t>流程说明</w:t>
+      </w:r>
       <w:bookmarkEnd w:id="10"/>
     </w:p>
     <w:p>
       <w:pPr>
-        <w:pStyle w:val="2"/>
-        <w:keepNext w:val="0"/>
-        <w:keepLines w:val="0"/>
-        <w:pageBreakBefore w:val="0"/>
-        <w:widowControl w:val="0"/>
-        <w:wordWrap/>
-        <w:overflowPunct/>
-        <w:bidi w:val="0"/>
-        <w:rPr>
-          <w:rFonts w:hint="default"/>
-          <w:lang w:val="en-US" w:eastAsia="zh-CN"/>
-        </w:rPr>
-      </w:pPr>
-      <w:bookmarkStart w:id="11" w:name="_Toc8185"/>
-      <w:r>
-        <w:rPr>
-          <w:rFonts w:hint="eastAsia"/>
-          <w:lang w:val="en-US" w:eastAsia="zh-CN"/>
-        </w:rPr>
-        <w:t>流程说明</w:t>
+        <w:pStyle w:val="31"/>
+        <w:keepNext w:val="0"/>
+        <w:keepLines w:val="0"/>
+        <w:pageBreakBefore w:val="0"/>
+        <w:widowControl w:val="0"/>
+        <w:wordWrap/>
+        <w:overflowPunct/>
+        <w:bidi w:val="0"/>
+        <w:rPr>
+          <w:rFonts w:hint="default"/>
+          <w:lang w:val="en-US" w:eastAsia="zh-CN"/>
+        </w:rPr>
+      </w:pPr>
+      <w:bookmarkStart w:id="11" w:name="_Toc6501"/>
+      <w:r>
+        <w:rPr>
+          <w:rFonts w:hint="default"/>
+          <w:lang w:val="en-US" w:eastAsia="zh-CN"/>
+        </w:rPr>
+        <w:t>热线受理</w:t>
       </w:r>
       <w:bookmarkEnd w:id="11"/>
     </w:p>
     <w:p>
       <w:pPr>
-        <w:pStyle w:val="3"/>
-        <w:keepNext w:val="0"/>
-        <w:keepLines w:val="0"/>
-        <w:pageBreakBefore w:val="0"/>
-        <w:widowControl w:val="0"/>
-        <w:wordWrap/>
-        <w:overflowPunct/>
-        <w:bidi w:val="0"/>
-        <w:rPr>
-          <w:rFonts w:hint="default"/>
-          <w:lang w:val="en-US" w:eastAsia="zh-CN"/>
-        </w:rPr>
-      </w:pPr>
-      <w:bookmarkStart w:id="12" w:name="_Toc6501"/>
-      <w:r>
-        <w:rPr>
-          <w:rFonts w:hint="default"/>
-          <w:lang w:val="en-US" w:eastAsia="zh-CN"/>
-        </w:rPr>
-        <w:t>热线受理</w:t>
-      </w:r>
-      <w:bookmarkEnd w:id="12"/>
-    </w:p>
-    <w:p>
-      <w:pPr>
-        <w:pStyle w:val="a1"/>
+        <w:pStyle w:val="29"/>
         <w:keepNext w:val="0"/>
         <w:keepLines w:val="0"/>
         <w:pageBreakBefore w:val="0"/>
@@ -5088,7 +5105,7 @@
     </w:p>
     <w:p>
       <w:pPr>
-        <w:pStyle w:val="a1"/>
+        <w:pStyle w:val="29"/>
         <w:keepNext w:val="0"/>
         <w:keepLines w:val="0"/>
         <w:pageBreakBefore w:val="0"/>
@@ -5111,7 +5128,7 @@
     </w:p>
     <w:p>
       <w:pPr>
-        <w:pStyle w:val="a1"/>
+        <w:pStyle w:val="29"/>
         <w:keepNext w:val="0"/>
         <w:keepLines w:val="0"/>
         <w:pageBreakBefore w:val="0"/>
@@ -5123,7 +5140,7 @@
         <w:wordWrap/>
         <w:overflowPunct/>
         <w:bidi w:val="0"/>
-        <w:ind w:left="425" w:hanging="425" w:leftChars="0" w:firstLineChars="0"/>
+        <w:ind w:left="425" w:leftChars="0" w:hanging="425" w:firstLineChars="0"/>
         <w:rPr>
           <w:rFonts w:hint="default"/>
           <w:lang w:val="en-US" w:eastAsia="zh-CN"/>
@@ -5139,7 +5156,7 @@
     </w:p>
     <w:p>
       <w:pPr>
-        <w:pStyle w:val="a1"/>
+        <w:pStyle w:val="29"/>
         <w:keepNext w:val="0"/>
         <w:keepLines w:val="0"/>
         <w:pageBreakBefore w:val="0"/>
@@ -5151,7 +5168,7 @@
         <w:wordWrap/>
         <w:overflowPunct/>
         <w:bidi w:val="0"/>
-        <w:ind w:left="425" w:hanging="425" w:leftChars="0" w:firstLineChars="0"/>
+        <w:ind w:left="425" w:leftChars="0" w:hanging="425" w:firstLineChars="0"/>
         <w:rPr>
           <w:rFonts w:hint="default"/>
           <w:lang w:val="en-US" w:eastAsia="zh-CN"/>
@@ -5167,7 +5184,7 @@
     </w:p>
     <w:p>
       <w:pPr>
-        <w:pStyle w:val="a1"/>
+        <w:pStyle w:val="29"/>
         <w:keepNext w:val="0"/>
         <w:keepLines w:val="0"/>
         <w:pageBreakBefore w:val="0"/>
@@ -5179,7 +5196,7 @@
         <w:wordWrap/>
         <w:overflowPunct/>
         <w:bidi w:val="0"/>
-        <w:ind w:left="425" w:hanging="425" w:leftChars="0" w:firstLineChars="0"/>
+        <w:ind w:left="425" w:leftChars="0" w:hanging="425" w:firstLineChars="0"/>
         <w:rPr>
           <w:rFonts w:hint="default"/>
           <w:lang w:val="en-US" w:eastAsia="zh-CN"/>
@@ -5195,20 +5212,20 @@
     </w:p>
     <w:p>
       <w:pPr>
-        <w:pStyle w:val="3"/>
-        <w:keepNext w:val="0"/>
-        <w:keepLines w:val="0"/>
-        <w:pageBreakBefore w:val="0"/>
-        <w:widowControl w:val="0"/>
-        <w:wordWrap/>
-        <w:overflowPunct/>
-        <w:bidi w:val="0"/>
-        <w:rPr>
-          <w:rFonts w:hint="default"/>
-          <w:lang w:val="en-US" w:eastAsia="zh-CN"/>
-        </w:rPr>
-      </w:pPr>
-      <w:bookmarkStart w:id="13" w:name="_Toc26598"/>
+        <w:pStyle w:val="31"/>
+        <w:keepNext w:val="0"/>
+        <w:keepLines w:val="0"/>
+        <w:pageBreakBefore w:val="0"/>
+        <w:widowControl w:val="0"/>
+        <w:wordWrap/>
+        <w:overflowPunct/>
+        <w:bidi w:val="0"/>
+        <w:rPr>
+          <w:rFonts w:hint="default"/>
+          <w:lang w:val="en-US" w:eastAsia="zh-CN"/>
+        </w:rPr>
+      </w:pPr>
+      <w:bookmarkStart w:id="12" w:name="_Toc26598"/>
       <w:r>
         <w:rPr>
           <w:rFonts w:hint="eastAsia"/>
@@ -5223,96 +5240,96 @@
         </w:rPr>
         <w:t>记录和分类</w:t>
       </w:r>
+      <w:bookmarkEnd w:id="12"/>
+    </w:p>
+    <w:p>
+      <w:pPr>
+        <w:pStyle w:val="29"/>
+        <w:keepNext w:val="0"/>
+        <w:keepLines w:val="0"/>
+        <w:pageBreakBefore w:val="0"/>
+        <w:widowControl w:val="0"/>
+        <w:wordWrap/>
+        <w:overflowPunct/>
+        <w:bidi w:val="0"/>
+        <w:rPr>
+          <w:rFonts w:hint="default"/>
+          <w:lang w:val="en-US" w:eastAsia="zh-CN"/>
+        </w:rPr>
+      </w:pPr>
+      <w:r>
+        <w:rPr>
+          <w:rFonts w:hint="default"/>
+          <w:lang w:val="en-US" w:eastAsia="zh-CN"/>
+        </w:rPr>
+        <w:t>一线支持须将来自热线电话、邮件或即时通讯的事件信息记录于《日常维护工作记录表》。通过电话受理时，需详细了解事件情况，并依据事件性质与影响范围对其进行分类和优先级判定。</w:t>
+      </w:r>
+    </w:p>
+    <w:p>
+      <w:pPr>
+        <w:pStyle w:val="29"/>
+        <w:keepNext w:val="0"/>
+        <w:keepLines w:val="0"/>
+        <w:pageBreakBefore w:val="0"/>
+        <w:widowControl w:val="0"/>
+        <w:wordWrap/>
+        <w:overflowPunct/>
+        <w:bidi w:val="0"/>
+        <w:rPr>
+          <w:rFonts w:hint="default"/>
+          <w:lang w:val="en-US" w:eastAsia="zh-CN"/>
+        </w:rPr>
+      </w:pPr>
+      <w:r>
+        <w:rPr>
+          <w:rFonts w:hint="eastAsia"/>
+          <w:lang w:val="en-US" w:eastAsia="zh-CN"/>
+        </w:rPr>
+        <w:t>按照事件产生的对象进行分类，可分为操作系统类问题、数据类问题、中间件问题、安全类问题、应用系统类问题、硬件类问题及其它问题等；其中应用系统类又可以按照应用系统的</w:t>
+      </w:r>
+      <w:r>
+        <w:rPr>
+          <w:rFonts w:hint="default"/>
+          <w:lang w:val="en-US" w:eastAsia="zh-CN"/>
+        </w:rPr>
+        <w:t>不同</w:t>
+      </w:r>
+      <w:r>
+        <w:rPr>
+          <w:rFonts w:hint="eastAsia"/>
+          <w:lang w:val="en-US" w:eastAsia="zh-CN"/>
+        </w:rPr>
+        <w:t>进行进一步的细分。</w:t>
+      </w:r>
+    </w:p>
+    <w:p>
+      <w:pPr>
+        <w:pStyle w:val="31"/>
+        <w:keepNext w:val="0"/>
+        <w:keepLines w:val="0"/>
+        <w:pageBreakBefore w:val="0"/>
+        <w:widowControl w:val="0"/>
+        <w:wordWrap/>
+        <w:overflowPunct/>
+        <w:bidi w:val="0"/>
+        <w:rPr>
+          <w:rFonts w:hint="eastAsia"/>
+          <w:lang w:val="en-US" w:eastAsia="zh-CN"/>
+        </w:rPr>
+      </w:pPr>
+      <w:bookmarkStart w:id="13" w:name="_Toc12870"/>
+      <w:r>
+        <w:rPr>
+          <w:rFonts w:hint="eastAsia"/>
+          <w:lang w:val="en-US" w:eastAsia="zh-CN"/>
+        </w:rPr>
+        <w:t>事件记录与分级</w:t>
+      </w:r>
       <w:bookmarkEnd w:id="13"/>
     </w:p>
     <w:p>
       <w:pPr>
-        <w:pStyle w:val="a1"/>
-        <w:keepNext w:val="0"/>
-        <w:keepLines w:val="0"/>
-        <w:pageBreakBefore w:val="0"/>
-        <w:widowControl w:val="0"/>
-        <w:wordWrap/>
-        <w:overflowPunct/>
-        <w:bidi w:val="0"/>
-        <w:rPr>
-          <w:rFonts w:hint="default"/>
-          <w:lang w:val="en-US" w:eastAsia="zh-CN"/>
-        </w:rPr>
-      </w:pPr>
-      <w:r>
-        <w:rPr>
-          <w:rFonts w:hint="default"/>
-          <w:lang w:val="en-US" w:eastAsia="zh-CN"/>
-        </w:rPr>
-        <w:t>一线支持须将来自热线电话、邮件或即时通讯的事件信息记录于《日常维护工作记录表》。通过电话受理时，需详细了解事件情况，并依据事件性质与影响范围对其进行分类和优先级判定。</w:t>
-      </w:r>
-    </w:p>
-    <w:p>
-      <w:pPr>
-        <w:pStyle w:val="a1"/>
-        <w:keepNext w:val="0"/>
-        <w:keepLines w:val="0"/>
-        <w:pageBreakBefore w:val="0"/>
-        <w:widowControl w:val="0"/>
-        <w:wordWrap/>
-        <w:overflowPunct/>
-        <w:bidi w:val="0"/>
-        <w:rPr>
-          <w:rFonts w:hint="default"/>
-          <w:lang w:val="en-US" w:eastAsia="zh-CN"/>
-        </w:rPr>
-      </w:pPr>
-      <w:r>
-        <w:rPr>
-          <w:rFonts w:hint="eastAsia"/>
-          <w:lang w:val="en-US" w:eastAsia="zh-CN"/>
-        </w:rPr>
-        <w:t>按照事件产生的对象进行分类，可分为操作系统类问题、数据类问题、中间件问题、安全类问题、应用系统类问题、硬件类问题及其它问题等；其中应用系统类又可以按照应用系统的</w:t>
-      </w:r>
-      <w:r>
-        <w:rPr>
-          <w:rFonts w:hint="default"/>
-          <w:lang w:val="en-US" w:eastAsia="zh-CN"/>
-        </w:rPr>
-        <w:t>不同</w:t>
-      </w:r>
-      <w:r>
-        <w:rPr>
-          <w:rFonts w:hint="eastAsia"/>
-          <w:lang w:val="en-US" w:eastAsia="zh-CN"/>
-        </w:rPr>
-        <w:t>进行进一步的细分。</w:t>
-      </w:r>
-    </w:p>
-    <w:p>
-      <w:pPr>
-        <w:pStyle w:val="3"/>
-        <w:keepNext w:val="0"/>
-        <w:keepLines w:val="0"/>
-        <w:pageBreakBefore w:val="0"/>
-        <w:widowControl w:val="0"/>
-        <w:wordWrap/>
-        <w:overflowPunct/>
-        <w:bidi w:val="0"/>
-        <w:rPr>
-          <w:rFonts w:hint="eastAsia"/>
-          <w:lang w:val="en-US" w:eastAsia="zh-CN"/>
-        </w:rPr>
-      </w:pPr>
-      <w:bookmarkStart w:id="14" w:name="_Toc12870"/>
-      <w:r>
-        <w:rPr>
-          <w:rFonts w:hint="eastAsia"/>
-          <w:lang w:val="en-US" w:eastAsia="zh-CN"/>
-        </w:rPr>
-        <w:t>事件记录与分级</w:t>
-      </w:r>
-      <w:bookmarkEnd w:id="14"/>
-    </w:p>
-    <w:p>
-      <w:pPr>
-        <w:pStyle w:val="a1"/>
+        <w:pStyle w:val="29"/>
         <w:keepNext w:val="0"/>
         <w:keepLines w:val="0"/>
         <w:pageBreakBefore w:val="0"/>
@@ -5341,15 +5358,15 @@
     </w:p>
     <w:p>
       <w:pPr>
-        <w:pStyle w:val="a3"/>
-        <w:keepNext w:val="0"/>
-        <w:keepLines w:val="0"/>
-        <w:pageBreakBefore w:val="0"/>
-        <w:widowControl w:val="0"/>
-        <w:wordWrap/>
-        <w:overflowPunct/>
-        <w:bidi w:val="0"/>
-        <w:ind w:left="0" w:right="0" w:firstLine="0" w:leftChars="0" w:rightChars="0" w:firstLineChars="0"/>
+        <w:pStyle w:val="39"/>
+        <w:keepNext w:val="0"/>
+        <w:keepLines w:val="0"/>
+        <w:pageBreakBefore w:val="0"/>
+        <w:widowControl w:val="0"/>
+        <w:wordWrap/>
+        <w:overflowPunct/>
+        <w:bidi w:val="0"/>
+        <w:ind w:left="0" w:leftChars="0" w:right="0" w:rightChars="0" w:firstLine="0" w:firstLineChars="0"/>
         <w:jc w:val="center"/>
         <w:rPr>
           <w:rFonts w:hint="default"/>
@@ -5387,26 +5404,26 @@
         <w:rPr>
           <w:rFonts w:hint="eastAsia"/>
         </w:rPr>
-        <w:instrText>S</w:instrText>
-      </w:r>
-      <w:r>
-        <w:rPr>
-          <w:rFonts w:hint="default"/>
-        </w:rPr>
-        <w:instrText>TYLEREF "</w:instrText>
-      </w:r>
-      <w:r>
-        <w:rPr>
-          <w:rFonts w:hint="eastAsia"/>
-          <w:lang w:val="en-US" w:eastAsia="zh-CN"/>
-        </w:rPr>
-        <w:instrText>柴_标题1</w:instrText>
-      </w:r>
-      <w:r>
-        <w:rPr>
-          <w:rFonts w:hint="default"/>
-        </w:rPr>
-        <w:instrText>" \n</w:instrText>
+        <w:instrText xml:space="preserve">S</w:instrText>
+      </w:r>
+      <w:r>
+        <w:rPr>
+          <w:rFonts w:hint="default"/>
+        </w:rPr>
+        <w:instrText xml:space="preserve">TYLEREF "</w:instrText>
+      </w:r>
+      <w:r>
+        <w:rPr>
+          <w:rFonts w:hint="eastAsia"/>
+          <w:lang w:val="en-US" w:eastAsia="zh-CN"/>
+        </w:rPr>
+        <w:instrText xml:space="preserve">柴_标题1</w:instrText>
+      </w:r>
+      <w:r>
+        <w:rPr>
+          <w:rFonts w:hint="default"/>
+        </w:rPr>
+        <w:instrText xml:space="preserve">" \n</w:instrText>
       </w:r>
       <w:r>
         <w:rPr>
@@ -5416,7 +5433,7 @@
         <w:instrText xml:space="preserve"> </w:instrText>
       </w:r>
       <w:r>
-        <w:instrText>\* Charformat</w:instrText>
+        <w:instrText xml:space="preserve">\* Charformat</w:instrText>
       </w:r>
       <w:r>
         <w:rPr>
@@ -5463,7 +5480,7 @@
         <w:rPr>
           <w:rFonts w:hint="eastAsia"/>
         </w:rPr>
-        <w:instrText>S</w:instrText>
+        <w:instrText xml:space="preserve">S</w:instrText>
       </w:r>
       <w:r>
         <w:rPr>
@@ -5476,7 +5493,7 @@
           <w:rFonts w:hint="eastAsia"/>
           <w:lang w:val="en-US" w:eastAsia="zh-CN"/>
         </w:rPr>
-        <w:instrText>表</w:instrText>
+        <w:instrText xml:space="preserve">表</w:instrText>
       </w:r>
       <w:r>
         <w:rPr>
@@ -5514,17 +5531,18 @@
     </w:p>
     <w:tbl>
       <w:tblPr>
-        <w:tblStyle w:val="TableNormal"/>
+        <w:tblStyle w:val="20"/>
         <w:tblW w:w="8504" w:type="dxa"/>
         <w:tblInd w:w="0" w:type="dxa"/>
         <w:tblBorders>
-          <w:top w:val="single" w:sz="4" w:space="0" w:color="auto"/>
-          <w:left w:val="single" w:sz="4" w:space="0" w:color="auto"/>
-          <w:bottom w:val="single" w:sz="4" w:space="0" w:color="auto"/>
-          <w:right w:val="single" w:sz="4" w:space="0" w:color="auto"/>
-          <w:insideH w:val="single" w:sz="4" w:space="0" w:color="auto"/>
-          <w:insideV w:val="single" w:sz="4" w:space="0" w:color="auto"/>
+          <w:top w:val="single" w:color="auto" w:sz="4" w:space="0"/>
+          <w:left w:val="single" w:color="auto" w:sz="4" w:space="0"/>
+          <w:bottom w:val="single" w:color="auto" w:sz="4" w:space="0"/>
+          <w:right w:val="single" w:color="auto" w:sz="4" w:space="0"/>
+          <w:insideH w:val="single" w:color="auto" w:sz="4" w:space="0"/>
+          <w:insideV w:val="single" w:color="auto" w:sz="4" w:space="0"/>
         </w:tblBorders>
+        <w:tblLayout w:type="autofit"/>
         <w:tblCellMar>
           <w:top w:w="0" w:type="dxa"/>
           <w:left w:w="0" w:type="dxa"/>
@@ -5539,15 +5557,13 @@
       </w:tblGrid>
       <w:tr>
         <w:tblPrEx>
-          <w:tblW w:w="8504" w:type="dxa"/>
-          <w:tblInd w:w="0" w:type="dxa"/>
           <w:tblBorders>
-            <w:top w:val="single" w:sz="4" w:space="0" w:color="auto"/>
-            <w:left w:val="single" w:sz="4" w:space="0" w:color="auto"/>
-            <w:bottom w:val="single" w:sz="4" w:space="0" w:color="auto"/>
-            <w:right w:val="single" w:sz="4" w:space="0" w:color="auto"/>
-            <w:insideH w:val="single" w:sz="4" w:space="0" w:color="auto"/>
-            <w:insideV w:val="single" w:sz="4" w:space="0" w:color="auto"/>
+            <w:top w:val="single" w:color="auto" w:sz="4" w:space="0"/>
+            <w:left w:val="single" w:color="auto" w:sz="4" w:space="0"/>
+            <w:bottom w:val="single" w:color="auto" w:sz="4" w:space="0"/>
+            <w:right w:val="single" w:color="auto" w:sz="4" w:space="0"/>
+            <w:insideH w:val="single" w:color="auto" w:sz="4" w:space="0"/>
+            <w:insideV w:val="single" w:color="auto" w:sz="4" w:space="0"/>
           </w:tblBorders>
           <w:tblCellMar>
             <w:top w:w="0" w:type="dxa"/>
@@ -5557,7 +5573,7 @@
           </w:tblCellMar>
         </w:tblPrEx>
         <w:trPr>
-          <w:trHeight w:val="199"/>
+          <w:trHeight w:val="199" w:hRule="atLeast"/>
         </w:trPr>
         <w:tc>
           <w:tcPr>
@@ -5565,7 +5581,7 @@
           </w:tcPr>
           <w:p>
             <w:pPr>
-              <w:pStyle w:val="a1"/>
+              <w:pStyle w:val="29"/>
               <w:keepNext w:val="0"/>
               <w:keepLines w:val="0"/>
               <w:pageBreakBefore w:val="0"/>
@@ -5573,9 +5589,9 @@
               <w:wordWrap/>
               <w:overflowPunct/>
               <w:bidi w:val="0"/>
-              <w:ind w:left="0" w:firstLine="0" w:leftChars="0" w:firstLineChars="0"/>
-              <w:rPr>
-                <w:rFonts w:eastAsia="宋体" w:hint="default"/>
+              <w:ind w:left="0" w:leftChars="0" w:firstLine="0" w:firstLineChars="0"/>
+              <w:rPr>
+                <w:rFonts w:hint="default" w:eastAsia="宋体"/>
                 <w:lang w:val="en-US" w:eastAsia="zh-CN"/>
               </w:rPr>
             </w:pPr>
@@ -5594,7 +5610,7 @@
           </w:tcPr>
           <w:p>
             <w:pPr>
-              <w:pStyle w:val="a1"/>
+              <w:pStyle w:val="29"/>
               <w:keepNext w:val="0"/>
               <w:keepLines w:val="0"/>
               <w:pageBreakBefore w:val="0"/>
@@ -5602,7 +5618,7 @@
               <w:wordWrap/>
               <w:overflowPunct/>
               <w:bidi w:val="0"/>
-              <w:ind w:left="0" w:right="0" w:firstLine="0" w:leftChars="0" w:rightChars="0" w:firstLineChars="0"/>
+              <w:ind w:left="0" w:leftChars="0" w:right="0" w:rightChars="0" w:firstLine="0" w:firstLineChars="0"/>
               <w:jc w:val="center"/>
             </w:pPr>
             <w:r>
@@ -5619,7 +5635,7 @@
           </w:tcPr>
           <w:p>
             <w:pPr>
-              <w:pStyle w:val="a1"/>
+              <w:pStyle w:val="29"/>
               <w:keepNext w:val="0"/>
               <w:keepLines w:val="0"/>
               <w:pageBreakBefore w:val="0"/>
@@ -5627,7 +5643,7 @@
               <w:wordWrap/>
               <w:overflowPunct/>
               <w:bidi w:val="0"/>
-              <w:ind w:left="0" w:right="0" w:firstLine="0" w:leftChars="0" w:rightChars="0" w:firstLineChars="0"/>
+              <w:ind w:left="0" w:leftChars="0" w:right="0" w:rightChars="0" w:firstLine="0" w:firstLineChars="0"/>
               <w:jc w:val="center"/>
             </w:pPr>
             <w:r>
@@ -5641,8 +5657,14 @@
       </w:tr>
       <w:tr>
         <w:tblPrEx>
-          <w:tblW w:w="8504" w:type="dxa"/>
-          <w:tblInd w:w="0" w:type="dxa"/>
+          <w:tblBorders>
+            <w:top w:val="single" w:color="auto" w:sz="4" w:space="0"/>
+            <w:left w:val="single" w:color="auto" w:sz="4" w:space="0"/>
+            <w:bottom w:val="single" w:color="auto" w:sz="4" w:space="0"/>
+            <w:right w:val="single" w:color="auto" w:sz="4" w:space="0"/>
+            <w:insideH w:val="single" w:color="auto" w:sz="4" w:space="0"/>
+            <w:insideV w:val="single" w:color="auto" w:sz="4" w:space="0"/>
+          </w:tblBorders>
           <w:tblCellMar>
             <w:top w:w="0" w:type="dxa"/>
             <w:left w:w="0" w:type="dxa"/>
@@ -5651,7 +5673,7 @@
           </w:tblCellMar>
         </w:tblPrEx>
         <w:trPr>
-          <w:trHeight w:val="157"/>
+          <w:trHeight w:val="157" w:hRule="atLeast"/>
         </w:trPr>
         <w:tc>
           <w:tcPr>
@@ -5659,7 +5681,7 @@
           </w:tcPr>
           <w:p>
             <w:pPr>
-              <w:pStyle w:val="a1"/>
+              <w:pStyle w:val="29"/>
               <w:keepNext w:val="0"/>
               <w:keepLines w:val="0"/>
               <w:pageBreakBefore w:val="0"/>
@@ -5667,10 +5689,10 @@
               <w:wordWrap/>
               <w:overflowPunct/>
               <w:bidi w:val="0"/>
-              <w:ind w:left="0" w:right="0" w:firstLine="0" w:leftChars="0" w:rightChars="0" w:firstLineChars="0"/>
+              <w:ind w:left="0" w:leftChars="0" w:right="0" w:rightChars="0" w:firstLine="0" w:firstLineChars="0"/>
               <w:jc w:val="center"/>
               <w:rPr>
-                <w:rFonts w:eastAsia="宋体" w:hint="eastAsia"/>
+                <w:rFonts w:hint="eastAsia" w:eastAsia="宋体"/>
                 <w:lang w:val="en-US" w:eastAsia="zh-CN"/>
               </w:rPr>
             </w:pPr>
@@ -5689,7 +5711,7 @@
           </w:tcPr>
           <w:p>
             <w:pPr>
-              <w:pStyle w:val="a1"/>
+              <w:pStyle w:val="29"/>
               <w:keepNext w:val="0"/>
               <w:keepLines w:val="0"/>
               <w:pageBreakBefore w:val="0"/>
@@ -5697,7 +5719,7 @@
               <w:wordWrap/>
               <w:overflowPunct/>
               <w:bidi w:val="0"/>
-              <w:ind w:left="0" w:firstLine="0" w:leftChars="0" w:firstLineChars="0"/>
+              <w:ind w:left="0" w:leftChars="0" w:firstLine="0" w:firstLineChars="0"/>
             </w:pPr>
             <w:r>
               <w:rPr>
@@ -5713,7 +5735,7 @@
           </w:tcPr>
           <w:p>
             <w:pPr>
-              <w:pStyle w:val="a1"/>
+              <w:pStyle w:val="29"/>
               <w:keepNext w:val="0"/>
               <w:keepLines w:val="0"/>
               <w:pageBreakBefore w:val="0"/>
@@ -5721,7 +5743,7 @@
               <w:wordWrap/>
               <w:overflowPunct/>
               <w:bidi w:val="0"/>
-              <w:ind w:left="0" w:right="0" w:firstLine="0" w:leftChars="0" w:rightChars="0" w:firstLineChars="0"/>
+              <w:ind w:left="0" w:leftChars="0" w:right="0" w:rightChars="0" w:firstLine="0" w:firstLineChars="0"/>
               <w:jc w:val="center"/>
             </w:pPr>
             <w:r>
@@ -5732,8 +5754,14 @@
       </w:tr>
       <w:tr>
         <w:tblPrEx>
-          <w:tblW w:w="8504" w:type="dxa"/>
-          <w:tblInd w:w="0" w:type="dxa"/>
+          <w:tblBorders>
+            <w:top w:val="single" w:color="auto" w:sz="4" w:space="0"/>
+            <w:left w:val="single" w:color="auto" w:sz="4" w:space="0"/>
+            <w:bottom w:val="single" w:color="auto" w:sz="4" w:space="0"/>
+            <w:right w:val="single" w:color="auto" w:sz="4" w:space="0"/>
+            <w:insideH w:val="single" w:color="auto" w:sz="4" w:space="0"/>
+            <w:insideV w:val="single" w:color="auto" w:sz="4" w:space="0"/>
+          </w:tblBorders>
           <w:tblCellMar>
             <w:top w:w="0" w:type="dxa"/>
             <w:left w:w="0" w:type="dxa"/>
@@ -5742,7 +5770,7 @@
           </w:tblCellMar>
         </w:tblPrEx>
         <w:trPr>
-          <w:trHeight w:val="157"/>
+          <w:trHeight w:val="157" w:hRule="atLeast"/>
         </w:trPr>
         <w:tc>
           <w:tcPr>
@@ -5750,7 +5778,7 @@
           </w:tcPr>
           <w:p>
             <w:pPr>
-              <w:pStyle w:val="a1"/>
+              <w:pStyle w:val="29"/>
               <w:keepNext w:val="0"/>
               <w:keepLines w:val="0"/>
               <w:pageBreakBefore w:val="0"/>
@@ -5758,10 +5786,10 @@
               <w:wordWrap/>
               <w:overflowPunct/>
               <w:bidi w:val="0"/>
-              <w:ind w:left="0" w:right="0" w:firstLine="0" w:leftChars="0" w:rightChars="0" w:firstLineChars="0"/>
+              <w:ind w:left="0" w:leftChars="0" w:right="0" w:rightChars="0" w:firstLine="0" w:firstLineChars="0"/>
               <w:jc w:val="center"/>
               <w:rPr>
-                <w:rFonts w:eastAsia="宋体" w:hint="eastAsia"/>
+                <w:rFonts w:hint="eastAsia" w:eastAsia="宋体"/>
                 <w:lang w:val="en-US" w:eastAsia="zh-CN"/>
               </w:rPr>
             </w:pPr>
@@ -5780,7 +5808,7 @@
           </w:tcPr>
           <w:p>
             <w:pPr>
-              <w:pStyle w:val="a1"/>
+              <w:pStyle w:val="29"/>
               <w:keepNext w:val="0"/>
               <w:keepLines w:val="0"/>
               <w:pageBreakBefore w:val="0"/>
@@ -5788,7 +5816,7 @@
               <w:wordWrap/>
               <w:overflowPunct/>
               <w:bidi w:val="0"/>
-              <w:ind w:left="0" w:firstLine="0" w:leftChars="0" w:firstLineChars="0"/>
+              <w:ind w:left="0" w:leftChars="0" w:firstLine="0" w:firstLineChars="0"/>
             </w:pPr>
             <w:r>
               <w:rPr>
@@ -5804,7 +5832,7 @@
           </w:tcPr>
           <w:p>
             <w:pPr>
-              <w:pStyle w:val="a1"/>
+              <w:pStyle w:val="29"/>
               <w:keepNext w:val="0"/>
               <w:keepLines w:val="0"/>
               <w:pageBreakBefore w:val="0"/>
@@ -5812,7 +5840,7 @@
               <w:wordWrap/>
               <w:overflowPunct/>
               <w:bidi w:val="0"/>
-              <w:ind w:left="0" w:right="0" w:firstLine="0" w:leftChars="0" w:rightChars="0" w:firstLineChars="0"/>
+              <w:ind w:left="0" w:leftChars="0" w:right="0" w:rightChars="0" w:firstLine="0" w:firstLineChars="0"/>
               <w:jc w:val="center"/>
             </w:pPr>
             <w:r>
@@ -5823,8 +5851,14 @@
       </w:tr>
       <w:tr>
         <w:tblPrEx>
-          <w:tblW w:w="8504" w:type="dxa"/>
-          <w:tblInd w:w="0" w:type="dxa"/>
+          <w:tblBorders>
+            <w:top w:val="single" w:color="auto" w:sz="4" w:space="0"/>
+            <w:left w:val="single" w:color="auto" w:sz="4" w:space="0"/>
+            <w:bottom w:val="single" w:color="auto" w:sz="4" w:space="0"/>
+            <w:right w:val="single" w:color="auto" w:sz="4" w:space="0"/>
+            <w:insideH w:val="single" w:color="auto" w:sz="4" w:space="0"/>
+            <w:insideV w:val="single" w:color="auto" w:sz="4" w:space="0"/>
+          </w:tblBorders>
           <w:tblCellMar>
             <w:top w:w="0" w:type="dxa"/>
             <w:left w:w="0" w:type="dxa"/>
@@ -5833,7 +5867,7 @@
           </w:tblCellMar>
         </w:tblPrEx>
         <w:trPr>
-          <w:trHeight w:val="157"/>
+          <w:trHeight w:val="157" w:hRule="atLeast"/>
         </w:trPr>
         <w:tc>
           <w:tcPr>
@@ -5841,7 +5875,7 @@
           </w:tcPr>
           <w:p>
             <w:pPr>
-              <w:pStyle w:val="a1"/>
+              <w:pStyle w:val="29"/>
               <w:keepNext w:val="0"/>
               <w:keepLines w:val="0"/>
               <w:pageBreakBefore w:val="0"/>
@@ -5849,10 +5883,10 @@
               <w:wordWrap/>
               <w:overflowPunct/>
               <w:bidi w:val="0"/>
-              <w:ind w:left="0" w:right="0" w:firstLine="0" w:leftChars="0" w:rightChars="0" w:firstLineChars="0"/>
+              <w:ind w:left="0" w:leftChars="0" w:right="0" w:rightChars="0" w:firstLine="0" w:firstLineChars="0"/>
               <w:jc w:val="center"/>
               <w:rPr>
-                <w:rFonts w:eastAsia="宋体" w:hint="eastAsia"/>
+                <w:rFonts w:hint="eastAsia" w:eastAsia="宋体"/>
                 <w:lang w:val="en-US" w:eastAsia="zh-CN"/>
               </w:rPr>
             </w:pPr>
@@ -5871,7 +5905,7 @@
           </w:tcPr>
           <w:p>
             <w:pPr>
-              <w:pStyle w:val="a1"/>
+              <w:pStyle w:val="29"/>
               <w:keepNext w:val="0"/>
               <w:keepLines w:val="0"/>
               <w:pageBreakBefore w:val="0"/>
@@ -5879,7 +5913,7 @@
               <w:wordWrap/>
               <w:overflowPunct/>
               <w:bidi w:val="0"/>
-              <w:ind w:left="0" w:firstLine="0" w:leftChars="0" w:firstLineChars="0"/>
+              <w:ind w:left="0" w:leftChars="0" w:firstLine="0" w:firstLineChars="0"/>
             </w:pPr>
             <w:r>
               <w:rPr>
@@ -5895,7 +5929,7 @@
           </w:tcPr>
           <w:p>
             <w:pPr>
-              <w:pStyle w:val="a1"/>
+              <w:pStyle w:val="29"/>
               <w:keepNext w:val="0"/>
               <w:keepLines w:val="0"/>
               <w:pageBreakBefore w:val="0"/>
@@ -5903,7 +5937,7 @@
               <w:wordWrap/>
               <w:overflowPunct/>
               <w:bidi w:val="0"/>
-              <w:ind w:left="0" w:right="0" w:firstLine="0" w:leftChars="0" w:rightChars="0" w:firstLineChars="0"/>
+              <w:ind w:left="0" w:leftChars="0" w:right="0" w:rightChars="0" w:firstLine="0" w:firstLineChars="0"/>
               <w:jc w:val="center"/>
             </w:pPr>
             <w:r>
@@ -5915,7 +5949,7 @@
     </w:tbl>
     <w:p>
       <w:pPr>
-        <w:pStyle w:val="a1"/>
+        <w:pStyle w:val="29"/>
         <w:keepNext w:val="0"/>
         <w:keepLines w:val="0"/>
         <w:pageBreakBefore w:val="0"/>
@@ -5970,15 +6004,15 @@
     </w:p>
     <w:p>
       <w:pPr>
-        <w:pStyle w:val="a3"/>
-        <w:keepNext w:val="0"/>
-        <w:keepLines w:val="0"/>
-        <w:pageBreakBefore w:val="0"/>
-        <w:widowControl w:val="0"/>
-        <w:wordWrap/>
-        <w:overflowPunct/>
-        <w:bidi w:val="0"/>
-        <w:ind w:left="0" w:right="0" w:firstLine="0" w:leftChars="0" w:rightChars="0" w:firstLineChars="0"/>
+        <w:pStyle w:val="39"/>
+        <w:keepNext w:val="0"/>
+        <w:keepLines w:val="0"/>
+        <w:pageBreakBefore w:val="0"/>
+        <w:widowControl w:val="0"/>
+        <w:wordWrap/>
+        <w:overflowPunct/>
+        <w:bidi w:val="0"/>
+        <w:ind w:left="0" w:leftChars="0" w:right="0" w:rightChars="0" w:firstLine="0" w:firstLineChars="0"/>
         <w:jc w:val="center"/>
         <w:rPr>
           <w:rFonts w:hint="default"/>
@@ -6016,26 +6050,26 @@
         <w:rPr>
           <w:rFonts w:hint="eastAsia"/>
         </w:rPr>
-        <w:instrText>S</w:instrText>
-      </w:r>
-      <w:r>
-        <w:rPr>
-          <w:rFonts w:hint="default"/>
-        </w:rPr>
-        <w:instrText>TYLEREF "</w:instrText>
-      </w:r>
-      <w:r>
-        <w:rPr>
-          <w:rFonts w:hint="eastAsia"/>
-          <w:lang w:val="en-US" w:eastAsia="zh-CN"/>
-        </w:rPr>
-        <w:instrText>柴_标题1</w:instrText>
-      </w:r>
-      <w:r>
-        <w:rPr>
-          <w:rFonts w:hint="default"/>
-        </w:rPr>
-        <w:instrText>" \n</w:instrText>
+        <w:instrText xml:space="preserve">S</w:instrText>
+      </w:r>
+      <w:r>
+        <w:rPr>
+          <w:rFonts w:hint="default"/>
+        </w:rPr>
+        <w:instrText xml:space="preserve">TYLEREF "</w:instrText>
+      </w:r>
+      <w:r>
+        <w:rPr>
+          <w:rFonts w:hint="eastAsia"/>
+          <w:lang w:val="en-US" w:eastAsia="zh-CN"/>
+        </w:rPr>
+        <w:instrText xml:space="preserve">柴_标题1</w:instrText>
+      </w:r>
+      <w:r>
+        <w:rPr>
+          <w:rFonts w:hint="default"/>
+        </w:rPr>
+        <w:instrText xml:space="preserve">" \n</w:instrText>
       </w:r>
       <w:r>
         <w:rPr>
@@ -6045,7 +6079,7 @@
         <w:instrText xml:space="preserve"> </w:instrText>
       </w:r>
       <w:r>
-        <w:instrText>\* Charformat</w:instrText>
+        <w:instrText xml:space="preserve">\* Charformat</w:instrText>
       </w:r>
       <w:r>
         <w:rPr>
@@ -6092,7 +6126,7 @@
         <w:rPr>
           <w:rFonts w:hint="eastAsia"/>
         </w:rPr>
-        <w:instrText>S</w:instrText>
+        <w:instrText xml:space="preserve">S</w:instrText>
       </w:r>
       <w:r>
         <w:rPr>
@@ -6105,7 +6139,7 @@
           <w:rFonts w:hint="eastAsia"/>
           <w:lang w:val="en-US" w:eastAsia="zh-CN"/>
         </w:rPr>
-        <w:instrText>表</w:instrText>
+        <w:instrText xml:space="preserve">表</w:instrText>
       </w:r>
       <w:r>
         <w:rPr>
@@ -6143,17 +6177,18 @@
     </w:p>
     <w:tbl>
       <w:tblPr>
-        <w:tblStyle w:val="TableNormal"/>
+        <w:tblStyle w:val="20"/>
         <w:tblW w:w="8527" w:type="dxa"/>
         <w:tblInd w:w="0" w:type="dxa"/>
         <w:tblBorders>
-          <w:top w:val="single" w:sz="4" w:space="0" w:color="auto"/>
-          <w:left w:val="single" w:sz="4" w:space="0" w:color="auto"/>
-          <w:bottom w:val="single" w:sz="4" w:space="0" w:color="auto"/>
-          <w:right w:val="single" w:sz="4" w:space="0" w:color="auto"/>
-          <w:insideH w:val="single" w:sz="4" w:space="0" w:color="auto"/>
-          <w:insideV w:val="single" w:sz="4" w:space="0" w:color="auto"/>
+          <w:top w:val="single" w:color="auto" w:sz="4" w:space="0"/>
+          <w:left w:val="single" w:color="auto" w:sz="4" w:space="0"/>
+          <w:bottom w:val="single" w:color="auto" w:sz="4" w:space="0"/>
+          <w:right w:val="single" w:color="auto" w:sz="4" w:space="0"/>
+          <w:insideH w:val="single" w:color="auto" w:sz="4" w:space="0"/>
+          <w:insideV w:val="single" w:color="auto" w:sz="4" w:space="0"/>
         </w:tblBorders>
+        <w:tblLayout w:type="autofit"/>
         <w:tblCellMar>
           <w:top w:w="0" w:type="dxa"/>
           <w:left w:w="0" w:type="dxa"/>
@@ -6168,15 +6203,13 @@
       </w:tblGrid>
       <w:tr>
         <w:tblPrEx>
-          <w:tblW w:w="8527" w:type="dxa"/>
-          <w:tblInd w:w="0" w:type="dxa"/>
           <w:tblBorders>
-            <w:top w:val="single" w:sz="4" w:space="0" w:color="auto"/>
-            <w:left w:val="single" w:sz="4" w:space="0" w:color="auto"/>
-            <w:bottom w:val="single" w:sz="4" w:space="0" w:color="auto"/>
-            <w:right w:val="single" w:sz="4" w:space="0" w:color="auto"/>
-            <w:insideH w:val="single" w:sz="4" w:space="0" w:color="auto"/>
-            <w:insideV w:val="single" w:sz="4" w:space="0" w:color="auto"/>
+            <w:top w:val="single" w:color="auto" w:sz="4" w:space="0"/>
+            <w:left w:val="single" w:color="auto" w:sz="4" w:space="0"/>
+            <w:bottom w:val="single" w:color="auto" w:sz="4" w:space="0"/>
+            <w:right w:val="single" w:color="auto" w:sz="4" w:space="0"/>
+            <w:insideH w:val="single" w:color="auto" w:sz="4" w:space="0"/>
+            <w:insideV w:val="single" w:color="auto" w:sz="4" w:space="0"/>
           </w:tblBorders>
           <w:tblCellMar>
             <w:top w:w="0" w:type="dxa"/>
@@ -6186,7 +6219,7 @@
           </w:tblCellMar>
         </w:tblPrEx>
         <w:trPr>
-          <w:trHeight w:val="199"/>
+          <w:trHeight w:val="199" w:hRule="atLeast"/>
         </w:trPr>
         <w:tc>
           <w:tcPr>
@@ -6195,7 +6228,7 @@
           </w:tcPr>
           <w:p>
             <w:pPr>
-              <w:pStyle w:val="a1"/>
+              <w:pStyle w:val="29"/>
               <w:keepNext w:val="0"/>
               <w:keepLines w:val="0"/>
               <w:pageBreakBefore w:val="0"/>
@@ -6203,10 +6236,10 @@
               <w:wordWrap/>
               <w:overflowPunct/>
               <w:bidi w:val="0"/>
-              <w:ind w:left="0" w:right="0" w:firstLine="0" w:leftChars="0" w:rightChars="0" w:firstLineChars="0"/>
+              <w:ind w:left="0" w:leftChars="0" w:right="0" w:rightChars="0" w:firstLine="0" w:firstLineChars="0"/>
               <w:jc w:val="center"/>
               <w:rPr>
-                <w:rFonts w:ascii="Arial" w:eastAsia="宋体" w:hAnsi="Arial" w:cs="Arial" w:hint="eastAsia"/>
+                <w:rFonts w:hint="eastAsia" w:ascii="Arial" w:hAnsi="Arial" w:eastAsia="宋体" w:cs="Arial"/>
                 <w:snapToGrid w:val="0"/>
                 <w:color w:val="000000"/>
                 <w:kern w:val="0"/>
@@ -6230,7 +6263,7 @@
           </w:tcPr>
           <w:p>
             <w:pPr>
-              <w:pStyle w:val="a1"/>
+              <w:pStyle w:val="29"/>
               <w:keepNext w:val="0"/>
               <w:keepLines w:val="0"/>
               <w:pageBreakBefore w:val="0"/>
@@ -6238,7 +6271,7 @@
               <w:wordWrap/>
               <w:overflowPunct/>
               <w:bidi w:val="0"/>
-              <w:ind w:left="0" w:right="0" w:firstLine="0" w:leftChars="0" w:rightChars="0" w:firstLineChars="0"/>
+              <w:ind w:left="0" w:leftChars="0" w:right="0" w:rightChars="0" w:firstLine="0" w:firstLineChars="0"/>
               <w:jc w:val="center"/>
             </w:pPr>
             <w:r>
@@ -6255,7 +6288,7 @@
           </w:tcPr>
           <w:p>
             <w:pPr>
-              <w:pStyle w:val="a1"/>
+              <w:pStyle w:val="29"/>
               <w:keepNext w:val="0"/>
               <w:keepLines w:val="0"/>
               <w:pageBreakBefore w:val="0"/>
@@ -6275,8 +6308,14 @@
       </w:tr>
       <w:tr>
         <w:tblPrEx>
-          <w:tblW w:w="8527" w:type="dxa"/>
-          <w:tblInd w:w="0" w:type="dxa"/>
+          <w:tblBorders>
+            <w:top w:val="single" w:color="auto" w:sz="4" w:space="0"/>
+            <w:left w:val="single" w:color="auto" w:sz="4" w:space="0"/>
+            <w:bottom w:val="single" w:color="auto" w:sz="4" w:space="0"/>
+            <w:right w:val="single" w:color="auto" w:sz="4" w:space="0"/>
+            <w:insideH w:val="single" w:color="auto" w:sz="4" w:space="0"/>
+            <w:insideV w:val="single" w:color="auto" w:sz="4" w:space="0"/>
+          </w:tblBorders>
           <w:tblCellMar>
             <w:top w:w="0" w:type="dxa"/>
             <w:left w:w="0" w:type="dxa"/>
@@ -6285,7 +6324,7 @@
           </w:tblCellMar>
         </w:tblPrEx>
         <w:trPr>
-          <w:trHeight w:val="170"/>
+          <w:trHeight w:val="170" w:hRule="atLeast"/>
         </w:trPr>
         <w:tc>
           <w:tcPr>
@@ -6294,7 +6333,7 @@
           </w:tcPr>
           <w:p>
             <w:pPr>
-              <w:pStyle w:val="a1"/>
+              <w:pStyle w:val="29"/>
               <w:keepNext w:val="0"/>
               <w:keepLines w:val="0"/>
               <w:pageBreakBefore w:val="0"/>
@@ -6302,10 +6341,10 @@
               <w:wordWrap/>
               <w:overflowPunct/>
               <w:bidi w:val="0"/>
-              <w:ind w:left="0" w:right="0" w:firstLine="0" w:leftChars="0" w:rightChars="0" w:firstLineChars="0"/>
+              <w:ind w:left="0" w:leftChars="0" w:right="0" w:rightChars="0" w:firstLine="0" w:firstLineChars="0"/>
               <w:jc w:val="center"/>
               <w:rPr>
-                <w:rFonts w:ascii="Arial" w:eastAsia="宋体" w:hAnsi="Arial" w:cs="Arial" w:hint="eastAsia"/>
+                <w:rFonts w:hint="eastAsia" w:ascii="Arial" w:hAnsi="Arial" w:eastAsia="宋体" w:cs="Arial"/>
                 <w:snapToGrid w:val="0"/>
                 <w:color w:val="000000"/>
                 <w:kern w:val="0"/>
@@ -6329,7 +6368,7 @@
           </w:tcPr>
           <w:p>
             <w:pPr>
-              <w:pStyle w:val="a1"/>
+              <w:pStyle w:val="29"/>
               <w:keepNext w:val="0"/>
               <w:keepLines w:val="0"/>
               <w:pageBreakBefore w:val="0"/>
@@ -6337,7 +6376,7 @@
               <w:wordWrap/>
               <w:overflowPunct/>
               <w:bidi w:val="0"/>
-              <w:ind w:left="0" w:right="0" w:firstLine="0" w:leftChars="0" w:rightChars="0" w:firstLineChars="0"/>
+              <w:ind w:left="0" w:leftChars="0" w:right="0" w:rightChars="0" w:firstLine="0" w:firstLineChars="0"/>
               <w:jc w:val="center"/>
             </w:pPr>
             <w:r>
@@ -6366,7 +6405,7 @@
           </w:tcPr>
           <w:p>
             <w:pPr>
-              <w:pStyle w:val="a1"/>
+              <w:pStyle w:val="29"/>
               <w:keepNext w:val="0"/>
               <w:keepLines w:val="0"/>
               <w:pageBreakBefore w:val="0"/>
@@ -6374,7 +6413,7 @@
               <w:wordWrap/>
               <w:overflowPunct/>
               <w:bidi w:val="0"/>
-              <w:ind w:left="0" w:right="0" w:firstLine="0" w:leftChars="0" w:rightChars="0" w:firstLineChars="0"/>
+              <w:ind w:left="0" w:leftChars="0" w:right="0" w:rightChars="0" w:firstLine="0" w:firstLineChars="0"/>
               <w:jc w:val="center"/>
             </w:pPr>
             <w:r>
@@ -6385,8 +6424,14 @@
       </w:tr>
       <w:tr>
         <w:tblPrEx>
-          <w:tblW w:w="8527" w:type="dxa"/>
-          <w:tblInd w:w="0" w:type="dxa"/>
+          <w:tblBorders>
+            <w:top w:val="single" w:color="auto" w:sz="4" w:space="0"/>
+            <w:left w:val="single" w:color="auto" w:sz="4" w:space="0"/>
+            <w:bottom w:val="single" w:color="auto" w:sz="4" w:space="0"/>
+            <w:right w:val="single" w:color="auto" w:sz="4" w:space="0"/>
+            <w:insideH w:val="single" w:color="auto" w:sz="4" w:space="0"/>
+            <w:insideV w:val="single" w:color="auto" w:sz="4" w:space="0"/>
+          </w:tblBorders>
           <w:tblCellMar>
             <w:top w:w="0" w:type="dxa"/>
             <w:left w:w="0" w:type="dxa"/>
@@ -6395,7 +6440,7 @@
           </w:tblCellMar>
         </w:tblPrEx>
         <w:trPr>
-          <w:trHeight w:val="170"/>
+          <w:trHeight w:val="170" w:hRule="atLeast"/>
         </w:trPr>
         <w:tc>
           <w:tcPr>
@@ -6404,7 +6449,7 @@
           </w:tcPr>
           <w:p>
             <w:pPr>
-              <w:pStyle w:val="a1"/>
+              <w:pStyle w:val="29"/>
               <w:keepNext w:val="0"/>
               <w:keepLines w:val="0"/>
               <w:pageBreakBefore w:val="0"/>
@@ -6412,10 +6457,10 @@
               <w:wordWrap/>
               <w:overflowPunct/>
               <w:bidi w:val="0"/>
-              <w:ind w:left="0" w:right="0" w:firstLine="0" w:leftChars="0" w:rightChars="0" w:firstLineChars="0"/>
+              <w:ind w:left="0" w:leftChars="0" w:right="0" w:rightChars="0" w:firstLine="0" w:firstLineChars="0"/>
               <w:jc w:val="center"/>
               <w:rPr>
-                <w:rFonts w:ascii="Arial" w:eastAsia="宋体" w:hAnsi="Arial" w:cs="Arial" w:hint="eastAsia"/>
+                <w:rFonts w:hint="eastAsia" w:ascii="Arial" w:hAnsi="Arial" w:eastAsia="宋体" w:cs="Arial"/>
                 <w:snapToGrid w:val="0"/>
                 <w:color w:val="000000"/>
                 <w:kern w:val="0"/>
@@ -6439,7 +6484,7 @@
           </w:tcPr>
           <w:p>
             <w:pPr>
-              <w:pStyle w:val="a1"/>
+              <w:pStyle w:val="29"/>
               <w:keepNext w:val="0"/>
               <w:keepLines w:val="0"/>
               <w:pageBreakBefore w:val="0"/>
@@ -6447,7 +6492,7 @@
               <w:wordWrap/>
               <w:overflowPunct/>
               <w:bidi w:val="0"/>
-              <w:ind w:left="0" w:right="0" w:firstLine="0" w:leftChars="0" w:rightChars="0" w:firstLineChars="0"/>
+              <w:ind w:left="0" w:leftChars="0" w:right="0" w:rightChars="0" w:firstLine="0" w:firstLineChars="0"/>
               <w:jc w:val="center"/>
             </w:pPr>
             <w:r>
@@ -6488,7 +6533,7 @@
           </w:tcPr>
           <w:p>
             <w:pPr>
-              <w:pStyle w:val="a1"/>
+              <w:pStyle w:val="29"/>
               <w:keepNext w:val="0"/>
               <w:keepLines w:val="0"/>
               <w:pageBreakBefore w:val="0"/>
@@ -6496,7 +6541,7 @@
               <w:wordWrap/>
               <w:overflowPunct/>
               <w:bidi w:val="0"/>
-              <w:ind w:left="0" w:right="0" w:firstLine="0" w:leftChars="0" w:rightChars="0" w:firstLineChars="0"/>
+              <w:ind w:left="0" w:leftChars="0" w:right="0" w:rightChars="0" w:firstLine="0" w:firstLineChars="0"/>
               <w:jc w:val="center"/>
             </w:pPr>
             <w:r>
@@ -6507,8 +6552,14 @@
       </w:tr>
       <w:tr>
         <w:tblPrEx>
-          <w:tblW w:w="8527" w:type="dxa"/>
-          <w:tblInd w:w="0" w:type="dxa"/>
+          <w:tblBorders>
+            <w:top w:val="single" w:color="auto" w:sz="4" w:space="0"/>
+            <w:left w:val="single" w:color="auto" w:sz="4" w:space="0"/>
+            <w:bottom w:val="single" w:color="auto" w:sz="4" w:space="0"/>
+            <w:right w:val="single" w:color="auto" w:sz="4" w:space="0"/>
+            <w:insideH w:val="single" w:color="auto" w:sz="4" w:space="0"/>
+            <w:insideV w:val="single" w:color="auto" w:sz="4" w:space="0"/>
+          </w:tblBorders>
           <w:tblCellMar>
             <w:top w:w="0" w:type="dxa"/>
             <w:left w:w="0" w:type="dxa"/>
@@ -6517,7 +6568,7 @@
           </w:tblCellMar>
         </w:tblPrEx>
         <w:trPr>
-          <w:trHeight w:val="170"/>
+          <w:trHeight w:val="170" w:hRule="atLeast"/>
         </w:trPr>
         <w:tc>
           <w:tcPr>
@@ -6526,7 +6577,7 @@
           </w:tcPr>
           <w:p>
             <w:pPr>
-              <w:pStyle w:val="a1"/>
+              <w:pStyle w:val="29"/>
               <w:keepNext w:val="0"/>
               <w:keepLines w:val="0"/>
               <w:pageBreakBefore w:val="0"/>
@@ -6534,10 +6585,10 @@
               <w:wordWrap/>
               <w:overflowPunct/>
               <w:bidi w:val="0"/>
-              <w:ind w:left="0" w:right="0" w:firstLine="0" w:leftChars="0" w:rightChars="0" w:firstLineChars="0"/>
+              <w:ind w:left="0" w:leftChars="0" w:right="0" w:rightChars="0" w:firstLine="0" w:firstLineChars="0"/>
               <w:jc w:val="center"/>
               <w:rPr>
-                <w:rFonts w:ascii="Arial" w:eastAsia="宋体" w:hAnsi="Arial" w:cs="Arial" w:hint="eastAsia"/>
+                <w:rFonts w:hint="eastAsia" w:ascii="Arial" w:hAnsi="Arial" w:eastAsia="宋体" w:cs="Arial"/>
                 <w:snapToGrid w:val="0"/>
                 <w:color w:val="000000"/>
                 <w:kern w:val="0"/>
@@ -6561,7 +6612,7 @@
           </w:tcPr>
           <w:p>
             <w:pPr>
-              <w:pStyle w:val="a1"/>
+              <w:pStyle w:val="29"/>
               <w:keepNext w:val="0"/>
               <w:keepLines w:val="0"/>
               <w:pageBreakBefore w:val="0"/>
@@ -6569,7 +6620,7 @@
               <w:wordWrap/>
               <w:overflowPunct/>
               <w:bidi w:val="0"/>
-              <w:ind w:left="0" w:right="0" w:firstLine="0" w:leftChars="0" w:rightChars="0" w:firstLineChars="0"/>
+              <w:ind w:left="0" w:leftChars="0" w:right="0" w:rightChars="0" w:firstLine="0" w:firstLineChars="0"/>
               <w:jc w:val="center"/>
             </w:pPr>
             <w:r>
@@ -6601,7 +6652,7 @@
           </w:tcPr>
           <w:p>
             <w:pPr>
-              <w:pStyle w:val="a1"/>
+              <w:pStyle w:val="29"/>
               <w:keepNext w:val="0"/>
               <w:keepLines w:val="0"/>
               <w:pageBreakBefore w:val="0"/>
@@ -6609,7 +6660,7 @@
               <w:wordWrap/>
               <w:overflowPunct/>
               <w:bidi w:val="0"/>
-              <w:ind w:left="0" w:right="0" w:firstLine="0" w:leftChars="0" w:rightChars="0" w:firstLineChars="0"/>
+              <w:ind w:left="0" w:leftChars="0" w:right="0" w:rightChars="0" w:firstLine="0" w:firstLineChars="0"/>
               <w:jc w:val="center"/>
             </w:pPr>
             <w:r>
@@ -6621,15 +6672,15 @@
     </w:tbl>
     <w:p>
       <w:pPr>
-        <w:pStyle w:val="a1"/>
-        <w:keepNext w:val="0"/>
-        <w:keepLines w:val="0"/>
-        <w:pageBreakBefore w:val="0"/>
-        <w:widowControl w:val="0"/>
-        <w:wordWrap/>
-        <w:overflowPunct/>
-        <w:bidi w:val="0"/>
-        <w:ind w:left="0" w:right="0" w:firstLine="0" w:leftChars="0" w:rightChars="0" w:firstLineChars="0"/>
+        <w:pStyle w:val="29"/>
+        <w:keepNext w:val="0"/>
+        <w:keepLines w:val="0"/>
+        <w:pageBreakBefore w:val="0"/>
+        <w:widowControl w:val="0"/>
+        <w:wordWrap/>
+        <w:overflowPunct/>
+        <w:bidi w:val="0"/>
+        <w:ind w:left="0" w:leftChars="0" w:right="0" w:rightChars="0" w:firstLine="0" w:firstLineChars="0"/>
         <w:jc w:val="center"/>
         <w:rPr>
           <w:rFonts w:hint="eastAsia"/>
@@ -6666,7 +6717,7 @@
     </w:p>
     <w:p>
       <w:pPr>
-        <w:pStyle w:val="a1"/>
+        <w:pStyle w:val="29"/>
         <w:keepNext w:val="0"/>
         <w:keepLines w:val="0"/>
         <w:pageBreakBefore w:val="0"/>
@@ -6711,15 +6762,15 @@
     </w:p>
     <w:p>
       <w:pPr>
-        <w:pStyle w:val="a3"/>
-        <w:keepNext w:val="0"/>
-        <w:keepLines w:val="0"/>
-        <w:pageBreakBefore w:val="0"/>
-        <w:widowControl w:val="0"/>
-        <w:wordWrap/>
-        <w:overflowPunct/>
-        <w:bidi w:val="0"/>
-        <w:ind w:left="0" w:right="0" w:firstLine="0" w:leftChars="0" w:rightChars="0" w:firstLineChars="0"/>
+        <w:pStyle w:val="39"/>
+        <w:keepNext w:val="0"/>
+        <w:keepLines w:val="0"/>
+        <w:pageBreakBefore w:val="0"/>
+        <w:widowControl w:val="0"/>
+        <w:wordWrap/>
+        <w:overflowPunct/>
+        <w:bidi w:val="0"/>
+        <w:ind w:left="0" w:leftChars="0" w:right="0" w:rightChars="0" w:firstLine="0" w:firstLineChars="0"/>
         <w:jc w:val="center"/>
         <w:rPr>
           <w:rFonts w:hint="default"/>
@@ -6757,26 +6808,26 @@
         <w:rPr>
           <w:rFonts w:hint="eastAsia"/>
         </w:rPr>
-        <w:instrText>S</w:instrText>
-      </w:r>
-      <w:r>
-        <w:rPr>
-          <w:rFonts w:hint="default"/>
-        </w:rPr>
-        <w:instrText>TYLEREF "</w:instrText>
-      </w:r>
-      <w:r>
-        <w:rPr>
-          <w:rFonts w:hint="eastAsia"/>
-          <w:lang w:val="en-US" w:eastAsia="zh-CN"/>
-        </w:rPr>
-        <w:instrText>柴_标题1</w:instrText>
-      </w:r>
-      <w:r>
-        <w:rPr>
-          <w:rFonts w:hint="default"/>
-        </w:rPr>
-        <w:instrText>" \n</w:instrText>
+        <w:instrText xml:space="preserve">S</w:instrText>
+      </w:r>
+      <w:r>
+        <w:rPr>
+          <w:rFonts w:hint="default"/>
+        </w:rPr>
+        <w:instrText xml:space="preserve">TYLEREF "</w:instrText>
+      </w:r>
+      <w:r>
+        <w:rPr>
+          <w:rFonts w:hint="eastAsia"/>
+          <w:lang w:val="en-US" w:eastAsia="zh-CN"/>
+        </w:rPr>
+        <w:instrText xml:space="preserve">柴_标题1</w:instrText>
+      </w:r>
+      <w:r>
+        <w:rPr>
+          <w:rFonts w:hint="default"/>
+        </w:rPr>
+        <w:instrText xml:space="preserve">" \n</w:instrText>
       </w:r>
       <w:r>
         <w:rPr>
@@ -6786,7 +6837,7 @@
         <w:instrText xml:space="preserve"> </w:instrText>
       </w:r>
       <w:r>
-        <w:instrText>\* Charformat</w:instrText>
+        <w:instrText xml:space="preserve">\* Charformat</w:instrText>
       </w:r>
       <w:r>
         <w:rPr>
@@ -6833,7 +6884,7 @@
         <w:rPr>
           <w:rFonts w:hint="eastAsia"/>
         </w:rPr>
-        <w:instrText>S</w:instrText>
+        <w:instrText xml:space="preserve">S</w:instrText>
       </w:r>
       <w:r>
         <w:rPr>
@@ -6846,7 +6897,7 @@
           <w:rFonts w:hint="eastAsia"/>
           <w:lang w:val="en-US" w:eastAsia="zh-CN"/>
         </w:rPr>
-        <w:instrText>表</w:instrText>
+        <w:instrText xml:space="preserve">表</w:instrText>
       </w:r>
       <w:r>
         <w:rPr>
@@ -6884,17 +6935,18 @@
     </w:p>
     <w:tbl>
       <w:tblPr>
-        <w:tblStyle w:val="TableNormal"/>
+        <w:tblStyle w:val="20"/>
         <w:tblW w:w="5000" w:type="pct"/>
         <w:tblInd w:w="0" w:type="dxa"/>
         <w:tblBorders>
-          <w:top w:val="single" w:sz="4" w:space="0" w:color="auto"/>
-          <w:left w:val="single" w:sz="4" w:space="0" w:color="auto"/>
-          <w:bottom w:val="single" w:sz="4" w:space="0" w:color="auto"/>
-          <w:right w:val="single" w:sz="4" w:space="0" w:color="auto"/>
-          <w:insideH w:val="single" w:sz="4" w:space="0" w:color="auto"/>
-          <w:insideV w:val="single" w:sz="4" w:space="0" w:color="auto"/>
+          <w:top w:val="single" w:color="auto" w:sz="4" w:space="0"/>
+          <w:left w:val="single" w:color="auto" w:sz="4" w:space="0"/>
+          <w:bottom w:val="single" w:color="auto" w:sz="4" w:space="0"/>
+          <w:right w:val="single" w:color="auto" w:sz="4" w:space="0"/>
+          <w:insideH w:val="single" w:color="auto" w:sz="4" w:space="0"/>
+          <w:insideV w:val="single" w:color="auto" w:sz="4" w:space="0"/>
         </w:tblBorders>
+        <w:tblLayout w:type="autofit"/>
         <w:tblCellMar>
           <w:top w:w="0" w:type="dxa"/>
           <w:left w:w="108" w:type="dxa"/>
@@ -6911,15 +6963,13 @@
       </w:tblGrid>
       <w:tr>
         <w:tblPrEx>
-          <w:tblW w:w="5000" w:type="pct"/>
-          <w:tblInd w:w="0" w:type="dxa"/>
           <w:tblBorders>
-            <w:top w:val="single" w:sz="4" w:space="0" w:color="auto"/>
-            <w:left w:val="single" w:sz="4" w:space="0" w:color="auto"/>
-            <w:bottom w:val="single" w:sz="4" w:space="0" w:color="auto"/>
-            <w:right w:val="single" w:sz="4" w:space="0" w:color="auto"/>
-            <w:insideH w:val="single" w:sz="4" w:space="0" w:color="auto"/>
-            <w:insideV w:val="single" w:sz="4" w:space="0" w:color="auto"/>
+            <w:top w:val="single" w:color="auto" w:sz="4" w:space="0"/>
+            <w:left w:val="single" w:color="auto" w:sz="4" w:space="0"/>
+            <w:bottom w:val="single" w:color="auto" w:sz="4" w:space="0"/>
+            <w:right w:val="single" w:color="auto" w:sz="4" w:space="0"/>
+            <w:insideH w:val="single" w:color="auto" w:sz="4" w:space="0"/>
+            <w:insideV w:val="single" w:color="auto" w:sz="4" w:space="0"/>
           </w:tblBorders>
           <w:tblCellMar>
             <w:top w:w="0" w:type="dxa"/>
@@ -6938,7 +6988,7 @@
           </w:tcPr>
           <w:p>
             <w:pPr>
-              <w:pStyle w:val="a1"/>
+              <w:pStyle w:val="29"/>
               <w:keepNext w:val="0"/>
               <w:keepLines w:val="0"/>
               <w:pageBreakBefore w:val="0"/>
@@ -6947,14 +6997,14 @@
               <w:overflowPunct/>
               <w:bidi w:val="0"/>
               <w:rPr>
-                <w:rFonts w:ascii="宋体" w:eastAsia="宋体" w:hAnsi="宋体" w:cs="宋体" w:hint="eastAsia"/>
+                <w:rFonts w:hint="eastAsia" w:ascii="宋体" w:hAnsi="宋体" w:eastAsia="宋体" w:cs="宋体"/>
                 <w:sz w:val="18"/>
                 <w:szCs w:val="18"/>
               </w:rPr>
             </w:pPr>
             <w:r>
               <w:rPr>
-                <w:rFonts w:ascii="宋体" w:eastAsia="宋体" w:hAnsi="宋体" w:cs="宋体" w:hint="eastAsia"/>
+                <w:rFonts w:hint="eastAsia" w:ascii="宋体" w:hAnsi="宋体" w:eastAsia="宋体" w:cs="宋体"/>
                 <w:sz w:val="18"/>
                 <w:szCs w:val="18"/>
               </w:rPr>
@@ -6970,7 +7020,7 @@
           </w:tcPr>
           <w:p>
             <w:pPr>
-              <w:pStyle w:val="a1"/>
+              <w:pStyle w:val="29"/>
               <w:keepNext w:val="0"/>
               <w:keepLines w:val="0"/>
               <w:pageBreakBefore w:val="0"/>
@@ -6979,14 +7029,14 @@
               <w:overflowPunct/>
               <w:bidi w:val="0"/>
               <w:rPr>
-                <w:rFonts w:ascii="宋体" w:eastAsia="宋体" w:hAnsi="宋体" w:cs="宋体" w:hint="eastAsia"/>
+                <w:rFonts w:hint="eastAsia" w:ascii="宋体" w:hAnsi="宋体" w:eastAsia="宋体" w:cs="宋体"/>
                 <w:sz w:val="18"/>
                 <w:szCs w:val="18"/>
               </w:rPr>
             </w:pPr>
             <w:r>
               <w:rPr>
-                <w:rFonts w:ascii="宋体" w:eastAsia="宋体" w:hAnsi="宋体" w:cs="宋体" w:hint="eastAsia"/>
+                <w:rFonts w:hint="eastAsia" w:ascii="宋体" w:hAnsi="宋体" w:eastAsia="宋体" w:cs="宋体"/>
                 <w:sz w:val="18"/>
                 <w:szCs w:val="18"/>
               </w:rPr>
@@ -6997,8 +7047,14 @@
       </w:tr>
       <w:tr>
         <w:tblPrEx>
-          <w:tblW w:w="5000" w:type="pct"/>
-          <w:tblInd w:w="0" w:type="dxa"/>
+          <w:tblBorders>
+            <w:top w:val="single" w:color="auto" w:sz="4" w:space="0"/>
+            <w:left w:val="single" w:color="auto" w:sz="4" w:space="0"/>
+            <w:bottom w:val="single" w:color="auto" w:sz="4" w:space="0"/>
+            <w:right w:val="single" w:color="auto" w:sz="4" w:space="0"/>
+            <w:insideH w:val="single" w:color="auto" w:sz="4" w:space="0"/>
+            <w:insideV w:val="single" w:color="auto" w:sz="4" w:space="0"/>
+          </w:tblBorders>
           <w:tblCellMar>
             <w:top w:w="0" w:type="dxa"/>
             <w:left w:w="108" w:type="dxa"/>
@@ -7010,12 +7066,12 @@
           <w:tcPr>
             <w:tcW w:w="1861" w:type="pct"/>
             <w:gridSpan w:val="2"/>
-            <w:vMerge/>
+            <w:vMerge w:val="continue"/>
             <w:shd w:val="clear" w:color="auto" w:fill="auto"/>
           </w:tcPr>
           <w:p>
             <w:pPr>
-              <w:pStyle w:val="a1"/>
+              <w:pStyle w:val="29"/>
               <w:keepNext w:val="0"/>
               <w:keepLines w:val="0"/>
               <w:pageBreakBefore w:val="0"/>
@@ -7024,7 +7080,7 @@
               <w:overflowPunct/>
               <w:bidi w:val="0"/>
               <w:rPr>
-                <w:rFonts w:ascii="宋体" w:eastAsia="宋体" w:hAnsi="宋体" w:cs="宋体" w:hint="eastAsia"/>
+                <w:rFonts w:hint="eastAsia" w:ascii="宋体" w:hAnsi="宋体" w:eastAsia="宋体" w:cs="宋体"/>
                 <w:sz w:val="18"/>
                 <w:szCs w:val="18"/>
               </w:rPr>
@@ -7038,7 +7094,7 @@
           </w:tcPr>
           <w:p>
             <w:pPr>
-              <w:pStyle w:val="a1"/>
+              <w:pStyle w:val="29"/>
               <w:keepNext w:val="0"/>
               <w:keepLines w:val="0"/>
               <w:pageBreakBefore w:val="0"/>
@@ -7047,14 +7103,14 @@
               <w:overflowPunct/>
               <w:bidi w:val="0"/>
               <w:rPr>
-                <w:rFonts w:ascii="宋体" w:eastAsia="宋体" w:hAnsi="宋体" w:cs="宋体" w:hint="eastAsia"/>
+                <w:rFonts w:hint="eastAsia" w:ascii="宋体" w:hAnsi="宋体" w:eastAsia="宋体" w:cs="宋体"/>
                 <w:sz w:val="18"/>
                 <w:szCs w:val="18"/>
               </w:rPr>
             </w:pPr>
             <w:r>
               <w:rPr>
-                <w:rFonts w:ascii="宋体" w:eastAsia="宋体" w:hAnsi="宋体" w:cs="宋体" w:hint="eastAsia"/>
+                <w:rFonts w:hint="eastAsia" w:ascii="宋体" w:hAnsi="宋体" w:eastAsia="宋体" w:cs="宋体"/>
                 <w:sz w:val="18"/>
                 <w:szCs w:val="18"/>
               </w:rPr>
@@ -7069,7 +7125,7 @@
           </w:tcPr>
           <w:p>
             <w:pPr>
-              <w:pStyle w:val="a1"/>
+              <w:pStyle w:val="29"/>
               <w:keepNext w:val="0"/>
               <w:keepLines w:val="0"/>
               <w:pageBreakBefore w:val="0"/>
@@ -7078,14 +7134,14 @@
               <w:overflowPunct/>
               <w:bidi w:val="0"/>
               <w:rPr>
-                <w:rFonts w:ascii="宋体" w:eastAsia="宋体" w:hAnsi="宋体" w:cs="宋体" w:hint="eastAsia"/>
+                <w:rFonts w:hint="eastAsia" w:ascii="宋体" w:hAnsi="宋体" w:eastAsia="宋体" w:cs="宋体"/>
                 <w:sz w:val="18"/>
                 <w:szCs w:val="18"/>
               </w:rPr>
             </w:pPr>
             <w:r>
               <w:rPr>
-                <w:rFonts w:ascii="宋体" w:eastAsia="宋体" w:hAnsi="宋体" w:cs="宋体" w:hint="eastAsia"/>
+                <w:rFonts w:hint="eastAsia" w:ascii="宋体" w:hAnsi="宋体" w:eastAsia="宋体" w:cs="宋体"/>
                 <w:sz w:val="18"/>
                 <w:szCs w:val="18"/>
               </w:rPr>
@@ -7100,7 +7156,7 @@
           </w:tcPr>
           <w:p>
             <w:pPr>
-              <w:pStyle w:val="a1"/>
+              <w:pStyle w:val="29"/>
               <w:keepNext w:val="0"/>
               <w:keepLines w:val="0"/>
               <w:pageBreakBefore w:val="0"/>
@@ -7109,14 +7165,14 @@
               <w:overflowPunct/>
               <w:bidi w:val="0"/>
               <w:rPr>
-                <w:rFonts w:ascii="宋体" w:eastAsia="宋体" w:hAnsi="宋体" w:cs="宋体" w:hint="eastAsia"/>
+                <w:rFonts w:hint="eastAsia" w:ascii="宋体" w:hAnsi="宋体" w:eastAsia="宋体" w:cs="宋体"/>
                 <w:sz w:val="18"/>
                 <w:szCs w:val="18"/>
               </w:rPr>
             </w:pPr>
             <w:r>
               <w:rPr>
-                <w:rFonts w:ascii="宋体" w:eastAsia="宋体" w:hAnsi="宋体" w:cs="宋体" w:hint="eastAsia"/>
+                <w:rFonts w:hint="eastAsia" w:ascii="宋体" w:hAnsi="宋体" w:eastAsia="宋体" w:cs="宋体"/>
                 <w:sz w:val="18"/>
                 <w:szCs w:val="18"/>
               </w:rPr>
@@ -7127,8 +7183,14 @@
       </w:tr>
       <w:tr>
         <w:tblPrEx>
-          <w:tblW w:w="5000" w:type="pct"/>
-          <w:tblInd w:w="0" w:type="dxa"/>
+          <w:tblBorders>
+            <w:top w:val="single" w:color="auto" w:sz="4" w:space="0"/>
+            <w:left w:val="single" w:color="auto" w:sz="4" w:space="0"/>
+            <w:bottom w:val="single" w:color="auto" w:sz="4" w:space="0"/>
+            <w:right w:val="single" w:color="auto" w:sz="4" w:space="0"/>
+            <w:insideH w:val="single" w:color="auto" w:sz="4" w:space="0"/>
+            <w:insideV w:val="single" w:color="auto" w:sz="4" w:space="0"/>
+          </w:tblBorders>
           <w:tblCellMar>
             <w:top w:w="0" w:type="dxa"/>
             <w:left w:w="108" w:type="dxa"/>
@@ -7137,7 +7199,7 @@
           </w:tblCellMar>
         </w:tblPrEx>
         <w:trPr>
-          <w:trHeight w:val="45"/>
+          <w:trHeight w:val="45" w:hRule="atLeast"/>
         </w:trPr>
         <w:tc>
           <w:tcPr>
@@ -7147,7 +7209,7 @@
           </w:tcPr>
           <w:p>
             <w:pPr>
-              <w:pStyle w:val="a1"/>
+              <w:pStyle w:val="29"/>
               <w:keepNext w:val="0"/>
               <w:keepLines w:val="0"/>
               <w:pageBreakBefore w:val="0"/>
@@ -7155,9 +7217,9 @@
               <w:wordWrap/>
               <w:overflowPunct/>
               <w:bidi w:val="0"/>
-              <w:ind w:left="0" w:firstLine="0" w:leftChars="0" w:firstLineChars="0"/>
-              <w:rPr>
-                <w:rFonts w:ascii="宋体" w:eastAsia="宋体" w:hAnsi="宋体" w:cs="宋体" w:hint="eastAsia"/>
+              <w:ind w:left="0" w:leftChars="0" w:firstLine="0" w:firstLineChars="0"/>
+              <w:rPr>
+                <w:rFonts w:hint="eastAsia" w:ascii="宋体" w:hAnsi="宋体" w:eastAsia="宋体" w:cs="宋体"/>
                 <w:sz w:val="18"/>
                 <w:szCs w:val="18"/>
                 <w:lang w:val="en-US" w:eastAsia="zh-CN"/>
@@ -7165,7 +7227,7 @@
             </w:pPr>
             <w:r>
               <w:rPr>
-                <w:rFonts w:ascii="宋体" w:hAnsi="宋体" w:cs="宋体" w:hint="eastAsia"/>
+                <w:rFonts w:hint="eastAsia" w:ascii="宋体" w:hAnsi="宋体" w:cs="宋体"/>
                 <w:sz w:val="18"/>
                 <w:szCs w:val="18"/>
                 <w:lang w:val="en-US" w:eastAsia="zh-CN"/>
@@ -7181,7 +7243,7 @@
           </w:tcPr>
           <w:p>
             <w:pPr>
-              <w:pStyle w:val="a1"/>
+              <w:pStyle w:val="29"/>
               <w:keepNext w:val="0"/>
               <w:keepLines w:val="0"/>
               <w:pageBreakBefore w:val="0"/>
@@ -7190,14 +7252,14 @@
               <w:overflowPunct/>
               <w:bidi w:val="0"/>
               <w:rPr>
-                <w:rFonts w:ascii="宋体" w:eastAsia="宋体" w:hAnsi="宋体" w:cs="宋体" w:hint="eastAsia"/>
+                <w:rFonts w:hint="eastAsia" w:ascii="宋体" w:hAnsi="宋体" w:eastAsia="宋体" w:cs="宋体"/>
                 <w:sz w:val="18"/>
                 <w:szCs w:val="18"/>
               </w:rPr>
             </w:pPr>
             <w:r>
               <w:rPr>
-                <w:rFonts w:ascii="宋体" w:eastAsia="宋体" w:hAnsi="宋体" w:cs="宋体" w:hint="eastAsia"/>
+                <w:rFonts w:hint="eastAsia" w:ascii="宋体" w:hAnsi="宋体" w:eastAsia="宋体" w:cs="宋体"/>
                 <w:sz w:val="18"/>
                 <w:szCs w:val="18"/>
               </w:rPr>
@@ -7212,7 +7274,7 @@
           </w:tcPr>
           <w:p>
             <w:pPr>
-              <w:pStyle w:val="a1"/>
+              <w:pStyle w:val="29"/>
               <w:keepNext w:val="0"/>
               <w:keepLines w:val="0"/>
               <w:pageBreakBefore w:val="0"/>
@@ -7221,14 +7283,14 @@
               <w:overflowPunct/>
               <w:bidi w:val="0"/>
               <w:rPr>
-                <w:rFonts w:ascii="宋体" w:eastAsia="宋体" w:hAnsi="宋体" w:cs="宋体" w:hint="eastAsia"/>
+                <w:rFonts w:hint="eastAsia" w:ascii="宋体" w:hAnsi="宋体" w:eastAsia="宋体" w:cs="宋体"/>
                 <w:sz w:val="18"/>
                 <w:szCs w:val="18"/>
               </w:rPr>
             </w:pPr>
             <w:r>
               <w:rPr>
-                <w:rFonts w:ascii="宋体" w:eastAsia="宋体" w:hAnsi="宋体" w:cs="宋体" w:hint="eastAsia"/>
+                <w:rFonts w:hint="eastAsia" w:ascii="宋体" w:hAnsi="宋体" w:eastAsia="宋体" w:cs="宋体"/>
                 <w:sz w:val="18"/>
                 <w:szCs w:val="18"/>
               </w:rPr>
@@ -7243,7 +7305,7 @@
           </w:tcPr>
           <w:p>
             <w:pPr>
-              <w:pStyle w:val="a1"/>
+              <w:pStyle w:val="29"/>
               <w:keepNext w:val="0"/>
               <w:keepLines w:val="0"/>
               <w:pageBreakBefore w:val="0"/>
@@ -7252,14 +7314,14 @@
               <w:overflowPunct/>
               <w:bidi w:val="0"/>
               <w:rPr>
-                <w:rFonts w:ascii="宋体" w:eastAsia="宋体" w:hAnsi="宋体" w:cs="宋体" w:hint="eastAsia"/>
+                <w:rFonts w:hint="eastAsia" w:ascii="宋体" w:hAnsi="宋体" w:eastAsia="宋体" w:cs="宋体"/>
                 <w:sz w:val="18"/>
                 <w:szCs w:val="18"/>
               </w:rPr>
             </w:pPr>
             <w:r>
               <w:rPr>
-                <w:rFonts w:ascii="宋体" w:eastAsia="宋体" w:hAnsi="宋体" w:cs="宋体" w:hint="eastAsia"/>
+                <w:rFonts w:hint="eastAsia" w:ascii="宋体" w:hAnsi="宋体" w:eastAsia="宋体" w:cs="宋体"/>
                 <w:sz w:val="18"/>
                 <w:szCs w:val="18"/>
               </w:rPr>
@@ -7274,7 +7336,7 @@
           </w:tcPr>
           <w:p>
             <w:pPr>
-              <w:pStyle w:val="a1"/>
+              <w:pStyle w:val="29"/>
               <w:keepNext w:val="0"/>
               <w:keepLines w:val="0"/>
               <w:pageBreakBefore w:val="0"/>
@@ -7283,14 +7345,14 @@
               <w:overflowPunct/>
               <w:bidi w:val="0"/>
               <w:rPr>
-                <w:rFonts w:ascii="宋体" w:eastAsia="宋体" w:hAnsi="宋体" w:cs="宋体" w:hint="eastAsia"/>
+                <w:rFonts w:hint="eastAsia" w:ascii="宋体" w:hAnsi="宋体" w:eastAsia="宋体" w:cs="宋体"/>
                 <w:sz w:val="18"/>
                 <w:szCs w:val="18"/>
               </w:rPr>
             </w:pPr>
             <w:r>
               <w:rPr>
-                <w:rFonts w:ascii="宋体" w:eastAsia="宋体" w:hAnsi="宋体" w:cs="宋体" w:hint="eastAsia"/>
+                <w:rFonts w:hint="eastAsia" w:ascii="宋体" w:hAnsi="宋体" w:eastAsia="宋体" w:cs="宋体"/>
                 <w:sz w:val="18"/>
                 <w:szCs w:val="18"/>
               </w:rPr>
@@ -7301,8 +7363,14 @@
       </w:tr>
       <w:tr>
         <w:tblPrEx>
-          <w:tblW w:w="5000" w:type="pct"/>
-          <w:tblInd w:w="0" w:type="dxa"/>
+          <w:tblBorders>
+            <w:top w:val="single" w:color="auto" w:sz="4" w:space="0"/>
+            <w:left w:val="single" w:color="auto" w:sz="4" w:space="0"/>
+            <w:bottom w:val="single" w:color="auto" w:sz="4" w:space="0"/>
+            <w:right w:val="single" w:color="auto" w:sz="4" w:space="0"/>
+            <w:insideH w:val="single" w:color="auto" w:sz="4" w:space="0"/>
+            <w:insideV w:val="single" w:color="auto" w:sz="4" w:space="0"/>
+          </w:tblBorders>
           <w:tblCellMar>
             <w:top w:w="0" w:type="dxa"/>
             <w:left w:w="108" w:type="dxa"/>
@@ -7311,17 +7379,17 @@
           </w:tblCellMar>
         </w:tblPrEx>
         <w:trPr>
-          <w:trHeight w:val="324"/>
+          <w:trHeight w:val="324" w:hRule="atLeast"/>
         </w:trPr>
         <w:tc>
           <w:tcPr>
             <w:tcW w:w="932" w:type="pct"/>
-            <w:vMerge/>
+            <w:vMerge w:val="continue"/>
             <w:shd w:val="clear" w:color="auto" w:fill="auto"/>
           </w:tcPr>
           <w:p>
             <w:pPr>
-              <w:pStyle w:val="a1"/>
+              <w:pStyle w:val="29"/>
               <w:keepNext w:val="0"/>
               <w:keepLines w:val="0"/>
               <w:pageBreakBefore w:val="0"/>
@@ -7330,7 +7398,7 @@
               <w:overflowPunct/>
               <w:bidi w:val="0"/>
               <w:rPr>
-                <w:rFonts w:ascii="宋体" w:eastAsia="宋体" w:hAnsi="宋体" w:cs="宋体" w:hint="eastAsia"/>
+                <w:rFonts w:hint="eastAsia" w:ascii="宋体" w:hAnsi="宋体" w:eastAsia="宋体" w:cs="宋体"/>
                 <w:sz w:val="18"/>
                 <w:szCs w:val="18"/>
               </w:rPr>
@@ -7344,7 +7412,7 @@
           </w:tcPr>
           <w:p>
             <w:pPr>
-              <w:pStyle w:val="a1"/>
+              <w:pStyle w:val="29"/>
               <w:keepNext w:val="0"/>
               <w:keepLines w:val="0"/>
               <w:pageBreakBefore w:val="0"/>
@@ -7353,14 +7421,14 @@
               <w:overflowPunct/>
               <w:bidi w:val="0"/>
               <w:rPr>
-                <w:rFonts w:ascii="宋体" w:eastAsia="宋体" w:hAnsi="宋体" w:cs="宋体" w:hint="eastAsia"/>
+                <w:rFonts w:hint="eastAsia" w:ascii="宋体" w:hAnsi="宋体" w:eastAsia="宋体" w:cs="宋体"/>
                 <w:sz w:val="18"/>
                 <w:szCs w:val="18"/>
               </w:rPr>
             </w:pPr>
             <w:r>
               <w:rPr>
-                <w:rFonts w:ascii="宋体" w:eastAsia="宋体" w:hAnsi="宋体" w:cs="宋体" w:hint="eastAsia"/>
+                <w:rFonts w:hint="eastAsia" w:ascii="宋体" w:hAnsi="宋体" w:eastAsia="宋体" w:cs="宋体"/>
                 <w:sz w:val="18"/>
                 <w:szCs w:val="18"/>
               </w:rPr>
@@ -7375,7 +7443,7 @@
           </w:tcPr>
           <w:p>
             <w:pPr>
-              <w:pStyle w:val="a1"/>
+              <w:pStyle w:val="29"/>
               <w:keepNext w:val="0"/>
               <w:keepLines w:val="0"/>
               <w:pageBreakBefore w:val="0"/>
@@ -7384,14 +7452,14 @@
               <w:overflowPunct/>
               <w:bidi w:val="0"/>
               <w:rPr>
-                <w:rFonts w:ascii="宋体" w:eastAsia="宋体" w:hAnsi="宋体" w:cs="宋体" w:hint="eastAsia"/>
+                <w:rFonts w:hint="eastAsia" w:ascii="宋体" w:hAnsi="宋体" w:eastAsia="宋体" w:cs="宋体"/>
                 <w:sz w:val="18"/>
                 <w:szCs w:val="18"/>
               </w:rPr>
             </w:pPr>
             <w:r>
               <w:rPr>
-                <w:rFonts w:ascii="宋体" w:eastAsia="宋体" w:hAnsi="宋体" w:cs="宋体" w:hint="eastAsia"/>
+                <w:rFonts w:hint="eastAsia" w:ascii="宋体" w:hAnsi="宋体" w:eastAsia="宋体" w:cs="宋体"/>
                 <w:sz w:val="18"/>
                 <w:szCs w:val="18"/>
               </w:rPr>
@@ -7406,7 +7474,7 @@
           </w:tcPr>
           <w:p>
             <w:pPr>
-              <w:pStyle w:val="a1"/>
+              <w:pStyle w:val="29"/>
               <w:keepNext w:val="0"/>
               <w:keepLines w:val="0"/>
               <w:pageBreakBefore w:val="0"/>
@@ -7415,14 +7483,14 @@
               <w:overflowPunct/>
               <w:bidi w:val="0"/>
               <w:rPr>
-                <w:rFonts w:ascii="宋体" w:eastAsia="宋体" w:hAnsi="宋体" w:cs="宋体" w:hint="eastAsia"/>
+                <w:rFonts w:hint="eastAsia" w:ascii="宋体" w:hAnsi="宋体" w:eastAsia="宋体" w:cs="宋体"/>
                 <w:sz w:val="18"/>
                 <w:szCs w:val="18"/>
               </w:rPr>
             </w:pPr>
             <w:r>
               <w:rPr>
-                <w:rFonts w:ascii="宋体" w:eastAsia="宋体" w:hAnsi="宋体" w:cs="宋体" w:hint="eastAsia"/>
+                <w:rFonts w:hint="eastAsia" w:ascii="宋体" w:hAnsi="宋体" w:eastAsia="宋体" w:cs="宋体"/>
                 <w:sz w:val="18"/>
                 <w:szCs w:val="18"/>
               </w:rPr>
@@ -7437,7 +7505,7 @@
           </w:tcPr>
           <w:p>
             <w:pPr>
-              <w:pStyle w:val="a1"/>
+              <w:pStyle w:val="29"/>
               <w:keepNext w:val="0"/>
               <w:keepLines w:val="0"/>
               <w:pageBreakBefore w:val="0"/>
@@ -7446,14 +7514,14 @@
               <w:overflowPunct/>
               <w:bidi w:val="0"/>
               <w:rPr>
-                <w:rFonts w:ascii="宋体" w:eastAsia="宋体" w:hAnsi="宋体" w:cs="宋体" w:hint="eastAsia"/>
+                <w:rFonts w:hint="eastAsia" w:ascii="宋体" w:hAnsi="宋体" w:eastAsia="宋体" w:cs="宋体"/>
                 <w:sz w:val="18"/>
                 <w:szCs w:val="18"/>
               </w:rPr>
             </w:pPr>
             <w:r>
               <w:rPr>
-                <w:rFonts w:ascii="宋体" w:eastAsia="宋体" w:hAnsi="宋体" w:cs="宋体" w:hint="eastAsia"/>
+                <w:rFonts w:hint="eastAsia" w:ascii="宋体" w:hAnsi="宋体" w:eastAsia="宋体" w:cs="宋体"/>
                 <w:sz w:val="18"/>
                 <w:szCs w:val="18"/>
               </w:rPr>
@@ -7464,8 +7532,14 @@
       </w:tr>
       <w:tr>
         <w:tblPrEx>
-          <w:tblW w:w="5000" w:type="pct"/>
-          <w:tblInd w:w="0" w:type="dxa"/>
+          <w:tblBorders>
+            <w:top w:val="single" w:color="auto" w:sz="4" w:space="0"/>
+            <w:left w:val="single" w:color="auto" w:sz="4" w:space="0"/>
+            <w:bottom w:val="single" w:color="auto" w:sz="4" w:space="0"/>
+            <w:right w:val="single" w:color="auto" w:sz="4" w:space="0"/>
+            <w:insideH w:val="single" w:color="auto" w:sz="4" w:space="0"/>
+            <w:insideV w:val="single" w:color="auto" w:sz="4" w:space="0"/>
+          </w:tblBorders>
           <w:tblCellMar>
             <w:top w:w="0" w:type="dxa"/>
             <w:left w:w="108" w:type="dxa"/>
@@ -7474,17 +7548,17 @@
           </w:tblCellMar>
         </w:tblPrEx>
         <w:trPr>
-          <w:trHeight w:val="310"/>
+          <w:trHeight w:val="310" w:hRule="atLeast"/>
         </w:trPr>
         <w:tc>
           <w:tcPr>
             <w:tcW w:w="932" w:type="pct"/>
-            <w:vMerge/>
+            <w:vMerge w:val="continue"/>
             <w:shd w:val="clear" w:color="auto" w:fill="auto"/>
           </w:tcPr>
           <w:p>
             <w:pPr>
-              <w:pStyle w:val="a1"/>
+              <w:pStyle w:val="29"/>
               <w:keepNext w:val="0"/>
               <w:keepLines w:val="0"/>
               <w:pageBreakBefore w:val="0"/>
@@ -7493,7 +7567,7 @@
               <w:overflowPunct/>
               <w:bidi w:val="0"/>
               <w:rPr>
-                <w:rFonts w:ascii="宋体" w:eastAsia="宋体" w:hAnsi="宋体" w:cs="宋体" w:hint="eastAsia"/>
+                <w:rFonts w:hint="eastAsia" w:ascii="宋体" w:hAnsi="宋体" w:eastAsia="宋体" w:cs="宋体"/>
                 <w:sz w:val="18"/>
                 <w:szCs w:val="18"/>
               </w:rPr>
@@ -7507,7 +7581,7 @@
           </w:tcPr>
           <w:p>
             <w:pPr>
-              <w:pStyle w:val="a1"/>
+              <w:pStyle w:val="29"/>
               <w:keepNext w:val="0"/>
               <w:keepLines w:val="0"/>
               <w:pageBreakBefore w:val="0"/>
@@ -7516,14 +7590,14 @@
               <w:overflowPunct/>
               <w:bidi w:val="0"/>
               <w:rPr>
-                <w:rFonts w:ascii="宋体" w:eastAsia="宋体" w:hAnsi="宋体" w:cs="宋体" w:hint="eastAsia"/>
+                <w:rFonts w:hint="eastAsia" w:ascii="宋体" w:hAnsi="宋体" w:eastAsia="宋体" w:cs="宋体"/>
                 <w:sz w:val="18"/>
                 <w:szCs w:val="18"/>
               </w:rPr>
             </w:pPr>
             <w:r>
               <w:rPr>
-                <w:rFonts w:ascii="宋体" w:eastAsia="宋体" w:hAnsi="宋体" w:cs="宋体" w:hint="eastAsia"/>
+                <w:rFonts w:hint="eastAsia" w:ascii="宋体" w:hAnsi="宋体" w:eastAsia="宋体" w:cs="宋体"/>
                 <w:sz w:val="18"/>
                 <w:szCs w:val="18"/>
               </w:rPr>
@@ -7538,7 +7612,7 @@
           </w:tcPr>
           <w:p>
             <w:pPr>
-              <w:pStyle w:val="a1"/>
+              <w:pStyle w:val="29"/>
               <w:keepNext w:val="0"/>
               <w:keepLines w:val="0"/>
               <w:pageBreakBefore w:val="0"/>
@@ -7547,14 +7621,14 @@
               <w:overflowPunct/>
               <w:bidi w:val="0"/>
               <w:rPr>
-                <w:rFonts w:ascii="宋体" w:eastAsia="宋体" w:hAnsi="宋体" w:cs="宋体" w:hint="eastAsia"/>
+                <w:rFonts w:hint="eastAsia" w:ascii="宋体" w:hAnsi="宋体" w:eastAsia="宋体" w:cs="宋体"/>
                 <w:sz w:val="18"/>
                 <w:szCs w:val="18"/>
               </w:rPr>
             </w:pPr>
             <w:r>
               <w:rPr>
-                <w:rFonts w:ascii="宋体" w:eastAsia="宋体" w:hAnsi="宋体" w:cs="宋体" w:hint="eastAsia"/>
+                <w:rFonts w:hint="eastAsia" w:ascii="宋体" w:hAnsi="宋体" w:eastAsia="宋体" w:cs="宋体"/>
                 <w:sz w:val="18"/>
                 <w:szCs w:val="18"/>
               </w:rPr>
@@ -7569,7 +7643,7 @@
           </w:tcPr>
           <w:p>
             <w:pPr>
-              <w:pStyle w:val="a1"/>
+              <w:pStyle w:val="29"/>
               <w:keepNext w:val="0"/>
               <w:keepLines w:val="0"/>
               <w:pageBreakBefore w:val="0"/>
@@ -7578,14 +7652,14 @@
               <w:overflowPunct/>
               <w:bidi w:val="0"/>
               <w:rPr>
-                <w:rFonts w:ascii="宋体" w:eastAsia="宋体" w:hAnsi="宋体" w:cs="宋体" w:hint="eastAsia"/>
+                <w:rFonts w:hint="eastAsia" w:ascii="宋体" w:hAnsi="宋体" w:eastAsia="宋体" w:cs="宋体"/>
                 <w:sz w:val="18"/>
                 <w:szCs w:val="18"/>
               </w:rPr>
             </w:pPr>
             <w:r>
               <w:rPr>
-                <w:rFonts w:ascii="宋体" w:eastAsia="宋体" w:hAnsi="宋体" w:cs="宋体" w:hint="eastAsia"/>
+                <w:rFonts w:hint="eastAsia" w:ascii="宋体" w:hAnsi="宋体" w:eastAsia="宋体" w:cs="宋体"/>
                 <w:sz w:val="18"/>
                 <w:szCs w:val="18"/>
               </w:rPr>
@@ -7600,7 +7674,7 @@
           </w:tcPr>
           <w:p>
             <w:pPr>
-              <w:pStyle w:val="a1"/>
+              <w:pStyle w:val="29"/>
               <w:keepNext w:val="0"/>
               <w:keepLines w:val="0"/>
               <w:pageBreakBefore w:val="0"/>
@@ -7609,14 +7683,14 @@
               <w:overflowPunct/>
               <w:bidi w:val="0"/>
               <w:rPr>
-                <w:rFonts w:ascii="宋体" w:eastAsia="宋体" w:hAnsi="宋体" w:cs="宋体" w:hint="eastAsia"/>
+                <w:rFonts w:hint="eastAsia" w:ascii="宋体" w:hAnsi="宋体" w:eastAsia="宋体" w:cs="宋体"/>
                 <w:sz w:val="18"/>
                 <w:szCs w:val="18"/>
               </w:rPr>
             </w:pPr>
             <w:r>
               <w:rPr>
-                <w:rFonts w:ascii="宋体" w:eastAsia="宋体" w:hAnsi="宋体" w:cs="宋体" w:hint="eastAsia"/>
+                <w:rFonts w:hint="eastAsia" w:ascii="宋体" w:hAnsi="宋体" w:eastAsia="宋体" w:cs="宋体"/>
                 <w:sz w:val="18"/>
                 <w:szCs w:val="18"/>
               </w:rPr>
@@ -7628,7 +7702,7 @@
     </w:tbl>
     <w:p>
       <w:pPr>
-        <w:pStyle w:val="a1"/>
+        <w:pStyle w:val="29"/>
         <w:keepNext w:val="0"/>
         <w:keepLines w:val="0"/>
         <w:pageBreakBefore w:val="0"/>
@@ -7646,7 +7720,7 @@
     </w:p>
     <w:p>
       <w:pPr>
-        <w:pStyle w:val="a1"/>
+        <w:pStyle w:val="29"/>
         <w:keepNext w:val="0"/>
         <w:keepLines w:val="0"/>
         <w:pageBreakBefore w:val="0"/>
@@ -7688,7 +7762,7 @@
     </w:p>
     <w:p>
       <w:pPr>
-        <w:pStyle w:val="a1"/>
+        <w:pStyle w:val="29"/>
         <w:keepNext w:val="0"/>
         <w:keepLines w:val="0"/>
         <w:pageBreakBefore w:val="0"/>
@@ -7730,7 +7804,7 @@
     </w:p>
     <w:p>
       <w:pPr>
-        <w:pStyle w:val="a1"/>
+        <w:pStyle w:val="29"/>
         <w:keepNext w:val="0"/>
         <w:keepLines w:val="0"/>
         <w:pageBreakBefore w:val="0"/>
@@ -7772,7 +7846,7 @@
     </w:p>
     <w:p>
       <w:pPr>
-        <w:pStyle w:val="a1"/>
+        <w:pStyle w:val="29"/>
         <w:keepNext w:val="0"/>
         <w:keepLines w:val="0"/>
         <w:pageBreakBefore w:val="0"/>
@@ -7790,20 +7864,20 @@
     </w:p>
     <w:p>
       <w:pPr>
-        <w:pStyle w:val="3"/>
-        <w:keepNext w:val="0"/>
-        <w:keepLines w:val="0"/>
-        <w:pageBreakBefore w:val="0"/>
-        <w:widowControl w:val="0"/>
-        <w:wordWrap/>
-        <w:overflowPunct/>
-        <w:bidi w:val="0"/>
-        <w:rPr>
-          <w:rFonts w:hint="default"/>
-          <w:lang w:val="en-US" w:eastAsia="zh-CN"/>
-        </w:rPr>
-      </w:pPr>
-      <w:bookmarkStart w:id="15" w:name="_Toc16105"/>
+        <w:pStyle w:val="31"/>
+        <w:keepNext w:val="0"/>
+        <w:keepLines w:val="0"/>
+        <w:pageBreakBefore w:val="0"/>
+        <w:widowControl w:val="0"/>
+        <w:wordWrap/>
+        <w:overflowPunct/>
+        <w:bidi w:val="0"/>
+        <w:rPr>
+          <w:rFonts w:hint="default"/>
+          <w:lang w:val="en-US" w:eastAsia="zh-CN"/>
+        </w:rPr>
+      </w:pPr>
+      <w:bookmarkStart w:id="14" w:name="_Toc16105"/>
       <w:r>
         <w:rPr>
           <w:rFonts w:hint="default"/>
@@ -7811,172 +7885,172 @@
         </w:rPr>
         <w:t>热线电话尝试解决</w:t>
       </w:r>
+      <w:bookmarkEnd w:id="14"/>
+    </w:p>
+    <w:p>
+      <w:pPr>
+        <w:pStyle w:val="29"/>
+        <w:keepNext w:val="0"/>
+        <w:keepLines w:val="0"/>
+        <w:pageBreakBefore w:val="0"/>
+        <w:widowControl w:val="0"/>
+        <w:wordWrap/>
+        <w:overflowPunct/>
+        <w:bidi w:val="0"/>
+        <w:rPr>
+          <w:rFonts w:hint="default"/>
+          <w:lang w:val="en-US" w:eastAsia="zh-CN"/>
+        </w:rPr>
+      </w:pPr>
+      <w:r>
+        <w:rPr>
+          <w:rFonts w:hint="default"/>
+          <w:lang w:val="en-US" w:eastAsia="zh-CN"/>
+        </w:rPr>
+        <w:t>一线支持人员在受理事件后，首先根据用户描述，尝试通过电话指导用户自行解决故障。</w:t>
+      </w:r>
+    </w:p>
+    <w:p>
+      <w:pPr>
+        <w:pStyle w:val="31"/>
+        <w:keepNext w:val="0"/>
+        <w:keepLines w:val="0"/>
+        <w:pageBreakBefore w:val="0"/>
+        <w:widowControl w:val="0"/>
+        <w:wordWrap/>
+        <w:overflowPunct/>
+        <w:bidi w:val="0"/>
+        <w:rPr>
+          <w:rFonts w:hint="default"/>
+          <w:lang w:val="en-US" w:eastAsia="zh-CN"/>
+        </w:rPr>
+      </w:pPr>
+      <w:bookmarkStart w:id="15" w:name="_Toc28010"/>
+      <w:r>
+        <w:rPr>
+          <w:rFonts w:hint="default"/>
+          <w:lang w:val="en-US" w:eastAsia="zh-CN"/>
+        </w:rPr>
+        <w:t>远程解决</w:t>
+      </w:r>
       <w:bookmarkEnd w:id="15"/>
     </w:p>
     <w:p>
       <w:pPr>
-        <w:pStyle w:val="a1"/>
-        <w:keepNext w:val="0"/>
-        <w:keepLines w:val="0"/>
-        <w:pageBreakBefore w:val="0"/>
-        <w:widowControl w:val="0"/>
-        <w:wordWrap/>
-        <w:overflowPunct/>
-        <w:bidi w:val="0"/>
-        <w:rPr>
-          <w:rFonts w:hint="default"/>
-          <w:lang w:val="en-US" w:eastAsia="zh-CN"/>
-        </w:rPr>
-      </w:pPr>
-      <w:r>
-        <w:rPr>
-          <w:rFonts w:hint="default"/>
-          <w:lang w:val="en-US" w:eastAsia="zh-CN"/>
-        </w:rPr>
-        <w:t>一线支持人员在受理事件后，首先根据用户描述，尝试通过电话指导用户自行解决故障。</w:t>
-      </w:r>
-    </w:p>
-    <w:p>
-      <w:pPr>
-        <w:pStyle w:val="3"/>
-        <w:keepNext w:val="0"/>
-        <w:keepLines w:val="0"/>
-        <w:pageBreakBefore w:val="0"/>
-        <w:widowControl w:val="0"/>
-        <w:wordWrap/>
-        <w:overflowPunct/>
-        <w:bidi w:val="0"/>
-        <w:rPr>
-          <w:rFonts w:hint="default"/>
-          <w:lang w:val="en-US" w:eastAsia="zh-CN"/>
-        </w:rPr>
-      </w:pPr>
-      <w:bookmarkStart w:id="16" w:name="_Toc28010"/>
-      <w:r>
-        <w:rPr>
-          <w:rFonts w:hint="default"/>
-          <w:lang w:val="en-US" w:eastAsia="zh-CN"/>
-        </w:rPr>
-        <w:t>远程解决</w:t>
+        <w:pStyle w:val="29"/>
+        <w:keepNext w:val="0"/>
+        <w:keepLines w:val="0"/>
+        <w:pageBreakBefore w:val="0"/>
+        <w:widowControl w:val="0"/>
+        <w:wordWrap/>
+        <w:overflowPunct/>
+        <w:bidi w:val="0"/>
+        <w:rPr>
+          <w:rFonts w:hint="default"/>
+          <w:lang w:val="en-US" w:eastAsia="zh-CN"/>
+        </w:rPr>
+      </w:pPr>
+      <w:r>
+        <w:rPr>
+          <w:rFonts w:hint="default"/>
+          <w:lang w:val="en-US" w:eastAsia="zh-CN"/>
+        </w:rPr>
+        <w:t>若无法通过电话指导解决，一线支持人员在获得客户授权后，可借助远程工具登录客户计算机进行了操作处理。</w:t>
+      </w:r>
+    </w:p>
+    <w:p>
+      <w:pPr>
+        <w:pStyle w:val="31"/>
+        <w:keepNext w:val="0"/>
+        <w:keepLines w:val="0"/>
+        <w:pageBreakBefore w:val="0"/>
+        <w:widowControl w:val="0"/>
+        <w:wordWrap/>
+        <w:overflowPunct/>
+        <w:bidi w:val="0"/>
+        <w:rPr>
+          <w:rFonts w:hint="default"/>
+          <w:lang w:val="en-US" w:eastAsia="zh-CN"/>
+        </w:rPr>
+      </w:pPr>
+      <w:bookmarkStart w:id="16" w:name="_Toc23962"/>
+      <w:r>
+        <w:rPr>
+          <w:rFonts w:hint="default"/>
+          <w:lang w:val="en-US" w:eastAsia="zh-CN"/>
+        </w:rPr>
+        <w:t>二线支持</w:t>
       </w:r>
       <w:bookmarkEnd w:id="16"/>
     </w:p>
     <w:p>
       <w:pPr>
-        <w:pStyle w:val="a1"/>
-        <w:keepNext w:val="0"/>
-        <w:keepLines w:val="0"/>
-        <w:pageBreakBefore w:val="0"/>
-        <w:widowControl w:val="0"/>
-        <w:wordWrap/>
-        <w:overflowPunct/>
-        <w:bidi w:val="0"/>
-        <w:rPr>
-          <w:rFonts w:hint="default"/>
-          <w:lang w:val="en-US" w:eastAsia="zh-CN"/>
-        </w:rPr>
-      </w:pPr>
-      <w:r>
-        <w:rPr>
-          <w:rFonts w:hint="default"/>
-          <w:lang w:val="en-US" w:eastAsia="zh-CN"/>
-        </w:rPr>
-        <w:t>若无法通过电话指导解决，一线支持人员在获得客户授权后，可借助远程工具登录客户计算机进行了操作处理。</w:t>
-      </w:r>
-    </w:p>
-    <w:p>
-      <w:pPr>
-        <w:pStyle w:val="3"/>
-        <w:keepNext w:val="0"/>
-        <w:keepLines w:val="0"/>
-        <w:pageBreakBefore w:val="0"/>
-        <w:widowControl w:val="0"/>
-        <w:wordWrap/>
-        <w:overflowPunct/>
-        <w:bidi w:val="0"/>
-        <w:rPr>
-          <w:rFonts w:hint="default"/>
-          <w:lang w:val="en-US" w:eastAsia="zh-CN"/>
-        </w:rPr>
-      </w:pPr>
-      <w:bookmarkStart w:id="17" w:name="_Toc23962"/>
-      <w:r>
-        <w:rPr>
-          <w:rFonts w:hint="default"/>
-          <w:lang w:val="en-US" w:eastAsia="zh-CN"/>
-        </w:rPr>
-        <w:t>二线支持</w:t>
+        <w:pStyle w:val="29"/>
+        <w:keepNext w:val="0"/>
+        <w:keepLines w:val="0"/>
+        <w:pageBreakBefore w:val="0"/>
+        <w:widowControl w:val="0"/>
+        <w:wordWrap/>
+        <w:overflowPunct/>
+        <w:bidi w:val="0"/>
+        <w:rPr>
+          <w:rFonts w:hint="default"/>
+          <w:lang w:val="en-US" w:eastAsia="zh-CN"/>
+        </w:rPr>
+      </w:pPr>
+      <w:r>
+        <w:rPr>
+          <w:rFonts w:hint="default"/>
+          <w:lang w:val="en-US" w:eastAsia="zh-CN"/>
+        </w:rPr>
+        <w:t>如一线支持无法独立解决事件，或判断事件超出其职责范围，应转交二线支持处理。</w:t>
+      </w:r>
+    </w:p>
+    <w:p>
+      <w:pPr>
+        <w:pStyle w:val="29"/>
+        <w:keepNext w:val="0"/>
+        <w:keepLines w:val="0"/>
+        <w:pageBreakBefore w:val="0"/>
+        <w:widowControl w:val="0"/>
+        <w:wordWrap/>
+        <w:overflowPunct/>
+        <w:bidi w:val="0"/>
+        <w:rPr>
+          <w:rFonts w:hint="default"/>
+          <w:lang w:val="en-US" w:eastAsia="zh-CN"/>
+        </w:rPr>
+      </w:pPr>
+      <w:r>
+        <w:rPr>
+          <w:rFonts w:hint="default"/>
+          <w:lang w:val="en-US" w:eastAsia="zh-CN"/>
+        </w:rPr>
+        <w:t>二线支持主要负责解决技术疑难问题，分析根本原因，审批新增设备及配套服务，并牵头处理重大故障或服务纠纷。</w:t>
+      </w:r>
+    </w:p>
+    <w:p>
+      <w:pPr>
+        <w:pStyle w:val="31"/>
+        <w:bidi w:val="0"/>
+        <w:rPr>
+          <w:rFonts w:hint="default"/>
+          <w:lang w:val="en-US" w:eastAsia="zh-CN"/>
+        </w:rPr>
+      </w:pPr>
+      <w:bookmarkStart w:id="17" w:name="_Toc28449"/>
+      <w:r>
+        <w:rPr>
+          <w:rFonts w:hint="default"/>
+          <w:lang w:val="en-US" w:eastAsia="zh-CN"/>
+        </w:rPr>
+        <w:t>事件升级机制</w:t>
       </w:r>
       <w:bookmarkEnd w:id="17"/>
     </w:p>
     <w:p>
       <w:pPr>
-        <w:pStyle w:val="a1"/>
-        <w:keepNext w:val="0"/>
-        <w:keepLines w:val="0"/>
-        <w:pageBreakBefore w:val="0"/>
-        <w:widowControl w:val="0"/>
-        <w:wordWrap/>
-        <w:overflowPunct/>
-        <w:bidi w:val="0"/>
-        <w:rPr>
-          <w:rFonts w:hint="default"/>
-          <w:lang w:val="en-US" w:eastAsia="zh-CN"/>
-        </w:rPr>
-      </w:pPr>
-      <w:r>
-        <w:rPr>
-          <w:rFonts w:hint="default"/>
-          <w:lang w:val="en-US" w:eastAsia="zh-CN"/>
-        </w:rPr>
-        <w:t>如一线支持无法独立解决事件，或判断事件超出其职责范围，应转交二线支持处理。</w:t>
-      </w:r>
-    </w:p>
-    <w:p>
-      <w:pPr>
-        <w:pStyle w:val="a1"/>
-        <w:keepNext w:val="0"/>
-        <w:keepLines w:val="0"/>
-        <w:pageBreakBefore w:val="0"/>
-        <w:widowControl w:val="0"/>
-        <w:wordWrap/>
-        <w:overflowPunct/>
-        <w:bidi w:val="0"/>
-        <w:rPr>
-          <w:rFonts w:hint="default"/>
-          <w:lang w:val="en-US" w:eastAsia="zh-CN"/>
-        </w:rPr>
-      </w:pPr>
-      <w:r>
-        <w:rPr>
-          <w:rFonts w:hint="default"/>
-          <w:lang w:val="en-US" w:eastAsia="zh-CN"/>
-        </w:rPr>
-        <w:t>二线支持主要负责解决技术疑难问题，分析根本原因，审批新增设备及配套服务，并牵头处理重大故障或服务纠纷。</w:t>
-      </w:r>
-    </w:p>
-    <w:p>
-      <w:pPr>
-        <w:pStyle w:val="3"/>
-        <w:bidi w:val="0"/>
-        <w:rPr>
-          <w:rFonts w:hint="default"/>
-          <w:lang w:val="en-US" w:eastAsia="zh-CN"/>
-        </w:rPr>
-      </w:pPr>
-      <w:bookmarkStart w:id="18" w:name="_Toc28449"/>
-      <w:r>
-        <w:rPr>
-          <w:rFonts w:hint="default"/>
-          <w:lang w:val="en-US" w:eastAsia="zh-CN"/>
-        </w:rPr>
-        <w:t>事件升级机制</w:t>
-      </w:r>
-      <w:bookmarkEnd w:id="18"/>
-    </w:p>
-    <w:p>
-      <w:pPr>
-        <w:pStyle w:val="a1"/>
+        <w:pStyle w:val="29"/>
         <w:keepNext w:val="0"/>
         <w:keepLines w:val="0"/>
         <w:pageBreakBefore w:val="0"/>
@@ -7999,7 +8073,7 @@
     </w:p>
     <w:p>
       <w:pPr>
-        <w:pStyle w:val="a1"/>
+        <w:pStyle w:val="29"/>
         <w:keepNext w:val="0"/>
         <w:keepLines w:val="0"/>
         <w:pageBreakBefore w:val="0"/>
@@ -8011,7 +8085,7 @@
         <w:wordWrap/>
         <w:overflowPunct/>
         <w:bidi w:val="0"/>
-        <w:ind w:left="425" w:hanging="425" w:leftChars="0" w:firstLineChars="0"/>
+        <w:ind w:left="425" w:leftChars="0" w:hanging="425" w:firstLineChars="0"/>
         <w:rPr>
           <w:rFonts w:hint="default"/>
           <w:lang w:val="en-US" w:eastAsia="zh-CN"/>
@@ -8027,7 +8101,7 @@
     </w:p>
     <w:p>
       <w:pPr>
-        <w:pStyle w:val="a1"/>
+        <w:pStyle w:val="29"/>
         <w:keepNext w:val="0"/>
         <w:keepLines w:val="0"/>
         <w:pageBreakBefore w:val="0"/>
@@ -8039,7 +8113,7 @@
         <w:wordWrap/>
         <w:overflowPunct/>
         <w:bidi w:val="0"/>
-        <w:ind w:left="845" w:hanging="425" w:leftChars="0" w:firstLineChars="0"/>
+        <w:ind w:left="845" w:leftChars="0" w:hanging="425" w:firstLineChars="0"/>
         <w:rPr>
           <w:rFonts w:hint="default"/>
           <w:lang w:val="en-US" w:eastAsia="zh-CN"/>
@@ -8055,7 +8129,7 @@
     </w:p>
     <w:p>
       <w:pPr>
-        <w:pStyle w:val="a1"/>
+        <w:pStyle w:val="29"/>
         <w:keepNext w:val="0"/>
         <w:keepLines w:val="0"/>
         <w:pageBreakBefore w:val="0"/>
@@ -8067,7 +8141,7 @@
         <w:wordWrap/>
         <w:overflowPunct/>
         <w:bidi w:val="0"/>
-        <w:ind w:left="845" w:hanging="425" w:leftChars="0" w:firstLineChars="0"/>
+        <w:ind w:left="845" w:leftChars="0" w:hanging="425" w:firstLineChars="0"/>
         <w:rPr>
           <w:rFonts w:hint="default"/>
           <w:lang w:val="en-US" w:eastAsia="zh-CN"/>
@@ -8083,7 +8157,7 @@
     </w:p>
     <w:p>
       <w:pPr>
-        <w:pStyle w:val="a1"/>
+        <w:pStyle w:val="29"/>
         <w:keepNext w:val="0"/>
         <w:keepLines w:val="0"/>
         <w:pageBreakBefore w:val="0"/>
@@ -8095,7 +8169,7 @@
         <w:wordWrap/>
         <w:overflowPunct/>
         <w:bidi w:val="0"/>
-        <w:ind w:left="845" w:hanging="425" w:leftChars="0" w:firstLineChars="0"/>
+        <w:ind w:left="845" w:leftChars="0" w:hanging="425" w:firstLineChars="0"/>
         <w:rPr>
           <w:rFonts w:hint="default"/>
           <w:lang w:val="en-US" w:eastAsia="zh-CN"/>
@@ -8111,7 +8185,7 @@
     </w:p>
     <w:p>
       <w:pPr>
-        <w:pStyle w:val="a1"/>
+        <w:pStyle w:val="29"/>
         <w:keepNext w:val="0"/>
         <w:keepLines w:val="0"/>
         <w:pageBreakBefore w:val="0"/>
@@ -8123,7 +8197,7 @@
         <w:wordWrap/>
         <w:overflowPunct/>
         <w:bidi w:val="0"/>
-        <w:ind w:left="425" w:hanging="425" w:leftChars="0" w:firstLineChars="0"/>
+        <w:ind w:left="425" w:leftChars="0" w:hanging="425" w:firstLineChars="0"/>
         <w:rPr>
           <w:rFonts w:hint="default"/>
           <w:lang w:val="en-US" w:eastAsia="zh-CN"/>
@@ -8139,7 +8213,7 @@
     </w:p>
     <w:p>
       <w:pPr>
-        <w:pStyle w:val="a1"/>
+        <w:pStyle w:val="29"/>
         <w:keepNext w:val="0"/>
         <w:keepLines w:val="0"/>
         <w:pageBreakBefore w:val="0"/>
@@ -8162,7 +8236,7 @@
     </w:p>
     <w:p>
       <w:pPr>
-        <w:pStyle w:val="a1"/>
+        <w:pStyle w:val="29"/>
         <w:keepNext w:val="0"/>
         <w:keepLines w:val="0"/>
         <w:pageBreakBefore w:val="0"/>
@@ -8185,7 +8259,7 @@
     </w:p>
     <w:p>
       <w:pPr>
-        <w:pStyle w:val="a1"/>
+        <w:pStyle w:val="29"/>
         <w:keepNext w:val="0"/>
         <w:keepLines w:val="0"/>
         <w:pageBreakBefore w:val="0"/>
@@ -8208,7 +8282,7 @@
     </w:p>
     <w:p>
       <w:pPr>
-        <w:pStyle w:val="a1"/>
+        <w:pStyle w:val="29"/>
         <w:keepNext w:val="0"/>
         <w:keepLines w:val="0"/>
         <w:pageBreakBefore w:val="0"/>
@@ -8220,7 +8294,7 @@
         <w:wordWrap/>
         <w:overflowPunct/>
         <w:bidi w:val="0"/>
-        <w:ind w:left="425" w:hanging="425" w:leftChars="0" w:firstLineChars="0"/>
+        <w:ind w:left="425" w:leftChars="0" w:hanging="425" w:firstLineChars="0"/>
         <w:rPr>
           <w:rFonts w:hint="default"/>
           <w:lang w:val="en-US" w:eastAsia="zh-CN"/>
@@ -8236,7 +8310,7 @@
     </w:p>
     <w:p>
       <w:pPr>
-        <w:pStyle w:val="a1"/>
+        <w:pStyle w:val="29"/>
         <w:keepNext w:val="0"/>
         <w:keepLines w:val="0"/>
         <w:pageBreakBefore w:val="0"/>
@@ -8259,7 +8333,7 @@
     </w:p>
     <w:p>
       <w:pPr>
-        <w:pStyle w:val="a1"/>
+        <w:pStyle w:val="29"/>
         <w:keepNext w:val="0"/>
         <w:keepLines w:val="0"/>
         <w:pageBreakBefore w:val="0"/>
@@ -8282,7 +8356,7 @@
     </w:p>
     <w:p>
       <w:pPr>
-        <w:pStyle w:val="a1"/>
+        <w:pStyle w:val="29"/>
         <w:keepNext w:val="0"/>
         <w:keepLines w:val="0"/>
         <w:pageBreakBefore w:val="0"/>
@@ -8305,20 +8379,20 @@
     </w:p>
     <w:p>
       <w:pPr>
-        <w:pStyle w:val="3"/>
-        <w:keepNext w:val="0"/>
-        <w:keepLines w:val="0"/>
-        <w:pageBreakBefore w:val="0"/>
-        <w:widowControl w:val="0"/>
-        <w:wordWrap/>
-        <w:overflowPunct/>
-        <w:bidi w:val="0"/>
-        <w:rPr>
-          <w:rFonts w:hint="default"/>
-          <w:lang w:val="en-US" w:eastAsia="zh-CN"/>
-        </w:rPr>
-      </w:pPr>
-      <w:bookmarkStart w:id="19" w:name="_Toc21691"/>
+        <w:pStyle w:val="31"/>
+        <w:keepNext w:val="0"/>
+        <w:keepLines w:val="0"/>
+        <w:pageBreakBefore w:val="0"/>
+        <w:widowControl w:val="0"/>
+        <w:wordWrap/>
+        <w:overflowPunct/>
+        <w:bidi w:val="0"/>
+        <w:rPr>
+          <w:rFonts w:hint="default"/>
+          <w:lang w:val="en-US" w:eastAsia="zh-CN"/>
+        </w:rPr>
+      </w:pPr>
+      <w:bookmarkStart w:id="18" w:name="_Toc21691"/>
       <w:r>
         <w:rPr>
           <w:rFonts w:hint="default"/>
@@ -8326,429 +8400,429 @@
         </w:rPr>
         <w:t>现场服务响应</w:t>
       </w:r>
+      <w:bookmarkEnd w:id="18"/>
+    </w:p>
+    <w:p>
+      <w:pPr>
+        <w:pStyle w:val="29"/>
+        <w:keepNext w:val="0"/>
+        <w:keepLines w:val="0"/>
+        <w:pageBreakBefore w:val="0"/>
+        <w:widowControl w:val="0"/>
+        <w:wordWrap/>
+        <w:overflowPunct/>
+        <w:bidi w:val="0"/>
+        <w:rPr>
+          <w:rFonts w:hint="default"/>
+          <w:lang w:val="en-US" w:eastAsia="zh-CN"/>
+        </w:rPr>
+      </w:pPr>
+      <w:r>
+        <w:rPr>
+          <w:rFonts w:hint="default"/>
+          <w:lang w:val="en-US" w:eastAsia="zh-CN"/>
+        </w:rPr>
+        <w:t>技术人员（一线或二线）应与客户协商确定现场服务的具体时间、地点及需客户配合的事项。</w:t>
+      </w:r>
+    </w:p>
+    <w:p>
+      <w:pPr>
+        <w:pStyle w:val="29"/>
+        <w:keepNext w:val="0"/>
+        <w:keepLines w:val="0"/>
+        <w:pageBreakBefore w:val="0"/>
+        <w:widowControl w:val="0"/>
+        <w:wordWrap/>
+        <w:overflowPunct/>
+        <w:bidi w:val="0"/>
+        <w:rPr>
+          <w:rFonts w:hint="default"/>
+          <w:lang w:val="en-US" w:eastAsia="zh-CN"/>
+        </w:rPr>
+      </w:pPr>
+      <w:r>
+        <w:rPr>
+          <w:rFonts w:hint="default"/>
+          <w:lang w:val="en-US" w:eastAsia="zh-CN"/>
+        </w:rPr>
+        <w:t>技术人员需准备最新版本的安装程序、用户手册、升级补丁及现场服务记录单，必要时可申请二线支持协同前往。</w:t>
+      </w:r>
+    </w:p>
+    <w:p>
+      <w:pPr>
+        <w:pStyle w:val="31"/>
+        <w:keepNext w:val="0"/>
+        <w:keepLines w:val="0"/>
+        <w:pageBreakBefore w:val="0"/>
+        <w:widowControl w:val="0"/>
+        <w:wordWrap/>
+        <w:overflowPunct/>
+        <w:bidi w:val="0"/>
+        <w:rPr>
+          <w:rFonts w:hint="default"/>
+          <w:lang w:val="en-US" w:eastAsia="zh-CN"/>
+        </w:rPr>
+      </w:pPr>
+      <w:bookmarkStart w:id="19" w:name="_Toc21516"/>
+      <w:r>
+        <w:rPr>
+          <w:rFonts w:hint="default"/>
+          <w:lang w:val="en-US" w:eastAsia="zh-CN"/>
+        </w:rPr>
+        <w:t>调查诊断</w:t>
+      </w:r>
       <w:bookmarkEnd w:id="19"/>
     </w:p>
     <w:p>
       <w:pPr>
-        <w:pStyle w:val="a1"/>
-        <w:keepNext w:val="0"/>
-        <w:keepLines w:val="0"/>
-        <w:pageBreakBefore w:val="0"/>
-        <w:widowControl w:val="0"/>
-        <w:wordWrap/>
-        <w:overflowPunct/>
-        <w:bidi w:val="0"/>
-        <w:rPr>
-          <w:rFonts w:hint="default"/>
-          <w:lang w:val="en-US" w:eastAsia="zh-CN"/>
-        </w:rPr>
-      </w:pPr>
-      <w:r>
-        <w:rPr>
-          <w:rFonts w:hint="default"/>
-          <w:lang w:val="en-US" w:eastAsia="zh-CN"/>
-        </w:rPr>
-        <w:t>技术人员（一线或二线）应与客户协商确定现场服务的具体时间、地点及需客户配合的事项。</w:t>
-      </w:r>
-    </w:p>
-    <w:p>
-      <w:pPr>
-        <w:pStyle w:val="a1"/>
-        <w:keepNext w:val="0"/>
-        <w:keepLines w:val="0"/>
-        <w:pageBreakBefore w:val="0"/>
-        <w:widowControl w:val="0"/>
-        <w:wordWrap/>
-        <w:overflowPunct/>
-        <w:bidi w:val="0"/>
-        <w:rPr>
-          <w:rFonts w:hint="default"/>
-          <w:lang w:val="en-US" w:eastAsia="zh-CN"/>
-        </w:rPr>
-      </w:pPr>
-      <w:r>
-        <w:rPr>
-          <w:rFonts w:hint="default"/>
-          <w:lang w:val="en-US" w:eastAsia="zh-CN"/>
-        </w:rPr>
-        <w:t>技术人员需准备最新版本的安装程序、用户手册、升级补丁及现场服务记录单，必要时可申请二线支持协同前往。</w:t>
-      </w:r>
-    </w:p>
-    <w:p>
-      <w:pPr>
-        <w:pStyle w:val="3"/>
-        <w:keepNext w:val="0"/>
-        <w:keepLines w:val="0"/>
-        <w:pageBreakBefore w:val="0"/>
-        <w:widowControl w:val="0"/>
-        <w:wordWrap/>
-        <w:overflowPunct/>
-        <w:bidi w:val="0"/>
-        <w:rPr>
-          <w:rFonts w:hint="default"/>
-          <w:lang w:val="en-US" w:eastAsia="zh-CN"/>
-        </w:rPr>
-      </w:pPr>
-      <w:bookmarkStart w:id="20" w:name="_Toc21516"/>
-      <w:r>
-        <w:rPr>
-          <w:rFonts w:hint="default"/>
-          <w:lang w:val="en-US" w:eastAsia="zh-CN"/>
-        </w:rPr>
-        <w:t>调查诊断</w:t>
+        <w:pStyle w:val="29"/>
+        <w:keepNext w:val="0"/>
+        <w:keepLines w:val="0"/>
+        <w:pageBreakBefore w:val="0"/>
+        <w:widowControl w:val="0"/>
+        <w:wordWrap/>
+        <w:overflowPunct/>
+        <w:bidi w:val="0"/>
+        <w:rPr>
+          <w:rFonts w:hint="default"/>
+          <w:lang w:val="en-US" w:eastAsia="zh-CN"/>
+        </w:rPr>
+      </w:pPr>
+      <w:r>
+        <w:rPr>
+          <w:rFonts w:hint="default"/>
+          <w:lang w:val="en-US" w:eastAsia="zh-CN"/>
+        </w:rPr>
+        <w:t>现场服务人员（一线或二线）应通过标准配置比对、日志分析等手段进行故障调查，定位根本原因。</w:t>
+      </w:r>
+    </w:p>
+    <w:p>
+      <w:pPr>
+        <w:pStyle w:val="31"/>
+        <w:keepNext w:val="0"/>
+        <w:keepLines w:val="0"/>
+        <w:pageBreakBefore w:val="0"/>
+        <w:widowControl w:val="0"/>
+        <w:wordWrap/>
+        <w:overflowPunct/>
+        <w:bidi w:val="0"/>
+        <w:rPr>
+          <w:rFonts w:hint="default"/>
+          <w:lang w:val="en-US" w:eastAsia="zh-CN"/>
+        </w:rPr>
+      </w:pPr>
+      <w:bookmarkStart w:id="20" w:name="_Toc2474"/>
+      <w:r>
+        <w:rPr>
+          <w:rFonts w:hint="default"/>
+          <w:lang w:val="en-US" w:eastAsia="zh-CN"/>
+        </w:rPr>
+        <w:t>确定解决方案</w:t>
       </w:r>
       <w:bookmarkEnd w:id="20"/>
     </w:p>
     <w:p>
       <w:pPr>
-        <w:pStyle w:val="a1"/>
-        <w:keepNext w:val="0"/>
-        <w:keepLines w:val="0"/>
-        <w:pageBreakBefore w:val="0"/>
-        <w:widowControl w:val="0"/>
-        <w:wordWrap/>
-        <w:overflowPunct/>
-        <w:bidi w:val="0"/>
-        <w:rPr>
-          <w:rFonts w:hint="default"/>
-          <w:lang w:val="en-US" w:eastAsia="zh-CN"/>
-        </w:rPr>
-      </w:pPr>
-      <w:r>
-        <w:rPr>
-          <w:rFonts w:hint="default"/>
-          <w:lang w:val="en-US" w:eastAsia="zh-CN"/>
-        </w:rPr>
-        <w:t>现场服务人员（一线或二线）应通过标准配置比对、日志分析等手段进行故障调查，定位根本原因。</w:t>
-      </w:r>
-    </w:p>
-    <w:p>
-      <w:pPr>
-        <w:pStyle w:val="3"/>
-        <w:keepNext w:val="0"/>
-        <w:keepLines w:val="0"/>
-        <w:pageBreakBefore w:val="0"/>
-        <w:widowControl w:val="0"/>
-        <w:wordWrap/>
-        <w:overflowPunct/>
-        <w:bidi w:val="0"/>
-        <w:rPr>
-          <w:rFonts w:hint="default"/>
-          <w:lang w:val="en-US" w:eastAsia="zh-CN"/>
-        </w:rPr>
-      </w:pPr>
-      <w:bookmarkStart w:id="21" w:name="_Toc2474"/>
-      <w:r>
-        <w:rPr>
-          <w:rFonts w:hint="default"/>
-          <w:lang w:val="en-US" w:eastAsia="zh-CN"/>
-        </w:rPr>
-        <w:t>确定解决方案</w:t>
+        <w:pStyle w:val="29"/>
+        <w:keepNext w:val="0"/>
+        <w:keepLines w:val="0"/>
+        <w:pageBreakBefore w:val="0"/>
+        <w:widowControl w:val="0"/>
+        <w:wordWrap/>
+        <w:overflowPunct/>
+        <w:bidi w:val="0"/>
+        <w:rPr>
+          <w:rFonts w:hint="default"/>
+          <w:lang w:val="en-US" w:eastAsia="zh-CN"/>
+        </w:rPr>
+      </w:pPr>
+      <w:r>
+        <w:rPr>
+          <w:rFonts w:hint="default"/>
+          <w:lang w:val="en-US" w:eastAsia="zh-CN"/>
+        </w:rPr>
+        <w:t>技术人员根据故障分析结果制定解决方案，并与客户沟通方案实施预计时长及可行性。若事件无法立即解决，须与客户商定解决时间。对于重大故障（高或中级），须提前完成数据备份。</w:t>
+      </w:r>
+    </w:p>
+    <w:p>
+      <w:pPr>
+        <w:pStyle w:val="29"/>
+        <w:keepNext w:val="0"/>
+        <w:keepLines w:val="0"/>
+        <w:pageBreakBefore w:val="0"/>
+        <w:widowControl w:val="0"/>
+        <w:wordWrap/>
+        <w:overflowPunct/>
+        <w:bidi w:val="0"/>
+        <w:rPr>
+          <w:rFonts w:hint="default"/>
+          <w:lang w:val="en-US" w:eastAsia="zh-CN"/>
+        </w:rPr>
+      </w:pPr>
+      <w:r>
+        <w:rPr>
+          <w:rFonts w:hint="default"/>
+          <w:lang w:val="en-US" w:eastAsia="zh-CN"/>
+        </w:rPr>
+        <w:t>若故障处理涉及一般、重大或紧急变更，应转入变更管理流程，依据《变更管理</w:t>
+      </w:r>
+      <w:r>
+        <w:rPr>
+          <w:rFonts w:hint="eastAsia"/>
+          <w:lang w:val="en-US" w:eastAsia="zh-CN"/>
+        </w:rPr>
+        <w:t>制度</w:t>
+      </w:r>
+      <w:r>
+        <w:rPr>
+          <w:rFonts w:hint="default"/>
+          <w:lang w:val="en-US" w:eastAsia="zh-CN"/>
+        </w:rPr>
+        <w:t>》执行。</w:t>
+      </w:r>
+    </w:p>
+    <w:p>
+      <w:pPr>
+        <w:pStyle w:val="29"/>
+        <w:keepNext w:val="0"/>
+        <w:keepLines w:val="0"/>
+        <w:pageBreakBefore w:val="0"/>
+        <w:widowControl w:val="0"/>
+        <w:wordWrap/>
+        <w:overflowPunct/>
+        <w:bidi w:val="0"/>
+        <w:rPr>
+          <w:rFonts w:hint="default"/>
+          <w:lang w:val="en-US" w:eastAsia="zh-CN"/>
+        </w:rPr>
+      </w:pPr>
+      <w:r>
+        <w:rPr>
+          <w:rFonts w:hint="default"/>
+          <w:lang w:val="en-US" w:eastAsia="zh-CN"/>
+        </w:rPr>
+        <w:t>事件解决后，故障现场负责人应进行评估，如属重大影响或频发问题，需转入问题管理流程进行根源分析，具体见《问题管理</w:t>
+      </w:r>
+      <w:r>
+        <w:rPr>
+          <w:rFonts w:hint="eastAsia"/>
+          <w:lang w:val="en-US" w:eastAsia="zh-CN"/>
+        </w:rPr>
+        <w:t>制度</w:t>
+      </w:r>
+      <w:r>
+        <w:rPr>
+          <w:rFonts w:hint="default"/>
+          <w:lang w:val="en-US" w:eastAsia="zh-CN"/>
+        </w:rPr>
+        <w:t>》。</w:t>
+      </w:r>
+    </w:p>
+    <w:p>
+      <w:pPr>
+        <w:pStyle w:val="31"/>
+        <w:keepNext w:val="0"/>
+        <w:keepLines w:val="0"/>
+        <w:pageBreakBefore w:val="0"/>
+        <w:widowControl w:val="0"/>
+        <w:wordWrap/>
+        <w:overflowPunct/>
+        <w:bidi w:val="0"/>
+        <w:rPr>
+          <w:rFonts w:hint="default"/>
+          <w:lang w:val="en-US" w:eastAsia="zh-CN"/>
+        </w:rPr>
+      </w:pPr>
+      <w:bookmarkStart w:id="21" w:name="_Toc16976"/>
+      <w:r>
+        <w:rPr>
+          <w:rFonts w:hint="default"/>
+          <w:lang w:val="en-US" w:eastAsia="zh-CN"/>
+        </w:rPr>
+        <w:t>客户确认</w:t>
       </w:r>
       <w:bookmarkEnd w:id="21"/>
     </w:p>
     <w:p>
       <w:pPr>
-        <w:pStyle w:val="a1"/>
-        <w:keepNext w:val="0"/>
-        <w:keepLines w:val="0"/>
-        <w:pageBreakBefore w:val="0"/>
-        <w:widowControl w:val="0"/>
-        <w:wordWrap/>
-        <w:overflowPunct/>
-        <w:bidi w:val="0"/>
-        <w:rPr>
-          <w:rFonts w:hint="default"/>
-          <w:lang w:val="en-US" w:eastAsia="zh-CN"/>
-        </w:rPr>
-      </w:pPr>
-      <w:r>
-        <w:rPr>
-          <w:rFonts w:hint="default"/>
-          <w:lang w:val="en-US" w:eastAsia="zh-CN"/>
-        </w:rPr>
-        <w:t>技术人员根据故障分析结果制定解决方案，并与客户沟通方案实施预计时长及可行性。若事件无法立即解决，须与客户商定解决时间。对于重大故障（高或中级），须提前完成数据备份。</w:t>
-      </w:r>
-    </w:p>
-    <w:p>
-      <w:pPr>
-        <w:pStyle w:val="a1"/>
-        <w:keepNext w:val="0"/>
-        <w:keepLines w:val="0"/>
-        <w:pageBreakBefore w:val="0"/>
-        <w:widowControl w:val="0"/>
-        <w:wordWrap/>
-        <w:overflowPunct/>
-        <w:bidi w:val="0"/>
-        <w:rPr>
-          <w:rFonts w:hint="default"/>
-          <w:lang w:val="en-US" w:eastAsia="zh-CN"/>
-        </w:rPr>
-      </w:pPr>
-      <w:r>
-        <w:rPr>
-          <w:rFonts w:hint="default"/>
-          <w:lang w:val="en-US" w:eastAsia="zh-CN"/>
-        </w:rPr>
-        <w:t>若故障处理涉及一般、重大或紧急变更，应转入变更管理流程，依据《变更管理</w:t>
-      </w:r>
-      <w:r>
-        <w:rPr>
-          <w:rFonts w:hint="eastAsia"/>
-          <w:lang w:val="en-US" w:eastAsia="zh-CN"/>
-        </w:rPr>
-        <w:t>制度</w:t>
-      </w:r>
-      <w:r>
-        <w:rPr>
-          <w:rFonts w:hint="default"/>
-          <w:lang w:val="en-US" w:eastAsia="zh-CN"/>
-        </w:rPr>
-        <w:t>》执行。</w:t>
-      </w:r>
-    </w:p>
-    <w:p>
-      <w:pPr>
-        <w:pStyle w:val="a1"/>
-        <w:keepNext w:val="0"/>
-        <w:keepLines w:val="0"/>
-        <w:pageBreakBefore w:val="0"/>
-        <w:widowControl w:val="0"/>
-        <w:wordWrap/>
-        <w:overflowPunct/>
-        <w:bidi w:val="0"/>
-        <w:rPr>
-          <w:rFonts w:hint="default"/>
-          <w:lang w:val="en-US" w:eastAsia="zh-CN"/>
-        </w:rPr>
-      </w:pPr>
-      <w:r>
-        <w:rPr>
-          <w:rFonts w:hint="default"/>
-          <w:lang w:val="en-US" w:eastAsia="zh-CN"/>
-        </w:rPr>
-        <w:t>事件解决后，故障现场负责人应进行评估，如属重大影响或频发问题，需转入问题管理流程进行根源分析，具体见《问题管理</w:t>
-      </w:r>
-      <w:r>
-        <w:rPr>
-          <w:rFonts w:hint="eastAsia"/>
-          <w:lang w:val="en-US" w:eastAsia="zh-CN"/>
-        </w:rPr>
-        <w:t>制度</w:t>
-      </w:r>
-      <w:r>
-        <w:rPr>
-          <w:rFonts w:hint="default"/>
-          <w:lang w:val="en-US" w:eastAsia="zh-CN"/>
-        </w:rPr>
-        <w:t>》。</w:t>
-      </w:r>
-    </w:p>
-    <w:p>
-      <w:pPr>
-        <w:pStyle w:val="3"/>
-        <w:keepNext w:val="0"/>
-        <w:keepLines w:val="0"/>
-        <w:pageBreakBefore w:val="0"/>
-        <w:widowControl w:val="0"/>
-        <w:wordWrap/>
-        <w:overflowPunct/>
-        <w:bidi w:val="0"/>
-        <w:rPr>
-          <w:rFonts w:hint="default"/>
-          <w:lang w:val="en-US" w:eastAsia="zh-CN"/>
-        </w:rPr>
-      </w:pPr>
-      <w:bookmarkStart w:id="22" w:name="_Toc16976"/>
-      <w:r>
-        <w:rPr>
-          <w:rFonts w:hint="default"/>
-          <w:lang w:val="en-US" w:eastAsia="zh-CN"/>
-        </w:rPr>
-        <w:t>客户确认</w:t>
+        <w:pStyle w:val="29"/>
+        <w:keepNext w:val="0"/>
+        <w:keepLines w:val="0"/>
+        <w:pageBreakBefore w:val="0"/>
+        <w:widowControl w:val="0"/>
+        <w:wordWrap/>
+        <w:overflowPunct/>
+        <w:bidi w:val="0"/>
+        <w:rPr>
+          <w:rFonts w:hint="default"/>
+          <w:lang w:val="en-US" w:eastAsia="zh-CN"/>
+        </w:rPr>
+      </w:pPr>
+      <w:r>
+        <w:rPr>
+          <w:rFonts w:hint="default"/>
+          <w:lang w:val="en-US" w:eastAsia="zh-CN"/>
+        </w:rPr>
+        <w:t>事件处理完成后，由一线人员通过电话回访确认解决效果及客户满意度，并更新《日常维护工作记录表》。</w:t>
+      </w:r>
+    </w:p>
+    <w:p>
+      <w:pPr>
+        <w:pStyle w:val="31"/>
+        <w:keepNext w:val="0"/>
+        <w:keepLines w:val="0"/>
+        <w:pageBreakBefore w:val="0"/>
+        <w:widowControl w:val="0"/>
+        <w:wordWrap/>
+        <w:overflowPunct/>
+        <w:bidi w:val="0"/>
+        <w:rPr>
+          <w:rFonts w:hint="default"/>
+          <w:lang w:val="en-US" w:eastAsia="zh-CN"/>
+        </w:rPr>
+      </w:pPr>
+      <w:bookmarkStart w:id="22" w:name="_Toc28489"/>
+      <w:r>
+        <w:rPr>
+          <w:rFonts w:hint="default"/>
+          <w:lang w:val="en-US" w:eastAsia="zh-CN"/>
+        </w:rPr>
+        <w:t>资料归档</w:t>
       </w:r>
       <w:bookmarkEnd w:id="22"/>
     </w:p>
     <w:p>
       <w:pPr>
-        <w:pStyle w:val="a1"/>
-        <w:keepNext w:val="0"/>
-        <w:keepLines w:val="0"/>
-        <w:pageBreakBefore w:val="0"/>
-        <w:widowControl w:val="0"/>
-        <w:wordWrap/>
-        <w:overflowPunct/>
-        <w:bidi w:val="0"/>
-        <w:rPr>
-          <w:rFonts w:hint="default"/>
-          <w:lang w:val="en-US" w:eastAsia="zh-CN"/>
-        </w:rPr>
-      </w:pPr>
-      <w:r>
-        <w:rPr>
-          <w:rFonts w:hint="default"/>
-          <w:lang w:val="en-US" w:eastAsia="zh-CN"/>
-        </w:rPr>
-        <w:t>事件处理完成后，由一线人员通过电话回访确认解决效果及客户满意度，并更新《日常维护工作记录表》。</w:t>
-      </w:r>
-    </w:p>
-    <w:p>
-      <w:pPr>
-        <w:pStyle w:val="3"/>
-        <w:keepNext w:val="0"/>
-        <w:keepLines w:val="0"/>
-        <w:pageBreakBefore w:val="0"/>
-        <w:widowControl w:val="0"/>
-        <w:wordWrap/>
-        <w:overflowPunct/>
-        <w:bidi w:val="0"/>
-        <w:rPr>
-          <w:rFonts w:hint="default"/>
-          <w:lang w:val="en-US" w:eastAsia="zh-CN"/>
-        </w:rPr>
-      </w:pPr>
-      <w:bookmarkStart w:id="23" w:name="_Toc28489"/>
-      <w:r>
-        <w:rPr>
-          <w:rFonts w:hint="default"/>
-          <w:lang w:val="en-US" w:eastAsia="zh-CN"/>
-        </w:rPr>
-        <w:t>资料归档</w:t>
+        <w:pStyle w:val="29"/>
+        <w:keepNext w:val="0"/>
+        <w:keepLines w:val="0"/>
+        <w:pageBreakBefore w:val="0"/>
+        <w:widowControl w:val="0"/>
+        <w:wordWrap/>
+        <w:overflowPunct/>
+        <w:bidi w:val="0"/>
+        <w:rPr>
+          <w:rFonts w:hint="default"/>
+          <w:lang w:val="en-US" w:eastAsia="zh-CN"/>
+        </w:rPr>
+      </w:pPr>
+      <w:r>
+        <w:rPr>
+          <w:rFonts w:hint="default"/>
+          <w:lang w:val="en-US" w:eastAsia="zh-CN"/>
+        </w:rPr>
+        <w:t>技术支持人员负责将《日常维护工作记录表》进行归档。</w:t>
+      </w:r>
+    </w:p>
+    <w:p>
+      <w:pPr>
+        <w:pStyle w:val="29"/>
+        <w:keepNext w:val="0"/>
+        <w:keepLines w:val="0"/>
+        <w:pageBreakBefore w:val="0"/>
+        <w:widowControl w:val="0"/>
+        <w:wordWrap/>
+        <w:overflowPunct/>
+        <w:bidi w:val="0"/>
+        <w:rPr>
+          <w:rFonts w:hint="default"/>
+          <w:lang w:val="en-US" w:eastAsia="zh-CN"/>
+        </w:rPr>
+      </w:pPr>
+      <w:r>
+        <w:rPr>
+          <w:rFonts w:hint="eastAsia"/>
+          <w:lang w:val="en-US" w:eastAsia="zh-CN"/>
+        </w:rPr>
+        <w:t>运维</w:t>
+      </w:r>
+      <w:r>
+        <w:rPr>
+          <w:rFonts w:hint="default"/>
+          <w:lang w:val="en-US" w:eastAsia="zh-CN"/>
+        </w:rPr>
+        <w:t>项目经理负责审核事件记录内容的完整性与准确性。</w:t>
+      </w:r>
+    </w:p>
+    <w:p>
+      <w:pPr>
+        <w:pStyle w:val="29"/>
+        <w:keepNext w:val="0"/>
+        <w:keepLines w:val="0"/>
+        <w:pageBreakBefore w:val="0"/>
+        <w:widowControl w:val="0"/>
+        <w:wordWrap/>
+        <w:overflowPunct/>
+        <w:bidi w:val="0"/>
+        <w:rPr>
+          <w:rFonts w:hint="default"/>
+          <w:lang w:val="en-US" w:eastAsia="zh-CN"/>
+        </w:rPr>
+      </w:pPr>
+      <w:r>
+        <w:rPr>
+          <w:rFonts w:hint="default"/>
+          <w:lang w:val="en-US" w:eastAsia="zh-CN"/>
+        </w:rPr>
+        <w:t>如事件处理导致配置项属性发生变化，由一线支持</w:t>
+      </w:r>
+      <w:r>
+        <w:rPr>
+          <w:rFonts w:hint="eastAsia"/>
+          <w:lang w:val="en-US" w:eastAsia="zh-CN"/>
+        </w:rPr>
+        <w:t>人员</w:t>
+      </w:r>
+      <w:r>
+        <w:rPr>
+          <w:rFonts w:hint="default"/>
+          <w:lang w:val="en-US" w:eastAsia="zh-CN"/>
+        </w:rPr>
+        <w:t>进行修改，流程见《配置管理</w:t>
+      </w:r>
+      <w:r>
+        <w:rPr>
+          <w:rFonts w:hint="eastAsia"/>
+          <w:lang w:val="en-US" w:eastAsia="zh-CN"/>
+        </w:rPr>
+        <w:t>制度》</w:t>
+      </w:r>
+      <w:r>
+        <w:rPr>
+          <w:rFonts w:hint="default"/>
+          <w:lang w:val="en-US" w:eastAsia="zh-CN"/>
+        </w:rPr>
+        <w:t>。</w:t>
+      </w:r>
+    </w:p>
+    <w:p>
+      <w:pPr>
+        <w:pStyle w:val="31"/>
+        <w:keepNext w:val="0"/>
+        <w:keepLines w:val="0"/>
+        <w:pageBreakBefore w:val="0"/>
+        <w:widowControl w:val="0"/>
+        <w:wordWrap/>
+        <w:overflowPunct/>
+        <w:bidi w:val="0"/>
+        <w:rPr>
+          <w:rFonts w:hint="default"/>
+          <w:lang w:val="en-US" w:eastAsia="zh-CN"/>
+        </w:rPr>
+      </w:pPr>
+      <w:bookmarkStart w:id="23" w:name="_Toc31056"/>
+      <w:r>
+        <w:rPr>
+          <w:rFonts w:hint="default"/>
+          <w:lang w:val="en-US" w:eastAsia="zh-CN"/>
+        </w:rPr>
+        <w:t>事件报告</w:t>
       </w:r>
       <w:bookmarkEnd w:id="23"/>
     </w:p>
     <w:p>
       <w:pPr>
-        <w:pStyle w:val="a1"/>
-        <w:keepNext w:val="0"/>
-        <w:keepLines w:val="0"/>
-        <w:pageBreakBefore w:val="0"/>
-        <w:widowControl w:val="0"/>
-        <w:wordWrap/>
-        <w:overflowPunct/>
-        <w:bidi w:val="0"/>
-        <w:rPr>
-          <w:rFonts w:hint="default"/>
-          <w:lang w:val="en-US" w:eastAsia="zh-CN"/>
-        </w:rPr>
-      </w:pPr>
-      <w:r>
-        <w:rPr>
-          <w:rFonts w:hint="default"/>
-          <w:lang w:val="en-US" w:eastAsia="zh-CN"/>
-        </w:rPr>
-        <w:t>技术支持人员负责将《日常维护工作记录表》进行归档。</w:t>
-      </w:r>
-    </w:p>
-    <w:p>
-      <w:pPr>
-        <w:pStyle w:val="a1"/>
-        <w:keepNext w:val="0"/>
-        <w:keepLines w:val="0"/>
-        <w:pageBreakBefore w:val="0"/>
-        <w:widowControl w:val="0"/>
-        <w:wordWrap/>
-        <w:overflowPunct/>
-        <w:bidi w:val="0"/>
-        <w:rPr>
-          <w:rFonts w:hint="default"/>
-          <w:lang w:val="en-US" w:eastAsia="zh-CN"/>
-        </w:rPr>
-      </w:pPr>
-      <w:r>
-        <w:rPr>
-          <w:rFonts w:hint="eastAsia"/>
-          <w:lang w:val="en-US" w:eastAsia="zh-CN"/>
-        </w:rPr>
-        <w:t>运维</w:t>
-      </w:r>
-      <w:r>
-        <w:rPr>
-          <w:rFonts w:hint="default"/>
-          <w:lang w:val="en-US" w:eastAsia="zh-CN"/>
-        </w:rPr>
-        <w:t>项目经理负责审核事件记录内容的完整性与准确性。</w:t>
-      </w:r>
-    </w:p>
-    <w:p>
-      <w:pPr>
-        <w:pStyle w:val="a1"/>
-        <w:keepNext w:val="0"/>
-        <w:keepLines w:val="0"/>
-        <w:pageBreakBefore w:val="0"/>
-        <w:widowControl w:val="0"/>
-        <w:wordWrap/>
-        <w:overflowPunct/>
-        <w:bidi w:val="0"/>
-        <w:rPr>
-          <w:rFonts w:hint="default"/>
-          <w:lang w:val="en-US" w:eastAsia="zh-CN"/>
-        </w:rPr>
-      </w:pPr>
-      <w:r>
-        <w:rPr>
-          <w:rFonts w:hint="default"/>
-          <w:lang w:val="en-US" w:eastAsia="zh-CN"/>
-        </w:rPr>
-        <w:t>如事件处理导致配置项属性发生变化，由一线支持</w:t>
-      </w:r>
-      <w:r>
-        <w:rPr>
-          <w:rFonts w:hint="eastAsia"/>
-          <w:lang w:val="en-US" w:eastAsia="zh-CN"/>
-        </w:rPr>
-        <w:t>人员</w:t>
-      </w:r>
-      <w:r>
-        <w:rPr>
-          <w:rFonts w:hint="default"/>
-          <w:lang w:val="en-US" w:eastAsia="zh-CN"/>
-        </w:rPr>
-        <w:t>进行修改，流程见《配置管理</w:t>
-      </w:r>
-      <w:r>
-        <w:rPr>
-          <w:rFonts w:hint="eastAsia"/>
-          <w:lang w:val="en-US" w:eastAsia="zh-CN"/>
-        </w:rPr>
-        <w:t>制度》</w:t>
-      </w:r>
-      <w:r>
-        <w:rPr>
-          <w:rFonts w:hint="default"/>
-          <w:lang w:val="en-US" w:eastAsia="zh-CN"/>
-        </w:rPr>
-        <w:t>。</w:t>
-      </w:r>
-    </w:p>
-    <w:p>
-      <w:pPr>
-        <w:pStyle w:val="3"/>
-        <w:keepNext w:val="0"/>
-        <w:keepLines w:val="0"/>
-        <w:pageBreakBefore w:val="0"/>
-        <w:widowControl w:val="0"/>
-        <w:wordWrap/>
-        <w:overflowPunct/>
-        <w:bidi w:val="0"/>
-        <w:rPr>
-          <w:rFonts w:hint="default"/>
-          <w:lang w:val="en-US" w:eastAsia="zh-CN"/>
-        </w:rPr>
-      </w:pPr>
-      <w:bookmarkStart w:id="24" w:name="_Toc31056"/>
-      <w:r>
-        <w:rPr>
-          <w:rFonts w:hint="default"/>
-          <w:lang w:val="en-US" w:eastAsia="zh-CN"/>
-        </w:rPr>
-        <w:t>事件报告</w:t>
-      </w:r>
-      <w:bookmarkEnd w:id="24"/>
-    </w:p>
-    <w:p>
-      <w:pPr>
-        <w:pStyle w:val="a1"/>
+        <w:pStyle w:val="29"/>
         <w:keepNext w:val="0"/>
         <w:keepLines w:val="0"/>
         <w:pageBreakBefore w:val="0"/>
@@ -8778,7 +8852,7 @@
     </w:p>
     <w:p>
       <w:pPr>
-        <w:pStyle w:val="a1"/>
+        <w:pStyle w:val="29"/>
         <w:keepNext w:val="0"/>
         <w:keepLines w:val="0"/>
         <w:pageBreakBefore w:val="0"/>
@@ -8801,7 +8875,7 @@
     </w:p>
     <w:p>
       <w:pPr>
-        <w:pStyle w:val="a1"/>
+        <w:pStyle w:val="29"/>
         <w:keepNext w:val="0"/>
         <w:keepLines w:val="0"/>
         <w:pageBreakBefore w:val="0"/>
@@ -8824,7 +8898,7 @@
     </w:p>
     <w:p>
       <w:pPr>
-        <w:pStyle w:val="a1"/>
+        <w:pStyle w:val="29"/>
         <w:keepNext w:val="0"/>
         <w:keepLines w:val="0"/>
         <w:pageBreakBefore w:val="0"/>
@@ -8847,7 +8921,7 @@
     </w:p>
     <w:p>
       <w:pPr>
-        <w:pStyle w:val="a1"/>
+        <w:pStyle w:val="29"/>
         <w:keepNext w:val="0"/>
         <w:keepLines w:val="0"/>
         <w:pageBreakBefore w:val="0"/>
@@ -8859,7 +8933,7 @@
         <w:wordWrap/>
         <w:overflowPunct/>
         <w:bidi w:val="0"/>
-        <w:ind w:left="425" w:hanging="425" w:leftChars="0" w:firstLineChars="0"/>
+        <w:ind w:left="425" w:leftChars="0" w:hanging="425" w:firstLineChars="0"/>
         <w:rPr>
           <w:rFonts w:hint="default"/>
           <w:lang w:val="en-US" w:eastAsia="zh-CN"/>
@@ -8875,7 +8949,7 @@
     </w:p>
     <w:p>
       <w:pPr>
-        <w:pStyle w:val="a1"/>
+        <w:pStyle w:val="29"/>
         <w:keepNext w:val="0"/>
         <w:keepLines w:val="0"/>
         <w:pageBreakBefore w:val="0"/>
@@ -8887,7 +8961,7 @@
         <w:wordWrap/>
         <w:overflowPunct/>
         <w:bidi w:val="0"/>
-        <w:ind w:left="425" w:hanging="425" w:leftChars="0" w:firstLineChars="0"/>
+        <w:ind w:left="425" w:leftChars="0" w:hanging="425" w:firstLineChars="0"/>
         <w:rPr>
           <w:rFonts w:hint="default"/>
           <w:lang w:val="en-US" w:eastAsia="zh-CN"/>
@@ -8903,7 +8977,7 @@
     </w:p>
     <w:p>
       <w:pPr>
-        <w:pStyle w:val="a1"/>
+        <w:pStyle w:val="29"/>
         <w:keepNext w:val="0"/>
         <w:keepLines w:val="0"/>
         <w:pageBreakBefore w:val="0"/>
@@ -8915,7 +8989,7 @@
         <w:wordWrap/>
         <w:overflowPunct/>
         <w:bidi w:val="0"/>
-        <w:ind w:left="425" w:hanging="425" w:leftChars="0" w:firstLineChars="0"/>
+        <w:ind w:left="425" w:leftChars="0" w:hanging="425" w:firstLineChars="0"/>
         <w:rPr>
           <w:rFonts w:hint="default"/>
           <w:lang w:val="en-US" w:eastAsia="zh-CN"/>
@@ -8931,7 +9005,7 @@
     </w:p>
     <w:p>
       <w:pPr>
-        <w:pStyle w:val="a1"/>
+        <w:pStyle w:val="29"/>
         <w:keepNext w:val="0"/>
         <w:keepLines w:val="0"/>
         <w:pageBreakBefore w:val="0"/>
@@ -8943,7 +9017,7 @@
         <w:wordWrap/>
         <w:overflowPunct/>
         <w:bidi w:val="0"/>
-        <w:ind w:left="425" w:hanging="425" w:leftChars="0" w:firstLineChars="0"/>
+        <w:ind w:left="425" w:leftChars="0" w:hanging="425" w:firstLineChars="0"/>
         <w:rPr>
           <w:rFonts w:hint="default"/>
           <w:lang w:val="en-US" w:eastAsia="zh-CN"/>
@@ -8959,14 +9033,14 @@
     </w:p>
     <w:p>
       <w:pPr>
-        <w:pStyle w:val="2"/>
-        <w:bidi w:val="0"/>
-        <w:rPr>
-          <w:rFonts w:hint="default"/>
-          <w:lang w:val="en-US" w:eastAsia="zh-CN"/>
-        </w:rPr>
-      </w:pPr>
-      <w:bookmarkStart w:id="25" w:name="_Toc10066"/>
+        <w:pStyle w:val="30"/>
+        <w:bidi w:val="0"/>
+        <w:rPr>
+          <w:rFonts w:hint="default"/>
+          <w:lang w:val="en-US" w:eastAsia="zh-CN"/>
+        </w:rPr>
+      </w:pPr>
+      <w:bookmarkStart w:id="24" w:name="_Toc10066"/>
       <w:r>
         <w:rPr>
           <w:rFonts w:hint="default"/>
@@ -8974,11 +9048,11 @@
         </w:rPr>
         <w:t>事件管理与其它流程的接口关系</w:t>
       </w:r>
-      <w:bookmarkEnd w:id="25"/>
-    </w:p>
-    <w:p>
-      <w:pPr>
-        <w:pStyle w:val="a1"/>
+      <w:bookmarkEnd w:id="24"/>
+    </w:p>
+    <w:p>
+      <w:pPr>
+        <w:pStyle w:val="29"/>
         <w:keepNext w:val="0"/>
         <w:keepLines w:val="0"/>
         <w:pageBreakBefore w:val="0"/>
@@ -9013,14 +9087,14 @@
     </w:p>
     <w:p>
       <w:pPr>
-        <w:pStyle w:val="3"/>
-        <w:bidi w:val="0"/>
-        <w:rPr>
-          <w:rFonts w:hint="default"/>
-          <w:lang w:val="en-US" w:eastAsia="zh-CN"/>
-        </w:rPr>
-      </w:pPr>
-      <w:bookmarkStart w:id="26" w:name="_Toc31800"/>
+        <w:pStyle w:val="31"/>
+        <w:bidi w:val="0"/>
+        <w:rPr>
+          <w:rFonts w:hint="default"/>
+          <w:lang w:val="en-US" w:eastAsia="zh-CN"/>
+        </w:rPr>
+      </w:pPr>
+      <w:bookmarkStart w:id="25" w:name="_Toc31800"/>
       <w:r>
         <w:rPr>
           <w:rFonts w:hint="default"/>
@@ -9028,11 +9102,11 @@
         </w:rPr>
         <w:t>与问题管理的关系</w:t>
       </w:r>
-      <w:bookmarkEnd w:id="26"/>
-    </w:p>
-    <w:p>
-      <w:pPr>
-        <w:pStyle w:val="a1"/>
+      <w:bookmarkEnd w:id="25"/>
+    </w:p>
+    <w:p>
+      <w:pPr>
+        <w:pStyle w:val="29"/>
         <w:keepNext w:val="0"/>
         <w:keepLines w:val="0"/>
         <w:pageBreakBefore w:val="0"/>
@@ -9067,7 +9141,7 @@
     </w:p>
     <w:p>
       <w:pPr>
-        <w:pStyle w:val="a1"/>
+        <w:pStyle w:val="29"/>
         <w:keepNext w:val="0"/>
         <w:keepLines w:val="0"/>
         <w:pageBreakBefore w:val="0"/>
@@ -9102,7 +9176,7 @@
     </w:p>
     <w:p>
       <w:pPr>
-        <w:pStyle w:val="a1"/>
+        <w:pStyle w:val="29"/>
         <w:keepNext w:val="0"/>
         <w:keepLines w:val="0"/>
         <w:pageBreakBefore w:val="0"/>
@@ -9137,14 +9211,14 @@
     </w:p>
     <w:p>
       <w:pPr>
-        <w:pStyle w:val="3"/>
-        <w:bidi w:val="0"/>
-        <w:rPr>
-          <w:rFonts w:hint="default"/>
-          <w:lang w:val="en-US" w:eastAsia="zh-CN"/>
-        </w:rPr>
-      </w:pPr>
-      <w:bookmarkStart w:id="27" w:name="_Toc22326"/>
+        <w:pStyle w:val="31"/>
+        <w:bidi w:val="0"/>
+        <w:rPr>
+          <w:rFonts w:hint="default"/>
+          <w:lang w:val="en-US" w:eastAsia="zh-CN"/>
+        </w:rPr>
+      </w:pPr>
+      <w:bookmarkStart w:id="26" w:name="_Toc22326"/>
       <w:r>
         <w:rPr>
           <w:rFonts w:hint="default"/>
@@ -9152,11 +9226,11 @@
         </w:rPr>
         <w:t>与变更管理的关系</w:t>
       </w:r>
-      <w:bookmarkEnd w:id="27"/>
-    </w:p>
-    <w:p>
-      <w:pPr>
-        <w:pStyle w:val="a1"/>
+      <w:bookmarkEnd w:id="26"/>
+    </w:p>
+    <w:p>
+      <w:pPr>
+        <w:pStyle w:val="29"/>
         <w:keepNext w:val="0"/>
         <w:keepLines w:val="0"/>
         <w:pageBreakBefore w:val="0"/>
@@ -9191,7 +9265,7 @@
     </w:p>
     <w:p>
       <w:pPr>
-        <w:pStyle w:val="a1"/>
+        <w:pStyle w:val="29"/>
         <w:keepNext w:val="0"/>
         <w:keepLines w:val="0"/>
         <w:pageBreakBefore w:val="0"/>
@@ -9226,7 +9300,7 @@
     </w:p>
     <w:p>
       <w:pPr>
-        <w:pStyle w:val="a1"/>
+        <w:pStyle w:val="29"/>
         <w:keepNext w:val="0"/>
         <w:keepLines w:val="0"/>
         <w:pageBreakBefore w:val="0"/>
@@ -9261,14 +9335,14 @@
     </w:p>
     <w:p>
       <w:pPr>
-        <w:pStyle w:val="3"/>
-        <w:bidi w:val="0"/>
-        <w:rPr>
-          <w:rFonts w:hint="default"/>
-          <w:lang w:val="en-US" w:eastAsia="zh-CN"/>
-        </w:rPr>
-      </w:pPr>
-      <w:bookmarkStart w:id="28" w:name="_Toc5598"/>
+        <w:pStyle w:val="31"/>
+        <w:bidi w:val="0"/>
+        <w:rPr>
+          <w:rFonts w:hint="default"/>
+          <w:lang w:val="en-US" w:eastAsia="zh-CN"/>
+        </w:rPr>
+      </w:pPr>
+      <w:bookmarkStart w:id="27" w:name="_Toc5598"/>
       <w:r>
         <w:rPr>
           <w:rFonts w:hint="default"/>
@@ -9276,11 +9350,11 @@
         </w:rPr>
         <w:t>与配置管理的关系</w:t>
       </w:r>
-      <w:bookmarkEnd w:id="28"/>
-    </w:p>
-    <w:p>
-      <w:pPr>
-        <w:pStyle w:val="a1"/>
+      <w:bookmarkEnd w:id="27"/>
+    </w:p>
+    <w:p>
+      <w:pPr>
+        <w:pStyle w:val="29"/>
         <w:keepNext w:val="0"/>
         <w:keepLines w:val="0"/>
         <w:pageBreakBefore w:val="0"/>
@@ -9315,7 +9389,7 @@
     </w:p>
     <w:p>
       <w:pPr>
-        <w:pStyle w:val="a1"/>
+        <w:pStyle w:val="29"/>
         <w:keepNext w:val="0"/>
         <w:keepLines w:val="0"/>
         <w:pageBreakBefore w:val="0"/>
@@ -9350,7 +9424,7 @@
     </w:p>
     <w:p>
       <w:pPr>
-        <w:pStyle w:val="a1"/>
+        <w:pStyle w:val="29"/>
         <w:keepNext w:val="0"/>
         <w:keepLines w:val="0"/>
         <w:pageBreakBefore w:val="0"/>
@@ -9385,14 +9459,14 @@
     </w:p>
     <w:p>
       <w:pPr>
-        <w:pStyle w:val="3"/>
-        <w:bidi w:val="0"/>
-        <w:rPr>
-          <w:rFonts w:hint="default"/>
-          <w:lang w:val="en-US" w:eastAsia="zh-CN"/>
-        </w:rPr>
-      </w:pPr>
-      <w:bookmarkStart w:id="29" w:name="_Toc5359"/>
+        <w:pStyle w:val="31"/>
+        <w:bidi w:val="0"/>
+        <w:rPr>
+          <w:rFonts w:hint="default"/>
+          <w:lang w:val="en-US" w:eastAsia="zh-CN"/>
+        </w:rPr>
+      </w:pPr>
+      <w:bookmarkStart w:id="28" w:name="_Toc5359"/>
       <w:r>
         <w:rPr>
           <w:rFonts w:hint="default"/>
@@ -9400,11 +9474,11 @@
         </w:rPr>
         <w:t>与服务级别管理的关系</w:t>
       </w:r>
-      <w:bookmarkEnd w:id="29"/>
-    </w:p>
-    <w:p>
-      <w:pPr>
-        <w:pStyle w:val="a1"/>
+      <w:bookmarkEnd w:id="28"/>
+    </w:p>
+    <w:p>
+      <w:pPr>
+        <w:pStyle w:val="29"/>
         <w:keepNext w:val="0"/>
         <w:keepLines w:val="0"/>
         <w:pageBreakBefore w:val="0"/>
@@ -9439,7 +9513,7 @@
     </w:p>
     <w:p>
       <w:pPr>
-        <w:pStyle w:val="a1"/>
+        <w:pStyle w:val="29"/>
         <w:keepNext w:val="0"/>
         <w:keepLines w:val="0"/>
         <w:pageBreakBefore w:val="0"/>
@@ -9474,7 +9548,7 @@
     </w:p>
     <w:p>
       <w:pPr>
-        <w:pStyle w:val="a1"/>
+        <w:pStyle w:val="29"/>
         <w:keepNext w:val="0"/>
         <w:keepLines w:val="0"/>
         <w:pageBreakBefore w:val="0"/>
@@ -9509,14 +9583,14 @@
     </w:p>
     <w:p>
       <w:pPr>
-        <w:pStyle w:val="3"/>
-        <w:bidi w:val="0"/>
-        <w:rPr>
-          <w:rFonts w:hint="default"/>
-          <w:lang w:val="en-US" w:eastAsia="zh-CN"/>
-        </w:rPr>
-      </w:pPr>
-      <w:bookmarkStart w:id="30" w:name="_Toc10445"/>
+        <w:pStyle w:val="31"/>
+        <w:bidi w:val="0"/>
+        <w:rPr>
+          <w:rFonts w:hint="default"/>
+          <w:lang w:val="en-US" w:eastAsia="zh-CN"/>
+        </w:rPr>
+      </w:pPr>
+      <w:bookmarkStart w:id="29" w:name="_Toc10445"/>
       <w:r>
         <w:rPr>
           <w:rFonts w:hint="default"/>
@@ -9524,11 +9598,11 @@
         </w:rPr>
         <w:t>与知识管理的关系</w:t>
       </w:r>
-      <w:bookmarkEnd w:id="30"/>
-    </w:p>
-    <w:p>
-      <w:pPr>
-        <w:pStyle w:val="a1"/>
+      <w:bookmarkEnd w:id="29"/>
+    </w:p>
+    <w:p>
+      <w:pPr>
+        <w:pStyle w:val="29"/>
         <w:keepNext w:val="0"/>
         <w:keepLines w:val="0"/>
         <w:pageBreakBefore w:val="0"/>
@@ -9563,7 +9637,7 @@
     </w:p>
     <w:p>
       <w:pPr>
-        <w:pStyle w:val="a1"/>
+        <w:pStyle w:val="29"/>
         <w:keepNext w:val="0"/>
         <w:keepLines w:val="0"/>
         <w:pageBreakBefore w:val="0"/>
@@ -9598,7 +9672,7 @@
     </w:p>
     <w:p>
       <w:pPr>
-        <w:pStyle w:val="a1"/>
+        <w:pStyle w:val="29"/>
         <w:keepNext w:val="0"/>
         <w:keepLines w:val="0"/>
         <w:pageBreakBefore w:val="0"/>
@@ -9633,21 +9707,21 @@
     </w:p>
     <w:p>
       <w:pPr>
-        <w:pStyle w:val="2"/>
-        <w:keepNext w:val="0"/>
-        <w:keepLines w:val="0"/>
-        <w:pageBreakBefore w:val="0"/>
-        <w:widowControl w:val="0"/>
-        <w:wordWrap/>
-        <w:overflowPunct/>
-        <w:bidi w:val="0"/>
-        <w:rPr>
-          <w:rFonts w:hint="default"/>
-          <w:lang w:val="en-US" w:eastAsia="zh-CN"/>
-        </w:rPr>
-      </w:pPr>
+        <w:pStyle w:val="30"/>
+        <w:keepNext w:val="0"/>
+        <w:keepLines w:val="0"/>
+        <w:pageBreakBefore w:val="0"/>
+        <w:widowControl w:val="0"/>
+        <w:wordWrap/>
+        <w:overflowPunct/>
+        <w:bidi w:val="0"/>
+        <w:rPr>
+          <w:rFonts w:hint="default"/>
+          <w:lang w:val="en-US" w:eastAsia="zh-CN"/>
+        </w:rPr>
+      </w:pPr>
+      <w:bookmarkStart w:id="30" w:name="_Toc31093"/>
       <w:bookmarkStart w:id="31" w:name="_Toc13171"/>
-      <w:bookmarkStart w:id="32" w:name="_Toc31093"/>
       <w:r>
         <w:rPr>
           <w:rFonts w:hint="eastAsia"/>
@@ -9655,22 +9729,23 @@
         </w:rPr>
         <w:t>考核指标</w:t>
       </w:r>
+      <w:bookmarkEnd w:id="30"/>
       <w:bookmarkEnd w:id="31"/>
-      <w:bookmarkEnd w:id="32"/>
     </w:p>
     <w:tbl>
       <w:tblPr>
-        <w:tblStyle w:val="TableGrid"/>
+        <w:tblStyle w:val="21"/>
         <w:tblW w:w="8613" w:type="dxa"/>
         <w:tblInd w:w="0" w:type="dxa"/>
         <w:tblBorders>
-          <w:top w:val="single" w:sz="4" w:space="0" w:color="auto"/>
-          <w:left w:val="single" w:sz="4" w:space="0" w:color="auto"/>
-          <w:bottom w:val="single" w:sz="4" w:space="0" w:color="auto"/>
-          <w:right w:val="single" w:sz="4" w:space="0" w:color="auto"/>
-          <w:insideH w:val="single" w:sz="4" w:space="0" w:color="auto"/>
-          <w:insideV w:val="single" w:sz="4" w:space="0" w:color="auto"/>
+          <w:top w:val="single" w:color="auto" w:sz="4" w:space="0"/>
+          <w:left w:val="single" w:color="auto" w:sz="4" w:space="0"/>
+          <w:bottom w:val="single" w:color="auto" w:sz="4" w:space="0"/>
+          <w:right w:val="single" w:color="auto" w:sz="4" w:space="0"/>
+          <w:insideH w:val="single" w:color="auto" w:sz="4" w:space="0"/>
+          <w:insideV w:val="single" w:color="auto" w:sz="4" w:space="0"/>
         </w:tblBorders>
+        <w:tblLayout w:type="autofit"/>
         <w:tblCellMar>
           <w:top w:w="0" w:type="dxa"/>
           <w:left w:w="108" w:type="dxa"/>
@@ -9686,15 +9761,13 @@
       </w:tblGrid>
       <w:tr>
         <w:tblPrEx>
-          <w:tblW w:w="8613" w:type="dxa"/>
-          <w:tblInd w:w="0" w:type="dxa"/>
           <w:tblBorders>
-            <w:top w:val="single" w:sz="4" w:space="0" w:color="auto"/>
-            <w:left w:val="single" w:sz="4" w:space="0" w:color="auto"/>
-            <w:bottom w:val="single" w:sz="4" w:space="0" w:color="auto"/>
-            <w:right w:val="single" w:sz="4" w:space="0" w:color="auto"/>
-            <w:insideH w:val="single" w:sz="4" w:space="0" w:color="auto"/>
-            <w:insideV w:val="single" w:sz="4" w:space="0" w:color="auto"/>
+            <w:top w:val="single" w:color="auto" w:sz="4" w:space="0"/>
+            <w:left w:val="single" w:color="auto" w:sz="4" w:space="0"/>
+            <w:bottom w:val="single" w:color="auto" w:sz="4" w:space="0"/>
+            <w:right w:val="single" w:color="auto" w:sz="4" w:space="0"/>
+            <w:insideH w:val="single" w:color="auto" w:sz="4" w:space="0"/>
+            <w:insideV w:val="single" w:color="auto" w:sz="4" w:space="0"/>
           </w:tblBorders>
           <w:tblCellMar>
             <w:top w:w="0" w:type="dxa"/>
@@ -9709,7 +9782,7 @@
           </w:tcPr>
           <w:p>
             <w:pPr>
-              <w:pStyle w:val="a3"/>
+              <w:pStyle w:val="39"/>
               <w:keepNext w:val="0"/>
               <w:keepLines w:val="0"/>
               <w:pageBreakBefore w:val="0"/>
@@ -9742,7 +9815,7 @@
           </w:tcPr>
           <w:p>
             <w:pPr>
-              <w:pStyle w:val="a3"/>
+              <w:pStyle w:val="39"/>
               <w:keepNext w:val="0"/>
               <w:keepLines w:val="0"/>
               <w:pageBreakBefore w:val="0"/>
@@ -9775,7 +9848,7 @@
           </w:tcPr>
           <w:p>
             <w:pPr>
-              <w:pStyle w:val="a3"/>
+              <w:pStyle w:val="39"/>
               <w:keepNext w:val="0"/>
               <w:keepLines w:val="0"/>
               <w:pageBreakBefore w:val="0"/>
@@ -9808,7 +9881,7 @@
           </w:tcPr>
           <w:p>
             <w:pPr>
-              <w:pStyle w:val="a3"/>
+              <w:pStyle w:val="39"/>
               <w:keepNext w:val="0"/>
               <w:keepLines w:val="0"/>
               <w:pageBreakBefore w:val="0"/>
@@ -9838,8 +9911,14 @@
       </w:tr>
       <w:tr>
         <w:tblPrEx>
-          <w:tblW w:w="8613" w:type="dxa"/>
-          <w:tblInd w:w="0" w:type="dxa"/>
+          <w:tblBorders>
+            <w:top w:val="single" w:color="auto" w:sz="4" w:space="0"/>
+            <w:left w:val="single" w:color="auto" w:sz="4" w:space="0"/>
+            <w:bottom w:val="single" w:color="auto" w:sz="4" w:space="0"/>
+            <w:right w:val="single" w:color="auto" w:sz="4" w:space="0"/>
+            <w:insideH w:val="single" w:color="auto" w:sz="4" w:space="0"/>
+            <w:insideV w:val="single" w:color="auto" w:sz="4" w:space="0"/>
+          </w:tblBorders>
           <w:tblCellMar>
             <w:top w:w="0" w:type="dxa"/>
             <w:left w:w="108" w:type="dxa"/>
@@ -9848,7 +9927,7 @@
           </w:tblCellMar>
         </w:tblPrEx>
         <w:trPr>
-          <w:trHeight w:val="710"/>
+          <w:trHeight w:val="710" w:hRule="atLeast"/>
         </w:trPr>
         <w:tc>
           <w:tcPr>
@@ -9856,7 +9935,7 @@
           </w:tcPr>
           <w:p>
             <w:pPr>
-              <w:pStyle w:val="a3"/>
+              <w:pStyle w:val="39"/>
               <w:keepNext w:val="0"/>
               <w:keepLines w:val="0"/>
               <w:pageBreakBefore w:val="0"/>
@@ -9885,7 +9964,7 @@
           </w:tcPr>
           <w:p>
             <w:pPr>
-              <w:pStyle w:val="a3"/>
+              <w:pStyle w:val="39"/>
               <w:keepNext w:val="0"/>
               <w:keepLines w:val="0"/>
               <w:pageBreakBefore w:val="0"/>
@@ -9913,7 +9992,7 @@
           </w:tcPr>
           <w:p>
             <w:pPr>
-              <w:pStyle w:val="a3"/>
+              <w:pStyle w:val="39"/>
               <w:keepNext w:val="0"/>
               <w:keepLines w:val="0"/>
               <w:pageBreakBefore w:val="0"/>
@@ -9941,7 +10020,7 @@
           </w:tcPr>
           <w:p>
             <w:pPr>
-              <w:pStyle w:val="a3"/>
+              <w:pStyle w:val="39"/>
               <w:keepNext w:val="0"/>
               <w:keepLines w:val="0"/>
               <w:pageBreakBefore w:val="0"/>
@@ -9967,7 +10046,7 @@
     </w:tbl>
     <w:p>
       <w:pPr>
-        <w:pStyle w:val="a1"/>
+        <w:pStyle w:val="29"/>
         <w:keepNext w:val="0"/>
         <w:keepLines w:val="0"/>
         <w:pageBreakBefore w:val="0"/>
@@ -9995,34 +10074,34 @@
     </w:p>
     <w:p>
       <w:pPr>
-        <w:pStyle w:val="1"/>
-        <w:keepNext w:val="0"/>
-        <w:keepLines w:val="0"/>
-        <w:pageBreakBefore w:val="0"/>
-        <w:widowControl w:val="0"/>
-        <w:wordWrap/>
-        <w:overflowPunct/>
-        <w:bidi w:val="0"/>
-        <w:rPr>
-          <w:rStyle w:val="1Char"/>
-          <w:rFonts w:eastAsia="宋体" w:hint="default"/>
-          <w:lang w:val="en-US" w:eastAsia="zh-CN"/>
-        </w:rPr>
-      </w:pPr>
-      <w:bookmarkStart w:id="33" w:name="bookmark3"/>
+        <w:pStyle w:val="28"/>
+        <w:keepNext w:val="0"/>
+        <w:keepLines w:val="0"/>
+        <w:pageBreakBefore w:val="0"/>
+        <w:widowControl w:val="0"/>
+        <w:wordWrap/>
+        <w:overflowPunct/>
+        <w:bidi w:val="0"/>
+        <w:rPr>
+          <w:rStyle w:val="38"/>
+          <w:rFonts w:hint="default" w:eastAsia="宋体"/>
+          <w:lang w:val="en-US" w:eastAsia="zh-CN"/>
+        </w:rPr>
+      </w:pPr>
+      <w:bookmarkStart w:id="32" w:name="bookmark3"/>
+      <w:bookmarkEnd w:id="32"/>
+      <w:bookmarkStart w:id="33" w:name="_Toc5230"/>
+      <w:bookmarkStart w:id="34" w:name="_Toc17424"/>
+      <w:r>
+        <w:rPr>
+          <w:rStyle w:val="38"/>
+          <w:rFonts w:hint="eastAsia" w:eastAsia="宋体"/>
+          <w:lang w:val="en-US" w:eastAsia="zh-CN"/>
+        </w:rPr>
+        <w:t>附则</w:t>
+      </w:r>
       <w:bookmarkEnd w:id="33"/>
-      <w:bookmarkStart w:id="34" w:name="_Toc17424"/>
-      <w:bookmarkStart w:id="35" w:name="_Toc5230"/>
-      <w:r>
-        <w:rPr>
-          <w:rStyle w:val="1Char"/>
-          <w:rFonts w:eastAsia="宋体" w:hint="eastAsia"/>
-          <w:lang w:val="en-US" w:eastAsia="zh-CN"/>
-        </w:rPr>
-        <w:t>附则</w:t>
-      </w:r>
       <w:bookmarkEnd w:id="34"/>
-      <w:bookmarkEnd w:id="35"/>
     </w:p>
     <w:p>
       <w:pPr>
@@ -10044,17 +10123,17 @@
         <w:adjustRightInd w:val="0"/>
         <w:snapToGrid w:val="0"/>
         <w:spacing w:line="360" w:lineRule="auto"/>
-        <w:ind w:left="425" w:hanging="425" w:leftChars="0" w:firstLineChars="0"/>
+        <w:ind w:left="425" w:leftChars="0" w:hanging="425" w:firstLineChars="0"/>
         <w:textAlignment w:val="baseline"/>
         <w:rPr>
-          <w:rFonts w:ascii="宋体" w:eastAsia="宋体" w:hAnsi="宋体" w:cs="宋体"/>
+          <w:rFonts w:ascii="宋体" w:hAnsi="宋体" w:eastAsia="宋体" w:cs="宋体"/>
           <w:sz w:val="24"/>
           <w:szCs w:val="24"/>
         </w:rPr>
       </w:pPr>
       <w:r>
         <w:rPr>
-          <w:rFonts w:ascii="宋体" w:eastAsia="宋体" w:hAnsi="宋体" w:cs="宋体"/>
+          <w:rFonts w:ascii="宋体" w:hAnsi="宋体" w:eastAsia="宋体" w:cs="宋体"/>
           <w:spacing w:val="-1"/>
           <w:sz w:val="24"/>
           <w:szCs w:val="24"/>
@@ -10063,7 +10142,7 @@
       </w:r>
       <w:r>
         <w:rPr>
-          <w:rFonts w:ascii="宋体" w:eastAsia="宋体" w:hAnsi="宋体" w:cs="宋体" w:hint="eastAsia"/>
+          <w:rFonts w:hint="eastAsia" w:ascii="宋体" w:hAnsi="宋体" w:eastAsia="宋体" w:cs="宋体"/>
           <w:spacing w:val="-1"/>
           <w:sz w:val="24"/>
           <w:szCs w:val="24"/>
@@ -10073,7 +10152,7 @@
       </w:r>
       <w:r>
         <w:rPr>
-          <w:rFonts w:ascii="宋体" w:eastAsia="宋体" w:hAnsi="宋体" w:cs="宋体"/>
+          <w:rFonts w:ascii="宋体" w:hAnsi="宋体" w:eastAsia="宋体" w:cs="宋体"/>
           <w:spacing w:val="-1"/>
           <w:sz w:val="24"/>
           <w:szCs w:val="24"/>
@@ -10101,7 +10180,7 @@
         <w:adjustRightInd w:val="0"/>
         <w:snapToGrid w:val="0"/>
         <w:spacing w:line="360" w:lineRule="auto"/>
-        <w:ind w:left="425" w:hanging="425" w:leftChars="0" w:firstLineChars="0"/>
+        <w:ind w:left="425" w:leftChars="0" w:hanging="425" w:firstLineChars="0"/>
         <w:textAlignment w:val="baseline"/>
         <w:rPr>
           <w:rFonts w:hint="default"/>
@@ -10110,7 +10189,7 @@
       </w:pPr>
       <w:r>
         <w:rPr>
-          <w:rFonts w:ascii="宋体" w:eastAsia="宋体" w:hAnsi="宋体" w:cs="宋体"/>
+          <w:rFonts w:ascii="宋体" w:hAnsi="宋体" w:eastAsia="宋体" w:cs="宋体"/>
           <w:spacing w:val="-2"/>
           <w:sz w:val="24"/>
           <w:szCs w:val="24"/>
@@ -10120,224 +10199,274 @@
     </w:p>
     <w:p>
       <w:pPr>
-        <w:pStyle w:val="1"/>
-        <w:keepNext w:val="0"/>
-        <w:keepLines w:val="0"/>
-        <w:pageBreakBefore w:val="0"/>
-        <w:widowControl w:val="0"/>
-        <w:wordWrap/>
-        <w:overflowPunct/>
-        <w:bidi w:val="0"/>
-        <w:rPr>
-          <w:rFonts w:hint="default"/>
-          <w:lang w:val="en-US" w:eastAsia="zh-CN"/>
-        </w:rPr>
-      </w:pPr>
-      <w:bookmarkStart w:id="36" w:name="bookmark14"/>
+        <w:pStyle w:val="28"/>
+        <w:keepNext w:val="0"/>
+        <w:keepLines w:val="0"/>
+        <w:pageBreakBefore w:val="0"/>
+        <w:widowControl w:val="0"/>
+        <w:wordWrap/>
+        <w:overflowPunct/>
+        <w:bidi w:val="0"/>
+        <w:rPr>
+          <w:rFonts w:hint="default"/>
+          <w:lang w:val="en-US" w:eastAsia="zh-CN"/>
+        </w:rPr>
+      </w:pPr>
+      <w:bookmarkStart w:id="35" w:name="bookmark14"/>
+      <w:bookmarkEnd w:id="35"/>
+      <w:bookmarkStart w:id="36" w:name="_Toc13225"/>
+      <w:r>
+        <w:rPr>
+          <w:rFonts w:hint="eastAsia"/>
+          <w:lang w:val="en-US" w:eastAsia="zh-CN"/>
+        </w:rPr>
+        <w:t>附件</w:t>
+      </w:r>
       <w:bookmarkEnd w:id="36"/>
-      <w:bookmarkStart w:id="37" w:name="_Toc13225"/>
-      <w:r>
-        <w:rPr>
-          <w:rFonts w:hint="eastAsia"/>
-          <w:lang w:val="en-US" w:eastAsia="zh-CN"/>
-        </w:rPr>
-        <w:t>附件</w:t>
+    </w:p>
+    <w:p>
+      <w:pPr>
+        <w:pStyle w:val="39"/>
+        <w:keepNext w:val="0"/>
+        <w:keepLines w:val="0"/>
+        <w:pageBreakBefore w:val="0"/>
+        <w:widowControl w:val="0"/>
+        <w:wordWrap/>
+        <w:overflowPunct/>
+        <w:bidi w:val="0"/>
+      </w:pPr>
+      <w:r>
+        <w:t>《问题管理</w:t>
+      </w:r>
+      <w:r>
+        <w:rPr>
+          <w:rFonts w:hint="eastAsia"/>
+          <w:lang w:val="en-US" w:eastAsia="zh-CN"/>
+        </w:rPr>
+        <w:t>制度</w:t>
+      </w:r>
+      <w:r>
+        <w:t>》</w:t>
+      </w:r>
+    </w:p>
+    <w:p>
+      <w:pPr>
+        <w:pStyle w:val="39"/>
+        <w:keepNext w:val="0"/>
+        <w:keepLines w:val="0"/>
+        <w:pageBreakBefore w:val="0"/>
+        <w:widowControl w:val="0"/>
+        <w:wordWrap/>
+        <w:overflowPunct/>
+        <w:bidi w:val="0"/>
+      </w:pPr>
+      <w:r>
+        <w:t>《变更管理</w:t>
+      </w:r>
+      <w:r>
+        <w:rPr>
+          <w:rFonts w:hint="eastAsia"/>
+          <w:lang w:val="en-US" w:eastAsia="zh-CN"/>
+        </w:rPr>
+        <w:t>制度</w:t>
+      </w:r>
+      <w:r>
+        <w:t>》</w:t>
+      </w:r>
+    </w:p>
+    <w:p>
+      <w:pPr>
+        <w:pStyle w:val="39"/>
+        <w:keepNext w:val="0"/>
+        <w:keepLines w:val="0"/>
+        <w:pageBreakBefore w:val="0"/>
+        <w:widowControl w:val="0"/>
+        <w:wordWrap/>
+        <w:overflowPunct/>
+        <w:bidi w:val="0"/>
+      </w:pPr>
+      <w:r>
+        <w:t>《配置管理</w:t>
+      </w:r>
+      <w:r>
+        <w:rPr>
+          <w:rFonts w:hint="eastAsia"/>
+          <w:lang w:val="en-US" w:eastAsia="zh-CN"/>
+        </w:rPr>
+        <w:t>制度</w:t>
+      </w:r>
+      <w:r>
+        <w:t>》</w:t>
+      </w:r>
+    </w:p>
+    <w:p>
+      <w:pPr>
+        <w:pStyle w:val="39"/>
+        <w:keepNext w:val="0"/>
+        <w:keepLines w:val="0"/>
+        <w:pageBreakBefore w:val="0"/>
+        <w:widowControl w:val="0"/>
+        <w:wordWrap/>
+        <w:overflowPunct/>
+        <w:bidi w:val="0"/>
+      </w:pPr>
+      <w:r>
+        <w:t>《服务报告管理</w:t>
+      </w:r>
+      <w:r>
+        <w:rPr>
+          <w:rFonts w:hint="eastAsia"/>
+          <w:lang w:val="en-US" w:eastAsia="zh-CN"/>
+        </w:rPr>
+        <w:t>制度</w:t>
+      </w:r>
+      <w:r>
+        <w:t>》</w:t>
+      </w:r>
+    </w:p>
+    <w:p>
+      <w:pPr>
+        <w:pStyle w:val="28"/>
+        <w:keepNext w:val="0"/>
+        <w:keepLines w:val="0"/>
+        <w:pageBreakBefore w:val="0"/>
+        <w:widowControl w:val="0"/>
+        <w:wordWrap/>
+        <w:overflowPunct/>
+        <w:bidi w:val="0"/>
+        <w:rPr>
+          <w:rFonts w:hint="eastAsia"/>
+          <w:lang w:val="en-US" w:eastAsia="zh-CN"/>
+        </w:rPr>
+      </w:pPr>
+      <w:bookmarkStart w:id="37" w:name="_Toc168"/>
+      <w:r>
+        <w:rPr>
+          <w:rFonts w:hint="eastAsia"/>
+          <w:lang w:val="en-US" w:eastAsia="zh-CN"/>
+        </w:rPr>
+        <w:t>记录</w:t>
       </w:r>
       <w:bookmarkEnd w:id="37"/>
     </w:p>
     <w:p>
       <w:pPr>
-        <w:pStyle w:val="a3"/>
-        <w:keepNext w:val="0"/>
-        <w:keepLines w:val="0"/>
-        <w:pageBreakBefore w:val="0"/>
-        <w:widowControl w:val="0"/>
-        <w:wordWrap/>
-        <w:overflowPunct/>
-        <w:bidi w:val="0"/>
-      </w:pPr>
-      <w:r>
-        <w:t>《问题管理</w:t>
-      </w:r>
-      <w:r>
-        <w:rPr>
-          <w:rFonts w:hint="eastAsia"/>
-          <w:lang w:val="en-US" w:eastAsia="zh-CN"/>
-        </w:rPr>
-        <w:t>制度</w:t>
+        <w:pStyle w:val="39"/>
+        <w:keepNext w:val="0"/>
+        <w:keepLines w:val="0"/>
+        <w:pageBreakBefore w:val="0"/>
+        <w:widowControl w:val="0"/>
+        <w:wordWrap/>
+        <w:overflowPunct/>
+        <w:bidi w:val="0"/>
+        <w:rPr>
+          <w:rFonts w:hint="eastAsia"/>
+          <w:lang w:val="en-US" w:eastAsia="zh-CN"/>
+        </w:rPr>
+      </w:pPr>
+      <w:r>
+        <w:t>《</w:t>
+      </w:r>
+      <w:r>
+        <w:rPr>
+          <w:rFonts w:hint="default"/>
+          <w:lang w:val="en-US" w:eastAsia="zh-CN"/>
+        </w:rPr>
+        <w:t>日常维护工作记录表</w:t>
       </w:r>
       <w:r>
         <w:t>》</w:t>
       </w:r>
     </w:p>
-    <w:p>
-      <w:pPr>
-        <w:pStyle w:val="a3"/>
-        <w:keepNext w:val="0"/>
-        <w:keepLines w:val="0"/>
-        <w:pageBreakBefore w:val="0"/>
-        <w:widowControl w:val="0"/>
-        <w:wordWrap/>
-        <w:overflowPunct/>
-        <w:bidi w:val="0"/>
-      </w:pPr>
-      <w:r>
-        <w:t>《变更管理</w:t>
-      </w:r>
-      <w:r>
-        <w:rPr>
-          <w:rFonts w:hint="eastAsia"/>
-          <w:lang w:val="en-US" w:eastAsia="zh-CN"/>
-        </w:rPr>
-        <w:t>制度</w:t>
-      </w:r>
-      <w:r>
-        <w:t>》</w:t>
-      </w:r>
-    </w:p>
-    <w:p>
-      <w:pPr>
-        <w:pStyle w:val="a3"/>
-        <w:keepNext w:val="0"/>
-        <w:keepLines w:val="0"/>
-        <w:pageBreakBefore w:val="0"/>
-        <w:widowControl w:val="0"/>
-        <w:wordWrap/>
-        <w:overflowPunct/>
-        <w:bidi w:val="0"/>
-      </w:pPr>
-      <w:r>
-        <w:t>《配置管理</w:t>
-      </w:r>
-      <w:r>
-        <w:rPr>
-          <w:rFonts w:hint="eastAsia"/>
-          <w:lang w:val="en-US" w:eastAsia="zh-CN"/>
-        </w:rPr>
-        <w:t>制度</w:t>
-      </w:r>
-      <w:r>
-        <w:t>》</w:t>
-      </w:r>
-    </w:p>
-    <w:p>
-      <w:pPr>
-        <w:pStyle w:val="a3"/>
-        <w:keepNext w:val="0"/>
-        <w:keepLines w:val="0"/>
-        <w:pageBreakBefore w:val="0"/>
-        <w:widowControl w:val="0"/>
-        <w:wordWrap/>
-        <w:overflowPunct/>
-        <w:bidi w:val="0"/>
-      </w:pPr>
-      <w:r>
-        <w:t>《服务报告管理</w:t>
-      </w:r>
-      <w:r>
-        <w:rPr>
-          <w:rFonts w:hint="eastAsia"/>
-          <w:lang w:val="en-US" w:eastAsia="zh-CN"/>
-        </w:rPr>
-        <w:t>制度</w:t>
-      </w:r>
-      <w:r>
-        <w:t>》</w:t>
-      </w:r>
-    </w:p>
-    <w:p>
-      <w:pPr>
-        <w:pStyle w:val="1"/>
-        <w:keepNext w:val="0"/>
-        <w:keepLines w:val="0"/>
-        <w:pageBreakBefore w:val="0"/>
-        <w:widowControl w:val="0"/>
-        <w:wordWrap/>
-        <w:overflowPunct/>
-        <w:bidi w:val="0"/>
-        <w:rPr>
-          <w:rFonts w:hint="eastAsia"/>
-          <w:lang w:val="en-US" w:eastAsia="zh-CN"/>
-        </w:rPr>
-      </w:pPr>
-      <w:bookmarkStart w:id="38" w:name="_Toc168"/>
-      <w:r>
-        <w:rPr>
-          <w:rFonts w:hint="eastAsia"/>
-          <w:lang w:val="en-US" w:eastAsia="zh-CN"/>
-        </w:rPr>
-        <w:t>记录</w:t>
-      </w:r>
-      <w:bookmarkEnd w:id="38"/>
-    </w:p>
-    <w:p>
-      <w:pPr>
-        <w:pStyle w:val="a3"/>
-        <w:keepNext w:val="0"/>
-        <w:keepLines w:val="0"/>
-        <w:pageBreakBefore w:val="0"/>
-        <w:widowControl w:val="0"/>
-        <w:wordWrap/>
-        <w:overflowPunct/>
-        <w:bidi w:val="0"/>
-        <w:rPr>
-          <w:rFonts w:hint="eastAsia"/>
-          <w:lang w:val="en-US" w:eastAsia="zh-CN"/>
-        </w:rPr>
-      </w:pPr>
-      <w:r>
-        <w:t>《</w:t>
-      </w:r>
-      <w:r>
-        <w:rPr>
-          <w:rFonts w:hint="default"/>
-          <w:lang w:val="en-US" w:eastAsia="zh-CN"/>
-        </w:rPr>
-        <w:t>日常维护工作记录表</w:t>
-      </w:r>
-      <w:r>
-        <w:t>》</w:t>
-      </w:r>
-    </w:p>
     <w:sectPr>
-      <w:headerReference w:type="default" r:id="rId6"/>
-      <w:footerReference w:type="default" r:id="rId7"/>
+      <w:headerReference r:id="rId5" w:type="default"/>
+      <w:footerReference r:id="rId6" w:type="default"/>
       <w:pgSz w:w="11906" w:h="16838"/>
       <w:pgMar w:top="1417" w:right="1800" w:bottom="1440" w:left="1800" w:header="1140" w:footer="992" w:gutter="0"/>
-      <w:cols w:num="1" w:space="425"/>
+      <w:cols w:space="425" w:num="1"/>
       <w:docGrid w:type="lines" w:linePitch="312" w:charSpace="0"/>
     </w:sectPr>
   </w:body>
 </w:document>
 </file>
 
+<file path=word/endnotes.xml><?xml version="1.0" encoding="utf-8"?>
+<w:endnotes xmlns:wpc="http://schemas.microsoft.com/office/word/2010/wordprocessingCanvas" xmlns:mc="http://schemas.openxmlformats.org/markup-compatibility/2006" xmlns:o="urn:schemas-microsoft-com:office:office" xmlns:r="http://schemas.openxmlformats.org/officeDocument/2006/relationships" xmlns:m="http://schemas.openxmlformats.org/officeDocument/2006/math" xmlns:v="urn:schemas-microsoft-com:vml" xmlns:wp14="http://schemas.microsoft.com/office/word/2010/wordprocessingDrawing" xmlns:wp="http://schemas.openxmlformats.org/drawingml/2006/wordprocessingDrawing" xmlns:w="http://schemas.openxmlformats.org/wordprocessingml/2006/main" xmlns:w14="http://schemas.microsoft.com/office/word/2010/wordml" xmlns:w15="http://schemas.microsoft.com/office/word/2012/wordml" xmlns:w10="urn:schemas-microsoft-com:office:word" xmlns:wpg="http://schemas.microsoft.com/office/word/2010/wordprocessingGroup" xmlns:wpi="http://schemas.microsoft.com/office/word/2010/wordprocessingInk" xmlns:wne="http://schemas.microsoft.com/office/word/2006/wordml" xmlns:wps="http://schemas.microsoft.com/office/word/2010/wordprocessingShape" xmlns:wpsCustomData="http://www.wps.cn/officeDocument/2013/wpsCustomData" mc:Ignorable="w14 w15 wp14">
+  <w:endnote w:type="separator" w:id="0">
+    <w:p>
+      <w:pPr>
+        <w:spacing w:line="240" w:lineRule="auto"/>
+      </w:pPr>
+      <w:r>
+        <w:separator/>
+      </w:r>
+    </w:p>
+  </w:endnote>
+  <w:endnote w:type="continuationSeparator" w:id="1">
+    <w:p>
+      <w:pPr>
+        <w:spacing w:line="240" w:lineRule="auto"/>
+      </w:pPr>
+      <w:r>
+        <w:continuationSeparator/>
+      </w:r>
+    </w:p>
+  </w:endnote>
+</w:endnotes>
+</file>
+
 <file path=word/footer1.xml><?xml version="1.0" encoding="utf-8"?>
-<w:ftr xmlns:wpc="http://schemas.microsoft.com/office/word/2010/wordprocessingCanvas" xmlns:mc="http://schemas.openxmlformats.org/markup-compatibility/2006" xmlns:o="urn:schemas-microsoft-com:office:office" xmlns:r="http://schemas.openxmlformats.org/officeDocument/2006/relationships" xmlns:m="http://schemas.openxmlformats.org/officeDocument/2006/math" xmlns:v="urn:schemas-microsoft-com:vml" xmlns:wp14="http://schemas.microsoft.com/office/word/2010/wordprocessingDrawing" xmlns:wp="http://schemas.openxmlformats.org/drawingml/2006/wordprocessingDrawing" xmlns:w10="urn:schemas-microsoft-com:office:word" xmlns:w="http://schemas.openxmlformats.org/wordprocessingml/2006/main" xmlns:w14="http://schemas.microsoft.com/office/word/2010/wordml" xmlns:w15="http://schemas.microsoft.com/office/word/2012/wordml" xmlns:wne="http://schemas.microsoft.com/office/word/2006/wordml" xmlns:wpg="http://schemas.microsoft.com/office/word/2010/wordprocessingGroup" xmlns:wpi="http://schemas.microsoft.com/office/word/2010/wordprocessingInk" xmlns:wps="http://schemas.microsoft.com/office/word/2010/wordprocessingShape" mc:Ignorable="w14 w15 wp14">
+<w:ftr xmlns:wpc="http://schemas.microsoft.com/office/word/2010/wordprocessingCanvas" xmlns:mc="http://schemas.openxmlformats.org/markup-compatibility/2006" xmlns:o="urn:schemas-microsoft-com:office:office" xmlns:r="http://schemas.openxmlformats.org/officeDocument/2006/relationships" xmlns:m="http://schemas.openxmlformats.org/officeDocument/2006/math" xmlns:v="urn:schemas-microsoft-com:vml" xmlns:wp14="http://schemas.microsoft.com/office/word/2010/wordprocessingDrawing" xmlns:wp="http://schemas.openxmlformats.org/drawingml/2006/wordprocessingDrawing" xmlns:w10="urn:schemas-microsoft-com:office:word" xmlns:w="http://schemas.openxmlformats.org/wordprocessingml/2006/main" xmlns:w14="http://schemas.microsoft.com/office/word/2010/wordml" xmlns:w15="http://schemas.microsoft.com/office/word/2012/wordml" xmlns:wpg="http://schemas.microsoft.com/office/word/2010/wordprocessingGroup" xmlns:wpi="http://schemas.microsoft.com/office/word/2010/wordprocessingInk" xmlns:wne="http://schemas.microsoft.com/office/word/2006/wordml" xmlns:wps="http://schemas.microsoft.com/office/word/2010/wordprocessingShape" xmlns:wpsCustomData="http://www.wps.cn/officeDocument/2013/wpsCustomData" mc:Ignorable="w14 w15 wp14">
   <w:p>
     <w:pPr>
-      <w:pStyle w:val="Footer"/>
+      <w:pStyle w:val="14"/>
     </w:pPr>
   </w:p>
 </w:ftr>
 </file>
 
+<file path=word/footnotes.xml><?xml version="1.0" encoding="utf-8"?>
+<w:footnotes xmlns:wpc="http://schemas.microsoft.com/office/word/2010/wordprocessingCanvas" xmlns:mc="http://schemas.openxmlformats.org/markup-compatibility/2006" xmlns:o="urn:schemas-microsoft-com:office:office" xmlns:r="http://schemas.openxmlformats.org/officeDocument/2006/relationships" xmlns:m="http://schemas.openxmlformats.org/officeDocument/2006/math" xmlns:v="urn:schemas-microsoft-com:vml" xmlns:wp14="http://schemas.microsoft.com/office/word/2010/wordprocessingDrawing" xmlns:wp="http://schemas.openxmlformats.org/drawingml/2006/wordprocessingDrawing" xmlns:w="http://schemas.openxmlformats.org/wordprocessingml/2006/main" xmlns:w14="http://schemas.microsoft.com/office/word/2010/wordml" xmlns:w15="http://schemas.microsoft.com/office/word/2012/wordml" xmlns:w10="urn:schemas-microsoft-com:office:word" xmlns:wpg="http://schemas.microsoft.com/office/word/2010/wordprocessingGroup" xmlns:wpi="http://schemas.microsoft.com/office/word/2010/wordprocessingInk" xmlns:wne="http://schemas.microsoft.com/office/word/2006/wordml" xmlns:wps="http://schemas.microsoft.com/office/word/2010/wordprocessingShape" xmlns:wpsCustomData="http://www.wps.cn/officeDocument/2013/wpsCustomData" mc:Ignorable="w14 w15 wp14">
+  <w:footnote w:type="separator" w:id="0">
+    <w:p>
+      <w:pPr>
+        <w:spacing w:line="360" w:lineRule="auto"/>
+      </w:pPr>
+      <w:r>
+        <w:separator/>
+      </w:r>
+    </w:p>
+  </w:footnote>
+  <w:footnote w:type="continuationSeparator" w:id="1">
+    <w:p>
+      <w:pPr>
+        <w:spacing w:line="360" w:lineRule="auto"/>
+      </w:pPr>
+      <w:r>
+        <w:continuationSeparator/>
+      </w:r>
+    </w:p>
+  </w:footnote>
+</w:footnotes>
+</file>
+
 <file path=word/header1.xml><?xml version="1.0" encoding="utf-8"?>
-<w:hdr xmlns:wpc="http://schemas.microsoft.com/office/word/2010/wordprocessingCanvas" xmlns:mc="http://schemas.openxmlformats.org/markup-compatibility/2006" xmlns:o="urn:schemas-microsoft-com:office:office" xmlns:r="http://schemas.openxmlformats.org/officeDocument/2006/relationships" xmlns:m="http://schemas.openxmlformats.org/officeDocument/2006/math" xmlns:v="urn:schemas-microsoft-com:vml" xmlns:wp14="http://schemas.microsoft.com/office/word/2010/wordprocessingDrawing" xmlns:wp="http://schemas.openxmlformats.org/drawingml/2006/wordprocessingDrawing" xmlns:w10="urn:schemas-microsoft-com:office:word" xmlns:w="http://schemas.openxmlformats.org/wordprocessingml/2006/main" xmlns:w14="http://schemas.microsoft.com/office/word/2010/wordml" xmlns:w15="http://schemas.microsoft.com/office/word/2012/wordml" xmlns:wne="http://schemas.microsoft.com/office/word/2006/wordml" xmlns:wpg="http://schemas.microsoft.com/office/word/2010/wordprocessingGroup" xmlns:wpi="http://schemas.microsoft.com/office/word/2010/wordprocessingInk" xmlns:wps="http://schemas.microsoft.com/office/word/2010/wordprocessingShape" mc:Ignorable="w14 w15 wp14">
+<w:hdr xmlns:wpc="http://schemas.microsoft.com/office/word/2010/wordprocessingCanvas" xmlns:mc="http://schemas.openxmlformats.org/markup-compatibility/2006" xmlns:o="urn:schemas-microsoft-com:office:office" xmlns:r="http://schemas.openxmlformats.org/officeDocument/2006/relationships" xmlns:m="http://schemas.openxmlformats.org/officeDocument/2006/math" xmlns:v="urn:schemas-microsoft-com:vml" xmlns:wp14="http://schemas.microsoft.com/office/word/2010/wordprocessingDrawing" xmlns:wp="http://schemas.openxmlformats.org/drawingml/2006/wordprocessingDrawing" xmlns:w10="urn:schemas-microsoft-com:office:word" xmlns:w="http://schemas.openxmlformats.org/wordprocessingml/2006/main" xmlns:w14="http://schemas.microsoft.com/office/word/2010/wordml" xmlns:w15="http://schemas.microsoft.com/office/word/2012/wordml" xmlns:wpg="http://schemas.microsoft.com/office/word/2010/wordprocessingGroup" xmlns:wpi="http://schemas.microsoft.com/office/word/2010/wordprocessingInk" xmlns:wne="http://schemas.microsoft.com/office/word/2006/wordml" xmlns:wps="http://schemas.microsoft.com/office/word/2010/wordprocessingShape" xmlns:wpsCustomData="http://www.wps.cn/officeDocument/2013/wpsCustomData" mc:Ignorable="w14 w15 wp14">
   <w:p>
     <w:pPr>
-      <w:pStyle w:val="Header"/>
+      <w:pStyle w:val="15"/>
       <w:pBdr>
-        <w:bottom w:val="single" w:sz="4" w:space="1" w:color="auto"/>
+        <w:bottom w:val="single" w:color="auto" w:sz="4" w:space="1"/>
       </w:pBdr>
       <w:jc w:val="right"/>
       <w:rPr>
-        <w:rFonts w:eastAsiaTheme="minorEastAsia" w:hint="eastAsia"/>
+        <w:rFonts w:hint="eastAsia" w:eastAsiaTheme="minorEastAsia"/>
         <w:lang w:eastAsia="zh-CN"/>
       </w:rPr>
     </w:pPr>
     <w:r>
       <w:rPr>
-        <w:rFonts w:eastAsiaTheme="minorEastAsia" w:hint="eastAsia"/>
+        <w:rFonts w:hint="eastAsia" w:eastAsiaTheme="minorEastAsia"/>
         <w:lang w:eastAsia="zh-CN"/>
       </w:rPr>
       <w:t>天津通海信息技术有限公司</w:t>
@@ -10347,15 +10476,15 @@
 </file>
 
 <file path=word/numbering.xml><?xml version="1.0" encoding="utf-8"?>
-<w:numbering xmlns:wpc="http://schemas.microsoft.com/office/word/2010/wordprocessingCanvas" xmlns:mc="http://schemas.openxmlformats.org/markup-compatibility/2006" xmlns:o="urn:schemas-microsoft-com:office:office" xmlns:r="http://schemas.openxmlformats.org/officeDocument/2006/relationships" xmlns:m="http://schemas.openxmlformats.org/officeDocument/2006/math" xmlns:v="urn:schemas-microsoft-com:vml" xmlns:wp14="http://schemas.microsoft.com/office/word/2010/wordprocessingDrawing" xmlns:wp="http://schemas.openxmlformats.org/drawingml/2006/wordprocessingDrawing" xmlns:w10="urn:schemas-microsoft-com:office:word" xmlns:w="http://schemas.openxmlformats.org/wordprocessingml/2006/main" xmlns:w14="http://schemas.microsoft.com/office/word/2010/wordml" xmlns:w15="http://schemas.microsoft.com/office/word/2012/wordml" xmlns:wne="http://schemas.microsoft.com/office/word/2006/wordml" xmlns:wpg="http://schemas.microsoft.com/office/word/2010/wordprocessingGroup" xmlns:wpi="http://schemas.microsoft.com/office/word/2010/wordprocessingInk" xmlns:wps="http://schemas.microsoft.com/office/word/2010/wordprocessingShape" mc:Ignorable="w14 w15 wp14">
+<w:numbering xmlns:wpc="http://schemas.microsoft.com/office/word/2010/wordprocessingCanvas" xmlns:mc="http://schemas.openxmlformats.org/markup-compatibility/2006" xmlns:o="urn:schemas-microsoft-com:office:office" xmlns:r="http://schemas.openxmlformats.org/officeDocument/2006/relationships" xmlns:m="http://schemas.openxmlformats.org/officeDocument/2006/math" xmlns:v="urn:schemas-microsoft-com:vml" xmlns:wp14="http://schemas.microsoft.com/office/word/2010/wordprocessingDrawing" xmlns:wp="http://schemas.openxmlformats.org/drawingml/2006/wordprocessingDrawing" xmlns:w10="urn:schemas-microsoft-com:office:word" xmlns:w="http://schemas.openxmlformats.org/wordprocessingml/2006/main" xmlns:w14="http://schemas.microsoft.com/office/word/2010/wordml" xmlns:wpg="http://schemas.microsoft.com/office/word/2010/wordprocessingGroup" xmlns:wpi="http://schemas.microsoft.com/office/word/2010/wordprocessingInk" xmlns:wne="http://schemas.microsoft.com/office/word/2006/wordml" xmlns:wps="http://schemas.microsoft.com/office/word/2010/wordprocessingShape" xmlns:wpsCustomData="http://www.wps.cn/officeDocument/2013/wpsCustomData" mc:Ignorable="w14 wp14">
   <w:abstractNum w:abstractNumId="0">
     <w:nsid w:val="8E964DCE"/>
     <w:multiLevelType w:val="multilevel"/>
     <w:tmpl w:val="8E964DCE"/>
-    <w:lvl w:ilvl="0">
+    <w:lvl w:ilvl="0" w:tentative="0">
       <w:start w:val="1"/>
       <w:numFmt w:val="decimal"/>
-      <w:pStyle w:val="Heading1"/>
+      <w:pStyle w:val="2"/>
       <w:lvlText w:val="%1."/>
       <w:lvlJc w:val="left"/>
       <w:pPr>
@@ -10365,10 +10494,10 @@
         <w:rFonts w:hint="default"/>
       </w:rPr>
     </w:lvl>
-    <w:lvl w:ilvl="1">
+    <w:lvl w:ilvl="1" w:tentative="0">
       <w:start w:val="1"/>
       <w:numFmt w:val="decimal"/>
-      <w:pStyle w:val="Heading2"/>
+      <w:pStyle w:val="3"/>
       <w:lvlText w:val="%1.%2."/>
       <w:lvlJc w:val="left"/>
       <w:pPr>
@@ -10378,10 +10507,10 @@
         <w:rFonts w:hint="default"/>
       </w:rPr>
     </w:lvl>
-    <w:lvl w:ilvl="2">
+    <w:lvl w:ilvl="2" w:tentative="0">
       <w:start w:val="1"/>
       <w:numFmt w:val="decimal"/>
-      <w:pStyle w:val="Heading3"/>
+      <w:pStyle w:val="4"/>
       <w:lvlText w:val="%1.%2.%3."/>
       <w:lvlJc w:val="left"/>
       <w:pPr>
@@ -10391,10 +10520,10 @@
         <w:rFonts w:hint="default"/>
       </w:rPr>
     </w:lvl>
-    <w:lvl w:ilvl="3">
+    <w:lvl w:ilvl="3" w:tentative="0">
       <w:start w:val="1"/>
       <w:numFmt w:val="decimal"/>
-      <w:pStyle w:val="Heading4"/>
+      <w:pStyle w:val="5"/>
       <w:lvlText w:val="%1.%2.%3.%4."/>
       <w:lvlJc w:val="left"/>
       <w:pPr>
@@ -10404,10 +10533,10 @@
         <w:rFonts w:hint="default"/>
       </w:rPr>
     </w:lvl>
-    <w:lvl w:ilvl="4">
+    <w:lvl w:ilvl="4" w:tentative="0">
       <w:start w:val="1"/>
       <w:numFmt w:val="decimal"/>
-      <w:pStyle w:val="Heading5"/>
+      <w:pStyle w:val="6"/>
       <w:lvlText w:val="%1.%2.%3.%4.%5."/>
       <w:lvlJc w:val="left"/>
       <w:pPr>
@@ -10417,10 +10546,10 @@
         <w:rFonts w:hint="default"/>
       </w:rPr>
     </w:lvl>
-    <w:lvl w:ilvl="5">
+    <w:lvl w:ilvl="5" w:tentative="0">
       <w:start w:val="1"/>
       <w:numFmt w:val="decimal"/>
-      <w:pStyle w:val="Heading6"/>
+      <w:pStyle w:val="7"/>
       <w:lvlText w:val="%1.%2.%3.%4.%5.%6."/>
       <w:lvlJc w:val="left"/>
       <w:pPr>
@@ -10430,10 +10559,10 @@
         <w:rFonts w:hint="default"/>
       </w:rPr>
     </w:lvl>
-    <w:lvl w:ilvl="6">
+    <w:lvl w:ilvl="6" w:tentative="0">
       <w:start w:val="1"/>
       <w:numFmt w:val="decimal"/>
-      <w:pStyle w:val="Heading7"/>
+      <w:pStyle w:val="8"/>
       <w:lvlText w:val="%1.%2.%3.%4.%5.%6.%7."/>
       <w:lvlJc w:val="left"/>
       <w:pPr>
@@ -10443,10 +10572,10 @@
         <w:rFonts w:hint="default"/>
       </w:rPr>
     </w:lvl>
-    <w:lvl w:ilvl="7">
+    <w:lvl w:ilvl="7" w:tentative="0">
       <w:start w:val="1"/>
       <w:numFmt w:val="decimal"/>
-      <w:pStyle w:val="Heading8"/>
+      <w:pStyle w:val="9"/>
       <w:lvlText w:val="%1.%2.%3.%4.%5.%6.%7.%8."/>
       <w:lvlJc w:val="left"/>
       <w:pPr>
@@ -10456,10 +10585,10 @@
         <w:rFonts w:hint="default"/>
       </w:rPr>
     </w:lvl>
-    <w:lvl w:ilvl="8">
+    <w:lvl w:ilvl="8" w:tentative="0">
       <w:start w:val="1"/>
       <w:numFmt w:val="decimal"/>
-      <w:pStyle w:val="Heading9"/>
+      <w:pStyle w:val="10"/>
       <w:lvlText w:val="%1.%2.%3.%4.%5.%6.%7.%8.%9."/>
       <w:lvlJc w:val="left"/>
       <w:pPr>
@@ -10474,7 +10603,7 @@
     <w:nsid w:val="A447A9A8"/>
     <w:multiLevelType w:val="singleLevel"/>
     <w:tmpl w:val="A447A9A8"/>
-    <w:lvl w:ilvl="0">
+    <w:lvl w:ilvl="0" w:tentative="0">
       <w:start w:val="1"/>
       <w:numFmt w:val="decimal"/>
       <w:lvlText w:val="%1."/>
@@ -10491,7 +10620,7 @@
     <w:nsid w:val="ABE0E95B"/>
     <w:multiLevelType w:val="singleLevel"/>
     <w:tmpl w:val="ABE0E95B"/>
-    <w:lvl w:ilvl="0">
+    <w:lvl w:ilvl="0" w:tentative="0">
       <w:start w:val="1"/>
       <w:numFmt w:val="decimal"/>
       <w:lvlText w:val="%1."/>
@@ -10508,7 +10637,7 @@
     <w:nsid w:val="B5DB0583"/>
     <w:multiLevelType w:val="singleLevel"/>
     <w:tmpl w:val="B5DB0583"/>
-    <w:lvl w:ilvl="0">
+    <w:lvl w:ilvl="0" w:tentative="0">
       <w:start w:val="1"/>
       <w:numFmt w:val="decimal"/>
       <w:lvlText w:val="(%1)"/>
@@ -10528,7 +10657,7 @@
     <w:nsid w:val="E9EE2DF8"/>
     <w:multiLevelType w:val="singleLevel"/>
     <w:tmpl w:val="E9EE2DF8"/>
-    <w:lvl w:ilvl="0">
+    <w:lvl w:ilvl="0" w:tentative="0">
       <w:start w:val="1"/>
       <w:numFmt w:val="decimal"/>
       <w:lvlText w:val="%1."/>
@@ -10545,7 +10674,7 @@
     <w:nsid w:val="F9539CF3"/>
     <w:multiLevelType w:val="singleLevel"/>
     <w:tmpl w:val="F9539CF3"/>
-    <w:lvl w:ilvl="0">
+    <w:lvl w:ilvl="0" w:tentative="0">
       <w:start w:val="1"/>
       <w:numFmt w:val="decimal"/>
       <w:lvlText w:val="%1."/>
@@ -10562,7 +10691,7 @@
     <w:nsid w:val="1ED4AD67"/>
     <w:multiLevelType w:val="singleLevel"/>
     <w:tmpl w:val="1ED4AD67"/>
-    <w:lvl w:ilvl="0">
+    <w:lvl w:ilvl="0" w:tentative="0">
       <w:start w:val="1"/>
       <w:numFmt w:val="decimal"/>
       <w:lvlText w:val="%1."/>
@@ -10579,7 +10708,7 @@
     <w:nsid w:val="1F3B6B3F"/>
     <w:multiLevelType w:val="singleLevel"/>
     <w:tmpl w:val="1F3B6B3F"/>
-    <w:lvl w:ilvl="0">
+    <w:lvl w:ilvl="0" w:tentative="0">
       <w:start w:val="1"/>
       <w:numFmt w:val="decimal"/>
       <w:lvlText w:val="%1."/>
@@ -10596,7 +10725,7 @@
     <w:nsid w:val="36366E83"/>
     <w:multiLevelType w:val="singleLevel"/>
     <w:tmpl w:val="36366E83"/>
-    <w:lvl w:ilvl="0">
+    <w:lvl w:ilvl="0" w:tentative="0">
       <w:start w:val="1"/>
       <w:numFmt w:val="decimal"/>
       <w:lvlText w:val="%1."/>
@@ -10613,7 +10742,7 @@
     <w:nsid w:val="634AFD62"/>
     <w:multiLevelType w:val="singleLevel"/>
     <w:tmpl w:val="634AFD62"/>
-    <w:lvl w:ilvl="0">
+    <w:lvl w:ilvl="0" w:tentative="0">
       <w:start w:val="1"/>
       <w:numFmt w:val="decimal"/>
       <w:lvlText w:val="%1."/>
@@ -10660,268 +10789,270 @@
 </file>
 
 <file path=word/styles.xml><?xml version="1.0" encoding="utf-8"?>
-<w:styles xmlns:mc="http://schemas.openxmlformats.org/markup-compatibility/2006" xmlns:r="http://schemas.openxmlformats.org/officeDocument/2006/relationships" xmlns:w="http://schemas.openxmlformats.org/wordprocessingml/2006/main" xmlns:w14="http://schemas.microsoft.com/office/word/2010/wordml" xmlns:w15="http://schemas.microsoft.com/office/word/2012/wordml" mc:Ignorable="w14 w15">
+<w:styles xmlns:mc="http://schemas.openxmlformats.org/markup-compatibility/2006" xmlns:o="urn:schemas-microsoft-com:office:office" xmlns:r="http://schemas.openxmlformats.org/officeDocument/2006/relationships" xmlns:m="http://schemas.openxmlformats.org/officeDocument/2006/math" xmlns:v="urn:schemas-microsoft-com:vml" xmlns:w="http://schemas.openxmlformats.org/wordprocessingml/2006/main" xmlns:w14="http://schemas.microsoft.com/office/word/2010/wordml" xmlns:w10="urn:schemas-microsoft-com:office:word" xmlns:sl="http://schemas.openxmlformats.org/schemaLibrary/2006/main" xmlns:wpsCustomData="http://www.wps.cn/officeDocument/2013/wpsCustomData" mc:Ignorable="w14">
   <w:docDefaults>
     <w:rPrDefault>
       <w:rPr>
-        <w:rFonts w:ascii="Times New Roman" w:eastAsia="宋体" w:hAnsi="Times New Roman" w:cs="Times New Roman"/>
+        <w:rFonts w:ascii="Times New Roman" w:hAnsi="Times New Roman" w:eastAsia="宋体" w:cs="Times New Roman"/>
       </w:rPr>
     </w:rPrDefault>
     <w:pPrDefault/>
   </w:docDefaults>
-  <w:latentStyles w:defLockedState="0" w:defUIPriority="99" w:defSemiHidden="1" w:defUnhideWhenUsed="1" w:defQFormat="0" w:count="260">
-    <w:lsdException w:name="Normal" w:semiHidden="0" w:uiPriority="0" w:unhideWhenUsed="0" w:qFormat="1"/>
-    <w:lsdException w:name="heading 1" w:semiHidden="0" w:uiPriority="0" w:unhideWhenUsed="0" w:qFormat="1"/>
-    <w:lsdException w:name="heading 2" w:semiHidden="0" w:uiPriority="0" w:qFormat="1"/>
-    <w:lsdException w:name="heading 3" w:uiPriority="0" w:qFormat="1"/>
-    <w:lsdException w:name="heading 4" w:semiHidden="0" w:uiPriority="0" w:qFormat="1"/>
-    <w:lsdException w:name="heading 5" w:uiPriority="0" w:qFormat="1"/>
-    <w:lsdException w:name="heading 6" w:uiPriority="0" w:qFormat="1"/>
-    <w:lsdException w:name="heading 7" w:uiPriority="0" w:qFormat="1"/>
-    <w:lsdException w:name="heading 8" w:uiPriority="0" w:qFormat="1"/>
-    <w:lsdException w:name="heading 9" w:uiPriority="0" w:qFormat="1"/>
-    <w:lsdException w:name="index 1" w:semiHidden="0" w:uiPriority="0" w:unhideWhenUsed="0"/>
-    <w:lsdException w:name="index 2" w:semiHidden="0" w:uiPriority="0" w:unhideWhenUsed="0"/>
-    <w:lsdException w:name="index 3" w:semiHidden="0" w:uiPriority="0" w:unhideWhenUsed="0"/>
-    <w:lsdException w:name="index 4" w:semiHidden="0" w:uiPriority="0" w:unhideWhenUsed="0"/>
-    <w:lsdException w:name="index 5" w:semiHidden="0" w:uiPriority="0" w:unhideWhenUsed="0"/>
-    <w:lsdException w:name="index 6" w:semiHidden="0" w:uiPriority="0" w:unhideWhenUsed="0"/>
-    <w:lsdException w:name="index 7" w:semiHidden="0" w:uiPriority="0" w:unhideWhenUsed="0"/>
-    <w:lsdException w:name="index 8" w:semiHidden="0" w:uiPriority="0" w:unhideWhenUsed="0"/>
-    <w:lsdException w:name="index 9" w:semiHidden="0" w:uiPriority="0" w:unhideWhenUsed="0"/>
-    <w:lsdException w:name="toc 1" w:semiHidden="0" w:uiPriority="0" w:unhideWhenUsed="0" w:qFormat="1"/>
-    <w:lsdException w:name="toc 2" w:semiHidden="0" w:uiPriority="0" w:unhideWhenUsed="0" w:qFormat="1"/>
-    <w:lsdException w:name="toc 3" w:semiHidden="0" w:uiPriority="0" w:unhideWhenUsed="0" w:qFormat="1"/>
-    <w:lsdException w:name="toc 4" w:semiHidden="0" w:uiPriority="0" w:unhideWhenUsed="0"/>
-    <w:lsdException w:name="toc 5" w:semiHidden="0" w:uiPriority="0" w:unhideWhenUsed="0"/>
-    <w:lsdException w:name="toc 6" w:semiHidden="0" w:uiPriority="0" w:unhideWhenUsed="0"/>
-    <w:lsdException w:name="toc 7" w:semiHidden="0" w:uiPriority="0" w:unhideWhenUsed="0"/>
-    <w:lsdException w:name="toc 8" w:semiHidden="0" w:uiPriority="0" w:unhideWhenUsed="0"/>
-    <w:lsdException w:name="toc 9" w:semiHidden="0" w:uiPriority="0" w:unhideWhenUsed="0"/>
-    <w:lsdException w:name="Normal Indent" w:semiHidden="0" w:uiPriority="0" w:unhideWhenUsed="0"/>
-    <w:lsdException w:name="footnote text" w:semiHidden="0" w:uiPriority="0" w:unhideWhenUsed="0"/>
-    <w:lsdException w:name="annotation text" w:semiHidden="0" w:uiPriority="0" w:unhideWhenUsed="0" w:qFormat="1"/>
-    <w:lsdException w:name="header" w:semiHidden="0" w:uiPriority="0" w:unhideWhenUsed="0" w:qFormat="1"/>
-    <w:lsdException w:name="footer" w:semiHidden="0" w:uiPriority="0" w:unhideWhenUsed="0" w:qFormat="1"/>
-    <w:lsdException w:name="index heading" w:semiHidden="0" w:uiPriority="0" w:unhideWhenUsed="0"/>
-    <w:lsdException w:name="caption" w:uiPriority="0" w:qFormat="1"/>
-    <w:lsdException w:name="table of figures" w:semiHidden="0" w:uiPriority="0" w:unhideWhenUsed="0"/>
-    <w:lsdException w:name="envelope address" w:semiHidden="0" w:uiPriority="0" w:unhideWhenUsed="0"/>
-    <w:lsdException w:name="envelope return" w:semiHidden="0" w:uiPriority="0" w:unhideWhenUsed="0"/>
-    <w:lsdException w:name="footnote reference" w:semiHidden="0" w:uiPriority="0" w:unhideWhenUsed="0"/>
-    <w:lsdException w:name="annotation reference" w:semiHidden="0" w:uiPriority="0" w:unhideWhenUsed="0"/>
-    <w:lsdException w:name="line number" w:semiHidden="0" w:uiPriority="0" w:unhideWhenUsed="0"/>
-    <w:lsdException w:name="page number" w:semiHidden="0" w:uiPriority="0" w:unhideWhenUsed="0"/>
-    <w:lsdException w:name="endnote reference" w:semiHidden="0" w:uiPriority="0" w:unhideWhenUsed="0"/>
-    <w:lsdException w:name="endnote text" w:semiHidden="0" w:uiPriority="0" w:unhideWhenUsed="0"/>
-    <w:lsdException w:name="table of authorities" w:semiHidden="0" w:uiPriority="0" w:unhideWhenUsed="0"/>
-    <w:lsdException w:name="macro" w:semiHidden="0" w:uiPriority="0" w:unhideWhenUsed="0"/>
-    <w:lsdException w:name="toa heading" w:semiHidden="0" w:uiPriority="0" w:unhideWhenUsed="0"/>
-    <w:lsdException w:name="List" w:semiHidden="0" w:uiPriority="0" w:unhideWhenUsed="0"/>
-    <w:lsdException w:name="List Bullet" w:semiHidden="0" w:uiPriority="0" w:unhideWhenUsed="0"/>
-    <w:lsdException w:name="List Number" w:semiHidden="0" w:uiPriority="0" w:unhideWhenUsed="0"/>
-    <w:lsdException w:name="List 2" w:semiHidden="0" w:uiPriority="0" w:unhideWhenUsed="0"/>
-    <w:lsdException w:name="List 3" w:semiHidden="0" w:uiPriority="0" w:unhideWhenUsed="0"/>
-    <w:lsdException w:name="List 4" w:semiHidden="0" w:uiPriority="0" w:unhideWhenUsed="0"/>
-    <w:lsdException w:name="List 5" w:semiHidden="0" w:uiPriority="0" w:unhideWhenUsed="0"/>
-    <w:lsdException w:name="List Bullet 2" w:semiHidden="0" w:uiPriority="0" w:unhideWhenUsed="0"/>
-    <w:lsdException w:name="List Bullet 3" w:semiHidden="0" w:uiPriority="0" w:unhideWhenUsed="0"/>
-    <w:lsdException w:name="List Bullet 4" w:semiHidden="0" w:uiPriority="0" w:unhideWhenUsed="0"/>
-    <w:lsdException w:name="List Bullet 5" w:semiHidden="0" w:uiPriority="0" w:unhideWhenUsed="0"/>
-    <w:lsdException w:name="List Number 2" w:semiHidden="0" w:uiPriority="0" w:unhideWhenUsed="0"/>
-    <w:lsdException w:name="List Number 3" w:semiHidden="0" w:uiPriority="0" w:unhideWhenUsed="0"/>
-    <w:lsdException w:name="List Number 4" w:semiHidden="0" w:uiPriority="0" w:unhideWhenUsed="0"/>
-    <w:lsdException w:name="List Number 5" w:semiHidden="0" w:uiPriority="0" w:unhideWhenUsed="0"/>
-    <w:lsdException w:name="Title" w:semiHidden="0" w:uiPriority="0" w:unhideWhenUsed="0" w:qFormat="1"/>
-    <w:lsdException w:name="Closing" w:semiHidden="0" w:uiPriority="0" w:unhideWhenUsed="0"/>
-    <w:lsdException w:name="Signature" w:semiHidden="0" w:uiPriority="0" w:unhideWhenUsed="0"/>
-    <w:lsdException w:name="Default Paragraph Font" w:uiPriority="0" w:unhideWhenUsed="0" w:qFormat="1"/>
-    <w:lsdException w:name="Body Text" w:uiPriority="0" w:unhideWhenUsed="0" w:qFormat="1"/>
-    <w:lsdException w:name="Body Text Indent" w:semiHidden="0" w:uiPriority="0" w:unhideWhenUsed="0"/>
-    <w:lsdException w:name="List Continue" w:semiHidden="0" w:uiPriority="0" w:unhideWhenUsed="0"/>
-    <w:lsdException w:name="List Continue 2" w:semiHidden="0" w:uiPriority="0" w:unhideWhenUsed="0"/>
-    <w:lsdException w:name="List Continue 3" w:semiHidden="0" w:uiPriority="0" w:unhideWhenUsed="0"/>
-    <w:lsdException w:name="List Continue 4" w:semiHidden="0" w:uiPriority="0" w:unhideWhenUsed="0"/>
-    <w:lsdException w:name="List Continue 5" w:semiHidden="0" w:uiPriority="0" w:unhideWhenUsed="0"/>
-    <w:lsdException w:name="Message Header" w:semiHidden="0" w:uiPriority="0" w:unhideWhenUsed="0"/>
-    <w:lsdException w:name="Subtitle" w:semiHidden="0" w:uiPriority="0" w:unhideWhenUsed="0" w:qFormat="1"/>
-    <w:lsdException w:name="Salutation" w:semiHidden="0" w:uiPriority="0" w:unhideWhenUsed="0"/>
-    <w:lsdException w:name="Date" w:semiHidden="0" w:uiPriority="0" w:unhideWhenUsed="0"/>
-    <w:lsdException w:name="Body Text First Indent" w:semiHidden="0" w:uiPriority="0" w:unhideWhenUsed="0"/>
-    <w:lsdException w:name="Body Text First Indent 2" w:semiHidden="0" w:uiPriority="0" w:unhideWhenUsed="0"/>
-    <w:lsdException w:name="Body Text 2" w:semiHidden="0" w:uiPriority="0" w:unhideWhenUsed="0"/>
-    <w:lsdException w:name="Body Text 3" w:semiHidden="0" w:uiPriority="0" w:unhideWhenUsed="0"/>
-    <w:lsdException w:name="Body Text Indent 2" w:semiHidden="0" w:uiPriority="0" w:unhideWhenUsed="0"/>
-    <w:lsdException w:name="Body Text Indent 3" w:semiHidden="0" w:uiPriority="0" w:unhideWhenUsed="0"/>
-    <w:lsdException w:name="Block Text" w:semiHidden="0" w:uiPriority="0" w:unhideWhenUsed="0"/>
-    <w:lsdException w:name="Hyperlink" w:semiHidden="0" w:uiPriority="0" w:unhideWhenUsed="0"/>
-    <w:lsdException w:name="FollowedHyperlink" w:semiHidden="0" w:uiPriority="0" w:unhideWhenUsed="0"/>
-    <w:lsdException w:name="Strong" w:semiHidden="0" w:uiPriority="0" w:unhideWhenUsed="0" w:qFormat="1"/>
-    <w:lsdException w:name="Emphasis" w:semiHidden="0" w:uiPriority="0" w:unhideWhenUsed="0" w:qFormat="1"/>
-    <w:lsdException w:name="Document Map" w:semiHidden="0" w:uiPriority="0" w:unhideWhenUsed="0"/>
-    <w:lsdException w:name="Plain Text" w:semiHidden="0" w:uiPriority="0" w:unhideWhenUsed="0"/>
-    <w:lsdException w:name="E-mail Signature" w:semiHidden="0" w:uiPriority="0" w:unhideWhenUsed="0"/>
-    <w:lsdException w:name="Normal (Web)" w:semiHidden="0" w:uiPriority="0" w:unhideWhenUsed="0" w:qFormat="1"/>
-    <w:lsdException w:name="HTML Acronym" w:semiHidden="0" w:uiPriority="0" w:unhideWhenUsed="0"/>
-    <w:lsdException w:name="HTML Address" w:semiHidden="0" w:uiPriority="0" w:unhideWhenUsed="0"/>
-    <w:lsdException w:name="HTML Cite" w:semiHidden="0" w:uiPriority="0" w:unhideWhenUsed="0"/>
-    <w:lsdException w:name="HTML Code" w:semiHidden="0" w:uiPriority="0" w:unhideWhenUsed="0"/>
-    <w:lsdException w:name="HTML Definition" w:semiHidden="0" w:uiPriority="0" w:unhideWhenUsed="0"/>
-    <w:lsdException w:name="HTML Keyboard" w:semiHidden="0" w:uiPriority="0" w:unhideWhenUsed="0"/>
-    <w:lsdException w:name="HTML Preformatted" w:semiHidden="0" w:uiPriority="0" w:unhideWhenUsed="0"/>
-    <w:lsdException w:name="HTML Sample" w:semiHidden="0" w:uiPriority="0" w:unhideWhenUsed="0"/>
-    <w:lsdException w:name="HTML Typewriter" w:semiHidden="0" w:uiPriority="0" w:unhideWhenUsed="0"/>
-    <w:lsdException w:name="HTML Variable" w:semiHidden="0" w:uiPriority="0" w:unhideWhenUsed="0"/>
-    <w:lsdException w:name="Normal Table" w:uiPriority="0" w:unhideWhenUsed="0" w:qFormat="1"/>
-    <w:lsdException w:name="annotation subject" w:semiHidden="0" w:uiPriority="0" w:unhideWhenUsed="0"/>
-    <w:lsdException w:name="Table Simple 1" w:semiHidden="0" w:uiPriority="0" w:unhideWhenUsed="0"/>
-    <w:lsdException w:name="Table Simple 2" w:semiHidden="0" w:uiPriority="0" w:unhideWhenUsed="0"/>
-    <w:lsdException w:name="Table Simple 3" w:semiHidden="0" w:uiPriority="0" w:unhideWhenUsed="0"/>
-    <w:lsdException w:name="Table Classic 1" w:semiHidden="0" w:uiPriority="0" w:unhideWhenUsed="0"/>
-    <w:lsdException w:name="Table Classic 2" w:semiHidden="0" w:uiPriority="0" w:unhideWhenUsed="0"/>
-    <w:lsdException w:name="Table Classic 3" w:semiHidden="0" w:uiPriority="0" w:unhideWhenUsed="0"/>
-    <w:lsdException w:name="Table Classic 4" w:semiHidden="0" w:uiPriority="0" w:unhideWhenUsed="0"/>
-    <w:lsdException w:name="Table Colorful 1" w:semiHidden="0" w:uiPriority="0" w:unhideWhenUsed="0"/>
-    <w:lsdException w:name="Table Colorful 2" w:semiHidden="0" w:uiPriority="0" w:unhideWhenUsed="0"/>
-    <w:lsdException w:name="Table Colorful 3" w:semiHidden="0" w:uiPriority="0" w:unhideWhenUsed="0"/>
-    <w:lsdException w:name="Table Columns 1" w:semiHidden="0" w:uiPriority="0" w:unhideWhenUsed="0"/>
-    <w:lsdException w:name="Table Columns 2" w:semiHidden="0" w:uiPriority="0" w:unhideWhenUsed="0"/>
-    <w:lsdException w:name="Table Columns 3" w:semiHidden="0" w:uiPriority="0" w:unhideWhenUsed="0"/>
-    <w:lsdException w:name="Table Columns 4" w:semiHidden="0" w:uiPriority="0" w:unhideWhenUsed="0"/>
-    <w:lsdException w:name="Table Columns 5" w:semiHidden="0" w:uiPriority="0" w:unhideWhenUsed="0"/>
-    <w:lsdException w:name="Table Grid 1" w:semiHidden="0" w:uiPriority="0" w:unhideWhenUsed="0"/>
-    <w:lsdException w:name="Table Grid 2" w:semiHidden="0" w:uiPriority="0" w:unhideWhenUsed="0"/>
-    <w:lsdException w:name="Table Grid 3" w:semiHidden="0" w:uiPriority="0" w:unhideWhenUsed="0"/>
-    <w:lsdException w:name="Table Grid 4" w:semiHidden="0" w:uiPriority="0" w:unhideWhenUsed="0"/>
-    <w:lsdException w:name="Table Grid 5" w:semiHidden="0" w:uiPriority="0" w:unhideWhenUsed="0"/>
-    <w:lsdException w:name="Table Grid 6" w:semiHidden="0" w:uiPriority="0" w:unhideWhenUsed="0"/>
-    <w:lsdException w:name="Table Grid 7" w:semiHidden="0" w:uiPriority="0" w:unhideWhenUsed="0"/>
-    <w:lsdException w:name="Table Grid 8" w:semiHidden="0" w:uiPriority="0" w:unhideWhenUsed="0"/>
-    <w:lsdException w:name="Table List 1" w:semiHidden="0" w:uiPriority="0" w:unhideWhenUsed="0"/>
-    <w:lsdException w:name="Table List 2" w:semiHidden="0" w:uiPriority="0" w:unhideWhenUsed="0"/>
-    <w:lsdException w:name="Table List 3" w:semiHidden="0" w:uiPriority="0" w:unhideWhenUsed="0"/>
-    <w:lsdException w:name="Table List 4" w:semiHidden="0" w:uiPriority="0" w:unhideWhenUsed="0"/>
-    <w:lsdException w:name="Table List 5" w:semiHidden="0" w:uiPriority="0" w:unhideWhenUsed="0"/>
-    <w:lsdException w:name="Table List 6" w:semiHidden="0" w:uiPriority="0" w:unhideWhenUsed="0"/>
-    <w:lsdException w:name="Table List 7" w:semiHidden="0" w:uiPriority="0" w:unhideWhenUsed="0"/>
-    <w:lsdException w:name="Table List 8" w:semiHidden="0" w:uiPriority="0" w:unhideWhenUsed="0"/>
-    <w:lsdException w:name="Table 3D effects 1" w:semiHidden="0" w:uiPriority="0" w:unhideWhenUsed="0"/>
-    <w:lsdException w:name="Table 3D effects 2" w:semiHidden="0" w:uiPriority="0" w:unhideWhenUsed="0"/>
-    <w:lsdException w:name="Table 3D effects 3" w:semiHidden="0" w:uiPriority="0" w:unhideWhenUsed="0"/>
-    <w:lsdException w:name="Table Contemporary" w:semiHidden="0" w:uiPriority="0" w:unhideWhenUsed="0"/>
-    <w:lsdException w:name="Table Elegant" w:semiHidden="0" w:uiPriority="0" w:unhideWhenUsed="0"/>
-    <w:lsdException w:name="Table Professional" w:semiHidden="0" w:uiPriority="0" w:unhideWhenUsed="0"/>
-    <w:lsdException w:name="Table Subtle 1" w:semiHidden="0" w:uiPriority="0" w:unhideWhenUsed="0"/>
-    <w:lsdException w:name="Table Subtle 2" w:semiHidden="0" w:uiPriority="0" w:unhideWhenUsed="0"/>
-    <w:lsdException w:name="Table Web 1" w:semiHidden="0" w:uiPriority="0" w:unhideWhenUsed="0"/>
-    <w:lsdException w:name="Table Web 2" w:semiHidden="0" w:uiPriority="0" w:unhideWhenUsed="0"/>
-    <w:lsdException w:name="Table Web 3" w:semiHidden="0" w:uiPriority="0" w:unhideWhenUsed="0"/>
-    <w:lsdException w:name="Balloon Text" w:semiHidden="0" w:uiPriority="0" w:unhideWhenUsed="0"/>
-    <w:lsdException w:name="Table Grid" w:semiHidden="0" w:uiPriority="0" w:unhideWhenUsed="0" w:qFormat="1"/>
-    <w:lsdException w:name="Table Theme" w:semiHidden="0" w:uiPriority="0" w:unhideWhenUsed="0"/>
-    <w:lsdException w:name="Light Shading" w:semiHidden="0" w:uiPriority="60" w:unhideWhenUsed="0"/>
-    <w:lsdException w:name="Light List" w:semiHidden="0" w:uiPriority="61" w:unhideWhenUsed="0"/>
-    <w:lsdException w:name="Light Grid" w:semiHidden="0" w:uiPriority="62" w:unhideWhenUsed="0"/>
-    <w:lsdException w:name="Medium Shading 1" w:semiHidden="0" w:uiPriority="63" w:unhideWhenUsed="0"/>
-    <w:lsdException w:name="Medium Shading 2" w:semiHidden="0" w:uiPriority="64" w:unhideWhenUsed="0"/>
-    <w:lsdException w:name="Medium List 1" w:semiHidden="0" w:uiPriority="65" w:unhideWhenUsed="0"/>
-    <w:lsdException w:name="Medium List 2" w:semiHidden="0" w:uiPriority="66" w:unhideWhenUsed="0"/>
-    <w:lsdException w:name="Medium Grid 1" w:semiHidden="0" w:uiPriority="67" w:unhideWhenUsed="0"/>
-    <w:lsdException w:name="Medium Grid 2" w:semiHidden="0" w:uiPriority="68" w:unhideWhenUsed="0"/>
-    <w:lsdException w:name="Medium Grid 3" w:semiHidden="0" w:uiPriority="69" w:unhideWhenUsed="0"/>
-    <w:lsdException w:name="Dark List" w:semiHidden="0" w:uiPriority="70" w:unhideWhenUsed="0"/>
-    <w:lsdException w:name="Colorful Shading" w:semiHidden="0" w:uiPriority="71" w:unhideWhenUsed="0"/>
-    <w:lsdException w:name="Colorful List" w:semiHidden="0" w:uiPriority="72" w:unhideWhenUsed="0"/>
-    <w:lsdException w:name="Colorful Grid" w:semiHidden="0" w:uiPriority="73" w:unhideWhenUsed="0"/>
-    <w:lsdException w:name="Light Shading Accent 1" w:semiHidden="0" w:uiPriority="60" w:unhideWhenUsed="0"/>
-    <w:lsdException w:name="Light List Accent 1" w:semiHidden="0" w:uiPriority="61" w:unhideWhenUsed="0"/>
-    <w:lsdException w:name="Light Grid Accent 1" w:semiHidden="0" w:uiPriority="62" w:unhideWhenUsed="0"/>
-    <w:lsdException w:name="Medium Shading 1 Accent 1" w:semiHidden="0" w:uiPriority="63" w:unhideWhenUsed="0"/>
-    <w:lsdException w:name="Medium Shading 2 Accent 1" w:semiHidden="0" w:uiPriority="64" w:unhideWhenUsed="0"/>
-    <w:lsdException w:name="Medium List 1 Accent 1" w:semiHidden="0" w:uiPriority="65" w:unhideWhenUsed="0"/>
-    <w:lsdException w:name="List Paragraph" w:semiHidden="0" w:uiPriority="34" w:unhideWhenUsed="0" w:qFormat="1"/>
-    <w:lsdException w:name="Medium List 2 Accent 1" w:semiHidden="0" w:uiPriority="66" w:unhideWhenUsed="0"/>
-    <w:lsdException w:name="Medium Grid 1 Accent 1" w:semiHidden="0" w:uiPriority="67" w:unhideWhenUsed="0"/>
-    <w:lsdException w:name="Medium Grid 2 Accent 1" w:semiHidden="0" w:uiPriority="68" w:unhideWhenUsed="0"/>
-    <w:lsdException w:name="Medium Grid 3 Accent 1" w:semiHidden="0" w:uiPriority="69" w:unhideWhenUsed="0"/>
-    <w:lsdException w:name="Dark List Accent 1" w:semiHidden="0" w:uiPriority="70" w:unhideWhenUsed="0"/>
-    <w:lsdException w:name="Colorful Shading Accent 1" w:semiHidden="0" w:uiPriority="71" w:unhideWhenUsed="0"/>
-    <w:lsdException w:name="Colorful List Accent 1" w:semiHidden="0" w:uiPriority="72" w:unhideWhenUsed="0"/>
-    <w:lsdException w:name="Colorful Grid Accent 1" w:semiHidden="0" w:uiPriority="73" w:unhideWhenUsed="0"/>
-    <w:lsdException w:name="Light Shading Accent 2" w:semiHidden="0" w:uiPriority="60" w:unhideWhenUsed="0"/>
-    <w:lsdException w:name="Light List Accent 2" w:semiHidden="0" w:uiPriority="61" w:unhideWhenUsed="0"/>
-    <w:lsdException w:name="Light Grid Accent 2" w:semiHidden="0" w:uiPriority="62" w:unhideWhenUsed="0"/>
-    <w:lsdException w:name="Medium Shading 1 Accent 2" w:semiHidden="0" w:uiPriority="63" w:unhideWhenUsed="0"/>
-    <w:lsdException w:name="Medium Shading 2 Accent 2" w:semiHidden="0" w:uiPriority="64" w:unhideWhenUsed="0"/>
-    <w:lsdException w:name="Medium List 1 Accent 2" w:semiHidden="0" w:uiPriority="65" w:unhideWhenUsed="0"/>
-    <w:lsdException w:name="Medium List 2 Accent 2" w:semiHidden="0" w:uiPriority="66" w:unhideWhenUsed="0"/>
-    <w:lsdException w:name="Medium Grid 1 Accent 2" w:semiHidden="0" w:uiPriority="67" w:unhideWhenUsed="0"/>
-    <w:lsdException w:name="Medium Grid 2 Accent 2" w:semiHidden="0" w:uiPriority="68" w:unhideWhenUsed="0"/>
-    <w:lsdException w:name="Medium Grid 3 Accent 2" w:semiHidden="0" w:uiPriority="69" w:unhideWhenUsed="0"/>
-    <w:lsdException w:name="Dark List Accent 2" w:semiHidden="0" w:uiPriority="70" w:unhideWhenUsed="0"/>
-    <w:lsdException w:name="Colorful Shading Accent 2" w:semiHidden="0" w:uiPriority="71" w:unhideWhenUsed="0"/>
-    <w:lsdException w:name="Colorful List Accent 2" w:semiHidden="0" w:uiPriority="72" w:unhideWhenUsed="0"/>
-    <w:lsdException w:name="Colorful Grid Accent 2" w:semiHidden="0" w:uiPriority="73" w:unhideWhenUsed="0"/>
-    <w:lsdException w:name="Light Shading Accent 3" w:semiHidden="0" w:uiPriority="60" w:unhideWhenUsed="0"/>
-    <w:lsdException w:name="Light List Accent 3" w:semiHidden="0" w:uiPriority="61" w:unhideWhenUsed="0"/>
-    <w:lsdException w:name="Light Grid Accent 3" w:semiHidden="0" w:uiPriority="62" w:unhideWhenUsed="0"/>
-    <w:lsdException w:name="Medium Shading 1 Accent 3" w:semiHidden="0" w:uiPriority="63" w:unhideWhenUsed="0"/>
-    <w:lsdException w:name="Medium Shading 2 Accent 3" w:semiHidden="0" w:uiPriority="64" w:unhideWhenUsed="0"/>
-    <w:lsdException w:name="Medium List 1 Accent 3" w:semiHidden="0" w:uiPriority="65" w:unhideWhenUsed="0"/>
-    <w:lsdException w:name="Medium List 2 Accent 3" w:semiHidden="0" w:uiPriority="66" w:unhideWhenUsed="0"/>
-    <w:lsdException w:name="Medium Grid 1 Accent 3" w:semiHidden="0" w:uiPriority="67" w:unhideWhenUsed="0"/>
-    <w:lsdException w:name="Medium Grid 2 Accent 3" w:semiHidden="0" w:uiPriority="68" w:unhideWhenUsed="0"/>
-    <w:lsdException w:name="Medium Grid 3 Accent 3" w:semiHidden="0" w:uiPriority="69" w:unhideWhenUsed="0"/>
-    <w:lsdException w:name="Dark List Accent 3" w:semiHidden="0" w:uiPriority="70" w:unhideWhenUsed="0"/>
-    <w:lsdException w:name="Colorful Shading Accent 3" w:semiHidden="0" w:uiPriority="71" w:unhideWhenUsed="0"/>
-    <w:lsdException w:name="Colorful List Accent 3" w:semiHidden="0" w:uiPriority="72" w:unhideWhenUsed="0"/>
-    <w:lsdException w:name="Colorful Grid Accent 3" w:semiHidden="0" w:uiPriority="73" w:unhideWhenUsed="0"/>
-    <w:lsdException w:name="Light Shading Accent 4" w:semiHidden="0" w:uiPriority="60" w:unhideWhenUsed="0"/>
-    <w:lsdException w:name="Light List Accent 4" w:semiHidden="0" w:uiPriority="61" w:unhideWhenUsed="0"/>
-    <w:lsdException w:name="Light Grid Accent 4" w:semiHidden="0" w:uiPriority="62" w:unhideWhenUsed="0"/>
-    <w:lsdException w:name="Medium Shading 1 Accent 4" w:semiHidden="0" w:uiPriority="63" w:unhideWhenUsed="0"/>
-    <w:lsdException w:name="Medium Shading 2 Accent 4" w:semiHidden="0" w:uiPriority="64" w:unhideWhenUsed="0"/>
-    <w:lsdException w:name="Medium List 1 Accent 4" w:semiHidden="0" w:uiPriority="65" w:unhideWhenUsed="0"/>
-    <w:lsdException w:name="Medium List 2 Accent 4" w:semiHidden="0" w:uiPriority="66" w:unhideWhenUsed="0"/>
-    <w:lsdException w:name="Medium Grid 1 Accent 4" w:semiHidden="0" w:uiPriority="67" w:unhideWhenUsed="0"/>
-    <w:lsdException w:name="Medium Grid 2 Accent 4" w:semiHidden="0" w:uiPriority="68" w:unhideWhenUsed="0"/>
-    <w:lsdException w:name="Medium Grid 3 Accent 4" w:semiHidden="0" w:uiPriority="69" w:unhideWhenUsed="0"/>
-    <w:lsdException w:name="Dark List Accent 4" w:semiHidden="0" w:uiPriority="70" w:unhideWhenUsed="0"/>
-    <w:lsdException w:name="Colorful Shading Accent 4" w:semiHidden="0" w:uiPriority="71" w:unhideWhenUsed="0"/>
-    <w:lsdException w:name="Colorful List Accent 4" w:semiHidden="0" w:uiPriority="72" w:unhideWhenUsed="0"/>
-    <w:lsdException w:name="Colorful Grid Accent 4" w:semiHidden="0" w:uiPriority="73" w:unhideWhenUsed="0"/>
-    <w:lsdException w:name="Light Shading Accent 5" w:semiHidden="0" w:uiPriority="60" w:unhideWhenUsed="0"/>
-    <w:lsdException w:name="Light List Accent 5" w:semiHidden="0" w:uiPriority="61" w:unhideWhenUsed="0"/>
-    <w:lsdException w:name="Light Grid Accent 5" w:semiHidden="0" w:uiPriority="62" w:unhideWhenUsed="0"/>
-    <w:lsdException w:name="Medium Shading 1 Accent 5" w:semiHidden="0" w:uiPriority="63" w:unhideWhenUsed="0"/>
-    <w:lsdException w:name="Medium Shading 2 Accent 5" w:semiHidden="0" w:uiPriority="64" w:unhideWhenUsed="0"/>
-    <w:lsdException w:name="Medium List 1 Accent 5" w:semiHidden="0" w:uiPriority="65" w:unhideWhenUsed="0"/>
-    <w:lsdException w:name="Medium List 2 Accent 5" w:semiHidden="0" w:uiPriority="66" w:unhideWhenUsed="0"/>
-    <w:lsdException w:name="Medium Grid 1 Accent 5" w:semiHidden="0" w:uiPriority="67" w:unhideWhenUsed="0"/>
-    <w:lsdException w:name="Medium Grid 2 Accent 5" w:semiHidden="0" w:uiPriority="68" w:unhideWhenUsed="0"/>
-    <w:lsdException w:name="Medium Grid 3 Accent 5" w:semiHidden="0" w:uiPriority="69" w:unhideWhenUsed="0"/>
-    <w:lsdException w:name="Dark List Accent 5" w:semiHidden="0" w:uiPriority="70" w:unhideWhenUsed="0"/>
-    <w:lsdException w:name="Colorful Shading Accent 5" w:semiHidden="0" w:uiPriority="71" w:unhideWhenUsed="0"/>
-    <w:lsdException w:name="Colorful List Accent 5" w:semiHidden="0" w:uiPriority="72" w:unhideWhenUsed="0"/>
-    <w:lsdException w:name="Colorful Grid Accent 5" w:semiHidden="0" w:uiPriority="73" w:unhideWhenUsed="0"/>
-    <w:lsdException w:name="Light Shading Accent 6" w:semiHidden="0" w:uiPriority="60" w:unhideWhenUsed="0"/>
-    <w:lsdException w:name="Light List Accent 6" w:semiHidden="0" w:uiPriority="61" w:unhideWhenUsed="0"/>
-    <w:lsdException w:name="Light Grid Accent 6" w:semiHidden="0" w:uiPriority="62" w:unhideWhenUsed="0"/>
-    <w:lsdException w:name="Medium Shading 1 Accent 6" w:semiHidden="0" w:uiPriority="63" w:unhideWhenUsed="0"/>
-    <w:lsdException w:name="Medium Shading 2 Accent 6" w:semiHidden="0" w:uiPriority="64" w:unhideWhenUsed="0"/>
-    <w:lsdException w:name="Medium List 1 Accent 6" w:semiHidden="0" w:uiPriority="65" w:unhideWhenUsed="0"/>
-    <w:lsdException w:name="Medium List 2 Accent 6" w:semiHidden="0" w:uiPriority="66" w:unhideWhenUsed="0"/>
-    <w:lsdException w:name="Medium Grid 1 Accent 6" w:semiHidden="0" w:uiPriority="67" w:unhideWhenUsed="0"/>
-    <w:lsdException w:name="Medium Grid 2 Accent 6" w:semiHidden="0" w:uiPriority="68" w:unhideWhenUsed="0"/>
-    <w:lsdException w:name="Medium Grid 3 Accent 6" w:semiHidden="0" w:uiPriority="69" w:unhideWhenUsed="0"/>
-    <w:lsdException w:name="Dark List Accent 6" w:semiHidden="0" w:uiPriority="70" w:unhideWhenUsed="0"/>
-    <w:lsdException w:name="Colorful Shading Accent 6" w:semiHidden="0" w:uiPriority="71" w:unhideWhenUsed="0"/>
-    <w:lsdException w:name="Colorful List Accent 6" w:semiHidden="0" w:uiPriority="72" w:unhideWhenUsed="0"/>
-    <w:lsdException w:name="Colorful Grid Accent 6" w:semiHidden="0" w:uiPriority="73" w:unhideWhenUsed="0"/>
+  <w:latentStyles w:count="260" w:defQFormat="0" w:defUnhideWhenUsed="1" w:defSemiHidden="1" w:defUIPriority="99" w:defLockedState="0">
+    <w:lsdException w:qFormat="1" w:unhideWhenUsed="0" w:uiPriority="0" w:semiHidden="0" w:name="Normal"/>
+    <w:lsdException w:qFormat="1" w:unhideWhenUsed="0" w:uiPriority="0" w:semiHidden="0" w:name="heading 1"/>
+    <w:lsdException w:qFormat="1" w:uiPriority="0" w:semiHidden="0" w:name="heading 2"/>
+    <w:lsdException w:qFormat="1" w:uiPriority="0" w:name="heading 3"/>
+    <w:lsdException w:qFormat="1" w:uiPriority="0" w:semiHidden="0" w:name="heading 4"/>
+    <w:lsdException w:qFormat="1" w:uiPriority="0" w:name="heading 5"/>
+    <w:lsdException w:qFormat="1" w:uiPriority="0" w:name="heading 6"/>
+    <w:lsdException w:qFormat="1" w:uiPriority="0" w:name="heading 7"/>
+    <w:lsdException w:qFormat="1" w:uiPriority="0" w:name="heading 8"/>
+    <w:lsdException w:qFormat="1" w:uiPriority="0" w:name="heading 9"/>
+    <w:lsdException w:unhideWhenUsed="0" w:uiPriority="0" w:semiHidden="0" w:name="index 1"/>
+    <w:lsdException w:unhideWhenUsed="0" w:uiPriority="0" w:semiHidden="0" w:name="index 2"/>
+    <w:lsdException w:unhideWhenUsed="0" w:uiPriority="0" w:semiHidden="0" w:name="index 3"/>
+    <w:lsdException w:unhideWhenUsed="0" w:uiPriority="0" w:semiHidden="0" w:name="index 4"/>
+    <w:lsdException w:unhideWhenUsed="0" w:uiPriority="0" w:semiHidden="0" w:name="index 5"/>
+    <w:lsdException w:unhideWhenUsed="0" w:uiPriority="0" w:semiHidden="0" w:name="index 6"/>
+    <w:lsdException w:unhideWhenUsed="0" w:uiPriority="0" w:semiHidden="0" w:name="index 7"/>
+    <w:lsdException w:unhideWhenUsed="0" w:uiPriority="0" w:semiHidden="0" w:name="index 8"/>
+    <w:lsdException w:unhideWhenUsed="0" w:uiPriority="0" w:semiHidden="0" w:name="index 9"/>
+    <w:lsdException w:qFormat="1" w:unhideWhenUsed="0" w:uiPriority="0" w:semiHidden="0" w:name="toc 1"/>
+    <w:lsdException w:qFormat="1" w:unhideWhenUsed="0" w:uiPriority="0" w:semiHidden="0" w:name="toc 2"/>
+    <w:lsdException w:qFormat="1" w:unhideWhenUsed="0" w:uiPriority="0" w:semiHidden="0" w:name="toc 3"/>
+    <w:lsdException w:unhideWhenUsed="0" w:uiPriority="0" w:semiHidden="0" w:name="toc 4"/>
+    <w:lsdException w:unhideWhenUsed="0" w:uiPriority="0" w:semiHidden="0" w:name="toc 5"/>
+    <w:lsdException w:unhideWhenUsed="0" w:uiPriority="0" w:semiHidden="0" w:name="toc 6"/>
+    <w:lsdException w:unhideWhenUsed="0" w:uiPriority="0" w:semiHidden="0" w:name="toc 7"/>
+    <w:lsdException w:unhideWhenUsed="0" w:uiPriority="0" w:semiHidden="0" w:name="toc 8"/>
+    <w:lsdException w:unhideWhenUsed="0" w:uiPriority="0" w:semiHidden="0" w:name="toc 9"/>
+    <w:lsdException w:unhideWhenUsed="0" w:uiPriority="0" w:semiHidden="0" w:name="Normal Indent"/>
+    <w:lsdException w:unhideWhenUsed="0" w:uiPriority="0" w:semiHidden="0" w:name="footnote text"/>
+    <w:lsdException w:qFormat="1" w:unhideWhenUsed="0" w:uiPriority="0" w:semiHidden="0" w:name="annotation text"/>
+    <w:lsdException w:qFormat="1" w:unhideWhenUsed="0" w:uiPriority="0" w:semiHidden="0" w:name="header"/>
+    <w:lsdException w:qFormat="1" w:unhideWhenUsed="0" w:uiPriority="0" w:semiHidden="0" w:name="footer"/>
+    <w:lsdException w:unhideWhenUsed="0" w:uiPriority="0" w:semiHidden="0" w:name="index heading"/>
+    <w:lsdException w:qFormat="1" w:uiPriority="0" w:name="caption"/>
+    <w:lsdException w:unhideWhenUsed="0" w:uiPriority="0" w:semiHidden="0" w:name="table of figures"/>
+    <w:lsdException w:unhideWhenUsed="0" w:uiPriority="0" w:semiHidden="0" w:name="envelope address"/>
+    <w:lsdException w:unhideWhenUsed="0" w:uiPriority="0" w:semiHidden="0" w:name="envelope return"/>
+    <w:lsdException w:unhideWhenUsed="0" w:uiPriority="0" w:semiHidden="0" w:name="footnote reference"/>
+    <w:lsdException w:unhideWhenUsed="0" w:uiPriority="0" w:semiHidden="0" w:name="annotation reference"/>
+    <w:lsdException w:unhideWhenUsed="0" w:uiPriority="0" w:semiHidden="0" w:name="line number"/>
+    <w:lsdException w:unhideWhenUsed="0" w:uiPriority="0" w:semiHidden="0" w:name="page number"/>
+    <w:lsdException w:unhideWhenUsed="0" w:uiPriority="0" w:semiHidden="0" w:name="endnote reference"/>
+    <w:lsdException w:unhideWhenUsed="0" w:uiPriority="0" w:semiHidden="0" w:name="endnote text"/>
+    <w:lsdException w:unhideWhenUsed="0" w:uiPriority="0" w:semiHidden="0" w:name="table of authorities"/>
+    <w:lsdException w:unhideWhenUsed="0" w:uiPriority="0" w:semiHidden="0" w:name="macro"/>
+    <w:lsdException w:unhideWhenUsed="0" w:uiPriority="0" w:semiHidden="0" w:name="toa heading"/>
+    <w:lsdException w:unhideWhenUsed="0" w:uiPriority="0" w:semiHidden="0" w:name="List"/>
+    <w:lsdException w:unhideWhenUsed="0" w:uiPriority="0" w:semiHidden="0" w:name="List Bullet"/>
+    <w:lsdException w:unhideWhenUsed="0" w:uiPriority="0" w:semiHidden="0" w:name="List Number"/>
+    <w:lsdException w:unhideWhenUsed="0" w:uiPriority="0" w:semiHidden="0" w:name="List 2"/>
+    <w:lsdException w:unhideWhenUsed="0" w:uiPriority="0" w:semiHidden="0" w:name="List 3"/>
+    <w:lsdException w:unhideWhenUsed="0" w:uiPriority="0" w:semiHidden="0" w:name="List 4"/>
+    <w:lsdException w:unhideWhenUsed="0" w:uiPriority="0" w:semiHidden="0" w:name="List 5"/>
+    <w:lsdException w:unhideWhenUsed="0" w:uiPriority="0" w:semiHidden="0" w:name="List Bullet 2"/>
+    <w:lsdException w:unhideWhenUsed="0" w:uiPriority="0" w:semiHidden="0" w:name="List Bullet 3"/>
+    <w:lsdException w:unhideWhenUsed="0" w:uiPriority="0" w:semiHidden="0" w:name="List Bullet 4"/>
+    <w:lsdException w:unhideWhenUsed="0" w:uiPriority="0" w:semiHidden="0" w:name="List Bullet 5"/>
+    <w:lsdException w:unhideWhenUsed="0" w:uiPriority="0" w:semiHidden="0" w:name="List Number 2"/>
+    <w:lsdException w:unhideWhenUsed="0" w:uiPriority="0" w:semiHidden="0" w:name="List Number 3"/>
+    <w:lsdException w:unhideWhenUsed="0" w:uiPriority="0" w:semiHidden="0" w:name="List Number 4"/>
+    <w:lsdException w:unhideWhenUsed="0" w:uiPriority="0" w:semiHidden="0" w:name="List Number 5"/>
+    <w:lsdException w:qFormat="1" w:unhideWhenUsed="0" w:uiPriority="0" w:semiHidden="0" w:name="Title"/>
+    <w:lsdException w:unhideWhenUsed="0" w:uiPriority="0" w:semiHidden="0" w:name="Closing"/>
+    <w:lsdException w:unhideWhenUsed="0" w:uiPriority="0" w:semiHidden="0" w:name="Signature"/>
+    <w:lsdException w:qFormat="1" w:unhideWhenUsed="0" w:uiPriority="0" w:name="Default Paragraph Font"/>
+    <w:lsdException w:qFormat="1" w:unhideWhenUsed="0" w:uiPriority="0" w:name="Body Text"/>
+    <w:lsdException w:unhideWhenUsed="0" w:uiPriority="0" w:semiHidden="0" w:name="Body Text Indent"/>
+    <w:lsdException w:unhideWhenUsed="0" w:uiPriority="0" w:semiHidden="0" w:name="List Continue"/>
+    <w:lsdException w:unhideWhenUsed="0" w:uiPriority="0" w:semiHidden="0" w:name="List Continue 2"/>
+    <w:lsdException w:unhideWhenUsed="0" w:uiPriority="0" w:semiHidden="0" w:name="List Continue 3"/>
+    <w:lsdException w:unhideWhenUsed="0" w:uiPriority="0" w:semiHidden="0" w:name="List Continue 4"/>
+    <w:lsdException w:unhideWhenUsed="0" w:uiPriority="0" w:semiHidden="0" w:name="List Continue 5"/>
+    <w:lsdException w:unhideWhenUsed="0" w:uiPriority="0" w:semiHidden="0" w:name="Message Header"/>
+    <w:lsdException w:qFormat="1" w:unhideWhenUsed="0" w:uiPriority="0" w:semiHidden="0" w:name="Subtitle"/>
+    <w:lsdException w:unhideWhenUsed="0" w:uiPriority="0" w:semiHidden="0" w:name="Salutation"/>
+    <w:lsdException w:unhideWhenUsed="0" w:uiPriority="0" w:semiHidden="0" w:name="Date"/>
+    <w:lsdException w:unhideWhenUsed="0" w:uiPriority="0" w:semiHidden="0" w:name="Body Text First Indent"/>
+    <w:lsdException w:unhideWhenUsed="0" w:uiPriority="0" w:semiHidden="0" w:name="Body Text First Indent 2"/>
+    <w:lsdException w:uiPriority="99" w:name="Note Heading"/>
+    <w:lsdException w:unhideWhenUsed="0" w:uiPriority="0" w:semiHidden="0" w:name="Body Text 2"/>
+    <w:lsdException w:unhideWhenUsed="0" w:uiPriority="0" w:semiHidden="0" w:name="Body Text 3"/>
+    <w:lsdException w:unhideWhenUsed="0" w:uiPriority="0" w:semiHidden="0" w:name="Body Text Indent 2"/>
+    <w:lsdException w:unhideWhenUsed="0" w:uiPriority="0" w:semiHidden="0" w:name="Body Text Indent 3"/>
+    <w:lsdException w:unhideWhenUsed="0" w:uiPriority="0" w:semiHidden="0" w:name="Block Text"/>
+    <w:lsdException w:unhideWhenUsed="0" w:uiPriority="0" w:semiHidden="0" w:name="Hyperlink"/>
+    <w:lsdException w:unhideWhenUsed="0" w:uiPriority="0" w:semiHidden="0" w:name="FollowedHyperlink"/>
+    <w:lsdException w:qFormat="1" w:unhideWhenUsed="0" w:uiPriority="0" w:semiHidden="0" w:name="Strong"/>
+    <w:lsdException w:qFormat="1" w:unhideWhenUsed="0" w:uiPriority="0" w:semiHidden="0" w:name="Emphasis"/>
+    <w:lsdException w:unhideWhenUsed="0" w:uiPriority="0" w:semiHidden="0" w:name="Document Map"/>
+    <w:lsdException w:unhideWhenUsed="0" w:uiPriority="0" w:semiHidden="0" w:name="Plain Text"/>
+    <w:lsdException w:unhideWhenUsed="0" w:uiPriority="0" w:semiHidden="0" w:name="E-mail Signature"/>
+    <w:lsdException w:qFormat="1" w:unhideWhenUsed="0" w:uiPriority="0" w:semiHidden="0" w:name="Normal (Web)"/>
+    <w:lsdException w:unhideWhenUsed="0" w:uiPriority="0" w:semiHidden="0" w:name="HTML Acronym"/>
+    <w:lsdException w:unhideWhenUsed="0" w:uiPriority="0" w:semiHidden="0" w:name="HTML Address"/>
+    <w:lsdException w:unhideWhenUsed="0" w:uiPriority="0" w:semiHidden="0" w:name="HTML Cite"/>
+    <w:lsdException w:unhideWhenUsed="0" w:uiPriority="0" w:semiHidden="0" w:name="HTML Code"/>
+    <w:lsdException w:unhideWhenUsed="0" w:uiPriority="0" w:semiHidden="0" w:name="HTML Definition"/>
+    <w:lsdException w:unhideWhenUsed="0" w:uiPriority="0" w:semiHidden="0" w:name="HTML Keyboard"/>
+    <w:lsdException w:unhideWhenUsed="0" w:uiPriority="0" w:semiHidden="0" w:name="HTML Preformatted"/>
+    <w:lsdException w:unhideWhenUsed="0" w:uiPriority="0" w:semiHidden="0" w:name="HTML Sample"/>
+    <w:lsdException w:unhideWhenUsed="0" w:uiPriority="0" w:semiHidden="0" w:name="HTML Typewriter"/>
+    <w:lsdException w:unhideWhenUsed="0" w:uiPriority="0" w:semiHidden="0" w:name="HTML Variable"/>
+    <w:lsdException w:qFormat="1" w:unhideWhenUsed="0" w:uiPriority="0" w:name="Normal Table"/>
+    <w:lsdException w:unhideWhenUsed="0" w:uiPriority="0" w:semiHidden="0" w:name="annotation subject"/>
+    <w:lsdException w:unhideWhenUsed="0" w:uiPriority="0" w:semiHidden="0" w:name="Table Simple 1"/>
+    <w:lsdException w:unhideWhenUsed="0" w:uiPriority="0" w:semiHidden="0" w:name="Table Simple 2"/>
+    <w:lsdException w:unhideWhenUsed="0" w:uiPriority="0" w:semiHidden="0" w:name="Table Simple 3"/>
+    <w:lsdException w:unhideWhenUsed="0" w:uiPriority="0" w:semiHidden="0" w:name="Table Classic 1"/>
+    <w:lsdException w:unhideWhenUsed="0" w:uiPriority="0" w:semiHidden="0" w:name="Table Classic 2"/>
+    <w:lsdException w:unhideWhenUsed="0" w:uiPriority="0" w:semiHidden="0" w:name="Table Classic 3"/>
+    <w:lsdException w:unhideWhenUsed="0" w:uiPriority="0" w:semiHidden="0" w:name="Table Classic 4"/>
+    <w:lsdException w:unhideWhenUsed="0" w:uiPriority="0" w:semiHidden="0" w:name="Table Colorful 1"/>
+    <w:lsdException w:unhideWhenUsed="0" w:uiPriority="0" w:semiHidden="0" w:name="Table Colorful 2"/>
+    <w:lsdException w:unhideWhenUsed="0" w:uiPriority="0" w:semiHidden="0" w:name="Table Colorful 3"/>
+    <w:lsdException w:unhideWhenUsed="0" w:uiPriority="0" w:semiHidden="0" w:name="Table Columns 1"/>
+    <w:lsdException w:unhideWhenUsed="0" w:uiPriority="0" w:semiHidden="0" w:name="Table Columns 2"/>
+    <w:lsdException w:unhideWhenUsed="0" w:uiPriority="0" w:semiHidden="0" w:name="Table Columns 3"/>
+    <w:lsdException w:unhideWhenUsed="0" w:uiPriority="0" w:semiHidden="0" w:name="Table Columns 4"/>
+    <w:lsdException w:unhideWhenUsed="0" w:uiPriority="0" w:semiHidden="0" w:name="Table Columns 5"/>
+    <w:lsdException w:unhideWhenUsed="0" w:uiPriority="0" w:semiHidden="0" w:name="Table Grid 1"/>
+    <w:lsdException w:unhideWhenUsed="0" w:uiPriority="0" w:semiHidden="0" w:name="Table Grid 2"/>
+    <w:lsdException w:unhideWhenUsed="0" w:uiPriority="0" w:semiHidden="0" w:name="Table Grid 3"/>
+    <w:lsdException w:unhideWhenUsed="0" w:uiPriority="0" w:semiHidden="0" w:name="Table Grid 4"/>
+    <w:lsdException w:unhideWhenUsed="0" w:uiPriority="0" w:semiHidden="0" w:name="Table Grid 5"/>
+    <w:lsdException w:unhideWhenUsed="0" w:uiPriority="0" w:semiHidden="0" w:name="Table Grid 6"/>
+    <w:lsdException w:unhideWhenUsed="0" w:uiPriority="0" w:semiHidden="0" w:name="Table Grid 7"/>
+    <w:lsdException w:unhideWhenUsed="0" w:uiPriority="0" w:semiHidden="0" w:name="Table Grid 8"/>
+    <w:lsdException w:unhideWhenUsed="0" w:uiPriority="0" w:semiHidden="0" w:name="Table List 1"/>
+    <w:lsdException w:unhideWhenUsed="0" w:uiPriority="0" w:semiHidden="0" w:name="Table List 2"/>
+    <w:lsdException w:unhideWhenUsed="0" w:uiPriority="0" w:semiHidden="0" w:name="Table List 3"/>
+    <w:lsdException w:unhideWhenUsed="0" w:uiPriority="0" w:semiHidden="0" w:name="Table List 4"/>
+    <w:lsdException w:unhideWhenUsed="0" w:uiPriority="0" w:semiHidden="0" w:name="Table List 5"/>
+    <w:lsdException w:unhideWhenUsed="0" w:uiPriority="0" w:semiHidden="0" w:name="Table List 6"/>
+    <w:lsdException w:unhideWhenUsed="0" w:uiPriority="0" w:semiHidden="0" w:name="Table List 7"/>
+    <w:lsdException w:unhideWhenUsed="0" w:uiPriority="0" w:semiHidden="0" w:name="Table List 8"/>
+    <w:lsdException w:unhideWhenUsed="0" w:uiPriority="0" w:semiHidden="0" w:name="Table 3D effects 1"/>
+    <w:lsdException w:unhideWhenUsed="0" w:uiPriority="0" w:semiHidden="0" w:name="Table 3D effects 2"/>
+    <w:lsdException w:unhideWhenUsed="0" w:uiPriority="0" w:semiHidden="0" w:name="Table 3D effects 3"/>
+    <w:lsdException w:unhideWhenUsed="0" w:uiPriority="0" w:semiHidden="0" w:name="Table Contemporary"/>
+    <w:lsdException w:unhideWhenUsed="0" w:uiPriority="0" w:semiHidden="0" w:name="Table Elegant"/>
+    <w:lsdException w:unhideWhenUsed="0" w:uiPriority="0" w:semiHidden="0" w:name="Table Professional"/>
+    <w:lsdException w:unhideWhenUsed="0" w:uiPriority="0" w:semiHidden="0" w:name="Table Subtle 1"/>
+    <w:lsdException w:unhideWhenUsed="0" w:uiPriority="0" w:semiHidden="0" w:name="Table Subtle 2"/>
+    <w:lsdException w:unhideWhenUsed="0" w:uiPriority="0" w:semiHidden="0" w:name="Table Web 1"/>
+    <w:lsdException w:unhideWhenUsed="0" w:uiPriority="0" w:semiHidden="0" w:name="Table Web 2"/>
+    <w:lsdException w:unhideWhenUsed="0" w:uiPriority="0" w:semiHidden="0" w:name="Table Web 3"/>
+    <w:lsdException w:unhideWhenUsed="0" w:uiPriority="0" w:semiHidden="0" w:name="Balloon Text"/>
+    <w:lsdException w:qFormat="1" w:unhideWhenUsed="0" w:uiPriority="0" w:semiHidden="0" w:name="Table Grid"/>
+    <w:lsdException w:unhideWhenUsed="0" w:uiPriority="0" w:semiHidden="0" w:name="Table Theme"/>
+    <w:lsdException w:unhideWhenUsed="0" w:uiPriority="60" w:semiHidden="0" w:name="Light Shading"/>
+    <w:lsdException w:unhideWhenUsed="0" w:uiPriority="61" w:semiHidden="0" w:name="Light List"/>
+    <w:lsdException w:unhideWhenUsed="0" w:uiPriority="62" w:semiHidden="0" w:name="Light Grid"/>
+    <w:lsdException w:unhideWhenUsed="0" w:uiPriority="63" w:semiHidden="0" w:name="Medium Shading 1"/>
+    <w:lsdException w:unhideWhenUsed="0" w:uiPriority="64" w:semiHidden="0" w:name="Medium Shading 2"/>
+    <w:lsdException w:unhideWhenUsed="0" w:uiPriority="65" w:semiHidden="0" w:name="Medium List 1"/>
+    <w:lsdException w:unhideWhenUsed="0" w:uiPriority="66" w:semiHidden="0" w:name="Medium List 2"/>
+    <w:lsdException w:unhideWhenUsed="0" w:uiPriority="67" w:semiHidden="0" w:name="Medium Grid 1"/>
+    <w:lsdException w:unhideWhenUsed="0" w:uiPriority="68" w:semiHidden="0" w:name="Medium Grid 2"/>
+    <w:lsdException w:unhideWhenUsed="0" w:uiPriority="69" w:semiHidden="0" w:name="Medium Grid 3"/>
+    <w:lsdException w:unhideWhenUsed="0" w:uiPriority="70" w:semiHidden="0" w:name="Dark List"/>
+    <w:lsdException w:unhideWhenUsed="0" w:uiPriority="71" w:semiHidden="0" w:name="Colorful Shading"/>
+    <w:lsdException w:unhideWhenUsed="0" w:uiPriority="72" w:semiHidden="0" w:name="Colorful List"/>
+    <w:lsdException w:unhideWhenUsed="0" w:uiPriority="73" w:semiHidden="0" w:name="Colorful Grid"/>
+    <w:lsdException w:unhideWhenUsed="0" w:uiPriority="60" w:semiHidden="0" w:name="Light Shading Accent 1"/>
+    <w:lsdException w:unhideWhenUsed="0" w:uiPriority="61" w:semiHidden="0" w:name="Light List Accent 1"/>
+    <w:lsdException w:unhideWhenUsed="0" w:uiPriority="62" w:semiHidden="0" w:name="Light Grid Accent 1"/>
+    <w:lsdException w:unhideWhenUsed="0" w:uiPriority="63" w:semiHidden="0" w:name="Medium Shading 1 Accent 1"/>
+    <w:lsdException w:unhideWhenUsed="0" w:uiPriority="64" w:semiHidden="0" w:name="Medium Shading 2 Accent 1"/>
+    <w:lsdException w:unhideWhenUsed="0" w:uiPriority="65" w:semiHidden="0" w:name="Medium List 1 Accent 1"/>
+    <w:lsdException w:qFormat="1" w:unhideWhenUsed="0" w:uiPriority="34" w:semiHidden="0" w:name="List Paragraph"/>
+    <w:lsdException w:unhideWhenUsed="0" w:uiPriority="66" w:semiHidden="0" w:name="Medium List 2 Accent 1"/>
+    <w:lsdException w:unhideWhenUsed="0" w:uiPriority="67" w:semiHidden="0" w:name="Medium Grid 1 Accent 1"/>
+    <w:lsdException w:unhideWhenUsed="0" w:uiPriority="68" w:semiHidden="0" w:name="Medium Grid 2 Accent 1"/>
+    <w:lsdException w:unhideWhenUsed="0" w:uiPriority="69" w:semiHidden="0" w:name="Medium Grid 3 Accent 1"/>
+    <w:lsdException w:unhideWhenUsed="0" w:uiPriority="70" w:semiHidden="0" w:name="Dark List Accent 1"/>
+    <w:lsdException w:unhideWhenUsed="0" w:uiPriority="71" w:semiHidden="0" w:name="Colorful Shading Accent 1"/>
+    <w:lsdException w:unhideWhenUsed="0" w:uiPriority="72" w:semiHidden="0" w:name="Colorful List Accent 1"/>
+    <w:lsdException w:unhideWhenUsed="0" w:uiPriority="73" w:semiHidden="0" w:name="Colorful Grid Accent 1"/>
+    <w:lsdException w:unhideWhenUsed="0" w:uiPriority="60" w:semiHidden="0" w:name="Light Shading Accent 2"/>
+    <w:lsdException w:unhideWhenUsed="0" w:uiPriority="61" w:semiHidden="0" w:name="Light List Accent 2"/>
+    <w:lsdException w:unhideWhenUsed="0" w:uiPriority="62" w:semiHidden="0" w:name="Light Grid Accent 2"/>
+    <w:lsdException w:unhideWhenUsed="0" w:uiPriority="63" w:semiHidden="0" w:name="Medium Shading 1 Accent 2"/>
+    <w:lsdException w:unhideWhenUsed="0" w:uiPriority="64" w:semiHidden="0" w:name="Medium Shading 2 Accent 2"/>
+    <w:lsdException w:unhideWhenUsed="0" w:uiPriority="65" w:semiHidden="0" w:name="Medium List 1 Accent 2"/>
+    <w:lsdException w:unhideWhenUsed="0" w:uiPriority="66" w:semiHidden="0" w:name="Medium List 2 Accent 2"/>
+    <w:lsdException w:unhideWhenUsed="0" w:uiPriority="67" w:semiHidden="0" w:name="Medium Grid 1 Accent 2"/>
+    <w:lsdException w:unhideWhenUsed="0" w:uiPriority="68" w:semiHidden="0" w:name="Medium Grid 2 Accent 2"/>
+    <w:lsdException w:unhideWhenUsed="0" w:uiPriority="69" w:semiHidden="0" w:name="Medium Grid 3 Accent 2"/>
+    <w:lsdException w:unhideWhenUsed="0" w:uiPriority="70" w:semiHidden="0" w:name="Dark List Accent 2"/>
+    <w:lsdException w:unhideWhenUsed="0" w:uiPriority="71" w:semiHidden="0" w:name="Colorful Shading Accent 2"/>
+    <w:lsdException w:unhideWhenUsed="0" w:uiPriority="72" w:semiHidden="0" w:name="Colorful List Accent 2"/>
+    <w:lsdException w:unhideWhenUsed="0" w:uiPriority="73" w:semiHidden="0" w:name="Colorful Grid Accent 2"/>
+    <w:lsdException w:unhideWhenUsed="0" w:uiPriority="60" w:semiHidden="0" w:name="Light Shading Accent 3"/>
+    <w:lsdException w:unhideWhenUsed="0" w:uiPriority="61" w:semiHidden="0" w:name="Light List Accent 3"/>
+    <w:lsdException w:unhideWhenUsed="0" w:uiPriority="62" w:semiHidden="0" w:name="Light Grid Accent 3"/>
+    <w:lsdException w:unhideWhenUsed="0" w:uiPriority="63" w:semiHidden="0" w:name="Medium Shading 1 Accent 3"/>
+    <w:lsdException w:unhideWhenUsed="0" w:uiPriority="64" w:semiHidden="0" w:name="Medium Shading 2 Accent 3"/>
+    <w:lsdException w:unhideWhenUsed="0" w:uiPriority="65" w:semiHidden="0" w:name="Medium List 1 Accent 3"/>
+    <w:lsdException w:unhideWhenUsed="0" w:uiPriority="66" w:semiHidden="0" w:name="Medium List 2 Accent 3"/>
+    <w:lsdException w:unhideWhenUsed="0" w:uiPriority="67" w:semiHidden="0" w:name="Medium Grid 1 Accent 3"/>
+    <w:lsdException w:unhideWhenUsed="0" w:uiPriority="68" w:semiHidden="0" w:name="Medium Grid 2 Accent 3"/>
+    <w:lsdException w:unhideWhenUsed="0" w:uiPriority="69" w:semiHidden="0" w:name="Medium Grid 3 Accent 3"/>
+    <w:lsdException w:unhideWhenUsed="0" w:uiPriority="70" w:semiHidden="0" w:name="Dark List Accent 3"/>
+    <w:lsdException w:unhideWhenUsed="0" w:uiPriority="71" w:semiHidden="0" w:name="Colorful Shading Accent 3"/>
+    <w:lsdException w:unhideWhenUsed="0" w:uiPriority="72" w:semiHidden="0" w:name="Colorful List Accent 3"/>
+    <w:lsdException w:unhideWhenUsed="0" w:uiPriority="73" w:semiHidden="0" w:name="Colorful Grid Accent 3"/>
+    <w:lsdException w:unhideWhenUsed="0" w:uiPriority="60" w:semiHidden="0" w:name="Light Shading Accent 4"/>
+    <w:lsdException w:unhideWhenUsed="0" w:uiPriority="61" w:semiHidden="0" w:name="Light List Accent 4"/>
+    <w:lsdException w:unhideWhenUsed="0" w:uiPriority="62" w:semiHidden="0" w:name="Light Grid Accent 4"/>
+    <w:lsdException w:unhideWhenUsed="0" w:uiPriority="63" w:semiHidden="0" w:name="Medium Shading 1 Accent 4"/>
+    <w:lsdException w:unhideWhenUsed="0" w:uiPriority="64" w:semiHidden="0" w:name="Medium Shading 2 Accent 4"/>
+    <w:lsdException w:unhideWhenUsed="0" w:uiPriority="65" w:semiHidden="0" w:name="Medium List 1 Accent 4"/>
+    <w:lsdException w:unhideWhenUsed="0" w:uiPriority="66" w:semiHidden="0" w:name="Medium List 2 Accent 4"/>
+    <w:lsdException w:unhideWhenUsed="0" w:uiPriority="67" w:semiHidden="0" w:name="Medium Grid 1 Accent 4"/>
+    <w:lsdException w:unhideWhenUsed="0" w:uiPriority="68" w:semiHidden="0" w:name="Medium Grid 2 Accent 4"/>
+    <w:lsdException w:unhideWhenUsed="0" w:uiPriority="69" w:semiHidden="0" w:name="Medium Grid 3 Accent 4"/>
+    <w:lsdException w:unhideWhenUsed="0" w:uiPriority="70" w:semiHidden="0" w:name="Dark List Accent 4"/>
+    <w:lsdException w:unhideWhenUsed="0" w:uiPriority="71" w:semiHidden="0" w:name="Colorful Shading Accent 4"/>
+    <w:lsdException w:unhideWhenUsed="0" w:uiPriority="72" w:semiHidden="0" w:name="Colorful List Accent 4"/>
+    <w:lsdException w:unhideWhenUsed="0" w:uiPriority="73" w:semiHidden="0" w:name="Colorful Grid Accent 4"/>
+    <w:lsdException w:unhideWhenUsed="0" w:uiPriority="60" w:semiHidden="0" w:name="Light Shading Accent 5"/>
+    <w:lsdException w:unhideWhenUsed="0" w:uiPriority="61" w:semiHidden="0" w:name="Light List Accent 5"/>
+    <w:lsdException w:unhideWhenUsed="0" w:uiPriority="62" w:semiHidden="0" w:name="Light Grid Accent 5"/>
+    <w:lsdException w:unhideWhenUsed="0" w:uiPriority="63" w:semiHidden="0" w:name="Medium Shading 1 Accent 5"/>
+    <w:lsdException w:unhideWhenUsed="0" w:uiPriority="64" w:semiHidden="0" w:name="Medium Shading 2 Accent 5"/>
+    <w:lsdException w:unhideWhenUsed="0" w:uiPriority="65" w:semiHidden="0" w:name="Medium List 1 Accent 5"/>
+    <w:lsdException w:unhideWhenUsed="0" w:uiPriority="66" w:semiHidden="0" w:name="Medium List 2 Accent 5"/>
+    <w:lsdException w:unhideWhenUsed="0" w:uiPriority="67" w:semiHidden="0" w:name="Medium Grid 1 Accent 5"/>
+    <w:lsdException w:unhideWhenUsed="0" w:uiPriority="68" w:semiHidden="0" w:name="Medium Grid 2 Accent 5"/>
+    <w:lsdException w:unhideWhenUsed="0" w:uiPriority="69" w:semiHidden="0" w:name="Medium Grid 3 Accent 5"/>
+    <w:lsdException w:unhideWhenUsed="0" w:uiPriority="70" w:semiHidden="0" w:name="Dark List Accent 5"/>
+    <w:lsdException w:unhideWhenUsed="0" w:uiPriority="71" w:semiHidden="0" w:name="Colorful Shading Accent 5"/>
+    <w:lsdException w:unhideWhenUsed="0" w:uiPriority="72" w:semiHidden="0" w:name="Colorful List Accent 5"/>
+    <w:lsdException w:unhideWhenUsed="0" w:uiPriority="73" w:semiHidden="0" w:name="Colorful Grid Accent 5"/>
+    <w:lsdException w:unhideWhenUsed="0" w:uiPriority="60" w:semiHidden="0" w:name="Light Shading Accent 6"/>
+    <w:lsdException w:unhideWhenUsed="0" w:uiPriority="61" w:semiHidden="0" w:name="Light List Accent 6"/>
+    <w:lsdException w:unhideWhenUsed="0" w:uiPriority="62" w:semiHidden="0" w:name="Light Grid Accent 6"/>
+    <w:lsdException w:unhideWhenUsed="0" w:uiPriority="63" w:semiHidden="0" w:name="Medium Shading 1 Accent 6"/>
+    <w:lsdException w:unhideWhenUsed="0" w:uiPriority="64" w:semiHidden="0" w:name="Medium Shading 2 Accent 6"/>
+    <w:lsdException w:unhideWhenUsed="0" w:uiPriority="65" w:semiHidden="0" w:name="Medium List 1 Accent 6"/>
+    <w:lsdException w:unhideWhenUsed="0" w:uiPriority="66" w:semiHidden="0" w:name="Medium List 2 Accent 6"/>
+    <w:lsdException w:unhideWhenUsed="0" w:uiPriority="67" w:semiHidden="0" w:name="Medium Grid 1 Accent 6"/>
+    <w:lsdException w:unhideWhenUsed="0" w:uiPriority="68" w:semiHidden="0" w:name="Medium Grid 2 Accent 6"/>
+    <w:lsdException w:unhideWhenUsed="0" w:uiPriority="69" w:semiHidden="0" w:name="Medium Grid 3 Accent 6"/>
+    <w:lsdException w:unhideWhenUsed="0" w:uiPriority="70" w:semiHidden="0" w:name="Dark List Accent 6"/>
+    <w:lsdException w:unhideWhenUsed="0" w:uiPriority="71" w:semiHidden="0" w:name="Colorful Shading Accent 6"/>
+    <w:lsdException w:unhideWhenUsed="0" w:uiPriority="72" w:semiHidden="0" w:name="Colorful List Accent 6"/>
+    <w:lsdException w:unhideWhenUsed="0" w:uiPriority="73" w:semiHidden="0" w:name="Colorful Grid Accent 6"/>
   </w:latentStyles>
-  <w:style w:type="paragraph" w:default="1" w:styleId="Normal">
+  <w:style w:type="paragraph" w:default="1" w:styleId="1">
     <w:name w:val="Normal"/>
     <w:qFormat/>
+    <w:uiPriority w:val="0"/>
     <w:pPr>
       <w:kinsoku w:val="0"/>
       <w:autoSpaceDE w:val="0"/>
@@ -10933,7 +11064,7 @@
       <w:textAlignment w:val="baseline"/>
     </w:pPr>
     <w:rPr>
-      <w:rFonts w:ascii="Arial" w:eastAsia="宋体" w:hAnsi="Arial" w:cs="Arial"/>
+      <w:rFonts w:ascii="Arial" w:hAnsi="Arial" w:eastAsia="宋体" w:cs="Arial"/>
       <w:snapToGrid w:val="0"/>
       <w:color w:val="000000"/>
       <w:kern w:val="0"/>
@@ -10942,11 +11073,12 @@
       <w:lang w:val="en-US" w:eastAsia="en-US" w:bidi="ar-SA"/>
     </w:rPr>
   </w:style>
-  <w:style w:type="paragraph" w:styleId="Heading1">
+  <w:style w:type="paragraph" w:styleId="2">
     <w:name w:val="heading 1"/>
-    <w:basedOn w:val="Normal"/>
-    <w:next w:val="Normal"/>
+    <w:basedOn w:val="1"/>
+    <w:next w:val="1"/>
     <w:qFormat/>
+    <w:uiPriority w:val="0"/>
     <w:pPr>
       <w:keepNext/>
       <w:keepLines/>
@@ -10964,12 +11096,13 @@
       <w:sz w:val="44"/>
     </w:rPr>
   </w:style>
-  <w:style w:type="paragraph" w:styleId="Heading2">
+  <w:style w:type="paragraph" w:styleId="3">
     <w:name w:val="heading 2"/>
-    <w:basedOn w:val="Normal"/>
-    <w:next w:val="Normal"/>
+    <w:basedOn w:val="1"/>
+    <w:next w:val="1"/>
     <w:unhideWhenUsed/>
     <w:qFormat/>
+    <w:uiPriority w:val="0"/>
     <w:pPr>
       <w:keepNext/>
       <w:keepLines/>
@@ -10982,18 +11115,19 @@
       <w:outlineLvl w:val="1"/>
     </w:pPr>
     <w:rPr>
-      <w:rFonts w:ascii="Arial" w:eastAsia="黑体" w:hAnsi="Arial"/>
+      <w:rFonts w:ascii="Arial" w:hAnsi="Arial" w:eastAsia="黑体"/>
       <w:b/>
       <w:sz w:val="32"/>
     </w:rPr>
   </w:style>
-  <w:style w:type="paragraph" w:styleId="Heading3">
+  <w:style w:type="paragraph" w:styleId="4">
     <w:name w:val="heading 3"/>
-    <w:basedOn w:val="Normal"/>
-    <w:next w:val="Normal"/>
+    <w:basedOn w:val="1"/>
+    <w:next w:val="1"/>
     <w:semiHidden/>
     <w:unhideWhenUsed/>
     <w:qFormat/>
+    <w:uiPriority w:val="0"/>
     <w:pPr>
       <w:keepNext/>
       <w:keepLines/>
@@ -11010,12 +11144,13 @@
       <w:sz w:val="32"/>
     </w:rPr>
   </w:style>
-  <w:style w:type="paragraph" w:styleId="Heading4">
+  <w:style w:type="paragraph" w:styleId="5">
     <w:name w:val="heading 4"/>
-    <w:basedOn w:val="Normal"/>
-    <w:next w:val="Normal"/>
+    <w:basedOn w:val="1"/>
+    <w:next w:val="1"/>
     <w:unhideWhenUsed/>
     <w:qFormat/>
+    <w:uiPriority w:val="0"/>
     <w:pPr>
       <w:keepNext/>
       <w:keepLines/>
@@ -11028,18 +11163,19 @@
       <w:outlineLvl w:val="3"/>
     </w:pPr>
     <w:rPr>
-      <w:rFonts w:ascii="Arial" w:eastAsia="黑体" w:hAnsi="Arial"/>
+      <w:rFonts w:ascii="Arial" w:hAnsi="Arial" w:eastAsia="黑体"/>
       <w:b/>
       <w:sz w:val="28"/>
     </w:rPr>
   </w:style>
-  <w:style w:type="paragraph" w:styleId="Heading5">
+  <w:style w:type="paragraph" w:styleId="6">
     <w:name w:val="heading 5"/>
-    <w:basedOn w:val="Normal"/>
-    <w:next w:val="Normal"/>
+    <w:basedOn w:val="1"/>
+    <w:next w:val="1"/>
     <w:semiHidden/>
     <w:unhideWhenUsed/>
     <w:qFormat/>
+    <w:uiPriority w:val="0"/>
     <w:pPr>
       <w:keepNext/>
       <w:keepLines/>
@@ -11056,13 +11192,14 @@
       <w:sz w:val="28"/>
     </w:rPr>
   </w:style>
-  <w:style w:type="paragraph" w:styleId="Heading6">
+  <w:style w:type="paragraph" w:styleId="7">
     <w:name w:val="heading 6"/>
-    <w:basedOn w:val="Normal"/>
-    <w:next w:val="Normal"/>
+    <w:basedOn w:val="1"/>
+    <w:next w:val="1"/>
     <w:semiHidden/>
     <w:unhideWhenUsed/>
     <w:qFormat/>
+    <w:uiPriority w:val="0"/>
     <w:pPr>
       <w:keepNext/>
       <w:keepLines/>
@@ -11075,18 +11212,19 @@
       <w:outlineLvl w:val="5"/>
     </w:pPr>
     <w:rPr>
-      <w:rFonts w:ascii="Arial" w:eastAsia="黑体" w:hAnsi="Arial"/>
+      <w:rFonts w:ascii="Arial" w:hAnsi="Arial" w:eastAsia="黑体"/>
       <w:b/>
       <w:sz w:val="24"/>
     </w:rPr>
   </w:style>
-  <w:style w:type="paragraph" w:styleId="Heading7">
+  <w:style w:type="paragraph" w:styleId="8">
     <w:name w:val="heading 7"/>
-    <w:basedOn w:val="Normal"/>
-    <w:next w:val="Normal"/>
+    <w:basedOn w:val="1"/>
+    <w:next w:val="1"/>
     <w:semiHidden/>
     <w:unhideWhenUsed/>
     <w:qFormat/>
+    <w:uiPriority w:val="0"/>
     <w:pPr>
       <w:keepNext/>
       <w:keepLines/>
@@ -11103,13 +11241,14 @@
       <w:sz w:val="24"/>
     </w:rPr>
   </w:style>
-  <w:style w:type="paragraph" w:styleId="Heading8">
+  <w:style w:type="paragraph" w:styleId="9">
     <w:name w:val="heading 8"/>
-    <w:basedOn w:val="Normal"/>
-    <w:next w:val="Normal"/>
+    <w:basedOn w:val="1"/>
+    <w:next w:val="1"/>
     <w:semiHidden/>
     <w:unhideWhenUsed/>
     <w:qFormat/>
+    <w:uiPriority w:val="0"/>
     <w:pPr>
       <w:keepNext/>
       <w:keepLines/>
@@ -11122,17 +11261,18 @@
       <w:outlineLvl w:val="7"/>
     </w:pPr>
     <w:rPr>
-      <w:rFonts w:ascii="Arial" w:eastAsia="黑体" w:hAnsi="Arial"/>
+      <w:rFonts w:ascii="Arial" w:hAnsi="Arial" w:eastAsia="黑体"/>
       <w:sz w:val="24"/>
     </w:rPr>
   </w:style>
-  <w:style w:type="paragraph" w:styleId="Heading9">
+  <w:style w:type="paragraph" w:styleId="10">
     <w:name w:val="heading 9"/>
-    <w:basedOn w:val="Normal"/>
-    <w:next w:val="Normal"/>
+    <w:basedOn w:val="1"/>
+    <w:next w:val="1"/>
     <w:semiHidden/>
     <w:unhideWhenUsed/>
     <w:qFormat/>
+    <w:uiPriority w:val="0"/>
     <w:pPr>
       <w:keepNext/>
       <w:keepLines/>
@@ -11145,19 +11285,21 @@
       <w:outlineLvl w:val="8"/>
     </w:pPr>
     <w:rPr>
-      <w:rFonts w:ascii="Arial" w:eastAsia="黑体" w:hAnsi="Arial"/>
+      <w:rFonts w:ascii="Arial" w:hAnsi="Arial" w:eastAsia="黑体"/>
       <w:sz w:val="21"/>
     </w:rPr>
   </w:style>
-  <w:style w:type="character" w:default="1" w:styleId="DefaultParagraphFont">
+  <w:style w:type="character" w:default="1" w:styleId="22">
     <w:name w:val="Default Paragraph Font"/>
     <w:semiHidden/>
     <w:qFormat/>
+    <w:uiPriority w:val="0"/>
   </w:style>
-  <w:style w:type="table" w:default="1" w:styleId="TableNormal">
+  <w:style w:type="table" w:default="1" w:styleId="20">
     <w:name w:val="Normal Table"/>
     <w:semiHidden/>
     <w:qFormat/>
+    <w:uiPriority w:val="0"/>
     <w:tblPr>
       <w:tblCellMar>
         <w:top w:w="0" w:type="dxa"/>
@@ -11167,39 +11309,43 @@
       </w:tblCellMar>
     </w:tblPr>
   </w:style>
-  <w:style w:type="paragraph" w:styleId="CommentText">
+  <w:style w:type="paragraph" w:styleId="11">
     <w:name w:val="annotation text"/>
-    <w:basedOn w:val="Normal"/>
+    <w:basedOn w:val="1"/>
     <w:qFormat/>
+    <w:uiPriority w:val="0"/>
     <w:pPr>
       <w:jc w:val="left"/>
     </w:pPr>
   </w:style>
-  <w:style w:type="paragraph" w:styleId="BodyText">
+  <w:style w:type="paragraph" w:styleId="12">
     <w:name w:val="Body Text"/>
-    <w:basedOn w:val="Normal"/>
+    <w:basedOn w:val="1"/>
     <w:semiHidden/>
     <w:qFormat/>
+    <w:uiPriority w:val="0"/>
     <w:rPr>
-      <w:rFonts w:ascii="Arial" w:eastAsia="Arial" w:hAnsi="Arial" w:cs="Arial"/>
+      <w:rFonts w:ascii="Arial" w:hAnsi="Arial" w:eastAsia="Arial" w:cs="Arial"/>
       <w:sz w:val="21"/>
       <w:szCs w:val="21"/>
       <w:lang w:val="en-US" w:eastAsia="en-US" w:bidi="ar-SA"/>
     </w:rPr>
   </w:style>
-  <w:style w:type="paragraph" w:styleId="TOC3">
+  <w:style w:type="paragraph" w:styleId="13">
     <w:name w:val="toc 3"/>
-    <w:basedOn w:val="Normal"/>
-    <w:next w:val="Normal"/>
+    <w:basedOn w:val="1"/>
+    <w:next w:val="1"/>
     <w:qFormat/>
+    <w:uiPriority w:val="0"/>
     <w:pPr>
       <w:ind w:left="840" w:leftChars="400"/>
     </w:pPr>
   </w:style>
-  <w:style w:type="paragraph" w:styleId="Footer">
+  <w:style w:type="paragraph" w:styleId="14">
     <w:name w:val="footer"/>
-    <w:basedOn w:val="Normal"/>
+    <w:basedOn w:val="1"/>
     <w:qFormat/>
+    <w:uiPriority w:val="0"/>
     <w:pPr>
       <w:tabs>
         <w:tab w:val="center" w:pos="4153"/>
@@ -11212,16 +11358,17 @@
       <w:sz w:val="18"/>
     </w:rPr>
   </w:style>
-  <w:style w:type="paragraph" w:styleId="Header">
+  <w:style w:type="paragraph" w:styleId="15">
     <w:name w:val="header"/>
-    <w:basedOn w:val="Normal"/>
+    <w:basedOn w:val="1"/>
     <w:qFormat/>
+    <w:uiPriority w:val="0"/>
     <w:pPr>
       <w:pBdr>
-        <w:top w:val="nil"/>
-        <w:left w:val="nil"/>
-        <w:bottom w:val="nil"/>
-        <w:right w:val="nil"/>
+        <w:top w:val="none" w:color="auto" w:sz="0" w:space="0"/>
+        <w:left w:val="none" w:color="auto" w:sz="0" w:space="0"/>
+        <w:bottom w:val="none" w:color="auto" w:sz="0" w:space="0"/>
+        <w:right w:val="none" w:color="auto" w:sz="0" w:space="0"/>
       </w:pBdr>
       <w:tabs>
         <w:tab w:val="center" w:pos="4153"/>
@@ -11236,37 +11383,41 @@
       <w:sz w:val="18"/>
     </w:rPr>
   </w:style>
-  <w:style w:type="paragraph" w:styleId="TOC1">
+  <w:style w:type="paragraph" w:styleId="16">
     <w:name w:val="toc 1"/>
-    <w:basedOn w:val="Normal"/>
-    <w:next w:val="Normal"/>
+    <w:basedOn w:val="1"/>
+    <w:next w:val="1"/>
     <w:qFormat/>
+    <w:uiPriority w:val="0"/>
     <w:rPr>
-      <w:rFonts w:ascii="Arial" w:eastAsia="Microsoft JhengHei" w:hAnsi="Arial"/>
+      <w:rFonts w:ascii="Arial" w:hAnsi="Arial" w:eastAsia="Microsoft JhengHei"/>
       <w:sz w:val="24"/>
     </w:rPr>
   </w:style>
-  <w:style w:type="paragraph" w:styleId="TOC2">
+  <w:style w:type="paragraph" w:styleId="17">
     <w:name w:val="toc 2"/>
-    <w:basedOn w:val="Normal"/>
-    <w:next w:val="Normal"/>
+    <w:basedOn w:val="1"/>
+    <w:next w:val="1"/>
     <w:qFormat/>
+    <w:uiPriority w:val="0"/>
     <w:pPr>
       <w:ind w:left="420" w:leftChars="200"/>
     </w:pPr>
   </w:style>
-  <w:style w:type="paragraph" w:styleId="NormalWeb">
+  <w:style w:type="paragraph" w:styleId="18">
     <w:name w:val="Normal (Web)"/>
-    <w:basedOn w:val="Normal"/>
+    <w:basedOn w:val="1"/>
     <w:qFormat/>
+    <w:uiPriority w:val="0"/>
     <w:rPr>
       <w:sz w:val="24"/>
     </w:rPr>
   </w:style>
-  <w:style w:type="paragraph" w:styleId="Title">
+  <w:style w:type="paragraph" w:styleId="19">
     <w:name w:val="Title"/>
-    <w:basedOn w:val="Normal"/>
+    <w:basedOn w:val="1"/>
     <w:qFormat/>
+    <w:uiPriority w:val="0"/>
     <w:pPr>
       <w:spacing w:before="240" w:beforeLines="0" w:beforeAutospacing="0" w:after="60" w:afterLines="0" w:afterAutospacing="0"/>
       <w:jc w:val="center"/>
@@ -11278,68 +11429,73 @@
       <w:sz w:val="32"/>
     </w:rPr>
   </w:style>
-  <w:style w:type="table" w:styleId="TableGrid">
+  <w:style w:type="table" w:styleId="21">
     <w:name w:val="Table Grid"/>
-    <w:basedOn w:val="TableNormal"/>
+    <w:basedOn w:val="20"/>
     <w:qFormat/>
+    <w:uiPriority w:val="0"/>
     <w:pPr>
       <w:widowControl w:val="0"/>
       <w:jc w:val="both"/>
     </w:pPr>
     <w:tblPr>
       <w:tblBorders>
-        <w:top w:val="single" w:sz="4" w:space="0" w:color="auto"/>
-        <w:left w:val="single" w:sz="4" w:space="0" w:color="auto"/>
-        <w:bottom w:val="single" w:sz="4" w:space="0" w:color="auto"/>
-        <w:right w:val="single" w:sz="4" w:space="0" w:color="auto"/>
-        <w:insideH w:val="single" w:sz="4" w:space="0" w:color="auto"/>
-        <w:insideV w:val="single" w:sz="4" w:space="0" w:color="auto"/>
+        <w:top w:val="single" w:color="auto" w:sz="4" w:space="0"/>
+        <w:left w:val="single" w:color="auto" w:sz="4" w:space="0"/>
+        <w:bottom w:val="single" w:color="auto" w:sz="4" w:space="0"/>
+        <w:right w:val="single" w:color="auto" w:sz="4" w:space="0"/>
+        <w:insideH w:val="single" w:color="auto" w:sz="4" w:space="0"/>
+        <w:insideV w:val="single" w:color="auto" w:sz="4" w:space="0"/>
       </w:tblBorders>
     </w:tblPr>
   </w:style>
-  <w:style w:type="character" w:styleId="Strong">
+  <w:style w:type="character" w:styleId="23">
     <w:name w:val="Strong"/>
-    <w:basedOn w:val="DefaultParagraphFont"/>
+    <w:basedOn w:val="22"/>
     <w:qFormat/>
+    <w:uiPriority w:val="0"/>
     <w:rPr>
       <w:b/>
     </w:rPr>
   </w:style>
-  <w:style w:type="paragraph" w:customStyle="1" w:styleId="a">
+  <w:style w:type="paragraph" w:customStyle="1" w:styleId="24">
     <w:name w:val="柴_公司名"/>
-    <w:basedOn w:val="Title"/>
+    <w:basedOn w:val="19"/>
     <w:qFormat/>
+    <w:uiPriority w:val="0"/>
     <w:pPr>
       <w:spacing w:after="600" w:afterLines="600"/>
     </w:pPr>
     <w:rPr>
-      <w:rFonts w:ascii="宋体" w:eastAsia="宋体" w:hAnsi="宋体" w:cs="宋体" w:hint="eastAsia"/>
+      <w:rFonts w:hint="eastAsia" w:ascii="宋体" w:hAnsi="宋体" w:eastAsia="宋体" w:cs="宋体"/>
       <w:bCs/>
       <w:spacing w:val="-6"/>
       <w:sz w:val="52"/>
       <w:szCs w:val="52"/>
     </w:rPr>
   </w:style>
-  <w:style w:type="paragraph" w:customStyle="1" w:styleId="a0">
+  <w:style w:type="paragraph" w:customStyle="1" w:styleId="25">
     <w:name w:val="柴_文档名"/>
-    <w:basedOn w:val="Title"/>
+    <w:basedOn w:val="19"/>
     <w:qFormat/>
+    <w:uiPriority w:val="0"/>
     <w:pPr>
       <w:spacing w:after="900" w:afterLines="900"/>
     </w:pPr>
     <w:rPr>
-      <w:rFonts w:ascii="黑体" w:eastAsia="黑体" w:hAnsi="黑体" w:cs="黑体"/>
+      <w:rFonts w:ascii="黑体" w:hAnsi="黑体" w:eastAsia="黑体" w:cs="黑体"/>
       <w:bCs/>
       <w:spacing w:val="-7"/>
       <w:sz w:val="52"/>
       <w:szCs w:val="52"/>
     </w:rPr>
   </w:style>
-  <w:style w:type="table" w:customStyle="1" w:styleId="TableNormal0">
+  <w:style w:type="table" w:customStyle="1" w:styleId="26">
     <w:name w:val="Table Normal_0"/>
     <w:semiHidden/>
     <w:unhideWhenUsed/>
     <w:qFormat/>
+    <w:uiPriority w:val="0"/>
     <w:tblPr>
       <w:tblCellMar>
         <w:top w:w="0" w:type="dxa"/>
@@ -11349,81 +11505,87 @@
       </w:tblCellMar>
     </w:tblPr>
   </w:style>
-  <w:style w:type="paragraph" w:customStyle="1" w:styleId="TableText">
+  <w:style w:type="paragraph" w:customStyle="1" w:styleId="27">
     <w:name w:val="Table Text"/>
-    <w:basedOn w:val="Normal"/>
+    <w:basedOn w:val="1"/>
     <w:semiHidden/>
     <w:qFormat/>
+    <w:uiPriority w:val="0"/>
     <w:rPr>
-      <w:rFonts w:ascii="宋体" w:eastAsia="宋体" w:hAnsi="宋体" w:cs="宋体"/>
+      <w:rFonts w:ascii="宋体" w:hAnsi="宋体" w:eastAsia="宋体" w:cs="宋体"/>
       <w:sz w:val="21"/>
       <w:szCs w:val="21"/>
       <w:lang w:val="en-US" w:eastAsia="en-US" w:bidi="ar-SA"/>
     </w:rPr>
   </w:style>
-  <w:style w:type="paragraph" w:customStyle="1" w:styleId="1">
+  <w:style w:type="paragraph" w:customStyle="1" w:styleId="28">
     <w:name w:val="柴_标题1"/>
-    <w:basedOn w:val="Heading1"/>
-    <w:next w:val="a1"/>
-    <w:link w:val="1Char"/>
+    <w:basedOn w:val="2"/>
+    <w:next w:val="29"/>
+    <w:link w:val="38"/>
     <w:qFormat/>
+    <w:uiPriority w:val="0"/>
     <w:pPr>
       <w:spacing w:before="100" w:after="90" w:line="360" w:lineRule="auto"/>
     </w:pPr>
     <w:rPr>
-      <w:rFonts w:ascii="Arial" w:eastAsia="宋体" w:hAnsi="Arial"/>
+      <w:rFonts w:ascii="Arial" w:hAnsi="Arial" w:eastAsia="宋体"/>
       <w:sz w:val="32"/>
     </w:rPr>
   </w:style>
-  <w:style w:type="paragraph" w:customStyle="1" w:styleId="a1">
+  <w:style w:type="paragraph" w:customStyle="1" w:styleId="29">
     <w:name w:val="柴_正文"/>
-    <w:basedOn w:val="BodyText"/>
-    <w:link w:val="Char"/>
+    <w:basedOn w:val="12"/>
+    <w:link w:val="41"/>
     <w:qFormat/>
+    <w:uiPriority w:val="0"/>
     <w:pPr>
       <w:spacing w:line="360" w:lineRule="auto"/>
       <w:ind w:firstLine="470" w:firstLineChars="200"/>
     </w:pPr>
     <w:rPr>
-      <w:rFonts w:ascii="Arial" w:eastAsia="宋体" w:hAnsi="Arial"/>
+      <w:rFonts w:ascii="Arial" w:hAnsi="Arial" w:eastAsia="宋体"/>
       <w:sz w:val="24"/>
       <w:lang w:eastAsia="zh-CN"/>
     </w:rPr>
   </w:style>
-  <w:style w:type="paragraph" w:customStyle="1" w:styleId="2">
+  <w:style w:type="paragraph" w:customStyle="1" w:styleId="30">
     <w:name w:val="柴_标题2"/>
-    <w:basedOn w:val="Heading2"/>
-    <w:next w:val="a1"/>
+    <w:basedOn w:val="3"/>
+    <w:next w:val="29"/>
     <w:qFormat/>
+    <w:uiPriority w:val="0"/>
     <w:pPr>
       <w:spacing w:line="360" w:lineRule="auto"/>
     </w:pPr>
     <w:rPr>
-      <w:rFonts w:ascii="Arial" w:eastAsia="宋体" w:hAnsi="Arial"/>
+      <w:rFonts w:ascii="Arial" w:hAnsi="Arial" w:eastAsia="宋体"/>
       <w:sz w:val="28"/>
     </w:rPr>
   </w:style>
-  <w:style w:type="paragraph" w:customStyle="1" w:styleId="3">
+  <w:style w:type="paragraph" w:customStyle="1" w:styleId="31">
     <w:name w:val="柴_标题3"/>
-    <w:basedOn w:val="Heading3"/>
-    <w:next w:val="a1"/>
+    <w:basedOn w:val="4"/>
+    <w:next w:val="29"/>
     <w:qFormat/>
+    <w:uiPriority w:val="0"/>
     <w:pPr>
       <w:spacing w:line="360" w:lineRule="auto"/>
       <w:ind w:left="0" w:firstLine="472" w:firstLineChars="200"/>
     </w:pPr>
     <w:rPr>
-      <w:rFonts w:ascii="宋体" w:eastAsia="宋体" w:hAnsi="宋体" w:cs="宋体"/>
+      <w:rFonts w:ascii="宋体" w:hAnsi="宋体" w:eastAsia="宋体" w:cs="宋体"/>
       <w:spacing w:val="-2"/>
       <w:sz w:val="24"/>
       <w:szCs w:val="24"/>
     </w:rPr>
   </w:style>
-  <w:style w:type="paragraph" w:customStyle="1" w:styleId="a2">
+  <w:style w:type="paragraph" w:customStyle="1" w:styleId="32">
     <w:name w:val="柴_目录"/>
-    <w:basedOn w:val="Normal"/>
-    <w:next w:val="BodyText"/>
+    <w:basedOn w:val="1"/>
+    <w:next w:val="12"/>
     <w:qFormat/>
+    <w:uiPriority w:val="0"/>
     <w:pPr>
       <w:tabs>
         <w:tab w:val="right" w:leader="dot" w:pos="8442"/>
@@ -11431,59 +11593,64 @@
       <w:ind w:left="0" w:leftChars="0"/>
     </w:pPr>
     <w:rPr>
-      <w:rFonts w:ascii="Arial" w:eastAsia="Microsoft JhengHei" w:hAnsi="Arial"/>
+      <w:rFonts w:ascii="Arial" w:hAnsi="Arial" w:eastAsia="Microsoft JhengHei"/>
       <w:sz w:val="24"/>
     </w:rPr>
   </w:style>
-  <w:style w:type="paragraph" w:customStyle="1" w:styleId="WPSOffice1">
+  <w:style w:type="paragraph" w:customStyle="1" w:styleId="33">
     <w:name w:val="WPSOffice手动目录 1"/>
     <w:qFormat/>
+    <w:uiPriority w:val="0"/>
     <w:pPr>
       <w:ind w:leftChars="0"/>
     </w:pPr>
     <w:rPr>
-      <w:rFonts w:ascii="Times New Roman" w:eastAsia="宋体" w:hAnsi="Times New Roman" w:cs="Times New Roman"/>
+      <w:rFonts w:ascii="Times New Roman" w:hAnsi="Times New Roman" w:eastAsia="宋体" w:cs="Times New Roman"/>
       <w:sz w:val="20"/>
       <w:szCs w:val="20"/>
     </w:rPr>
   </w:style>
-  <w:style w:type="paragraph" w:customStyle="1" w:styleId="WPSOffice2">
+  <w:style w:type="paragraph" w:customStyle="1" w:styleId="34">
     <w:name w:val="WPSOffice手动目录 2"/>
     <w:qFormat/>
+    <w:uiPriority w:val="0"/>
     <w:pPr>
       <w:ind w:leftChars="200"/>
     </w:pPr>
     <w:rPr>
-      <w:rFonts w:ascii="Times New Roman" w:eastAsia="宋体" w:hAnsi="Times New Roman" w:cs="Times New Roman"/>
+      <w:rFonts w:ascii="Times New Roman" w:hAnsi="Times New Roman" w:eastAsia="宋体" w:cs="Times New Roman"/>
       <w:sz w:val="20"/>
       <w:szCs w:val="20"/>
     </w:rPr>
   </w:style>
-  <w:style w:type="paragraph" w:customStyle="1" w:styleId="WPSOffice3">
+  <w:style w:type="paragraph" w:customStyle="1" w:styleId="35">
     <w:name w:val="WPSOffice手动目录 3"/>
     <w:qFormat/>
+    <w:uiPriority w:val="0"/>
     <w:pPr>
       <w:ind w:leftChars="400"/>
     </w:pPr>
     <w:rPr>
-      <w:rFonts w:ascii="Times New Roman" w:eastAsia="宋体" w:hAnsi="Times New Roman" w:cs="Times New Roman"/>
+      <w:rFonts w:ascii="Times New Roman" w:hAnsi="Times New Roman" w:eastAsia="宋体" w:cs="Times New Roman"/>
       <w:sz w:val="20"/>
       <w:szCs w:val="20"/>
     </w:rPr>
   </w:style>
-  <w:style w:type="paragraph" w:customStyle="1" w:styleId="Compact">
+  <w:style w:type="paragraph" w:customStyle="1" w:styleId="36">
     <w:name w:val="Compact"/>
-    <w:basedOn w:val="BodyText"/>
+    <w:basedOn w:val="12"/>
     <w:qFormat/>
+    <w:uiPriority w:val="0"/>
     <w:pPr>
       <w:spacing w:before="36" w:after="36"/>
     </w:pPr>
   </w:style>
-  <w:style w:type="table" w:customStyle="1" w:styleId="Table">
+  <w:style w:type="table" w:customStyle="1" w:styleId="37">
     <w:name w:val="Table"/>
     <w:semiHidden/>
     <w:unhideWhenUsed/>
     <w:qFormat/>
+    <w:uiPriority w:val="0"/>
     <w:tblPr>
       <w:tblCellMar>
         <w:top w:w="0" w:type="dxa"/>
@@ -11495,25 +11662,27 @@
     <w:tblStylePr w:type="firstRow">
       <w:tcPr>
         <w:tcBorders>
-          <w:bottom w:val="single" w:sz="0" w:space="0" w:color="auto"/>
+          <w:bottom w:val="single" w:color="auto" w:sz="0" w:space="0"/>
         </w:tcBorders>
         <w:vAlign w:val="bottom"/>
       </w:tcPr>
     </w:tblStylePr>
   </w:style>
-  <w:style w:type="character" w:customStyle="1" w:styleId="1Char">
+  <w:style w:type="character" w:customStyle="1" w:styleId="38">
     <w:name w:val="柴_标题1 Char"/>
-    <w:link w:val="1"/>
+    <w:link w:val="28"/>
     <w:qFormat/>
+    <w:uiPriority w:val="0"/>
     <w:rPr>
-      <w:rFonts w:ascii="Arial" w:eastAsia="宋体" w:hAnsi="Arial"/>
+      <w:rFonts w:ascii="Arial" w:hAnsi="Arial" w:eastAsia="宋体"/>
       <w:sz w:val="32"/>
     </w:rPr>
   </w:style>
-  <w:style w:type="paragraph" w:customStyle="1" w:styleId="a3">
+  <w:style w:type="paragraph" w:customStyle="1" w:styleId="39">
     <w:name w:val="柴_正文_无缩进"/>
-    <w:basedOn w:val="Normal"/>
+    <w:basedOn w:val="1"/>
     <w:qFormat/>
+    <w:uiPriority w:val="0"/>
     <w:pPr>
       <w:ind w:firstLine="0" w:firstLineChars="0"/>
     </w:pPr>
@@ -11523,38 +11692,40 @@
       <w:lang w:eastAsia="zh-CN"/>
     </w:rPr>
   </w:style>
-  <w:style w:type="paragraph" w:customStyle="1" w:styleId="4">
+  <w:style w:type="paragraph" w:customStyle="1" w:styleId="40">
     <w:name w:val="柴_标题4"/>
-    <w:basedOn w:val="Heading4"/>
-    <w:next w:val="Normal"/>
+    <w:basedOn w:val="5"/>
+    <w:next w:val="1"/>
     <w:qFormat/>
+    <w:uiPriority w:val="0"/>
     <w:pPr>
       <w:widowControl w:val="0"/>
       <w:spacing w:before="160" w:line="360" w:lineRule="auto"/>
-      <w:ind w:left="981" w:hanging="862" w:leftChars="300"/>
+      <w:ind w:left="981" w:leftChars="300" w:hanging="862"/>
     </w:pPr>
     <w:rPr>
-      <w:rFonts w:ascii="Calibri" w:eastAsia="宋体" w:hAnsi="Calibri" w:cs="宋体" w:hint="eastAsia"/>
+      <w:rFonts w:hint="eastAsia" w:ascii="Calibri" w:hAnsi="Calibri" w:eastAsia="宋体" w:cs="宋体"/>
       <w:sz w:val="24"/>
       <w:szCs w:val="24"/>
       <w:lang w:eastAsia="zh-CN" w:bidi="zh-CN"/>
     </w:rPr>
   </w:style>
-  <w:style w:type="character" w:customStyle="1" w:styleId="Char">
+  <w:style w:type="character" w:customStyle="1" w:styleId="41">
     <w:name w:val="柴_正文 Char"/>
-    <w:link w:val="a1"/>
+    <w:link w:val="29"/>
     <w:qFormat/>
+    <w:uiPriority w:val="0"/>
     <w:rPr>
-      <w:rFonts w:ascii="Arial" w:eastAsia="宋体" w:hAnsi="Arial"/>
+      <w:rFonts w:ascii="Arial" w:hAnsi="Arial" w:eastAsia="宋体"/>
       <w:sz w:val="24"/>
       <w:lang w:eastAsia="zh-CN"/>
     </w:rPr>
   </w:style>
-  <w:style w:type="paragraph" w:customStyle="1" w:styleId="10">
+  <w:style w:type="paragraph" w:customStyle="1" w:styleId="42">
     <w:name w:val="列出段落1"/>
-    <w:basedOn w:val="Normal"/>
+    <w:basedOn w:val="1"/>
+    <w:qFormat/>
     <w:uiPriority w:val="34"/>
-    <w:qFormat/>
     <w:pPr>
       <w:spacing w:line="264" w:lineRule="auto"/>
       <w:ind w:firstLine="420" w:firstLineChars="200"/>
@@ -11565,11 +11736,11 @@
       <w:szCs w:val="21"/>
     </w:rPr>
   </w:style>
-  <w:style w:type="paragraph" w:styleId="ListParagraph">
+  <w:style w:type="paragraph" w:styleId="43">
     <w:name w:val="List Paragraph"/>
-    <w:basedOn w:val="Normal"/>
+    <w:basedOn w:val="1"/>
+    <w:qFormat/>
     <w:uiPriority w:val="34"/>
-    <w:qFormat/>
     <w:pPr>
       <w:ind w:firstLine="420" w:firstLineChars="200"/>
     </w:pPr>
